--- a/focus study mobile setup.docx
+++ b/focus study mobile setup.docx
@@ -86,15 +86,7 @@
         <w:t>Clean Browsing</w:t>
       </w:r>
       <w:r>
-        <w:t xml:space="preserve"> Family DNS or </w:t>
-      </w:r>
-      <w:proofErr w:type="spellStart"/>
-      <w:r>
-        <w:t>AdGuard</w:t>
-      </w:r>
-      <w:proofErr w:type="spellEnd"/>
-      <w:r>
-        <w:t xml:space="preserve"> Family DNS (system-wide) for extra adult content filtering.</w:t>
+        <w:t xml:space="preserve"> Family DNS or AdGuard Family DNS (system-wide) for extra adult content filtering.</w:t>
       </w:r>
       <w:r>
         <w:br/>
@@ -118,27 +110,11 @@
     </w:p>
     <w:p>
       <w:r>
-        <w:t xml:space="preserve">• Install </w:t>
-      </w:r>
-      <w:proofErr w:type="spellStart"/>
-      <w:r>
-        <w:t>AppBlock</w:t>
-      </w:r>
-      <w:proofErr w:type="spellEnd"/>
-      <w:r>
-        <w:t xml:space="preserve"> (works without root) → lets you block apps during study time.</w:t>
+        <w:t>• Install AppBlock (works without root) → lets you block apps during study time.</w:t>
       </w:r>
       <w:r>
         <w:br/>
-        <w:t xml:space="preserve">• Or use </w:t>
-      </w:r>
-      <w:proofErr w:type="spellStart"/>
-      <w:r>
-        <w:t>AFWall</w:t>
-      </w:r>
-      <w:proofErr w:type="spellEnd"/>
-      <w:r>
-        <w:t>+ (root firewall) → block all apps from using the internet, except study ones (e.g., dictionary, PDF reader, Google Classroom).</w:t>
+        <w:t>• Or use AFWall+ (root firewall) → block all apps from using the internet, except study ones (e.g., dictionary, PDF reader, Google Classroom).</w:t>
       </w:r>
     </w:p>
     <w:p>
@@ -150,15 +126,7 @@
         <w:t>Note</w:t>
       </w:r>
       <w:r>
-        <w:t xml:space="preserve">: block selected bar on &gt;&gt; on side of </w:t>
-      </w:r>
-      <w:proofErr w:type="spellStart"/>
-      <w:r>
-        <w:t>afwall</w:t>
-      </w:r>
-      <w:proofErr w:type="spellEnd"/>
-      <w:r>
-        <w:t>+ logo&gt;&gt; on side of search &gt;&gt; click on three paragraph line on top bar.</w:t>
+        <w:t>: block selected bar on &gt;&gt; on side of afwall+ logo&gt;&gt; on side of search &gt;&gt; click on three paragraph line on top bar.</w:t>
       </w:r>
     </w:p>
     <w:p>
@@ -247,15 +215,7 @@
       </w:r>
       <w:r>
         <w:lastRenderedPageBreak/>
-        <w:t xml:space="preserve">• Custom ROM (optional): If you’re open to flashing, you can install a lightweight ROM (like </w:t>
-      </w:r>
-      <w:proofErr w:type="spellStart"/>
-      <w:r>
-        <w:t>LineageOS</w:t>
-      </w:r>
-      <w:proofErr w:type="spellEnd"/>
-      <w:r>
-        <w:t>) with only bare essentials.</w:t>
+        <w:t>• Custom ROM (optional): If you’re open to flashing, you can install a lightweight ROM (like LineageOS) with only bare essentials.</w:t>
       </w:r>
     </w:p>
     <w:p>
@@ -319,17 +279,8 @@
           <w:b/>
           <w:bCs/>
         </w:rPr>
-        <w:t xml:space="preserve">Install from </w:t>
-      </w:r>
-      <w:proofErr w:type="spellStart"/>
-      <w:r>
-        <w:rPr>
-          <w:b/>
-          <w:bCs/>
-        </w:rPr>
-        <w:t>adb</w:t>
-      </w:r>
-      <w:proofErr w:type="spellEnd"/>
+        <w:t>Install from adb</w:t>
+      </w:r>
     </w:p>
     <w:p>
       <w:r>
@@ -340,23 +291,7 @@
           <w:b/>
           <w:bCs/>
         </w:rPr>
-        <w:t xml:space="preserve">flash </w:t>
-      </w:r>
-      <w:proofErr w:type="spellStart"/>
-      <w:r>
-        <w:rPr>
-          <w:b/>
-          <w:bCs/>
-        </w:rPr>
-        <w:t>Magisk</w:t>
-      </w:r>
-      <w:proofErr w:type="spellEnd"/>
-      <w:r>
-        <w:rPr>
-          <w:b/>
-          <w:bCs/>
-        </w:rPr>
-        <w:t xml:space="preserve"> from your PC directly to TWRP on your J7 Prime</w:t>
+        <w:t>flash Magisk from your PC directly to TWRP on your J7 Prime</w:t>
       </w:r>
       <w:r>
         <w:t>. There are two main approaches:</w:t>
@@ -381,23 +316,7 @@
           <w:b/>
           <w:bCs/>
         </w:rPr>
-        <w:t xml:space="preserve">Option 1: Transfer </w:t>
-      </w:r>
-      <w:proofErr w:type="spellStart"/>
-      <w:r>
-        <w:rPr>
-          <w:b/>
-          <w:bCs/>
-        </w:rPr>
-        <w:t>Magisk</w:t>
-      </w:r>
-      <w:proofErr w:type="spellEnd"/>
-      <w:r>
-        <w:rPr>
-          <w:b/>
-          <w:bCs/>
-        </w:rPr>
-        <w:t xml:space="preserve"> ZIP to Phone Storage</w:t>
+        <w:t>Option 1: Transfer Magisk ZIP to Phone Storage</w:t>
       </w:r>
     </w:p>
     <w:p>
@@ -410,21 +329,12 @@
       <w:r>
         <w:t xml:space="preserve">Download the </w:t>
       </w:r>
-      <w:proofErr w:type="spellStart"/>
-      <w:r>
-        <w:rPr>
-          <w:b/>
-          <w:bCs/>
-        </w:rPr>
-        <w:t>Magisk</w:t>
-      </w:r>
-      <w:proofErr w:type="spellEnd"/>
-      <w:r>
-        <w:rPr>
-          <w:b/>
-          <w:bCs/>
-        </w:rPr>
-        <w:t xml:space="preserve"> ZIP</w:t>
+      <w:r>
+        <w:rPr>
+          <w:b/>
+          <w:bCs/>
+        </w:rPr>
+        <w:t>Magisk ZIP</w:t>
       </w:r>
       <w:r>
         <w:t xml:space="preserve"> (latest stable version) on your PC.</w:t>
@@ -564,15 +474,7 @@
         <w:t>Install</w:t>
       </w:r>
       <w:r>
-        <w:t xml:space="preserve"> → Locate the </w:t>
-      </w:r>
-      <w:proofErr w:type="spellStart"/>
-      <w:r>
-        <w:t>Magisk</w:t>
-      </w:r>
-      <w:proofErr w:type="spellEnd"/>
-      <w:r>
-        <w:t xml:space="preserve"> ZIP → Swipe to flash.</w:t>
+        <w:t xml:space="preserve"> → Locate the Magisk ZIP → Swipe to flash.</w:t>
       </w:r>
     </w:p>
     <w:p>
@@ -596,21 +498,12 @@
       <w:r>
         <w:t xml:space="preserve">Verify installation with </w:t>
       </w:r>
-      <w:proofErr w:type="spellStart"/>
-      <w:r>
-        <w:rPr>
-          <w:b/>
-          <w:bCs/>
-        </w:rPr>
-        <w:t>Magisk</w:t>
-      </w:r>
-      <w:proofErr w:type="spellEnd"/>
-      <w:r>
-        <w:rPr>
-          <w:b/>
-          <w:bCs/>
-        </w:rPr>
-        <w:t xml:space="preserve"> Manager</w:t>
+      <w:r>
+        <w:rPr>
+          <w:b/>
+          <w:bCs/>
+        </w:rPr>
+        <w:t>Magisk Manager</w:t>
       </w:r>
       <w:r>
         <w:t xml:space="preserve"> app.</w:t>
@@ -635,23 +528,7 @@
           <w:b/>
           <w:bCs/>
         </w:rPr>
-        <w:t xml:space="preserve">Option 2: Flash </w:t>
-      </w:r>
-      <w:proofErr w:type="spellStart"/>
-      <w:r>
-        <w:rPr>
-          <w:b/>
-          <w:bCs/>
-        </w:rPr>
-        <w:t>Magisk</w:t>
-      </w:r>
-      <w:proofErr w:type="spellEnd"/>
-      <w:r>
-        <w:rPr>
-          <w:b/>
-          <w:bCs/>
-        </w:rPr>
-        <w:t xml:space="preserve"> ZIP Directly via ADB Sideload (no need to copy ZIP manually)</w:t>
+        <w:t>Option 2: Flash Magisk ZIP Directly via ADB Sideload (no need to copy ZIP manually)</w:t>
       </w:r>
     </w:p>
     <w:p>
@@ -669,21 +546,12 @@
       <w:r>
         <w:t xml:space="preserve">Download </w:t>
       </w:r>
-      <w:proofErr w:type="spellStart"/>
-      <w:r>
-        <w:rPr>
-          <w:b/>
-          <w:bCs/>
-        </w:rPr>
-        <w:t>Magisk</w:t>
-      </w:r>
-      <w:proofErr w:type="spellEnd"/>
-      <w:r>
-        <w:rPr>
-          <w:b/>
-          <w:bCs/>
-        </w:rPr>
-        <w:t xml:space="preserve"> ZIP</w:t>
+      <w:r>
+        <w:rPr>
+          <w:b/>
+          <w:bCs/>
+        </w:rPr>
+        <w:t>Magisk ZIP</w:t>
       </w:r>
       <w:r>
         <w:t xml:space="preserve"> on your PC.</w:t>
@@ -765,24 +633,14 @@
       </w:r>
     </w:p>
     <w:p>
-      <w:proofErr w:type="spellStart"/>
       <w:r>
         <w:lastRenderedPageBreak/>
-        <w:t>adb</w:t>
-      </w:r>
-      <w:proofErr w:type="spellEnd"/>
-      <w:r>
-        <w:t xml:space="preserve"> devices</w:t>
-      </w:r>
-    </w:p>
-    <w:p>
-      <w:proofErr w:type="spellStart"/>
-      <w:r>
-        <w:t>adb</w:t>
-      </w:r>
-      <w:proofErr w:type="spellEnd"/>
-      <w:r>
-        <w:t xml:space="preserve"> sideload Magisk-v26.1.zip</w:t>
+        <w:t>adb devices</w:t>
+      </w:r>
+    </w:p>
+    <w:p>
+      <w:r>
+        <w:t>adb sideload Magisk-v26.1.zip</w:t>
       </w:r>
     </w:p>
     <w:p>
@@ -886,17 +744,8 @@
           <w:b/>
           <w:bCs/>
         </w:rPr>
-        <w:t xml:space="preserve">latest stable </w:t>
-      </w:r>
-      <w:proofErr w:type="spellStart"/>
-      <w:r>
-        <w:rPr>
-          <w:b/>
-          <w:bCs/>
-        </w:rPr>
-        <w:t>Magisk</w:t>
-      </w:r>
-      <w:proofErr w:type="spellEnd"/>
+        <w:t>latest stable Magisk</w:t>
+      </w:r>
       <w:r>
         <w:t xml:space="preserve"> version.</w:t>
       </w:r>
@@ -911,21 +760,12 @@
       <w:r>
         <w:t xml:space="preserve">After flashing, open </w:t>
       </w:r>
-      <w:proofErr w:type="spellStart"/>
-      <w:r>
-        <w:rPr>
-          <w:b/>
-          <w:bCs/>
-        </w:rPr>
-        <w:t>Magisk</w:t>
-      </w:r>
-      <w:proofErr w:type="spellEnd"/>
-      <w:r>
-        <w:rPr>
-          <w:b/>
-          <w:bCs/>
-        </w:rPr>
-        <w:t xml:space="preserve"> Manager</w:t>
+      <w:r>
+        <w:rPr>
+          <w:b/>
+          <w:bCs/>
+        </w:rPr>
+        <w:t>Magisk Manager</w:t>
       </w:r>
       <w:r>
         <w:t xml:space="preserve"> to check root status.</w:t>
@@ -947,23 +787,7 @@
           <w:b/>
           <w:bCs/>
         </w:rPr>
-        <w:t xml:space="preserve">step-by-step exact guide for your J7 Prime: TWRP → Flash </w:t>
-      </w:r>
-      <w:proofErr w:type="spellStart"/>
-      <w:r>
-        <w:rPr>
-          <w:b/>
-          <w:bCs/>
-        </w:rPr>
-        <w:t>Magisk</w:t>
-      </w:r>
-      <w:proofErr w:type="spellEnd"/>
-      <w:r>
-        <w:rPr>
-          <w:b/>
-          <w:bCs/>
-        </w:rPr>
-        <w:t xml:space="preserve"> → Verify root</w:t>
+        <w:t>step-by-step exact guide for your J7 Prime: TWRP → Flash Magisk → Verify root</w:t>
       </w:r>
       <w:r>
         <w:t>, so you can follow it safely.</w:t>
@@ -1273,7 +1097,6 @@
       <w:r>
         <w:t xml:space="preserve"> or </w:t>
       </w:r>
-      <w:proofErr w:type="spellStart"/>
       <w:r>
         <w:rPr>
           <w:i/>
@@ -1281,7 +1104,6 @@
         </w:rPr>
         <w:t>StayFocusd</w:t>
       </w:r>
-      <w:proofErr w:type="spellEnd"/>
       <w:r>
         <w:t xml:space="preserve"> on browsers.</w:t>
       </w:r>
@@ -1301,15 +1123,7 @@
         <w:t>Noise Control</w:t>
       </w:r>
       <w:r>
-        <w:t>: Use noise-</w:t>
-      </w:r>
-      <w:proofErr w:type="spellStart"/>
-      <w:r>
-        <w:t>canceling</w:t>
-      </w:r>
-      <w:proofErr w:type="spellEnd"/>
-      <w:r>
-        <w:t xml:space="preserve"> headphones or listen to focus-friendly music (classical, lo-fi).</w:t>
+        <w:t>: Use noise-canceling headphones or listen to focus-friendly music (classical, lo-fi).</w:t>
       </w:r>
     </w:p>
     <w:p>
@@ -1547,7 +1361,6 @@
       <w:r>
         <w:t xml:space="preserve"> (focus timer) or </w:t>
       </w:r>
-      <w:proofErr w:type="spellStart"/>
       <w:r>
         <w:rPr>
           <w:i/>
@@ -1555,7 +1368,6 @@
         </w:rPr>
         <w:t>Todoist</w:t>
       </w:r>
-      <w:proofErr w:type="spellEnd"/>
       <w:r>
         <w:t xml:space="preserve"> (task management).</w:t>
       </w:r>
@@ -1572,23 +1384,7 @@
           <w:b/>
           <w:bCs/>
         </w:rPr>
-        <w:t>Voice Assistant (</w:t>
-      </w:r>
-      <w:proofErr w:type="spellStart"/>
-      <w:r>
-        <w:rPr>
-          <w:b/>
-          <w:bCs/>
-        </w:rPr>
-        <w:t>Breeno</w:t>
-      </w:r>
-      <w:proofErr w:type="spellEnd"/>
-      <w:r>
-        <w:rPr>
-          <w:b/>
-          <w:bCs/>
-        </w:rPr>
-        <w:t>)</w:t>
+        <w:t>Voice Assistant (Breeno)</w:t>
       </w:r>
       <w:r>
         <w:t>: Set reminders or timers hands-free.</w:t>
@@ -1657,15 +1453,7 @@
         <w:t>Meditation</w:t>
       </w:r>
       <w:r>
-        <w:t>: Try 5–</w:t>
-      </w:r>
-      <w:proofErr w:type="gramStart"/>
-      <w:r>
-        <w:t>10 minute</w:t>
-      </w:r>
-      <w:proofErr w:type="gramEnd"/>
-      <w:r>
-        <w:t xml:space="preserve"> meditation before study (apps like </w:t>
+        <w:t xml:space="preserve">: Try 5–10 minute meditation before study (apps like </w:t>
       </w:r>
       <w:r>
         <w:rPr>
@@ -1900,13 +1688,8 @@
             <w:hideMark/>
           </w:tcPr>
           <w:p>
-            <w:proofErr w:type="gramStart"/>
             <w:r>
-              <w:t>Mutes</w:t>
-            </w:r>
-            <w:proofErr w:type="gramEnd"/>
-            <w:r>
-              <w:t xml:space="preserve"> notifications</w:t>
+              <w:t>Mutes notifications</w:t>
             </w:r>
           </w:p>
         </w:tc>
@@ -1939,15 +1722,7 @@
           </w:tcPr>
           <w:p>
             <w:r>
-              <w:t xml:space="preserve">Settings → Additional Settings → Accessibility → </w:t>
-            </w:r>
-            <w:proofErr w:type="spellStart"/>
-            <w:r>
-              <w:t>Color</w:t>
-            </w:r>
-            <w:proofErr w:type="spellEnd"/>
-            <w:r>
-              <w:t xml:space="preserve"> Mode → Grayscale</w:t>
+              <w:t>Settings → Additional Settings → Accessibility → Color Mode → Grayscale</w:t>
             </w:r>
           </w:p>
         </w:tc>
@@ -2025,23 +1800,7 @@
                 <w:b/>
                 <w:bCs/>
               </w:rPr>
-              <w:t>Voice Assistant (</w:t>
-            </w:r>
-            <w:proofErr w:type="spellStart"/>
-            <w:r>
-              <w:rPr>
-                <w:b/>
-                <w:bCs/>
-              </w:rPr>
-              <w:t>Breeno</w:t>
-            </w:r>
-            <w:proofErr w:type="spellEnd"/>
-            <w:r>
-              <w:rPr>
-                <w:b/>
-                <w:bCs/>
-              </w:rPr>
-              <w:t>)</w:t>
+              <w:t>Voice Assistant (Breeno)</w:t>
             </w:r>
           </w:p>
         </w:tc>
@@ -2230,21 +1989,12 @@
           <w:numId w:val="1"/>
         </w:numPr>
       </w:pPr>
-      <w:proofErr w:type="spellStart"/>
-      <w:r>
-        <w:rPr>
-          <w:b/>
-          <w:bCs/>
-        </w:rPr>
-        <w:t>AFWall</w:t>
-      </w:r>
-      <w:proofErr w:type="spellEnd"/>
-      <w:r>
-        <w:rPr>
-          <w:b/>
-          <w:bCs/>
-        </w:rPr>
-        <w:t>+</w:t>
+      <w:r>
+        <w:rPr>
+          <w:b/>
+          <w:bCs/>
+        </w:rPr>
+        <w:t>AFWall+</w:t>
       </w:r>
       <w:r>
         <w:t xml:space="preserve"> (commonly stylized this way)</w:t>
@@ -2272,7 +2022,6 @@
           <w:numId w:val="1"/>
         </w:numPr>
       </w:pPr>
-      <w:proofErr w:type="spellStart"/>
       <w:r>
         <w:rPr>
           <w:b/>
@@ -2280,7 +2029,6 @@
         </w:rPr>
         <w:t>AdGuard</w:t>
       </w:r>
-      <w:proofErr w:type="spellEnd"/>
     </w:p>
     <w:p>
       <w:pPr>
@@ -2353,21 +2101,12 @@
       <w:r>
         <w:t xml:space="preserve">Converted </w:t>
       </w:r>
-      <w:proofErr w:type="spellStart"/>
-      <w:r>
-        <w:rPr>
-          <w:b/>
-          <w:bCs/>
-        </w:rPr>
-        <w:t>AFWall</w:t>
-      </w:r>
-      <w:proofErr w:type="spellEnd"/>
-      <w:r>
-        <w:rPr>
-          <w:b/>
-          <w:bCs/>
-        </w:rPr>
-        <w:t>+</w:t>
+      <w:r>
+        <w:rPr>
+          <w:b/>
+          <w:bCs/>
+        </w:rPr>
+        <w:t>AFWall+</w:t>
       </w:r>
       <w:r>
         <w:t xml:space="preserve"> and </w:t>
@@ -2469,15 +2208,7 @@
         <w:t>.</w:t>
       </w:r>
       <w:r>
-        <w:t xml:space="preserve"> Use own </w:t>
-      </w:r>
-      <w:proofErr w:type="spellStart"/>
-      <w:r>
-        <w:t>luncher</w:t>
-      </w:r>
-      <w:proofErr w:type="spellEnd"/>
-      <w:r>
-        <w:t>.</w:t>
+        <w:t xml:space="preserve"> Use own luncher.</w:t>
       </w:r>
     </w:p>
     <w:p>
@@ -2500,21 +2231,12 @@
       <w:r>
         <w:t xml:space="preserve"> to the </w:t>
       </w:r>
-      <w:proofErr w:type="spellStart"/>
-      <w:r>
-        <w:rPr>
-          <w:b/>
-          <w:bCs/>
-        </w:rPr>
-        <w:t>AFWall</w:t>
-      </w:r>
-      <w:proofErr w:type="spellEnd"/>
-      <w:r>
-        <w:rPr>
-          <w:b/>
-          <w:bCs/>
-        </w:rPr>
-        <w:t>+ app</w:t>
+      <w:r>
+        <w:rPr>
+          <w:b/>
+          <w:bCs/>
+        </w:rPr>
+        <w:t>AFWall+ app</w:t>
       </w:r>
       <w:r>
         <w:t>.</w:t>
@@ -2544,15 +2266,7 @@
         </w:numPr>
       </w:pPr>
       <w:r>
-        <w:t xml:space="preserve">I used </w:t>
-      </w:r>
-      <w:proofErr w:type="spellStart"/>
-      <w:r>
-        <w:t>freezed</w:t>
-      </w:r>
-      <w:proofErr w:type="spellEnd"/>
-      <w:r>
-        <w:t xml:space="preserve"> feature from luck patcher.</w:t>
+        <w:t>I used freezed feature from luck patcher.</w:t>
       </w:r>
     </w:p>
     <w:p/>
@@ -2561,13 +2275,8 @@
         <w:pStyle w:val="Heading2"/>
       </w:pPr>
       <w:r>
-        <w:t xml:space="preserve">To block ads on </w:t>
-      </w:r>
-      <w:proofErr w:type="spellStart"/>
-      <w:r>
-        <w:t>spotify</w:t>
-      </w:r>
-      <w:proofErr w:type="spellEnd"/>
+        <w:t>To block ads on spotify</w:t>
+      </w:r>
     </w:p>
     <w:p>
       <w:r>
@@ -2616,21 +2325,12 @@
           <w:bCs/>
         </w:rPr>
       </w:pPr>
-      <w:proofErr w:type="spellStart"/>
-      <w:r>
-        <w:rPr>
-          <w:b/>
-          <w:bCs/>
-        </w:rPr>
-        <w:t>AFWall</w:t>
-      </w:r>
-      <w:proofErr w:type="spellEnd"/>
-      <w:r>
-        <w:rPr>
-          <w:b/>
-          <w:bCs/>
-        </w:rPr>
-        <w:t>+</w:t>
+      <w:r>
+        <w:rPr>
+          <w:b/>
+          <w:bCs/>
+        </w:rPr>
+        <w:t>AFWall+</w:t>
       </w:r>
     </w:p>
     <w:p>
@@ -2643,21 +2343,12 @@
       <w:r>
         <w:t xml:space="preserve">Import rules only on </w:t>
       </w:r>
-      <w:proofErr w:type="spellStart"/>
-      <w:r>
-        <w:rPr>
-          <w:b/>
-          <w:bCs/>
-        </w:rPr>
-        <w:t>AFWall</w:t>
-      </w:r>
-      <w:proofErr w:type="spellEnd"/>
-      <w:r>
-        <w:rPr>
-          <w:b/>
-          <w:bCs/>
-        </w:rPr>
-        <w:t>+</w:t>
+      <w:r>
+        <w:rPr>
+          <w:b/>
+          <w:bCs/>
+        </w:rPr>
+        <w:t>AFWall+</w:t>
       </w:r>
       <w:r>
         <w:t>.</w:t>
@@ -2690,23 +2381,7 @@
           <w:b/>
           <w:bCs/>
         </w:rPr>
-        <w:t>Note (</w:t>
-      </w:r>
-      <w:proofErr w:type="spellStart"/>
-      <w:r>
-        <w:rPr>
-          <w:b/>
-          <w:bCs/>
-        </w:rPr>
-        <w:t>AFWall</w:t>
-      </w:r>
-      <w:proofErr w:type="spellEnd"/>
-      <w:r>
-        <w:rPr>
-          <w:b/>
-          <w:bCs/>
-        </w:rPr>
-        <w:t>+):</w:t>
+        <w:t>Note (AFWall+):</w:t>
       </w:r>
     </w:p>
     <w:p>
@@ -2717,15 +2392,7 @@
         </w:numPr>
       </w:pPr>
       <w:r>
-        <w:t>#</w:t>
-      </w:r>
-      <w:proofErr w:type="gramStart"/>
-      <w:r>
-        <w:t>no</w:t>
-      </w:r>
-      <w:proofErr w:type="gramEnd"/>
-      <w:r>
-        <w:t xml:space="preserve"> internet symbol issue.</w:t>
+        <w:t>#no internet symbol issue.</w:t>
       </w:r>
     </w:p>
     <w:p>
@@ -3532,15 +3199,7 @@
         <w:t xml:space="preserve"> Built-in hidden function accessed with code #9705#</w:t>
       </w:r>
       <w:r>
-        <w:t xml:space="preserve">. Make code </w:t>
-      </w:r>
-      <w:proofErr w:type="gramStart"/>
-      <w:r>
-        <w:t>an</w:t>
-      </w:r>
-      <w:proofErr w:type="gramEnd"/>
-      <w:r>
-        <w:t xml:space="preserve"> longer.</w:t>
+        <w:t>. Make code an longer.</w:t>
       </w:r>
       <w:r>
         <w:br/>
@@ -3631,15 +3290,7 @@
         <w:t>YouTube</w:t>
       </w:r>
       <w:r>
-        <w:t xml:space="preserve"> videos </w:t>
-      </w:r>
-      <w:proofErr w:type="spellStart"/>
-      <w:r>
-        <w:t>n</w:t>
-      </w:r>
-      <w:proofErr w:type="spellEnd"/>
-      <w:r>
-        <w:t xml:space="preserve"> it. Which make more distraction from it. Just </w:t>
+        <w:t xml:space="preserve"> videos n it. Which make more distraction from it. Just </w:t>
       </w:r>
       <w:r>
         <w:t>disable</w:t>
@@ -3702,36 +3353,22 @@
       <w:pPr>
         <w:pStyle w:val="NoSpacing"/>
       </w:pPr>
-      <w:proofErr w:type="spellStart"/>
-      <w:r>
-        <w:rPr>
-          <w:b/>
-          <w:bCs/>
-        </w:rPr>
-        <w:t>Ncell</w:t>
-      </w:r>
-      <w:proofErr w:type="spellEnd"/>
-      <w:r>
-        <w:rPr>
-          <w:b/>
-          <w:bCs/>
-        </w:rPr>
-        <w:t xml:space="preserve"> App</w:t>
+      <w:r>
+        <w:rPr>
+          <w:b/>
+          <w:bCs/>
+        </w:rPr>
+        <w:t>Ncell App</w:t>
       </w:r>
       <w:r>
         <w:br/>
         <w:t xml:space="preserve">The </w:t>
       </w:r>
-      <w:proofErr w:type="spellStart"/>
       <w:r>
         <w:t>n</w:t>
       </w:r>
       <w:r>
-        <w:t>cell</w:t>
-      </w:r>
-      <w:proofErr w:type="spellEnd"/>
-      <w:r>
-        <w:t xml:space="preserve"> app also includes an in-built browser, which can be used to browse YouTube. Because of this, I often get distracted by YouTube videos and other content.</w:t>
+        <w:t>cell app also includes an in-built browser, which can be used to browse YouTube. Because of this, I often get distracted by YouTube videos and other content.</w:t>
       </w:r>
     </w:p>
     <w:p>
@@ -4791,13 +4428,248 @@
         <w:t>Make sure to allow the phone launcher for better accessibility and performance.</w:t>
       </w:r>
     </w:p>
-    <w:p>
-      <w:r>
-        <w:rPr>
-          <w:b/>
-          <w:bCs/>
-        </w:rPr>
-        <w:lastRenderedPageBreak/>
+    <w:p/>
+    <w:p>
+      <w:pPr>
+        <w:rPr>
+          <w:b/>
+          <w:bCs/>
+        </w:rPr>
+      </w:pPr>
+      <w:r>
+        <w:rPr>
+          <w:b/>
+          <w:bCs/>
+        </w:rPr>
+        <w:t>Experimental with Microsoft qbitorrent.</w:t>
+      </w:r>
+    </w:p>
+    <w:p>
+      <w:r>
+        <w:t>There is a app called qbitorrent that I can easily installed. So from that I can download .torrent megnet and I can download movies easily. So solution: is to block that Microsoft sites from hosts.</w:t>
+      </w:r>
+    </w:p>
+    <w:p>
+      <w:pPr>
+        <w:pStyle w:val="NoSpacing"/>
+      </w:pPr>
+      <w:r>
+        <w:t>0.0.0.0 apps.microsoft.com</w:t>
+      </w:r>
+    </w:p>
+    <w:p>
+      <w:pPr>
+        <w:pStyle w:val="NoSpacing"/>
+      </w:pPr>
+      <w:r>
+        <w:t xml:space="preserve">0.0.0.0 </w:t>
+      </w:r>
+      <w:hyperlink r:id="rId6" w:history="1">
+        <w:r>
+          <w:rPr>
+            <w:rStyle w:val="Hyperlink"/>
+          </w:rPr>
+          <w:t>www.apps.microsoft.com</w:t>
+        </w:r>
+      </w:hyperlink>
+    </w:p>
+    <w:p>
+      <w:hyperlink r:id="rId7" w:history="1">
+        <w:r>
+          <w:rPr>
+            <w:rStyle w:val="Hyperlink"/>
+          </w:rPr>
+          <w:t>https://www.proxysite.com/</w:t>
+        </w:r>
+      </w:hyperlink>
+    </w:p>
+    <w:p>
+      <w:pPr>
+        <w:pStyle w:val="NoSpacing"/>
+      </w:pPr>
+      <w:r>
+        <w:t>127.0.0.1 apps.microsoft.com</w:t>
+      </w:r>
+    </w:p>
+    <w:p>
+      <w:pPr>
+        <w:pStyle w:val="NoSpacing"/>
+      </w:pPr>
+      <w:r>
+        <w:t>127.0.0.1 www.apps.microsoft.com</w:t>
+      </w:r>
+    </w:p>
+    <w:p>
+      <w:pPr>
+        <w:pStyle w:val="NoSpacing"/>
+      </w:pPr>
+      <w:r>
+        <w:t>127.0.0.1 www.proxysite.com</w:t>
+      </w:r>
+    </w:p>
+    <w:p>
+      <w:pPr>
+        <w:pStyle w:val="NoSpacing"/>
+      </w:pPr>
+      <w:r>
+        <w:t>127.0.0.1 proxysite.com</w:t>
+      </w:r>
+    </w:p>
+    <w:p>
+      <w:pPr>
+        <w:pStyle w:val="NoSpacing"/>
+      </w:pPr>
+    </w:p>
+    <w:p>
+      <w:pPr>
+        <w:pStyle w:val="NoSpacing"/>
+      </w:pPr>
+      <w:r>
+        <w:t>//service of micrsoft all.</w:t>
+      </w:r>
+    </w:p>
+    <w:p>
+      <w:pPr>
+        <w:pStyle w:val="NoSpacing"/>
+      </w:pPr>
+      <w:r>
+        <w:t>0.0.0.0 web-store-eyfkgzgudfgwftdc.z01.azurefd.net</w:t>
+      </w:r>
+    </w:p>
+    <w:p>
+      <w:pPr>
+        <w:pStyle w:val="NoSpacing"/>
+      </w:pPr>
+      <w:r>
+        <w:t>0.0.0.0 mr-z01.tm-azurefd.net</w:t>
+      </w:r>
+    </w:p>
+    <w:p>
+      <w:pPr>
+        <w:pStyle w:val="NoSpacing"/>
+      </w:pPr>
+      <w:r>
+        <w:t>0.0.0.0 shed.dual-low.part-0023.t-0009.t-msedge.net</w:t>
+      </w:r>
+    </w:p>
+    <w:p>
+      <w:pPr>
+        <w:pStyle w:val="NoSpacing"/>
+      </w:pPr>
+      <w:r>
+        <w:t>0.0.0.0 part-0023.t-0009.t-msedge.net</w:t>
+      </w:r>
+    </w:p>
+    <w:p>
+      <w:pPr>
+        <w:pStyle w:val="NoSpacing"/>
+      </w:pPr>
+    </w:p>
+    <w:p>
+      <w:r>
+        <w:t xml:space="preserve">Also block </w:t>
+      </w:r>
+      <w:r>
+        <w:t>proxysite.com</w:t>
+      </w:r>
+    </w:p>
+    <w:p/>
+    <w:p>
+      <w:pPr>
+        <w:rPr>
+          <w:b/>
+          <w:bCs/>
+        </w:rPr>
+      </w:pPr>
+      <w:r>
+        <w:rPr>
+          <w:rFonts w:ascii="Segoe UI Emoji" w:hAnsi="Segoe UI Emoji" w:cs="Segoe UI Emoji"/>
+          <w:b/>
+          <w:bCs/>
+        </w:rPr>
+        <w:t>✅</w:t>
+      </w:r>
+      <w:r>
+        <w:rPr>
+          <w:b/>
+          <w:bCs/>
+        </w:rPr>
+        <w:t xml:space="preserve"> Method 2 – Group Policy (Best for Students / Lab PCs)</w:t>
+      </w:r>
+    </w:p>
+    <w:p>
+      <w:r>
+        <w:t>If you're using Windows Pro:</w:t>
+      </w:r>
+    </w:p>
+    <w:p>
+      <w:pPr>
+        <w:numPr>
+          <w:ilvl w:val="0"/>
+          <w:numId w:val="47"/>
+        </w:numPr>
+      </w:pPr>
+      <w:r>
+        <w:t>Run gpedit.msc</w:t>
+      </w:r>
+    </w:p>
+    <w:p>
+      <w:pPr>
+        <w:numPr>
+          <w:ilvl w:val="0"/>
+          <w:numId w:val="47"/>
+        </w:numPr>
+      </w:pPr>
+      <w:r>
+        <w:t>Go to:</w:t>
+      </w:r>
+    </w:p>
+    <w:p>
+      <w:r>
+        <w:t>Computer Configuration →</w:t>
+      </w:r>
+      <w:r>
+        <w:br/>
+        <w:t>Administrative Templates →</w:t>
+      </w:r>
+      <w:r>
+        <w:br/>
+        <w:t>Windows Components →</w:t>
+      </w:r>
+      <w:r>
+        <w:br/>
+        <w:t>Store</w:t>
+      </w:r>
+    </w:p>
+    <w:p>
+      <w:pPr>
+        <w:numPr>
+          <w:ilvl w:val="0"/>
+          <w:numId w:val="47"/>
+        </w:numPr>
+      </w:pPr>
+      <w:r>
+        <w:t>Enable:</w:t>
+      </w:r>
+    </w:p>
+    <w:p>
+      <w:r>
+        <w:t>Turn off the Store application</w:t>
+      </w:r>
+    </w:p>
+    <w:p>
+      <w:r>
+        <w:t>This completely disables Microsoft Store.</w:t>
+      </w:r>
+    </w:p>
+    <w:p/>
+    <w:p/>
+    <w:p>
+      <w:r>
+        <w:rPr>
+          <w:b/>
+          <w:bCs/>
+        </w:rPr>
         <w:t>Tips for Setup:</w:t>
       </w:r>
     </w:p>
@@ -4893,6 +4765,7 @@
         </w:numPr>
       </w:pPr>
       <w:r>
+        <w:lastRenderedPageBreak/>
         <w:t xml:space="preserve">Press and hold for 3 seconds on the volume </w:t>
       </w:r>
       <w:r>
@@ -5145,7 +5018,6 @@
         </w:numPr>
       </w:pPr>
       <w:r>
-        <w:lastRenderedPageBreak/>
         <w:t xml:space="preserve">Use another laptop/PC for the Discord live session. Control it via </w:t>
       </w:r>
       <w:r>
@@ -6442,6 +6314,119 @@
     </w:lvl>
   </w:abstractNum>
   <w:abstractNum w:abstractNumId="9" w15:restartNumberingAfterBreak="0">
+    <w:nsid w:val="1ACA6D39"/>
+    <w:multiLevelType w:val="multilevel"/>
+    <w:tmpl w:val="EFDEB0AC"/>
+    <w:lvl w:ilvl="0">
+      <w:start w:val="1"/>
+      <w:numFmt w:val="decimal"/>
+      <w:lvlText w:val="%1."/>
+      <w:lvlJc w:val="left"/>
+      <w:pPr>
+        <w:tabs>
+          <w:tab w:val="num" w:pos="720"/>
+        </w:tabs>
+        <w:ind w:left="720" w:hanging="360"/>
+      </w:pPr>
+    </w:lvl>
+    <w:lvl w:ilvl="1" w:tentative="1">
+      <w:start w:val="1"/>
+      <w:numFmt w:val="decimal"/>
+      <w:lvlText w:val="%2."/>
+      <w:lvlJc w:val="left"/>
+      <w:pPr>
+        <w:tabs>
+          <w:tab w:val="num" w:pos="1440"/>
+        </w:tabs>
+        <w:ind w:left="1440" w:hanging="360"/>
+      </w:pPr>
+    </w:lvl>
+    <w:lvl w:ilvl="2" w:tentative="1">
+      <w:start w:val="1"/>
+      <w:numFmt w:val="decimal"/>
+      <w:lvlText w:val="%3."/>
+      <w:lvlJc w:val="left"/>
+      <w:pPr>
+        <w:tabs>
+          <w:tab w:val="num" w:pos="2160"/>
+        </w:tabs>
+        <w:ind w:left="2160" w:hanging="360"/>
+      </w:pPr>
+    </w:lvl>
+    <w:lvl w:ilvl="3" w:tentative="1">
+      <w:start w:val="1"/>
+      <w:numFmt w:val="decimal"/>
+      <w:lvlText w:val="%4."/>
+      <w:lvlJc w:val="left"/>
+      <w:pPr>
+        <w:tabs>
+          <w:tab w:val="num" w:pos="2880"/>
+        </w:tabs>
+        <w:ind w:left="2880" w:hanging="360"/>
+      </w:pPr>
+    </w:lvl>
+    <w:lvl w:ilvl="4" w:tentative="1">
+      <w:start w:val="1"/>
+      <w:numFmt w:val="decimal"/>
+      <w:lvlText w:val="%5."/>
+      <w:lvlJc w:val="left"/>
+      <w:pPr>
+        <w:tabs>
+          <w:tab w:val="num" w:pos="3600"/>
+        </w:tabs>
+        <w:ind w:left="3600" w:hanging="360"/>
+      </w:pPr>
+    </w:lvl>
+    <w:lvl w:ilvl="5" w:tentative="1">
+      <w:start w:val="1"/>
+      <w:numFmt w:val="decimal"/>
+      <w:lvlText w:val="%6."/>
+      <w:lvlJc w:val="left"/>
+      <w:pPr>
+        <w:tabs>
+          <w:tab w:val="num" w:pos="4320"/>
+        </w:tabs>
+        <w:ind w:left="4320" w:hanging="360"/>
+      </w:pPr>
+    </w:lvl>
+    <w:lvl w:ilvl="6" w:tentative="1">
+      <w:start w:val="1"/>
+      <w:numFmt w:val="decimal"/>
+      <w:lvlText w:val="%7."/>
+      <w:lvlJc w:val="left"/>
+      <w:pPr>
+        <w:tabs>
+          <w:tab w:val="num" w:pos="5040"/>
+        </w:tabs>
+        <w:ind w:left="5040" w:hanging="360"/>
+      </w:pPr>
+    </w:lvl>
+    <w:lvl w:ilvl="7" w:tentative="1">
+      <w:start w:val="1"/>
+      <w:numFmt w:val="decimal"/>
+      <w:lvlText w:val="%8."/>
+      <w:lvlJc w:val="left"/>
+      <w:pPr>
+        <w:tabs>
+          <w:tab w:val="num" w:pos="5760"/>
+        </w:tabs>
+        <w:ind w:left="5760" w:hanging="360"/>
+      </w:pPr>
+    </w:lvl>
+    <w:lvl w:ilvl="8" w:tentative="1">
+      <w:start w:val="1"/>
+      <w:numFmt w:val="decimal"/>
+      <w:lvlText w:val="%9."/>
+      <w:lvlJc w:val="left"/>
+      <w:pPr>
+        <w:tabs>
+          <w:tab w:val="num" w:pos="6480"/>
+        </w:tabs>
+        <w:ind w:left="6480" w:hanging="360"/>
+      </w:pPr>
+    </w:lvl>
+  </w:abstractNum>
+  <w:abstractNum w:abstractNumId="10" w15:restartNumberingAfterBreak="0">
     <w:nsid w:val="1EDE6802"/>
     <w:multiLevelType w:val="multilevel"/>
     <w:tmpl w:val="A984B23C"/>
@@ -6590,7 +6575,7 @@
       </w:rPr>
     </w:lvl>
   </w:abstractNum>
-  <w:abstractNum w:abstractNumId="10" w15:restartNumberingAfterBreak="0">
+  <w:abstractNum w:abstractNumId="11" w15:restartNumberingAfterBreak="0">
     <w:nsid w:val="20186300"/>
     <w:multiLevelType w:val="multilevel"/>
     <w:tmpl w:val="6C28BA5E"/>
@@ -6739,7 +6724,7 @@
       </w:rPr>
     </w:lvl>
   </w:abstractNum>
-  <w:abstractNum w:abstractNumId="11" w15:restartNumberingAfterBreak="0">
+  <w:abstractNum w:abstractNumId="12" w15:restartNumberingAfterBreak="0">
     <w:nsid w:val="201C0EC4"/>
     <w:multiLevelType w:val="multilevel"/>
     <w:tmpl w:val="431E55D6"/>
@@ -6852,7 +6837,7 @@
       </w:pPr>
     </w:lvl>
   </w:abstractNum>
-  <w:abstractNum w:abstractNumId="12" w15:restartNumberingAfterBreak="0">
+  <w:abstractNum w:abstractNumId="13" w15:restartNumberingAfterBreak="0">
     <w:nsid w:val="24254E1A"/>
     <w:multiLevelType w:val="multilevel"/>
     <w:tmpl w:val="E8C8EB76"/>
@@ -7001,7 +6986,7 @@
       </w:rPr>
     </w:lvl>
   </w:abstractNum>
-  <w:abstractNum w:abstractNumId="13" w15:restartNumberingAfterBreak="0">
+  <w:abstractNum w:abstractNumId="14" w15:restartNumberingAfterBreak="0">
     <w:nsid w:val="248068B7"/>
     <w:multiLevelType w:val="multilevel"/>
     <w:tmpl w:val="ECE24A60"/>
@@ -7150,7 +7135,7 @@
       </w:rPr>
     </w:lvl>
   </w:abstractNum>
-  <w:abstractNum w:abstractNumId="14" w15:restartNumberingAfterBreak="0">
+  <w:abstractNum w:abstractNumId="15" w15:restartNumberingAfterBreak="0">
     <w:nsid w:val="24B5628C"/>
     <w:multiLevelType w:val="multilevel"/>
     <w:tmpl w:val="C290BE18"/>
@@ -7299,7 +7284,7 @@
       </w:rPr>
     </w:lvl>
   </w:abstractNum>
-  <w:abstractNum w:abstractNumId="15" w15:restartNumberingAfterBreak="0">
+  <w:abstractNum w:abstractNumId="16" w15:restartNumberingAfterBreak="0">
     <w:nsid w:val="26431C45"/>
     <w:multiLevelType w:val="multilevel"/>
     <w:tmpl w:val="80967FEE"/>
@@ -7416,7 +7401,7 @@
       </w:pPr>
     </w:lvl>
   </w:abstractNum>
-  <w:abstractNum w:abstractNumId="16" w15:restartNumberingAfterBreak="0">
+  <w:abstractNum w:abstractNumId="17" w15:restartNumberingAfterBreak="0">
     <w:nsid w:val="2944449E"/>
     <w:multiLevelType w:val="multilevel"/>
     <w:tmpl w:val="5832FB80"/>
@@ -7533,7 +7518,7 @@
       </w:pPr>
     </w:lvl>
   </w:abstractNum>
-  <w:abstractNum w:abstractNumId="17" w15:restartNumberingAfterBreak="0">
+  <w:abstractNum w:abstractNumId="18" w15:restartNumberingAfterBreak="0">
     <w:nsid w:val="2DBF3495"/>
     <w:multiLevelType w:val="multilevel"/>
     <w:tmpl w:val="EECA544E"/>
@@ -7646,7 +7631,7 @@
       </w:pPr>
     </w:lvl>
   </w:abstractNum>
-  <w:abstractNum w:abstractNumId="18" w15:restartNumberingAfterBreak="0">
+  <w:abstractNum w:abstractNumId="19" w15:restartNumberingAfterBreak="0">
     <w:nsid w:val="2E2034B6"/>
     <w:multiLevelType w:val="multilevel"/>
     <w:tmpl w:val="E7F2AE7E"/>
@@ -7763,7 +7748,7 @@
       </w:pPr>
     </w:lvl>
   </w:abstractNum>
-  <w:abstractNum w:abstractNumId="19" w15:restartNumberingAfterBreak="0">
+  <w:abstractNum w:abstractNumId="20" w15:restartNumberingAfterBreak="0">
     <w:nsid w:val="323D0A15"/>
     <w:multiLevelType w:val="multilevel"/>
     <w:tmpl w:val="DCF2CC2A"/>
@@ -7912,7 +7897,7 @@
       </w:rPr>
     </w:lvl>
   </w:abstractNum>
-  <w:abstractNum w:abstractNumId="20" w15:restartNumberingAfterBreak="0">
+  <w:abstractNum w:abstractNumId="21" w15:restartNumberingAfterBreak="0">
     <w:nsid w:val="353F765B"/>
     <w:multiLevelType w:val="multilevel"/>
     <w:tmpl w:val="C9C2A2C4"/>
@@ -8061,7 +8046,7 @@
       </w:rPr>
     </w:lvl>
   </w:abstractNum>
-  <w:abstractNum w:abstractNumId="21" w15:restartNumberingAfterBreak="0">
+  <w:abstractNum w:abstractNumId="22" w15:restartNumberingAfterBreak="0">
     <w:nsid w:val="36B611D2"/>
     <w:multiLevelType w:val="multilevel"/>
     <w:tmpl w:val="AECC5A18"/>
@@ -8178,7 +8163,7 @@
       </w:pPr>
     </w:lvl>
   </w:abstractNum>
-  <w:abstractNum w:abstractNumId="22" w15:restartNumberingAfterBreak="0">
+  <w:abstractNum w:abstractNumId="23" w15:restartNumberingAfterBreak="0">
     <w:nsid w:val="38183039"/>
     <w:multiLevelType w:val="multilevel"/>
     <w:tmpl w:val="7DC69000"/>
@@ -8327,7 +8312,7 @@
       </w:rPr>
     </w:lvl>
   </w:abstractNum>
-  <w:abstractNum w:abstractNumId="23" w15:restartNumberingAfterBreak="0">
+  <w:abstractNum w:abstractNumId="24" w15:restartNumberingAfterBreak="0">
     <w:nsid w:val="3DB2183B"/>
     <w:multiLevelType w:val="multilevel"/>
     <w:tmpl w:val="73D4186C"/>
@@ -8448,7 +8433,7 @@
       </w:pPr>
     </w:lvl>
   </w:abstractNum>
-  <w:abstractNum w:abstractNumId="24" w15:restartNumberingAfterBreak="0">
+  <w:abstractNum w:abstractNumId="25" w15:restartNumberingAfterBreak="0">
     <w:nsid w:val="40DA2B0B"/>
     <w:multiLevelType w:val="multilevel"/>
     <w:tmpl w:val="1130DA8C"/>
@@ -8597,7 +8582,7 @@
       </w:rPr>
     </w:lvl>
   </w:abstractNum>
-  <w:abstractNum w:abstractNumId="25" w15:restartNumberingAfterBreak="0">
+  <w:abstractNum w:abstractNumId="26" w15:restartNumberingAfterBreak="0">
     <w:nsid w:val="43EA2616"/>
     <w:multiLevelType w:val="multilevel"/>
     <w:tmpl w:val="B75CD0C8"/>
@@ -8746,7 +8731,7 @@
       </w:rPr>
     </w:lvl>
   </w:abstractNum>
-  <w:abstractNum w:abstractNumId="26" w15:restartNumberingAfterBreak="0">
+  <w:abstractNum w:abstractNumId="27" w15:restartNumberingAfterBreak="0">
     <w:nsid w:val="44315745"/>
     <w:multiLevelType w:val="multilevel"/>
     <w:tmpl w:val="8BF4B656"/>
@@ -8895,7 +8880,7 @@
       </w:rPr>
     </w:lvl>
   </w:abstractNum>
-  <w:abstractNum w:abstractNumId="27" w15:restartNumberingAfterBreak="0">
+  <w:abstractNum w:abstractNumId="28" w15:restartNumberingAfterBreak="0">
     <w:nsid w:val="45DE073B"/>
     <w:multiLevelType w:val="multilevel"/>
     <w:tmpl w:val="45566F4E"/>
@@ -9008,7 +8993,7 @@
       </w:pPr>
     </w:lvl>
   </w:abstractNum>
-  <w:abstractNum w:abstractNumId="28" w15:restartNumberingAfterBreak="0">
+  <w:abstractNum w:abstractNumId="29" w15:restartNumberingAfterBreak="0">
     <w:nsid w:val="496C6668"/>
     <w:multiLevelType w:val="multilevel"/>
     <w:tmpl w:val="BBCC1ADA"/>
@@ -9121,7 +9106,7 @@
       </w:pPr>
     </w:lvl>
   </w:abstractNum>
-  <w:abstractNum w:abstractNumId="29" w15:restartNumberingAfterBreak="0">
+  <w:abstractNum w:abstractNumId="30" w15:restartNumberingAfterBreak="0">
     <w:nsid w:val="510168EC"/>
     <w:multiLevelType w:val="multilevel"/>
     <w:tmpl w:val="F032641A"/>
@@ -9270,7 +9255,7 @@
       </w:rPr>
     </w:lvl>
   </w:abstractNum>
-  <w:abstractNum w:abstractNumId="30" w15:restartNumberingAfterBreak="0">
+  <w:abstractNum w:abstractNumId="31" w15:restartNumberingAfterBreak="0">
     <w:nsid w:val="54EB0BEF"/>
     <w:multiLevelType w:val="hybridMultilevel"/>
     <w:tmpl w:val="426467E4"/>
@@ -9383,7 +9368,7 @@
       </w:rPr>
     </w:lvl>
   </w:abstractNum>
-  <w:abstractNum w:abstractNumId="31" w15:restartNumberingAfterBreak="0">
+  <w:abstractNum w:abstractNumId="32" w15:restartNumberingAfterBreak="0">
     <w:nsid w:val="5F0455FE"/>
     <w:multiLevelType w:val="multilevel"/>
     <w:tmpl w:val="76540984"/>
@@ -9532,7 +9517,7 @@
       </w:rPr>
     </w:lvl>
   </w:abstractNum>
-  <w:abstractNum w:abstractNumId="32" w15:restartNumberingAfterBreak="0">
+  <w:abstractNum w:abstractNumId="33" w15:restartNumberingAfterBreak="0">
     <w:nsid w:val="605F6E9B"/>
     <w:multiLevelType w:val="multilevel"/>
     <w:tmpl w:val="DBAE29BE"/>
@@ -9681,7 +9666,7 @@
       </w:rPr>
     </w:lvl>
   </w:abstractNum>
-  <w:abstractNum w:abstractNumId="33" w15:restartNumberingAfterBreak="0">
+  <w:abstractNum w:abstractNumId="34" w15:restartNumberingAfterBreak="0">
     <w:nsid w:val="61EC63F8"/>
     <w:multiLevelType w:val="multilevel"/>
     <w:tmpl w:val="D772D5B4"/>
@@ -9798,7 +9783,7 @@
       </w:pPr>
     </w:lvl>
   </w:abstractNum>
-  <w:abstractNum w:abstractNumId="34" w15:restartNumberingAfterBreak="0">
+  <w:abstractNum w:abstractNumId="35" w15:restartNumberingAfterBreak="0">
     <w:nsid w:val="63D11B80"/>
     <w:multiLevelType w:val="hybridMultilevel"/>
     <w:tmpl w:val="41AEFEAA"/>
@@ -9911,7 +9896,7 @@
       </w:rPr>
     </w:lvl>
   </w:abstractNum>
-  <w:abstractNum w:abstractNumId="35" w15:restartNumberingAfterBreak="0">
+  <w:abstractNum w:abstractNumId="36" w15:restartNumberingAfterBreak="0">
     <w:nsid w:val="64C524C7"/>
     <w:multiLevelType w:val="multilevel"/>
     <w:tmpl w:val="4476B2D0"/>
@@ -10060,7 +10045,7 @@
       </w:rPr>
     </w:lvl>
   </w:abstractNum>
-  <w:abstractNum w:abstractNumId="36" w15:restartNumberingAfterBreak="0">
+  <w:abstractNum w:abstractNumId="37" w15:restartNumberingAfterBreak="0">
     <w:nsid w:val="666F0A55"/>
     <w:multiLevelType w:val="multilevel"/>
     <w:tmpl w:val="0D9C82F2"/>
@@ -10173,7 +10158,7 @@
       </w:pPr>
     </w:lvl>
   </w:abstractNum>
-  <w:abstractNum w:abstractNumId="37" w15:restartNumberingAfterBreak="0">
+  <w:abstractNum w:abstractNumId="38" w15:restartNumberingAfterBreak="0">
     <w:nsid w:val="6DE6581A"/>
     <w:multiLevelType w:val="multilevel"/>
     <w:tmpl w:val="5A9A4C98"/>
@@ -10322,7 +10307,7 @@
       </w:rPr>
     </w:lvl>
   </w:abstractNum>
-  <w:abstractNum w:abstractNumId="38" w15:restartNumberingAfterBreak="0">
+  <w:abstractNum w:abstractNumId="39" w15:restartNumberingAfterBreak="0">
     <w:nsid w:val="71E22BB7"/>
     <w:multiLevelType w:val="multilevel"/>
     <w:tmpl w:val="819E2AC4"/>
@@ -10471,7 +10456,7 @@
       </w:rPr>
     </w:lvl>
   </w:abstractNum>
-  <w:abstractNum w:abstractNumId="39" w15:restartNumberingAfterBreak="0">
+  <w:abstractNum w:abstractNumId="40" w15:restartNumberingAfterBreak="0">
     <w:nsid w:val="72F62968"/>
     <w:multiLevelType w:val="multilevel"/>
     <w:tmpl w:val="73DE963A"/>
@@ -10620,7 +10605,7 @@
       </w:rPr>
     </w:lvl>
   </w:abstractNum>
-  <w:abstractNum w:abstractNumId="40" w15:restartNumberingAfterBreak="0">
+  <w:abstractNum w:abstractNumId="41" w15:restartNumberingAfterBreak="0">
     <w:nsid w:val="733621A7"/>
     <w:multiLevelType w:val="multilevel"/>
     <w:tmpl w:val="9B72EDBE"/>
@@ -10769,7 +10754,7 @@
       </w:rPr>
     </w:lvl>
   </w:abstractNum>
-  <w:abstractNum w:abstractNumId="41" w15:restartNumberingAfterBreak="0">
+  <w:abstractNum w:abstractNumId="42" w15:restartNumberingAfterBreak="0">
     <w:nsid w:val="74065A6D"/>
     <w:multiLevelType w:val="multilevel"/>
     <w:tmpl w:val="C60AE5EA"/>
@@ -10886,7 +10871,7 @@
       </w:pPr>
     </w:lvl>
   </w:abstractNum>
-  <w:abstractNum w:abstractNumId="42" w15:restartNumberingAfterBreak="0">
+  <w:abstractNum w:abstractNumId="43" w15:restartNumberingAfterBreak="0">
     <w:nsid w:val="74E370A7"/>
     <w:multiLevelType w:val="multilevel"/>
     <w:tmpl w:val="F95CF554"/>
@@ -11035,7 +11020,7 @@
       </w:rPr>
     </w:lvl>
   </w:abstractNum>
-  <w:abstractNum w:abstractNumId="43" w15:restartNumberingAfterBreak="0">
+  <w:abstractNum w:abstractNumId="44" w15:restartNumberingAfterBreak="0">
     <w:nsid w:val="7D9058E4"/>
     <w:multiLevelType w:val="multilevel"/>
     <w:tmpl w:val="B4F0DCD6"/>
@@ -11184,7 +11169,7 @@
       </w:rPr>
     </w:lvl>
   </w:abstractNum>
-  <w:abstractNum w:abstractNumId="44" w15:restartNumberingAfterBreak="0">
+  <w:abstractNum w:abstractNumId="45" w15:restartNumberingAfterBreak="0">
     <w:nsid w:val="7DD82101"/>
     <w:multiLevelType w:val="multilevel"/>
     <w:tmpl w:val="B1720490"/>
@@ -11301,7 +11286,7 @@
       </w:pPr>
     </w:lvl>
   </w:abstractNum>
-  <w:abstractNum w:abstractNumId="45" w15:restartNumberingAfterBreak="0">
+  <w:abstractNum w:abstractNumId="46" w15:restartNumberingAfterBreak="0">
     <w:nsid w:val="7EA66E4A"/>
     <w:multiLevelType w:val="hybridMultilevel"/>
     <w:tmpl w:val="B6AC5D6C"/>
@@ -11415,115 +11400,115 @@
     </w:lvl>
   </w:abstractNum>
   <w:num w:numId="1" w16cid:durableId="263462304">
-    <w:abstractNumId w:val="10"/>
+    <w:abstractNumId w:val="11"/>
   </w:num>
   <w:num w:numId="2" w16cid:durableId="844708118">
     <w:abstractNumId w:val="8"/>
   </w:num>
   <w:num w:numId="3" w16cid:durableId="959797020">
-    <w:abstractNumId w:val="28"/>
+    <w:abstractNumId w:val="29"/>
   </w:num>
   <w:num w:numId="4" w16cid:durableId="815032760">
-    <w:abstractNumId w:val="15"/>
+    <w:abstractNumId w:val="16"/>
   </w:num>
   <w:num w:numId="5" w16cid:durableId="2099714972">
-    <w:abstractNumId w:val="41"/>
+    <w:abstractNumId w:val="42"/>
   </w:num>
   <w:num w:numId="6" w16cid:durableId="1854958694">
-    <w:abstractNumId w:val="39"/>
+    <w:abstractNumId w:val="40"/>
   </w:num>
   <w:num w:numId="7" w16cid:durableId="1640770199">
-    <w:abstractNumId w:val="21"/>
+    <w:abstractNumId w:val="22"/>
   </w:num>
   <w:num w:numId="8" w16cid:durableId="1431312241">
-    <w:abstractNumId w:val="18"/>
+    <w:abstractNumId w:val="19"/>
   </w:num>
   <w:num w:numId="9" w16cid:durableId="121460738">
     <w:abstractNumId w:val="3"/>
   </w:num>
   <w:num w:numId="10" w16cid:durableId="1627735175">
+    <w:abstractNumId w:val="44"/>
+  </w:num>
+  <w:num w:numId="11" w16cid:durableId="564534151">
+    <w:abstractNumId w:val="26"/>
+  </w:num>
+  <w:num w:numId="12" w16cid:durableId="1430197811">
+    <w:abstractNumId w:val="30"/>
+  </w:num>
+  <w:num w:numId="13" w16cid:durableId="767240919">
+    <w:abstractNumId w:val="32"/>
+  </w:num>
+  <w:num w:numId="14" w16cid:durableId="616449105">
+    <w:abstractNumId w:val="15"/>
+  </w:num>
+  <w:num w:numId="15" w16cid:durableId="1659112841">
+    <w:abstractNumId w:val="14"/>
+  </w:num>
+  <w:num w:numId="16" w16cid:durableId="361902389">
     <w:abstractNumId w:val="43"/>
   </w:num>
-  <w:num w:numId="11" w16cid:durableId="564534151">
-    <w:abstractNumId w:val="25"/>
-  </w:num>
-  <w:num w:numId="12" w16cid:durableId="1430197811">
-    <w:abstractNumId w:val="29"/>
-  </w:num>
-  <w:num w:numId="13" w16cid:durableId="767240919">
+  <w:num w:numId="17" w16cid:durableId="737630822">
     <w:abstractNumId w:val="31"/>
   </w:num>
-  <w:num w:numId="14" w16cid:durableId="616449105">
-    <w:abstractNumId w:val="14"/>
-  </w:num>
-  <w:num w:numId="15" w16cid:durableId="1659112841">
-    <w:abstractNumId w:val="13"/>
-  </w:num>
-  <w:num w:numId="16" w16cid:durableId="361902389">
-    <w:abstractNumId w:val="42"/>
-  </w:num>
-  <w:num w:numId="17" w16cid:durableId="737630822">
-    <w:abstractNumId w:val="30"/>
-  </w:num>
   <w:num w:numId="18" w16cid:durableId="561332247">
-    <w:abstractNumId w:val="23"/>
+    <w:abstractNumId w:val="24"/>
   </w:num>
   <w:num w:numId="19" w16cid:durableId="38674484">
     <w:abstractNumId w:val="1"/>
   </w:num>
   <w:num w:numId="20" w16cid:durableId="1656839571">
-    <w:abstractNumId w:val="17"/>
+    <w:abstractNumId w:val="18"/>
   </w:num>
   <w:num w:numId="21" w16cid:durableId="1768769170">
     <w:abstractNumId w:val="5"/>
   </w:num>
   <w:num w:numId="22" w16cid:durableId="763110856">
+    <w:abstractNumId w:val="28"/>
+  </w:num>
+  <w:num w:numId="23" w16cid:durableId="941842012">
     <w:abstractNumId w:val="27"/>
   </w:num>
-  <w:num w:numId="23" w16cid:durableId="941842012">
-    <w:abstractNumId w:val="26"/>
-  </w:num>
   <w:num w:numId="24" w16cid:durableId="590359427">
-    <w:abstractNumId w:val="44"/>
+    <w:abstractNumId w:val="45"/>
   </w:num>
   <w:num w:numId="25" w16cid:durableId="2096856221">
-    <w:abstractNumId w:val="38"/>
+    <w:abstractNumId w:val="39"/>
   </w:num>
   <w:num w:numId="26" w16cid:durableId="1915623950">
-    <w:abstractNumId w:val="32"/>
+    <w:abstractNumId w:val="33"/>
   </w:num>
   <w:num w:numId="27" w16cid:durableId="1965767076">
-    <w:abstractNumId w:val="22"/>
+    <w:abstractNumId w:val="23"/>
   </w:num>
   <w:num w:numId="28" w16cid:durableId="467481181">
     <w:abstractNumId w:val="4"/>
   </w:num>
   <w:num w:numId="29" w16cid:durableId="1419862705">
-    <w:abstractNumId w:val="12"/>
+    <w:abstractNumId w:val="13"/>
   </w:num>
   <w:num w:numId="30" w16cid:durableId="1038048385">
-    <w:abstractNumId w:val="45"/>
+    <w:abstractNumId w:val="46"/>
   </w:num>
   <w:num w:numId="31" w16cid:durableId="1741515854">
-    <w:abstractNumId w:val="20"/>
+    <w:abstractNumId w:val="21"/>
   </w:num>
   <w:num w:numId="32" w16cid:durableId="1767845067">
-    <w:abstractNumId w:val="33"/>
+    <w:abstractNumId w:val="34"/>
   </w:num>
   <w:num w:numId="33" w16cid:durableId="1890997987">
-    <w:abstractNumId w:val="16"/>
+    <w:abstractNumId w:val="17"/>
   </w:num>
   <w:num w:numId="34" w16cid:durableId="1311639034">
     <w:abstractNumId w:val="7"/>
   </w:num>
   <w:num w:numId="35" w16cid:durableId="714699361">
-    <w:abstractNumId w:val="40"/>
+    <w:abstractNumId w:val="41"/>
   </w:num>
   <w:num w:numId="36" w16cid:durableId="1064334321">
-    <w:abstractNumId w:val="35"/>
+    <w:abstractNumId w:val="36"/>
   </w:num>
   <w:num w:numId="37" w16cid:durableId="2008750016">
-    <w:abstractNumId w:val="24"/>
+    <w:abstractNumId w:val="25"/>
   </w:num>
   <w:num w:numId="38" w16cid:durableId="187179973">
     <w:abstractNumId w:val="2"/>
@@ -11532,25 +11517,28 @@
     <w:abstractNumId w:val="0"/>
   </w:num>
   <w:num w:numId="40" w16cid:durableId="2120252685">
-    <w:abstractNumId w:val="37"/>
+    <w:abstractNumId w:val="38"/>
   </w:num>
   <w:num w:numId="41" w16cid:durableId="240872317">
-    <w:abstractNumId w:val="19"/>
+    <w:abstractNumId w:val="20"/>
   </w:num>
   <w:num w:numId="42" w16cid:durableId="1405185126">
     <w:abstractNumId w:val="6"/>
   </w:num>
   <w:num w:numId="43" w16cid:durableId="1964458790">
-    <w:abstractNumId w:val="36"/>
+    <w:abstractNumId w:val="37"/>
   </w:num>
   <w:num w:numId="44" w16cid:durableId="772212476">
-    <w:abstractNumId w:val="11"/>
+    <w:abstractNumId w:val="12"/>
   </w:num>
   <w:num w:numId="45" w16cid:durableId="331102145">
-    <w:abstractNumId w:val="9"/>
+    <w:abstractNumId w:val="10"/>
   </w:num>
   <w:num w:numId="46" w16cid:durableId="429082624">
-    <w:abstractNumId w:val="34"/>
+    <w:abstractNumId w:val="35"/>
+  </w:num>
+  <w:num w:numId="47" w16cid:durableId="637954216">
+    <w:abstractNumId w:val="9"/>
   </w:num>
 </w:numbering>
 </file>
@@ -12155,7 +12143,6 @@
   <w:style w:type="character" w:default="1" w:styleId="DefaultParagraphFont">
     <w:name w:val="Default Paragraph Font"/>
     <w:uiPriority w:val="1"/>
-    <w:semiHidden/>
     <w:unhideWhenUsed/>
   </w:style>
   <w:style w:type="table" w:default="1" w:styleId="TableNormal">

--- a/focus study mobile setup.docx
+++ b/focus study mobile setup.docx
@@ -86,7 +86,15 @@
         <w:t>Clean Browsing</w:t>
       </w:r>
       <w:r>
-        <w:t xml:space="preserve"> Family DNS or AdGuard Family DNS (system-wide) for extra adult content filtering.</w:t>
+        <w:t xml:space="preserve"> Family DNS or </w:t>
+      </w:r>
+      <w:proofErr w:type="spellStart"/>
+      <w:r>
+        <w:t>AdGuard</w:t>
+      </w:r>
+      <w:proofErr w:type="spellEnd"/>
+      <w:r>
+        <w:t xml:space="preserve"> Family DNS (system-wide) for extra adult content filtering.</w:t>
       </w:r>
       <w:r>
         <w:br/>
@@ -110,11 +118,27 @@
     </w:p>
     <w:p>
       <w:r>
-        <w:t>• Install AppBlock (works without root) → lets you block apps during study time.</w:t>
+        <w:t xml:space="preserve">• Install </w:t>
+      </w:r>
+      <w:proofErr w:type="spellStart"/>
+      <w:r>
+        <w:t>AppBlock</w:t>
+      </w:r>
+      <w:proofErr w:type="spellEnd"/>
+      <w:r>
+        <w:t xml:space="preserve"> (works without root) → lets you block apps during study time.</w:t>
       </w:r>
       <w:r>
         <w:br/>
-        <w:t>• Or use AFWall+ (root firewall) → block all apps from using the internet, except study ones (e.g., dictionary, PDF reader, Google Classroom).</w:t>
+        <w:t xml:space="preserve">• Or use </w:t>
+      </w:r>
+      <w:proofErr w:type="spellStart"/>
+      <w:r>
+        <w:t>AFWall</w:t>
+      </w:r>
+      <w:proofErr w:type="spellEnd"/>
+      <w:r>
+        <w:t>+ (root firewall) → block all apps from using the internet, except study ones (e.g., dictionary, PDF reader, Google Classroom).</w:t>
       </w:r>
     </w:p>
     <w:p>
@@ -126,7 +150,15 @@
         <w:t>Note</w:t>
       </w:r>
       <w:r>
-        <w:t>: block selected bar on &gt;&gt; on side of afwall+ logo&gt;&gt; on side of search &gt;&gt; click on three paragraph line on top bar.</w:t>
+        <w:t xml:space="preserve">: block selected bar on &gt;&gt; on side of </w:t>
+      </w:r>
+      <w:proofErr w:type="spellStart"/>
+      <w:r>
+        <w:t>afwall</w:t>
+      </w:r>
+      <w:proofErr w:type="spellEnd"/>
+      <w:r>
+        <w:t>+ logo&gt;&gt; on side of search &gt;&gt; click on three paragraph line on top bar.</w:t>
       </w:r>
     </w:p>
     <w:p>
@@ -215,7 +247,15 @@
       </w:r>
       <w:r>
         <w:lastRenderedPageBreak/>
-        <w:t>• Custom ROM (optional): If you’re open to flashing, you can install a lightweight ROM (like LineageOS) with only bare essentials.</w:t>
+        <w:t xml:space="preserve">• Custom ROM (optional): If you’re open to flashing, you can install a lightweight ROM (like </w:t>
+      </w:r>
+      <w:proofErr w:type="spellStart"/>
+      <w:r>
+        <w:t>LineageOS</w:t>
+      </w:r>
+      <w:proofErr w:type="spellEnd"/>
+      <w:r>
+        <w:t>) with only bare essentials.</w:t>
       </w:r>
     </w:p>
     <w:p>
@@ -279,8 +319,17 @@
           <w:b/>
           <w:bCs/>
         </w:rPr>
-        <w:t>Install from adb</w:t>
-      </w:r>
+        <w:t xml:space="preserve">Install from </w:t>
+      </w:r>
+      <w:proofErr w:type="spellStart"/>
+      <w:r>
+        <w:rPr>
+          <w:b/>
+          <w:bCs/>
+        </w:rPr>
+        <w:t>adb</w:t>
+      </w:r>
+      <w:proofErr w:type="spellEnd"/>
     </w:p>
     <w:p>
       <w:r>
@@ -291,7 +340,23 @@
           <w:b/>
           <w:bCs/>
         </w:rPr>
-        <w:t>flash Magisk from your PC directly to TWRP on your J7 Prime</w:t>
+        <w:t xml:space="preserve">flash </w:t>
+      </w:r>
+      <w:proofErr w:type="spellStart"/>
+      <w:r>
+        <w:rPr>
+          <w:b/>
+          <w:bCs/>
+        </w:rPr>
+        <w:t>Magisk</w:t>
+      </w:r>
+      <w:proofErr w:type="spellEnd"/>
+      <w:r>
+        <w:rPr>
+          <w:b/>
+          <w:bCs/>
+        </w:rPr>
+        <w:t xml:space="preserve"> from your PC directly to TWRP on your J7 Prime</w:t>
       </w:r>
       <w:r>
         <w:t>. There are two main approaches:</w:t>
@@ -316,7 +381,23 @@
           <w:b/>
           <w:bCs/>
         </w:rPr>
-        <w:t>Option 1: Transfer Magisk ZIP to Phone Storage</w:t>
+        <w:t xml:space="preserve">Option 1: Transfer </w:t>
+      </w:r>
+      <w:proofErr w:type="spellStart"/>
+      <w:r>
+        <w:rPr>
+          <w:b/>
+          <w:bCs/>
+        </w:rPr>
+        <w:t>Magisk</w:t>
+      </w:r>
+      <w:proofErr w:type="spellEnd"/>
+      <w:r>
+        <w:rPr>
+          <w:b/>
+          <w:bCs/>
+        </w:rPr>
+        <w:t xml:space="preserve"> ZIP to Phone Storage</w:t>
       </w:r>
     </w:p>
     <w:p>
@@ -329,12 +410,21 @@
       <w:r>
         <w:t xml:space="preserve">Download the </w:t>
       </w:r>
-      <w:r>
-        <w:rPr>
-          <w:b/>
-          <w:bCs/>
-        </w:rPr>
-        <w:t>Magisk ZIP</w:t>
+      <w:proofErr w:type="spellStart"/>
+      <w:r>
+        <w:rPr>
+          <w:b/>
+          <w:bCs/>
+        </w:rPr>
+        <w:t>Magisk</w:t>
+      </w:r>
+      <w:proofErr w:type="spellEnd"/>
+      <w:r>
+        <w:rPr>
+          <w:b/>
+          <w:bCs/>
+        </w:rPr>
+        <w:t xml:space="preserve"> ZIP</w:t>
       </w:r>
       <w:r>
         <w:t xml:space="preserve"> (latest stable version) on your PC.</w:t>
@@ -474,7 +564,15 @@
         <w:t>Install</w:t>
       </w:r>
       <w:r>
-        <w:t xml:space="preserve"> → Locate the Magisk ZIP → Swipe to flash.</w:t>
+        <w:t xml:space="preserve"> → Locate the </w:t>
+      </w:r>
+      <w:proofErr w:type="spellStart"/>
+      <w:r>
+        <w:t>Magisk</w:t>
+      </w:r>
+      <w:proofErr w:type="spellEnd"/>
+      <w:r>
+        <w:t xml:space="preserve"> ZIP → Swipe to flash.</w:t>
       </w:r>
     </w:p>
     <w:p>
@@ -498,12 +596,21 @@
       <w:r>
         <w:t xml:space="preserve">Verify installation with </w:t>
       </w:r>
-      <w:r>
-        <w:rPr>
-          <w:b/>
-          <w:bCs/>
-        </w:rPr>
-        <w:t>Magisk Manager</w:t>
+      <w:proofErr w:type="spellStart"/>
+      <w:r>
+        <w:rPr>
+          <w:b/>
+          <w:bCs/>
+        </w:rPr>
+        <w:t>Magisk</w:t>
+      </w:r>
+      <w:proofErr w:type="spellEnd"/>
+      <w:r>
+        <w:rPr>
+          <w:b/>
+          <w:bCs/>
+        </w:rPr>
+        <w:t xml:space="preserve"> Manager</w:t>
       </w:r>
       <w:r>
         <w:t xml:space="preserve"> app.</w:t>
@@ -528,7 +635,23 @@
           <w:b/>
           <w:bCs/>
         </w:rPr>
-        <w:t>Option 2: Flash Magisk ZIP Directly via ADB Sideload (no need to copy ZIP manually)</w:t>
+        <w:t xml:space="preserve">Option 2: Flash </w:t>
+      </w:r>
+      <w:proofErr w:type="spellStart"/>
+      <w:r>
+        <w:rPr>
+          <w:b/>
+          <w:bCs/>
+        </w:rPr>
+        <w:t>Magisk</w:t>
+      </w:r>
+      <w:proofErr w:type="spellEnd"/>
+      <w:r>
+        <w:rPr>
+          <w:b/>
+          <w:bCs/>
+        </w:rPr>
+        <w:t xml:space="preserve"> ZIP Directly via ADB Sideload (no need to copy ZIP manually)</w:t>
       </w:r>
     </w:p>
     <w:p>
@@ -546,12 +669,21 @@
       <w:r>
         <w:t xml:space="preserve">Download </w:t>
       </w:r>
-      <w:r>
-        <w:rPr>
-          <w:b/>
-          <w:bCs/>
-        </w:rPr>
-        <w:t>Magisk ZIP</w:t>
+      <w:proofErr w:type="spellStart"/>
+      <w:r>
+        <w:rPr>
+          <w:b/>
+          <w:bCs/>
+        </w:rPr>
+        <w:t>Magisk</w:t>
+      </w:r>
+      <w:proofErr w:type="spellEnd"/>
+      <w:r>
+        <w:rPr>
+          <w:b/>
+          <w:bCs/>
+        </w:rPr>
+        <w:t xml:space="preserve"> ZIP</w:t>
       </w:r>
       <w:r>
         <w:t xml:space="preserve"> on your PC.</w:t>
@@ -633,14 +765,24 @@
       </w:r>
     </w:p>
     <w:p>
+      <w:proofErr w:type="spellStart"/>
       <w:r>
         <w:lastRenderedPageBreak/>
-        <w:t>adb devices</w:t>
-      </w:r>
-    </w:p>
-    <w:p>
-      <w:r>
-        <w:t>adb sideload Magisk-v26.1.zip</w:t>
+        <w:t>adb</w:t>
+      </w:r>
+      <w:proofErr w:type="spellEnd"/>
+      <w:r>
+        <w:t xml:space="preserve"> devices</w:t>
+      </w:r>
+    </w:p>
+    <w:p>
+      <w:proofErr w:type="spellStart"/>
+      <w:r>
+        <w:t>adb</w:t>
+      </w:r>
+      <w:proofErr w:type="spellEnd"/>
+      <w:r>
+        <w:t xml:space="preserve"> sideload Magisk-v26.1.zip</w:t>
       </w:r>
     </w:p>
     <w:p>
@@ -744,8 +886,17 @@
           <w:b/>
           <w:bCs/>
         </w:rPr>
-        <w:t>latest stable Magisk</w:t>
-      </w:r>
+        <w:t xml:space="preserve">latest stable </w:t>
+      </w:r>
+      <w:proofErr w:type="spellStart"/>
+      <w:r>
+        <w:rPr>
+          <w:b/>
+          <w:bCs/>
+        </w:rPr>
+        <w:t>Magisk</w:t>
+      </w:r>
+      <w:proofErr w:type="spellEnd"/>
       <w:r>
         <w:t xml:space="preserve"> version.</w:t>
       </w:r>
@@ -760,12 +911,21 @@
       <w:r>
         <w:t xml:space="preserve">After flashing, open </w:t>
       </w:r>
-      <w:r>
-        <w:rPr>
-          <w:b/>
-          <w:bCs/>
-        </w:rPr>
-        <w:t>Magisk Manager</w:t>
+      <w:proofErr w:type="spellStart"/>
+      <w:r>
+        <w:rPr>
+          <w:b/>
+          <w:bCs/>
+        </w:rPr>
+        <w:t>Magisk</w:t>
+      </w:r>
+      <w:proofErr w:type="spellEnd"/>
+      <w:r>
+        <w:rPr>
+          <w:b/>
+          <w:bCs/>
+        </w:rPr>
+        <w:t xml:space="preserve"> Manager</w:t>
       </w:r>
       <w:r>
         <w:t xml:space="preserve"> to check root status.</w:t>
@@ -787,7 +947,23 @@
           <w:b/>
           <w:bCs/>
         </w:rPr>
-        <w:t>step-by-step exact guide for your J7 Prime: TWRP → Flash Magisk → Verify root</w:t>
+        <w:t xml:space="preserve">step-by-step exact guide for your J7 Prime: TWRP → Flash </w:t>
+      </w:r>
+      <w:proofErr w:type="spellStart"/>
+      <w:r>
+        <w:rPr>
+          <w:b/>
+          <w:bCs/>
+        </w:rPr>
+        <w:t>Magisk</w:t>
+      </w:r>
+      <w:proofErr w:type="spellEnd"/>
+      <w:r>
+        <w:rPr>
+          <w:b/>
+          <w:bCs/>
+        </w:rPr>
+        <w:t xml:space="preserve"> → Verify root</w:t>
       </w:r>
       <w:r>
         <w:t>, so you can follow it safely.</w:t>
@@ -1097,6 +1273,7 @@
       <w:r>
         <w:t xml:space="preserve"> or </w:t>
       </w:r>
+      <w:proofErr w:type="spellStart"/>
       <w:r>
         <w:rPr>
           <w:i/>
@@ -1104,6 +1281,7 @@
         </w:rPr>
         <w:t>StayFocusd</w:t>
       </w:r>
+      <w:proofErr w:type="spellEnd"/>
       <w:r>
         <w:t xml:space="preserve"> on browsers.</w:t>
       </w:r>
@@ -1123,7 +1301,15 @@
         <w:t>Noise Control</w:t>
       </w:r>
       <w:r>
-        <w:t>: Use noise-canceling headphones or listen to focus-friendly music (classical, lo-fi).</w:t>
+        <w:t>: Use noise-</w:t>
+      </w:r>
+      <w:proofErr w:type="spellStart"/>
+      <w:r>
+        <w:t>canceling</w:t>
+      </w:r>
+      <w:proofErr w:type="spellEnd"/>
+      <w:r>
+        <w:t xml:space="preserve"> headphones or listen to focus-friendly music (classical, lo-fi).</w:t>
       </w:r>
     </w:p>
     <w:p>
@@ -1361,6 +1547,7 @@
       <w:r>
         <w:t xml:space="preserve"> (focus timer) or </w:t>
       </w:r>
+      <w:proofErr w:type="spellStart"/>
       <w:r>
         <w:rPr>
           <w:i/>
@@ -1368,6 +1555,7 @@
         </w:rPr>
         <w:t>Todoist</w:t>
       </w:r>
+      <w:proofErr w:type="spellEnd"/>
       <w:r>
         <w:t xml:space="preserve"> (task management).</w:t>
       </w:r>
@@ -1384,7 +1572,23 @@
           <w:b/>
           <w:bCs/>
         </w:rPr>
-        <w:t>Voice Assistant (Breeno)</w:t>
+        <w:t>Voice Assistant (</w:t>
+      </w:r>
+      <w:proofErr w:type="spellStart"/>
+      <w:r>
+        <w:rPr>
+          <w:b/>
+          <w:bCs/>
+        </w:rPr>
+        <w:t>Breeno</w:t>
+      </w:r>
+      <w:proofErr w:type="spellEnd"/>
+      <w:r>
+        <w:rPr>
+          <w:b/>
+          <w:bCs/>
+        </w:rPr>
+        <w:t>)</w:t>
       </w:r>
       <w:r>
         <w:t>: Set reminders or timers hands-free.</w:t>
@@ -1453,7 +1657,15 @@
         <w:t>Meditation</w:t>
       </w:r>
       <w:r>
-        <w:t xml:space="preserve">: Try 5–10 minute meditation before study (apps like </w:t>
+        <w:t>: Try 5–</w:t>
+      </w:r>
+      <w:proofErr w:type="gramStart"/>
+      <w:r>
+        <w:t>10 minute</w:t>
+      </w:r>
+      <w:proofErr w:type="gramEnd"/>
+      <w:r>
+        <w:t xml:space="preserve"> meditation before study (apps like </w:t>
       </w:r>
       <w:r>
         <w:rPr>
@@ -1688,8 +1900,13 @@
             <w:hideMark/>
           </w:tcPr>
           <w:p>
+            <w:proofErr w:type="gramStart"/>
             <w:r>
-              <w:t>Mutes notifications</w:t>
+              <w:t>Mutes</w:t>
+            </w:r>
+            <w:proofErr w:type="gramEnd"/>
+            <w:r>
+              <w:t xml:space="preserve"> notifications</w:t>
             </w:r>
           </w:p>
         </w:tc>
@@ -1722,7 +1939,15 @@
           </w:tcPr>
           <w:p>
             <w:r>
-              <w:t>Settings → Additional Settings → Accessibility → Color Mode → Grayscale</w:t>
+              <w:t xml:space="preserve">Settings → Additional Settings → Accessibility → </w:t>
+            </w:r>
+            <w:proofErr w:type="spellStart"/>
+            <w:r>
+              <w:t>Color</w:t>
+            </w:r>
+            <w:proofErr w:type="spellEnd"/>
+            <w:r>
+              <w:t xml:space="preserve"> Mode → Grayscale</w:t>
             </w:r>
           </w:p>
         </w:tc>
@@ -1800,7 +2025,23 @@
                 <w:b/>
                 <w:bCs/>
               </w:rPr>
-              <w:t>Voice Assistant (Breeno)</w:t>
+              <w:t>Voice Assistant (</w:t>
+            </w:r>
+            <w:proofErr w:type="spellStart"/>
+            <w:r>
+              <w:rPr>
+                <w:b/>
+                <w:bCs/>
+              </w:rPr>
+              <w:t>Breeno</w:t>
+            </w:r>
+            <w:proofErr w:type="spellEnd"/>
+            <w:r>
+              <w:rPr>
+                <w:b/>
+                <w:bCs/>
+              </w:rPr>
+              <w:t>)</w:t>
             </w:r>
           </w:p>
         </w:tc>
@@ -1989,12 +2230,21 @@
           <w:numId w:val="1"/>
         </w:numPr>
       </w:pPr>
-      <w:r>
-        <w:rPr>
-          <w:b/>
-          <w:bCs/>
-        </w:rPr>
-        <w:t>AFWall+</w:t>
+      <w:proofErr w:type="spellStart"/>
+      <w:r>
+        <w:rPr>
+          <w:b/>
+          <w:bCs/>
+        </w:rPr>
+        <w:t>AFWall</w:t>
+      </w:r>
+      <w:proofErr w:type="spellEnd"/>
+      <w:r>
+        <w:rPr>
+          <w:b/>
+          <w:bCs/>
+        </w:rPr>
+        <w:t>+</w:t>
       </w:r>
       <w:r>
         <w:t xml:space="preserve"> (commonly stylized this way)</w:t>
@@ -2022,6 +2272,7 @@
           <w:numId w:val="1"/>
         </w:numPr>
       </w:pPr>
+      <w:proofErr w:type="spellStart"/>
       <w:r>
         <w:rPr>
           <w:b/>
@@ -2029,6 +2280,7 @@
         </w:rPr>
         <w:t>AdGuard</w:t>
       </w:r>
+      <w:proofErr w:type="spellEnd"/>
     </w:p>
     <w:p>
       <w:pPr>
@@ -2101,12 +2353,21 @@
       <w:r>
         <w:t xml:space="preserve">Converted </w:t>
       </w:r>
-      <w:r>
-        <w:rPr>
-          <w:b/>
-          <w:bCs/>
-        </w:rPr>
-        <w:t>AFWall+</w:t>
+      <w:proofErr w:type="spellStart"/>
+      <w:r>
+        <w:rPr>
+          <w:b/>
+          <w:bCs/>
+        </w:rPr>
+        <w:t>AFWall</w:t>
+      </w:r>
+      <w:proofErr w:type="spellEnd"/>
+      <w:r>
+        <w:rPr>
+          <w:b/>
+          <w:bCs/>
+        </w:rPr>
+        <w:t>+</w:t>
       </w:r>
       <w:r>
         <w:t xml:space="preserve"> and </w:t>
@@ -2208,7 +2469,15 @@
         <w:t>.</w:t>
       </w:r>
       <w:r>
-        <w:t xml:space="preserve"> Use own luncher.</w:t>
+        <w:t xml:space="preserve"> Use own </w:t>
+      </w:r>
+      <w:proofErr w:type="spellStart"/>
+      <w:r>
+        <w:t>luncher</w:t>
+      </w:r>
+      <w:proofErr w:type="spellEnd"/>
+      <w:r>
+        <w:t>.</w:t>
       </w:r>
     </w:p>
     <w:p>
@@ -2231,12 +2500,21 @@
       <w:r>
         <w:t xml:space="preserve"> to the </w:t>
       </w:r>
-      <w:r>
-        <w:rPr>
-          <w:b/>
-          <w:bCs/>
-        </w:rPr>
-        <w:t>AFWall+ app</w:t>
+      <w:proofErr w:type="spellStart"/>
+      <w:r>
+        <w:rPr>
+          <w:b/>
+          <w:bCs/>
+        </w:rPr>
+        <w:t>AFWall</w:t>
+      </w:r>
+      <w:proofErr w:type="spellEnd"/>
+      <w:r>
+        <w:rPr>
+          <w:b/>
+          <w:bCs/>
+        </w:rPr>
+        <w:t>+ app</w:t>
       </w:r>
       <w:r>
         <w:t>.</w:t>
@@ -2266,7 +2544,15 @@
         </w:numPr>
       </w:pPr>
       <w:r>
-        <w:t>I used freezed feature from luck patcher.</w:t>
+        <w:t xml:space="preserve">I used </w:t>
+      </w:r>
+      <w:proofErr w:type="spellStart"/>
+      <w:r>
+        <w:t>freezed</w:t>
+      </w:r>
+      <w:proofErr w:type="spellEnd"/>
+      <w:r>
+        <w:t xml:space="preserve"> feature from luck patcher.</w:t>
       </w:r>
     </w:p>
     <w:p/>
@@ -2275,8 +2561,13 @@
         <w:pStyle w:val="Heading2"/>
       </w:pPr>
       <w:r>
-        <w:t>To block ads on spotify</w:t>
-      </w:r>
+        <w:t xml:space="preserve">To block ads on </w:t>
+      </w:r>
+      <w:proofErr w:type="spellStart"/>
+      <w:r>
+        <w:t>spotify</w:t>
+      </w:r>
+      <w:proofErr w:type="spellEnd"/>
     </w:p>
     <w:p>
       <w:r>
@@ -2325,12 +2616,21 @@
           <w:bCs/>
         </w:rPr>
       </w:pPr>
-      <w:r>
-        <w:rPr>
-          <w:b/>
-          <w:bCs/>
-        </w:rPr>
-        <w:t>AFWall+</w:t>
+      <w:proofErr w:type="spellStart"/>
+      <w:r>
+        <w:rPr>
+          <w:b/>
+          <w:bCs/>
+        </w:rPr>
+        <w:t>AFWall</w:t>
+      </w:r>
+      <w:proofErr w:type="spellEnd"/>
+      <w:r>
+        <w:rPr>
+          <w:b/>
+          <w:bCs/>
+        </w:rPr>
+        <w:t>+</w:t>
       </w:r>
     </w:p>
     <w:p>
@@ -2343,12 +2643,21 @@
       <w:r>
         <w:t xml:space="preserve">Import rules only on </w:t>
       </w:r>
-      <w:r>
-        <w:rPr>
-          <w:b/>
-          <w:bCs/>
-        </w:rPr>
-        <w:t>AFWall+</w:t>
+      <w:proofErr w:type="spellStart"/>
+      <w:r>
+        <w:rPr>
+          <w:b/>
+          <w:bCs/>
+        </w:rPr>
+        <w:t>AFWall</w:t>
+      </w:r>
+      <w:proofErr w:type="spellEnd"/>
+      <w:r>
+        <w:rPr>
+          <w:b/>
+          <w:bCs/>
+        </w:rPr>
+        <w:t>+</w:t>
       </w:r>
       <w:r>
         <w:t>.</w:t>
@@ -2381,7 +2690,23 @@
           <w:b/>
           <w:bCs/>
         </w:rPr>
-        <w:t>Note (AFWall+):</w:t>
+        <w:t>Note (</w:t>
+      </w:r>
+      <w:proofErr w:type="spellStart"/>
+      <w:r>
+        <w:rPr>
+          <w:b/>
+          <w:bCs/>
+        </w:rPr>
+        <w:t>AFWall</w:t>
+      </w:r>
+      <w:proofErr w:type="spellEnd"/>
+      <w:r>
+        <w:rPr>
+          <w:b/>
+          <w:bCs/>
+        </w:rPr>
+        <w:t>+):</w:t>
       </w:r>
     </w:p>
     <w:p>
@@ -2392,7 +2717,15 @@
         </w:numPr>
       </w:pPr>
       <w:r>
-        <w:t>#no internet symbol issue.</w:t>
+        <w:t>#</w:t>
+      </w:r>
+      <w:proofErr w:type="gramStart"/>
+      <w:r>
+        <w:t>no</w:t>
+      </w:r>
+      <w:proofErr w:type="gramEnd"/>
+      <w:r>
+        <w:t xml:space="preserve"> internet symbol issue.</w:t>
       </w:r>
     </w:p>
     <w:p>
@@ -3199,7 +3532,15 @@
         <w:t xml:space="preserve"> Built-in hidden function accessed with code #9705#</w:t>
       </w:r>
       <w:r>
-        <w:t>. Make code an longer.</w:t>
+        <w:t xml:space="preserve">. Make code </w:t>
+      </w:r>
+      <w:proofErr w:type="gramStart"/>
+      <w:r>
+        <w:t>an</w:t>
+      </w:r>
+      <w:proofErr w:type="gramEnd"/>
+      <w:r>
+        <w:t xml:space="preserve"> longer.</w:t>
       </w:r>
       <w:r>
         <w:br/>
@@ -3290,7 +3631,15 @@
         <w:t>YouTube</w:t>
       </w:r>
       <w:r>
-        <w:t xml:space="preserve"> videos n it. Which make more distraction from it. Just </w:t>
+        <w:t xml:space="preserve"> videos </w:t>
+      </w:r>
+      <w:proofErr w:type="spellStart"/>
+      <w:r>
+        <w:t>n</w:t>
+      </w:r>
+      <w:proofErr w:type="spellEnd"/>
+      <w:r>
+        <w:t xml:space="preserve"> it. Which make more distraction from it. Just </w:t>
       </w:r>
       <w:r>
         <w:t>disable</w:t>
@@ -3353,22 +3702,36 @@
       <w:pPr>
         <w:pStyle w:val="NoSpacing"/>
       </w:pPr>
-      <w:r>
-        <w:rPr>
-          <w:b/>
-          <w:bCs/>
-        </w:rPr>
-        <w:t>Ncell App</w:t>
+      <w:proofErr w:type="spellStart"/>
+      <w:r>
+        <w:rPr>
+          <w:b/>
+          <w:bCs/>
+        </w:rPr>
+        <w:t>Ncell</w:t>
+      </w:r>
+      <w:proofErr w:type="spellEnd"/>
+      <w:r>
+        <w:rPr>
+          <w:b/>
+          <w:bCs/>
+        </w:rPr>
+        <w:t xml:space="preserve"> App</w:t>
       </w:r>
       <w:r>
         <w:br/>
         <w:t xml:space="preserve">The </w:t>
       </w:r>
+      <w:proofErr w:type="spellStart"/>
       <w:r>
         <w:t>n</w:t>
       </w:r>
       <w:r>
-        <w:t>cell app also includes an in-built browser, which can be used to browse YouTube. Because of this, I often get distracted by YouTube videos and other content.</w:t>
+        <w:t>cell</w:t>
+      </w:r>
+      <w:proofErr w:type="spellEnd"/>
+      <w:r>
+        <w:t xml:space="preserve"> app also includes an in-built browser, which can be used to browse YouTube. Because of this, I often get distracted by YouTube videos and other content.</w:t>
       </w:r>
     </w:p>
     <w:p>
@@ -4033,10 +4396,8 @@
     </w:p>
     <w:p>
       <w:pPr>
-        <w:numPr>
-          <w:ilvl w:val="1"/>
-          <w:numId w:val="24"/>
-        </w:numPr>
+        <w:pStyle w:val="NoSpacing"/>
+        <w:ind w:left="720" w:firstLine="720"/>
       </w:pPr>
       <w:r>
         <w:t xml:space="preserve">Create a guest user and name it </w:t>
@@ -4069,14 +4430,18 @@
     </w:p>
     <w:p>
       <w:pPr>
-        <w:numPr>
-          <w:ilvl w:val="1"/>
-          <w:numId w:val="24"/>
-        </w:numPr>
+        <w:pStyle w:val="NoSpacing"/>
+        <w:ind w:left="720" w:firstLine="720"/>
       </w:pPr>
       <w:r>
         <w:t>Lock the administrator account with a strong password.</w:t>
       </w:r>
+    </w:p>
+    <w:p>
+      <w:pPr>
+        <w:pStyle w:val="NoSpacing"/>
+        <w:ind w:left="720" w:firstLine="720"/>
+      </w:pPr>
     </w:p>
     <w:p>
       <w:pPr>
@@ -4095,10 +4460,8 @@
     </w:p>
     <w:p>
       <w:pPr>
-        <w:numPr>
-          <w:ilvl w:val="1"/>
-          <w:numId w:val="24"/>
-        </w:numPr>
+        <w:pStyle w:val="NoSpacing"/>
+        <w:ind w:left="720" w:firstLine="720"/>
       </w:pPr>
       <w:r>
         <w:lastRenderedPageBreak/>
@@ -4117,10 +4480,8 @@
     </w:p>
     <w:p>
       <w:pPr>
-        <w:numPr>
-          <w:ilvl w:val="1"/>
-          <w:numId w:val="24"/>
-        </w:numPr>
+        <w:pStyle w:val="NoSpacing"/>
+        <w:ind w:left="720" w:firstLine="720"/>
       </w:pPr>
       <w:r>
         <w:t>They also cannot edit system settings.</w:t>
@@ -4143,10 +4504,8 @@
     </w:p>
     <w:p>
       <w:pPr>
-        <w:numPr>
-          <w:ilvl w:val="1"/>
-          <w:numId w:val="24"/>
-        </w:numPr>
+        <w:pStyle w:val="NoSpacing"/>
+        <w:ind w:left="1440"/>
       </w:pPr>
       <w:r>
         <w:t xml:space="preserve">The guest account can be used only for browsing </w:t>
@@ -4441,12 +4800,69 @@
           <w:b/>
           <w:bCs/>
         </w:rPr>
-        <w:t>Experimental with Microsoft qbitorrent.</w:t>
-      </w:r>
-    </w:p>
-    <w:p>
-      <w:r>
-        <w:t>There is a app called qbitorrent that I can easily installed. So from that I can download .torrent megnet and I can download movies easily. So solution: is to block that Microsoft sites from hosts.</w:t>
+        <w:lastRenderedPageBreak/>
+        <w:t xml:space="preserve">Experimental with Microsoft </w:t>
+      </w:r>
+      <w:proofErr w:type="spellStart"/>
+      <w:r>
+        <w:rPr>
+          <w:b/>
+          <w:bCs/>
+        </w:rPr>
+        <w:t>qbitorrent</w:t>
+      </w:r>
+      <w:proofErr w:type="spellEnd"/>
+      <w:r>
+        <w:rPr>
+          <w:b/>
+          <w:bCs/>
+        </w:rPr>
+        <w:t>.</w:t>
+      </w:r>
+    </w:p>
+    <w:p>
+      <w:r>
+        <w:t xml:space="preserve">There is </w:t>
+      </w:r>
+      <w:proofErr w:type="gramStart"/>
+      <w:r>
+        <w:t>a</w:t>
+      </w:r>
+      <w:proofErr w:type="gramEnd"/>
+      <w:r>
+        <w:t xml:space="preserve"> app called </w:t>
+      </w:r>
+      <w:proofErr w:type="spellStart"/>
+      <w:r>
+        <w:t>qbitorrent</w:t>
+      </w:r>
+      <w:proofErr w:type="spellEnd"/>
+      <w:r>
+        <w:t xml:space="preserve"> that I can easily installed. </w:t>
+      </w:r>
+      <w:proofErr w:type="gramStart"/>
+      <w:r>
+        <w:t>So</w:t>
+      </w:r>
+      <w:proofErr w:type="gramEnd"/>
+      <w:r>
+        <w:t xml:space="preserve"> from that I can download .torrent </w:t>
+      </w:r>
+      <w:proofErr w:type="spellStart"/>
+      <w:r>
+        <w:t>megnet</w:t>
+      </w:r>
+      <w:proofErr w:type="spellEnd"/>
+      <w:r>
+        <w:t xml:space="preserve"> and I can download movies easily. </w:t>
+      </w:r>
+      <w:proofErr w:type="gramStart"/>
+      <w:r>
+        <w:t>So</w:t>
+      </w:r>
+      <w:proofErr w:type="gramEnd"/>
+      <w:r>
+        <w:t xml:space="preserve"> solution: is to block that Microsoft sites from hosts.</w:t>
       </w:r>
     </w:p>
     <w:p>
@@ -4525,7 +4941,15 @@
         <w:pStyle w:val="NoSpacing"/>
       </w:pPr>
       <w:r>
-        <w:t>//service of micrsoft all.</w:t>
+        <w:t xml:space="preserve">//service of </w:t>
+      </w:r>
+      <w:proofErr w:type="spellStart"/>
+      <w:r>
+        <w:t>micrsoft</w:t>
+      </w:r>
+      <w:proofErr w:type="spellEnd"/>
+      <w:r>
+        <w:t xml:space="preserve"> all.</w:t>
       </w:r>
     </w:p>
     <w:p>
@@ -4610,8 +5034,13 @@
         </w:numPr>
       </w:pPr>
       <w:r>
-        <w:t>Run gpedit.msc</w:t>
-      </w:r>
+        <w:t xml:space="preserve">Run </w:t>
+      </w:r>
+      <w:proofErr w:type="spellStart"/>
+      <w:r>
+        <w:t>gpedit.msc</w:t>
+      </w:r>
+      <w:proofErr w:type="spellEnd"/>
     </w:p>
     <w:p>
       <w:pPr>
@@ -4765,7 +5194,6 @@
         </w:numPr>
       </w:pPr>
       <w:r>
-        <w:lastRenderedPageBreak/>
         <w:t xml:space="preserve">Press and hold for 3 seconds on the volume </w:t>
       </w:r>
       <w:r>
@@ -4787,6 +5215,7 @@
         </w:numPr>
       </w:pPr>
       <w:r>
+        <w:lastRenderedPageBreak/>
         <w:t>This will activate the Greenify features and enable automatic hibernation of apps.</w:t>
       </w:r>
     </w:p>
@@ -5088,6 +5517,7 @@
           <w:b/>
           <w:bCs/>
         </w:rPr>
+        <w:lastRenderedPageBreak/>
         <w:t>Note</w:t>
       </w:r>
       <w:r>
@@ -12143,6 +12573,7 @@
   <w:style w:type="character" w:default="1" w:styleId="DefaultParagraphFont">
     <w:name w:val="Default Paragraph Font"/>
     <w:uiPriority w:val="1"/>
+    <w:semiHidden/>
     <w:unhideWhenUsed/>
   </w:style>
   <w:style w:type="table" w:default="1" w:styleId="TableNormal">

--- a/focus study mobile setup.docx
+++ b/focus study mobile setup.docx
@@ -4571,51 +4571,34 @@
     </w:p>
     <w:p>
       <w:pPr>
+        <w:pStyle w:val="NoSpacing"/>
         <w:numPr>
           <w:ilvl w:val="0"/>
-          <w:numId w:val="42"/>
+          <w:numId w:val="48"/>
         </w:numPr>
       </w:pPr>
       <w:r>
-        <w:t xml:space="preserve">Press </w:t>
-      </w:r>
-      <w:r>
-        <w:rPr>
-          <w:b/>
-          <w:bCs/>
-        </w:rPr>
-        <w:t>Win + I → Accounts → Other users</w:t>
-      </w:r>
-      <w:r>
-        <w:t>.</w:t>
-      </w:r>
-    </w:p>
-    <w:p>
-      <w:pPr>
+        <w:t>Press Win + I → Accounts → Other users.</w:t>
+      </w:r>
+    </w:p>
+    <w:p>
+      <w:pPr>
+        <w:pStyle w:val="NoSpacing"/>
         <w:numPr>
           <w:ilvl w:val="0"/>
-          <w:numId w:val="42"/>
+          <w:numId w:val="48"/>
         </w:numPr>
       </w:pPr>
       <w:r>
-        <w:t xml:space="preserve">Click </w:t>
-      </w:r>
-      <w:r>
-        <w:rPr>
-          <w:b/>
-          <w:bCs/>
-        </w:rPr>
-        <w:t>Add account</w:t>
-      </w:r>
-      <w:r>
-        <w:t>.</w:t>
-      </w:r>
-    </w:p>
-    <w:p>
-      <w:pPr>
+        <w:t>Click Add account.</w:t>
+      </w:r>
+    </w:p>
+    <w:p>
+      <w:pPr>
+        <w:pStyle w:val="NoSpacing"/>
         <w:numPr>
           <w:ilvl w:val="0"/>
-          <w:numId w:val="42"/>
+          <w:numId w:val="48"/>
         </w:numPr>
       </w:pPr>
       <w:r>
@@ -4687,65 +4670,38 @@
     </w:p>
     <w:p>
       <w:pPr>
+        <w:pStyle w:val="NoSpacing"/>
         <w:numPr>
           <w:ilvl w:val="0"/>
-          <w:numId w:val="43"/>
+          <w:numId w:val="49"/>
         </w:numPr>
       </w:pPr>
       <w:r>
-        <w:t xml:space="preserve">Go back to </w:t>
-      </w:r>
-      <w:r>
-        <w:rPr>
-          <w:b/>
-          <w:bCs/>
-        </w:rPr>
-        <w:t>Settings → Accounts → Other users</w:t>
-      </w:r>
-      <w:r>
-        <w:t>.</w:t>
-      </w:r>
-    </w:p>
-    <w:p>
-      <w:pPr>
+        <w:t>Go back to Settings → Accounts → Other users.</w:t>
+      </w:r>
+    </w:p>
+    <w:p>
+      <w:pPr>
+        <w:pStyle w:val="NoSpacing"/>
         <w:numPr>
           <w:ilvl w:val="0"/>
-          <w:numId w:val="43"/>
+          <w:numId w:val="49"/>
         </w:numPr>
       </w:pPr>
       <w:r>
-        <w:t xml:space="preserve">Click the new account → </w:t>
-      </w:r>
-      <w:r>
-        <w:rPr>
-          <w:b/>
-          <w:bCs/>
-        </w:rPr>
-        <w:t>Change account type</w:t>
-      </w:r>
-      <w:r>
-        <w:t>.</w:t>
-      </w:r>
-    </w:p>
-    <w:p>
-      <w:pPr>
+        <w:t>Click the new account → Change account type.</w:t>
+      </w:r>
+    </w:p>
+    <w:p>
+      <w:pPr>
+        <w:pStyle w:val="NoSpacing"/>
         <w:numPr>
           <w:ilvl w:val="0"/>
-          <w:numId w:val="43"/>
+          <w:numId w:val="49"/>
         </w:numPr>
       </w:pPr>
       <w:r>
-        <w:t xml:space="preserve">Select </w:t>
-      </w:r>
-      <w:r>
-        <w:rPr>
-          <w:b/>
-          <w:bCs/>
-        </w:rPr>
-        <w:t>Administrator</w:t>
-      </w:r>
-      <w:r>
-        <w:t xml:space="preserve"> → OK.</w:t>
+        <w:t>Select Administrator → OK.</w:t>
       </w:r>
     </w:p>
     <w:p/>
@@ -4800,76 +4756,76 @@
           <w:b/>
           <w:bCs/>
         </w:rPr>
+        <w:t xml:space="preserve">Experimental with Microsoft </w:t>
+      </w:r>
+      <w:proofErr w:type="spellStart"/>
+      <w:r>
+        <w:rPr>
+          <w:b/>
+          <w:bCs/>
+        </w:rPr>
+        <w:t>qbitorrent</w:t>
+      </w:r>
+      <w:proofErr w:type="spellEnd"/>
+      <w:r>
+        <w:rPr>
+          <w:b/>
+          <w:bCs/>
+        </w:rPr>
+        <w:t>.</w:t>
+      </w:r>
+    </w:p>
+    <w:p>
+      <w:r>
+        <w:t xml:space="preserve">There is </w:t>
+      </w:r>
+      <w:proofErr w:type="gramStart"/>
+      <w:r>
+        <w:t>a</w:t>
+      </w:r>
+      <w:proofErr w:type="gramEnd"/>
+      <w:r>
+        <w:t xml:space="preserve"> app called </w:t>
+      </w:r>
+      <w:proofErr w:type="spellStart"/>
+      <w:r>
+        <w:t>qbitorrent</w:t>
+      </w:r>
+      <w:proofErr w:type="spellEnd"/>
+      <w:r>
+        <w:t xml:space="preserve"> that I can easily installed. </w:t>
+      </w:r>
+      <w:proofErr w:type="gramStart"/>
+      <w:r>
+        <w:t>So</w:t>
+      </w:r>
+      <w:proofErr w:type="gramEnd"/>
+      <w:r>
+        <w:t xml:space="preserve"> from that I can download .torrent </w:t>
+      </w:r>
+      <w:proofErr w:type="spellStart"/>
+      <w:r>
+        <w:t>megnet</w:t>
+      </w:r>
+      <w:proofErr w:type="spellEnd"/>
+      <w:r>
+        <w:t xml:space="preserve"> and I can download movies easily. </w:t>
+      </w:r>
+      <w:proofErr w:type="gramStart"/>
+      <w:r>
+        <w:t>So</w:t>
+      </w:r>
+      <w:proofErr w:type="gramEnd"/>
+      <w:r>
+        <w:t xml:space="preserve"> solution: is to block that Microsoft sites from hosts.</w:t>
+      </w:r>
+    </w:p>
+    <w:p>
+      <w:pPr>
+        <w:pStyle w:val="NoSpacing"/>
+      </w:pPr>
+      <w:r>
         <w:lastRenderedPageBreak/>
-        <w:t xml:space="preserve">Experimental with Microsoft </w:t>
-      </w:r>
-      <w:proofErr w:type="spellStart"/>
-      <w:r>
-        <w:rPr>
-          <w:b/>
-          <w:bCs/>
-        </w:rPr>
-        <w:t>qbitorrent</w:t>
-      </w:r>
-      <w:proofErr w:type="spellEnd"/>
-      <w:r>
-        <w:rPr>
-          <w:b/>
-          <w:bCs/>
-        </w:rPr>
-        <w:t>.</w:t>
-      </w:r>
-    </w:p>
-    <w:p>
-      <w:r>
-        <w:t xml:space="preserve">There is </w:t>
-      </w:r>
-      <w:proofErr w:type="gramStart"/>
-      <w:r>
-        <w:t>a</w:t>
-      </w:r>
-      <w:proofErr w:type="gramEnd"/>
-      <w:r>
-        <w:t xml:space="preserve"> app called </w:t>
-      </w:r>
-      <w:proofErr w:type="spellStart"/>
-      <w:r>
-        <w:t>qbitorrent</w:t>
-      </w:r>
-      <w:proofErr w:type="spellEnd"/>
-      <w:r>
-        <w:t xml:space="preserve"> that I can easily installed. </w:t>
-      </w:r>
-      <w:proofErr w:type="gramStart"/>
-      <w:r>
-        <w:t>So</w:t>
-      </w:r>
-      <w:proofErr w:type="gramEnd"/>
-      <w:r>
-        <w:t xml:space="preserve"> from that I can download .torrent </w:t>
-      </w:r>
-      <w:proofErr w:type="spellStart"/>
-      <w:r>
-        <w:t>megnet</w:t>
-      </w:r>
-      <w:proofErr w:type="spellEnd"/>
-      <w:r>
-        <w:t xml:space="preserve"> and I can download movies easily. </w:t>
-      </w:r>
-      <w:proofErr w:type="gramStart"/>
-      <w:r>
-        <w:t>So</w:t>
-      </w:r>
-      <w:proofErr w:type="gramEnd"/>
-      <w:r>
-        <w:t xml:space="preserve"> solution: is to block that Microsoft sites from hosts.</w:t>
-      </w:r>
-    </w:p>
-    <w:p>
-      <w:pPr>
-        <w:pStyle w:val="NoSpacing"/>
-      </w:pPr>
-      <w:r>
         <w:t>0.0.0.0 apps.microsoft.com</w:t>
       </w:r>
     </w:p>
@@ -5215,16 +5171,16 @@
         </w:numPr>
       </w:pPr>
       <w:r>
+        <w:t>This will activate the Greenify features and enable automatic hibernation of apps.</w:t>
+      </w:r>
+    </w:p>
+    <w:p/>
+    <w:p>
+      <w:pPr>
+        <w:pStyle w:val="Heading2"/>
+      </w:pPr>
+      <w:r>
         <w:lastRenderedPageBreak/>
-        <w:t>This will activate the Greenify features and enable automatic hibernation of apps.</w:t>
-      </w:r>
-    </w:p>
-    <w:p/>
-    <w:p>
-      <w:pPr>
-        <w:pStyle w:val="Heading2"/>
-      </w:pPr>
-      <w:r>
         <w:t>Experiment and Observation</w:t>
       </w:r>
     </w:p>
@@ -5517,26 +5473,26 @@
           <w:b/>
           <w:bCs/>
         </w:rPr>
+        <w:t>Note</w:t>
+      </w:r>
+      <w:r>
+        <w:t>: just remove all the distracted server from the discord and join on only one server which makes you accountable will put you on focus mode.</w:t>
+      </w:r>
+    </w:p>
+    <w:p/>
+    <w:p>
+      <w:pPr>
+        <w:rPr>
+          <w:b/>
+          <w:bCs/>
+        </w:rPr>
+      </w:pPr>
+      <w:r>
+        <w:rPr>
+          <w:b/>
+          <w:bCs/>
+        </w:rPr>
         <w:lastRenderedPageBreak/>
-        <w:t>Note</w:t>
-      </w:r>
-      <w:r>
-        <w:t>: just remove all the distracted server from the discord and join on only one server which makes you accountable will put you on focus mode.</w:t>
-      </w:r>
-    </w:p>
-    <w:p/>
-    <w:p>
-      <w:pPr>
-        <w:rPr>
-          <w:b/>
-          <w:bCs/>
-        </w:rPr>
-      </w:pPr>
-      <w:r>
-        <w:rPr>
-          <w:b/>
-          <w:bCs/>
-        </w:rPr>
         <w:t>Just don’t use discord too much.? Why?&gt;</w:t>
       </w:r>
     </w:p>
@@ -9424,6 +9380,92 @@
     </w:lvl>
   </w:abstractNum>
   <w:abstractNum w:abstractNumId="29" w15:restartNumberingAfterBreak="0">
+    <w:nsid w:val="49342471"/>
+    <w:multiLevelType w:val="hybridMultilevel"/>
+    <w:tmpl w:val="620CF1A4"/>
+    <w:lvl w:ilvl="0" w:tplc="0809000F">
+      <w:start w:val="1"/>
+      <w:numFmt w:val="decimal"/>
+      <w:lvlText w:val="%1."/>
+      <w:lvlJc w:val="left"/>
+      <w:pPr>
+        <w:ind w:left="720" w:hanging="360"/>
+      </w:pPr>
+    </w:lvl>
+    <w:lvl w:ilvl="1" w:tplc="08090019" w:tentative="1">
+      <w:start w:val="1"/>
+      <w:numFmt w:val="lowerLetter"/>
+      <w:lvlText w:val="%2."/>
+      <w:lvlJc w:val="left"/>
+      <w:pPr>
+        <w:ind w:left="1440" w:hanging="360"/>
+      </w:pPr>
+    </w:lvl>
+    <w:lvl w:ilvl="2" w:tplc="0809001B" w:tentative="1">
+      <w:start w:val="1"/>
+      <w:numFmt w:val="lowerRoman"/>
+      <w:lvlText w:val="%3."/>
+      <w:lvlJc w:val="right"/>
+      <w:pPr>
+        <w:ind w:left="2160" w:hanging="180"/>
+      </w:pPr>
+    </w:lvl>
+    <w:lvl w:ilvl="3" w:tplc="0809000F" w:tentative="1">
+      <w:start w:val="1"/>
+      <w:numFmt w:val="decimal"/>
+      <w:lvlText w:val="%4."/>
+      <w:lvlJc w:val="left"/>
+      <w:pPr>
+        <w:ind w:left="2880" w:hanging="360"/>
+      </w:pPr>
+    </w:lvl>
+    <w:lvl w:ilvl="4" w:tplc="08090019" w:tentative="1">
+      <w:start w:val="1"/>
+      <w:numFmt w:val="lowerLetter"/>
+      <w:lvlText w:val="%5."/>
+      <w:lvlJc w:val="left"/>
+      <w:pPr>
+        <w:ind w:left="3600" w:hanging="360"/>
+      </w:pPr>
+    </w:lvl>
+    <w:lvl w:ilvl="5" w:tplc="0809001B" w:tentative="1">
+      <w:start w:val="1"/>
+      <w:numFmt w:val="lowerRoman"/>
+      <w:lvlText w:val="%6."/>
+      <w:lvlJc w:val="right"/>
+      <w:pPr>
+        <w:ind w:left="4320" w:hanging="180"/>
+      </w:pPr>
+    </w:lvl>
+    <w:lvl w:ilvl="6" w:tplc="0809000F" w:tentative="1">
+      <w:start w:val="1"/>
+      <w:numFmt w:val="decimal"/>
+      <w:lvlText w:val="%7."/>
+      <w:lvlJc w:val="left"/>
+      <w:pPr>
+        <w:ind w:left="5040" w:hanging="360"/>
+      </w:pPr>
+    </w:lvl>
+    <w:lvl w:ilvl="7" w:tplc="08090019" w:tentative="1">
+      <w:start w:val="1"/>
+      <w:numFmt w:val="lowerLetter"/>
+      <w:lvlText w:val="%8."/>
+      <w:lvlJc w:val="left"/>
+      <w:pPr>
+        <w:ind w:left="5760" w:hanging="360"/>
+      </w:pPr>
+    </w:lvl>
+    <w:lvl w:ilvl="8" w:tplc="0809001B" w:tentative="1">
+      <w:start w:val="1"/>
+      <w:numFmt w:val="lowerRoman"/>
+      <w:lvlText w:val="%9."/>
+      <w:lvlJc w:val="right"/>
+      <w:pPr>
+        <w:ind w:left="6480" w:hanging="180"/>
+      </w:pPr>
+    </w:lvl>
+  </w:abstractNum>
+  <w:abstractNum w:abstractNumId="30" w15:restartNumberingAfterBreak="0">
     <w:nsid w:val="496C6668"/>
     <w:multiLevelType w:val="multilevel"/>
     <w:tmpl w:val="BBCC1ADA"/>
@@ -9536,7 +9578,7 @@
       </w:pPr>
     </w:lvl>
   </w:abstractNum>
-  <w:abstractNum w:abstractNumId="30" w15:restartNumberingAfterBreak="0">
+  <w:abstractNum w:abstractNumId="31" w15:restartNumberingAfterBreak="0">
     <w:nsid w:val="510168EC"/>
     <w:multiLevelType w:val="multilevel"/>
     <w:tmpl w:val="F032641A"/>
@@ -9685,7 +9727,7 @@
       </w:rPr>
     </w:lvl>
   </w:abstractNum>
-  <w:abstractNum w:abstractNumId="31" w15:restartNumberingAfterBreak="0">
+  <w:abstractNum w:abstractNumId="32" w15:restartNumberingAfterBreak="0">
     <w:nsid w:val="54EB0BEF"/>
     <w:multiLevelType w:val="hybridMultilevel"/>
     <w:tmpl w:val="426467E4"/>
@@ -9798,7 +9840,7 @@
       </w:rPr>
     </w:lvl>
   </w:abstractNum>
-  <w:abstractNum w:abstractNumId="32" w15:restartNumberingAfterBreak="0">
+  <w:abstractNum w:abstractNumId="33" w15:restartNumberingAfterBreak="0">
     <w:nsid w:val="5F0455FE"/>
     <w:multiLevelType w:val="multilevel"/>
     <w:tmpl w:val="76540984"/>
@@ -9947,7 +9989,7 @@
       </w:rPr>
     </w:lvl>
   </w:abstractNum>
-  <w:abstractNum w:abstractNumId="33" w15:restartNumberingAfterBreak="0">
+  <w:abstractNum w:abstractNumId="34" w15:restartNumberingAfterBreak="0">
     <w:nsid w:val="605F6E9B"/>
     <w:multiLevelType w:val="multilevel"/>
     <w:tmpl w:val="DBAE29BE"/>
@@ -10096,7 +10138,7 @@
       </w:rPr>
     </w:lvl>
   </w:abstractNum>
-  <w:abstractNum w:abstractNumId="34" w15:restartNumberingAfterBreak="0">
+  <w:abstractNum w:abstractNumId="35" w15:restartNumberingAfterBreak="0">
     <w:nsid w:val="61EC63F8"/>
     <w:multiLevelType w:val="multilevel"/>
     <w:tmpl w:val="D772D5B4"/>
@@ -10213,7 +10255,7 @@
       </w:pPr>
     </w:lvl>
   </w:abstractNum>
-  <w:abstractNum w:abstractNumId="35" w15:restartNumberingAfterBreak="0">
+  <w:abstractNum w:abstractNumId="36" w15:restartNumberingAfterBreak="0">
     <w:nsid w:val="63D11B80"/>
     <w:multiLevelType w:val="hybridMultilevel"/>
     <w:tmpl w:val="41AEFEAA"/>
@@ -10326,7 +10368,7 @@
       </w:rPr>
     </w:lvl>
   </w:abstractNum>
-  <w:abstractNum w:abstractNumId="36" w15:restartNumberingAfterBreak="0">
+  <w:abstractNum w:abstractNumId="37" w15:restartNumberingAfterBreak="0">
     <w:nsid w:val="64C524C7"/>
     <w:multiLevelType w:val="multilevel"/>
     <w:tmpl w:val="4476B2D0"/>
@@ -10475,7 +10517,7 @@
       </w:rPr>
     </w:lvl>
   </w:abstractNum>
-  <w:abstractNum w:abstractNumId="37" w15:restartNumberingAfterBreak="0">
+  <w:abstractNum w:abstractNumId="38" w15:restartNumberingAfterBreak="0">
     <w:nsid w:val="666F0A55"/>
     <w:multiLevelType w:val="multilevel"/>
     <w:tmpl w:val="0D9C82F2"/>
@@ -10588,7 +10630,7 @@
       </w:pPr>
     </w:lvl>
   </w:abstractNum>
-  <w:abstractNum w:abstractNumId="38" w15:restartNumberingAfterBreak="0">
+  <w:abstractNum w:abstractNumId="39" w15:restartNumberingAfterBreak="0">
     <w:nsid w:val="6DE6581A"/>
     <w:multiLevelType w:val="multilevel"/>
     <w:tmpl w:val="5A9A4C98"/>
@@ -10737,7 +10779,93 @@
       </w:rPr>
     </w:lvl>
   </w:abstractNum>
-  <w:abstractNum w:abstractNumId="39" w15:restartNumberingAfterBreak="0">
+  <w:abstractNum w:abstractNumId="40" w15:restartNumberingAfterBreak="0">
+    <w:nsid w:val="6EAD3D64"/>
+    <w:multiLevelType w:val="hybridMultilevel"/>
+    <w:tmpl w:val="E74833AA"/>
+    <w:lvl w:ilvl="0" w:tplc="0809000F">
+      <w:start w:val="1"/>
+      <w:numFmt w:val="decimal"/>
+      <w:lvlText w:val="%1."/>
+      <w:lvlJc w:val="left"/>
+      <w:pPr>
+        <w:ind w:left="720" w:hanging="360"/>
+      </w:pPr>
+    </w:lvl>
+    <w:lvl w:ilvl="1" w:tplc="08090019" w:tentative="1">
+      <w:start w:val="1"/>
+      <w:numFmt w:val="lowerLetter"/>
+      <w:lvlText w:val="%2."/>
+      <w:lvlJc w:val="left"/>
+      <w:pPr>
+        <w:ind w:left="1440" w:hanging="360"/>
+      </w:pPr>
+    </w:lvl>
+    <w:lvl w:ilvl="2" w:tplc="0809001B" w:tentative="1">
+      <w:start w:val="1"/>
+      <w:numFmt w:val="lowerRoman"/>
+      <w:lvlText w:val="%3."/>
+      <w:lvlJc w:val="right"/>
+      <w:pPr>
+        <w:ind w:left="2160" w:hanging="180"/>
+      </w:pPr>
+    </w:lvl>
+    <w:lvl w:ilvl="3" w:tplc="0809000F" w:tentative="1">
+      <w:start w:val="1"/>
+      <w:numFmt w:val="decimal"/>
+      <w:lvlText w:val="%4."/>
+      <w:lvlJc w:val="left"/>
+      <w:pPr>
+        <w:ind w:left="2880" w:hanging="360"/>
+      </w:pPr>
+    </w:lvl>
+    <w:lvl w:ilvl="4" w:tplc="08090019" w:tentative="1">
+      <w:start w:val="1"/>
+      <w:numFmt w:val="lowerLetter"/>
+      <w:lvlText w:val="%5."/>
+      <w:lvlJc w:val="left"/>
+      <w:pPr>
+        <w:ind w:left="3600" w:hanging="360"/>
+      </w:pPr>
+    </w:lvl>
+    <w:lvl w:ilvl="5" w:tplc="0809001B" w:tentative="1">
+      <w:start w:val="1"/>
+      <w:numFmt w:val="lowerRoman"/>
+      <w:lvlText w:val="%6."/>
+      <w:lvlJc w:val="right"/>
+      <w:pPr>
+        <w:ind w:left="4320" w:hanging="180"/>
+      </w:pPr>
+    </w:lvl>
+    <w:lvl w:ilvl="6" w:tplc="0809000F" w:tentative="1">
+      <w:start w:val="1"/>
+      <w:numFmt w:val="decimal"/>
+      <w:lvlText w:val="%7."/>
+      <w:lvlJc w:val="left"/>
+      <w:pPr>
+        <w:ind w:left="5040" w:hanging="360"/>
+      </w:pPr>
+    </w:lvl>
+    <w:lvl w:ilvl="7" w:tplc="08090019" w:tentative="1">
+      <w:start w:val="1"/>
+      <w:numFmt w:val="lowerLetter"/>
+      <w:lvlText w:val="%8."/>
+      <w:lvlJc w:val="left"/>
+      <w:pPr>
+        <w:ind w:left="5760" w:hanging="360"/>
+      </w:pPr>
+    </w:lvl>
+    <w:lvl w:ilvl="8" w:tplc="0809001B" w:tentative="1">
+      <w:start w:val="1"/>
+      <w:numFmt w:val="lowerRoman"/>
+      <w:lvlText w:val="%9."/>
+      <w:lvlJc w:val="right"/>
+      <w:pPr>
+        <w:ind w:left="6480" w:hanging="180"/>
+      </w:pPr>
+    </w:lvl>
+  </w:abstractNum>
+  <w:abstractNum w:abstractNumId="41" w15:restartNumberingAfterBreak="0">
     <w:nsid w:val="71E22BB7"/>
     <w:multiLevelType w:val="multilevel"/>
     <w:tmpl w:val="819E2AC4"/>
@@ -10886,7 +11014,7 @@
       </w:rPr>
     </w:lvl>
   </w:abstractNum>
-  <w:abstractNum w:abstractNumId="40" w15:restartNumberingAfterBreak="0">
+  <w:abstractNum w:abstractNumId="42" w15:restartNumberingAfterBreak="0">
     <w:nsid w:val="72F62968"/>
     <w:multiLevelType w:val="multilevel"/>
     <w:tmpl w:val="73DE963A"/>
@@ -11035,7 +11163,7 @@
       </w:rPr>
     </w:lvl>
   </w:abstractNum>
-  <w:abstractNum w:abstractNumId="41" w15:restartNumberingAfterBreak="0">
+  <w:abstractNum w:abstractNumId="43" w15:restartNumberingAfterBreak="0">
     <w:nsid w:val="733621A7"/>
     <w:multiLevelType w:val="multilevel"/>
     <w:tmpl w:val="9B72EDBE"/>
@@ -11184,7 +11312,7 @@
       </w:rPr>
     </w:lvl>
   </w:abstractNum>
-  <w:abstractNum w:abstractNumId="42" w15:restartNumberingAfterBreak="0">
+  <w:abstractNum w:abstractNumId="44" w15:restartNumberingAfterBreak="0">
     <w:nsid w:val="74065A6D"/>
     <w:multiLevelType w:val="multilevel"/>
     <w:tmpl w:val="C60AE5EA"/>
@@ -11301,7 +11429,7 @@
       </w:pPr>
     </w:lvl>
   </w:abstractNum>
-  <w:abstractNum w:abstractNumId="43" w15:restartNumberingAfterBreak="0">
+  <w:abstractNum w:abstractNumId="45" w15:restartNumberingAfterBreak="0">
     <w:nsid w:val="74E370A7"/>
     <w:multiLevelType w:val="multilevel"/>
     <w:tmpl w:val="F95CF554"/>
@@ -11450,7 +11578,7 @@
       </w:rPr>
     </w:lvl>
   </w:abstractNum>
-  <w:abstractNum w:abstractNumId="44" w15:restartNumberingAfterBreak="0">
+  <w:abstractNum w:abstractNumId="46" w15:restartNumberingAfterBreak="0">
     <w:nsid w:val="7D9058E4"/>
     <w:multiLevelType w:val="multilevel"/>
     <w:tmpl w:val="B4F0DCD6"/>
@@ -11599,7 +11727,7 @@
       </w:rPr>
     </w:lvl>
   </w:abstractNum>
-  <w:abstractNum w:abstractNumId="45" w15:restartNumberingAfterBreak="0">
+  <w:abstractNum w:abstractNumId="47" w15:restartNumberingAfterBreak="0">
     <w:nsid w:val="7DD82101"/>
     <w:multiLevelType w:val="multilevel"/>
     <w:tmpl w:val="B1720490"/>
@@ -11716,7 +11844,7 @@
       </w:pPr>
     </w:lvl>
   </w:abstractNum>
-  <w:abstractNum w:abstractNumId="46" w15:restartNumberingAfterBreak="0">
+  <w:abstractNum w:abstractNumId="48" w15:restartNumberingAfterBreak="0">
     <w:nsid w:val="7EA66E4A"/>
     <w:multiLevelType w:val="hybridMultilevel"/>
     <w:tmpl w:val="B6AC5D6C"/>
@@ -11836,16 +11964,16 @@
     <w:abstractNumId w:val="8"/>
   </w:num>
   <w:num w:numId="3" w16cid:durableId="959797020">
-    <w:abstractNumId w:val="29"/>
+    <w:abstractNumId w:val="30"/>
   </w:num>
   <w:num w:numId="4" w16cid:durableId="815032760">
     <w:abstractNumId w:val="16"/>
   </w:num>
   <w:num w:numId="5" w16cid:durableId="2099714972">
-    <w:abstractNumId w:val="42"/>
+    <w:abstractNumId w:val="44"/>
   </w:num>
   <w:num w:numId="6" w16cid:durableId="1854958694">
-    <w:abstractNumId w:val="40"/>
+    <w:abstractNumId w:val="42"/>
   </w:num>
   <w:num w:numId="7" w16cid:durableId="1640770199">
     <w:abstractNumId w:val="22"/>
@@ -11857,16 +11985,16 @@
     <w:abstractNumId w:val="3"/>
   </w:num>
   <w:num w:numId="10" w16cid:durableId="1627735175">
-    <w:abstractNumId w:val="44"/>
+    <w:abstractNumId w:val="46"/>
   </w:num>
   <w:num w:numId="11" w16cid:durableId="564534151">
     <w:abstractNumId w:val="26"/>
   </w:num>
   <w:num w:numId="12" w16cid:durableId="1430197811">
-    <w:abstractNumId w:val="30"/>
+    <w:abstractNumId w:val="31"/>
   </w:num>
   <w:num w:numId="13" w16cid:durableId="767240919">
-    <w:abstractNumId w:val="32"/>
+    <w:abstractNumId w:val="33"/>
   </w:num>
   <w:num w:numId="14" w16cid:durableId="616449105">
     <w:abstractNumId w:val="15"/>
@@ -11875,10 +12003,10 @@
     <w:abstractNumId w:val="14"/>
   </w:num>
   <w:num w:numId="16" w16cid:durableId="361902389">
-    <w:abstractNumId w:val="43"/>
+    <w:abstractNumId w:val="45"/>
   </w:num>
   <w:num w:numId="17" w16cid:durableId="737630822">
-    <w:abstractNumId w:val="31"/>
+    <w:abstractNumId w:val="32"/>
   </w:num>
   <w:num w:numId="18" w16cid:durableId="561332247">
     <w:abstractNumId w:val="24"/>
@@ -11899,13 +12027,13 @@
     <w:abstractNumId w:val="27"/>
   </w:num>
   <w:num w:numId="24" w16cid:durableId="590359427">
-    <w:abstractNumId w:val="45"/>
+    <w:abstractNumId w:val="47"/>
   </w:num>
   <w:num w:numId="25" w16cid:durableId="2096856221">
-    <w:abstractNumId w:val="39"/>
+    <w:abstractNumId w:val="41"/>
   </w:num>
   <w:num w:numId="26" w16cid:durableId="1915623950">
-    <w:abstractNumId w:val="33"/>
+    <w:abstractNumId w:val="34"/>
   </w:num>
   <w:num w:numId="27" w16cid:durableId="1965767076">
     <w:abstractNumId w:val="23"/>
@@ -11917,13 +12045,13 @@
     <w:abstractNumId w:val="13"/>
   </w:num>
   <w:num w:numId="30" w16cid:durableId="1038048385">
-    <w:abstractNumId w:val="46"/>
+    <w:abstractNumId w:val="48"/>
   </w:num>
   <w:num w:numId="31" w16cid:durableId="1741515854">
     <w:abstractNumId w:val="21"/>
   </w:num>
   <w:num w:numId="32" w16cid:durableId="1767845067">
-    <w:abstractNumId w:val="34"/>
+    <w:abstractNumId w:val="35"/>
   </w:num>
   <w:num w:numId="33" w16cid:durableId="1890997987">
     <w:abstractNumId w:val="17"/>
@@ -11932,10 +12060,10 @@
     <w:abstractNumId w:val="7"/>
   </w:num>
   <w:num w:numId="35" w16cid:durableId="714699361">
-    <w:abstractNumId w:val="41"/>
+    <w:abstractNumId w:val="43"/>
   </w:num>
   <w:num w:numId="36" w16cid:durableId="1064334321">
-    <w:abstractNumId w:val="36"/>
+    <w:abstractNumId w:val="37"/>
   </w:num>
   <w:num w:numId="37" w16cid:durableId="2008750016">
     <w:abstractNumId w:val="25"/>
@@ -11947,7 +12075,7 @@
     <w:abstractNumId w:val="0"/>
   </w:num>
   <w:num w:numId="40" w16cid:durableId="2120252685">
-    <w:abstractNumId w:val="38"/>
+    <w:abstractNumId w:val="39"/>
   </w:num>
   <w:num w:numId="41" w16cid:durableId="240872317">
     <w:abstractNumId w:val="20"/>
@@ -11956,7 +12084,7 @@
     <w:abstractNumId w:val="6"/>
   </w:num>
   <w:num w:numId="43" w16cid:durableId="1964458790">
-    <w:abstractNumId w:val="37"/>
+    <w:abstractNumId w:val="38"/>
   </w:num>
   <w:num w:numId="44" w16cid:durableId="772212476">
     <w:abstractNumId w:val="12"/>
@@ -11965,10 +12093,16 @@
     <w:abstractNumId w:val="10"/>
   </w:num>
   <w:num w:numId="46" w16cid:durableId="429082624">
-    <w:abstractNumId w:val="35"/>
+    <w:abstractNumId w:val="36"/>
   </w:num>
   <w:num w:numId="47" w16cid:durableId="637954216">
     <w:abstractNumId w:val="9"/>
+  </w:num>
+  <w:num w:numId="48" w16cid:durableId="301662890">
+    <w:abstractNumId w:val="40"/>
+  </w:num>
+  <w:num w:numId="49" w16cid:durableId="615521460">
+    <w:abstractNumId w:val="29"/>
   </w:num>
 </w:numbering>
 </file>

--- a/focus study mobile setup.docx
+++ b/focus study mobile setup.docx
@@ -1657,15 +1657,7 @@
         <w:t>Meditation</w:t>
       </w:r>
       <w:r>
-        <w:t>: Try 5–</w:t>
-      </w:r>
-      <w:proofErr w:type="gramStart"/>
-      <w:r>
-        <w:t>10 minute</w:t>
-      </w:r>
-      <w:proofErr w:type="gramEnd"/>
-      <w:r>
-        <w:t xml:space="preserve"> meditation before study (apps like </w:t>
+        <w:t xml:space="preserve">: Try 5–10 minute meditation before study (apps like </w:t>
       </w:r>
       <w:r>
         <w:rPr>
@@ -1900,13 +1892,8 @@
             <w:hideMark/>
           </w:tcPr>
           <w:p>
-            <w:proofErr w:type="gramStart"/>
             <w:r>
-              <w:t>Mutes</w:t>
-            </w:r>
-            <w:proofErr w:type="gramEnd"/>
-            <w:r>
-              <w:t xml:space="preserve"> notifications</w:t>
+              <w:t>Mutes notifications</w:t>
             </w:r>
           </w:p>
         </w:tc>
@@ -2717,15 +2704,7 @@
         </w:numPr>
       </w:pPr>
       <w:r>
-        <w:t>#</w:t>
-      </w:r>
-      <w:proofErr w:type="gramStart"/>
-      <w:r>
-        <w:t>no</w:t>
-      </w:r>
-      <w:proofErr w:type="gramEnd"/>
-      <w:r>
-        <w:t xml:space="preserve"> internet symbol issue.</w:t>
+        <w:t>#no internet symbol issue.</w:t>
       </w:r>
     </w:p>
     <w:p>
@@ -2955,6 +2934,46 @@
       </w:pPr>
       <w:r>
         <w:t>Set app timers to 0 minutes for social media, browsers, and games.</w:t>
+      </w:r>
+    </w:p>
+    <w:p>
+      <w:pPr>
+        <w:pStyle w:val="NoSpacing"/>
+      </w:pPr>
+      <w:r>
+        <w:t xml:space="preserve">// usually the </w:t>
+      </w:r>
+      <w:proofErr w:type="spellStart"/>
+      <w:r>
+        <w:t>digial</w:t>
+      </w:r>
+      <w:proofErr w:type="spellEnd"/>
+      <w:r>
+        <w:t xml:space="preserve"> </w:t>
+      </w:r>
+      <w:proofErr w:type="spellStart"/>
+      <w:r>
+        <w:t>wellbing</w:t>
+      </w:r>
+      <w:proofErr w:type="spellEnd"/>
+      <w:r>
+        <w:t xml:space="preserve"> not help full on blocking. Instead uses app lock I </w:t>
+      </w:r>
+      <w:proofErr w:type="spellStart"/>
+      <w:r>
+        <w:t>hightly</w:t>
+      </w:r>
+      <w:proofErr w:type="spellEnd"/>
+      <w:r>
+        <w:t xml:space="preserve"> </w:t>
+      </w:r>
+      <w:proofErr w:type="spellStart"/>
+      <w:r>
+        <w:t>recommed</w:t>
+      </w:r>
+      <w:proofErr w:type="spellEnd"/>
+      <w:r>
+        <w:t xml:space="preserve"> .</w:t>
       </w:r>
     </w:p>
     <w:p>
@@ -3532,15 +3551,7 @@
         <w:t xml:space="preserve"> Built-in hidden function accessed with code #9705#</w:t>
       </w:r>
       <w:r>
-        <w:t xml:space="preserve">. Make code </w:t>
-      </w:r>
-      <w:proofErr w:type="gramStart"/>
-      <w:r>
-        <w:t>an</w:t>
-      </w:r>
-      <w:proofErr w:type="gramEnd"/>
-      <w:r>
-        <w:t xml:space="preserve"> longer.</w:t>
+        <w:t>. Make code an longer.</w:t>
       </w:r>
       <w:r>
         <w:br/>
@@ -4777,15 +4788,7 @@
     </w:p>
     <w:p>
       <w:r>
-        <w:t xml:space="preserve">There is </w:t>
-      </w:r>
-      <w:proofErr w:type="gramStart"/>
-      <w:r>
-        <w:t>a</w:t>
-      </w:r>
-      <w:proofErr w:type="gramEnd"/>
-      <w:r>
-        <w:t xml:space="preserve"> app called </w:t>
+        <w:t xml:space="preserve">There is a app called </w:t>
       </w:r>
       <w:proofErr w:type="spellStart"/>
       <w:r>
@@ -4793,15 +4796,7 @@
       </w:r>
       <w:proofErr w:type="spellEnd"/>
       <w:r>
-        <w:t xml:space="preserve"> that I can easily installed. </w:t>
-      </w:r>
-      <w:proofErr w:type="gramStart"/>
-      <w:r>
-        <w:t>So</w:t>
-      </w:r>
-      <w:proofErr w:type="gramEnd"/>
-      <w:r>
-        <w:t xml:space="preserve"> from that I can download .torrent </w:t>
+        <w:t xml:space="preserve"> that I can easily installed. So from that I can download .torrent </w:t>
       </w:r>
       <w:proofErr w:type="spellStart"/>
       <w:r>
@@ -4809,15 +4804,7 @@
       </w:r>
       <w:proofErr w:type="spellEnd"/>
       <w:r>
-        <w:t xml:space="preserve"> and I can download movies easily. </w:t>
-      </w:r>
-      <w:proofErr w:type="gramStart"/>
-      <w:r>
-        <w:t>So</w:t>
-      </w:r>
-      <w:proofErr w:type="gramEnd"/>
-      <w:r>
-        <w:t xml:space="preserve"> solution: is to block that Microsoft sites from hosts.</w:t>
+        <w:t xml:space="preserve"> and I can download movies easily. So solution: is to block that Microsoft sites from hosts.</w:t>
       </w:r>
     </w:p>
     <w:p>

--- a/focus study mobile setup.docx
+++ b/focus study mobile setup.docx
@@ -4717,6 +4717,49 @@
     </w:p>
     <w:p/>
     <w:p>
+      <w:proofErr w:type="spellStart"/>
+      <w:r>
+        <w:t>Whtaps</w:t>
+      </w:r>
+      <w:proofErr w:type="spellEnd"/>
+      <w:r>
+        <w:t xml:space="preserve">: use </w:t>
+      </w:r>
+      <w:proofErr w:type="spellStart"/>
+      <w:r>
+        <w:t>whatsapp</w:t>
+      </w:r>
+      <w:proofErr w:type="spellEnd"/>
+      <w:r>
+        <w:t xml:space="preserve"> to study. Like to preview </w:t>
+      </w:r>
+      <w:proofErr w:type="spellStart"/>
+      <w:r>
+        <w:t>youtube</w:t>
+      </w:r>
+      <w:proofErr w:type="spellEnd"/>
+      <w:r>
+        <w:t xml:space="preserve"> video </w:t>
+      </w:r>
+      <w:proofErr w:type="spellStart"/>
+      <w:r>
+        <w:t>throught</w:t>
+      </w:r>
+      <w:proofErr w:type="spellEnd"/>
+      <w:r>
+        <w:t xml:space="preserve"> </w:t>
+      </w:r>
+      <w:proofErr w:type="spellStart"/>
+      <w:r>
+        <w:t>tlin,k</w:t>
+      </w:r>
+      <w:proofErr w:type="spellEnd"/>
+      <w:r>
+        <w:t>.</w:t>
+      </w:r>
+    </w:p>
+    <w:p/>
+    <w:p>
       <w:pPr>
         <w:pStyle w:val="Heading1"/>
       </w:pPr>
@@ -4788,6 +4831,7 @@
     </w:p>
     <w:p>
       <w:r>
+        <w:lastRenderedPageBreak/>
         <w:t xml:space="preserve">There is a app called </w:t>
       </w:r>
       <w:proofErr w:type="spellStart"/>
@@ -4812,7 +4856,6 @@
         <w:pStyle w:val="NoSpacing"/>
       </w:pPr>
       <w:r>
-        <w:lastRenderedPageBreak/>
         <w:t>0.0.0.0 apps.microsoft.com</w:t>
       </w:r>
     </w:p>
@@ -5167,7 +5210,6 @@
         <w:pStyle w:val="Heading2"/>
       </w:pPr>
       <w:r>
-        <w:lastRenderedPageBreak/>
         <w:t>Experiment and Observation</w:t>
       </w:r>
     </w:p>
@@ -5479,7 +5521,6 @@
           <w:b/>
           <w:bCs/>
         </w:rPr>
-        <w:lastRenderedPageBreak/>
         <w:t>Just don’t use discord too much.? Why?&gt;</w:t>
       </w:r>
     </w:p>

--- a/focus study mobile setup.docx
+++ b/focus study mobile setup.docx
@@ -4719,17 +4719,27 @@
     <w:p>
       <w:proofErr w:type="spellStart"/>
       <w:r>
-        <w:t>Whtaps</w:t>
+        <w:t>Wh</w:t>
+      </w:r>
+      <w:r>
+        <w:t>a</w:t>
+      </w:r>
+      <w:r>
+        <w:t>t</w:t>
+      </w:r>
+      <w:r>
+        <w:t>sap</w:t>
+      </w:r>
+      <w:r>
+        <w:t>p</w:t>
       </w:r>
       <w:proofErr w:type="spellEnd"/>
       <w:r>
         <w:t xml:space="preserve">: use </w:t>
       </w:r>
-      <w:proofErr w:type="spellStart"/>
-      <w:r>
-        <w:t>whatsapp</w:t>
-      </w:r>
-      <w:proofErr w:type="spellEnd"/>
+      <w:r>
+        <w:t>WhatsApp</w:t>
+      </w:r>
       <w:r>
         <w:t xml:space="preserve"> to study. Like to preview </w:t>
       </w:r>

--- a/focus study mobile setup.docx
+++ b/focus study mobile setup.docx
@@ -86,15 +86,7 @@
         <w:t>Clean Browsing</w:t>
       </w:r>
       <w:r>
-        <w:t xml:space="preserve"> Family DNS or </w:t>
-      </w:r>
-      <w:proofErr w:type="spellStart"/>
-      <w:r>
-        <w:t>AdGuard</w:t>
-      </w:r>
-      <w:proofErr w:type="spellEnd"/>
-      <w:r>
-        <w:t xml:space="preserve"> Family DNS (system-wide) for extra adult content filtering.</w:t>
+        <w:t xml:space="preserve"> Family DNS or AdGuard Family DNS (system-wide) for extra adult content filtering.</w:t>
       </w:r>
       <w:r>
         <w:br/>
@@ -118,27 +110,11 @@
     </w:p>
     <w:p>
       <w:r>
-        <w:t xml:space="preserve">• Install </w:t>
-      </w:r>
-      <w:proofErr w:type="spellStart"/>
-      <w:r>
-        <w:t>AppBlock</w:t>
-      </w:r>
-      <w:proofErr w:type="spellEnd"/>
-      <w:r>
-        <w:t xml:space="preserve"> (works without root) → lets you block apps during study time.</w:t>
+        <w:t>• Install AppBlock (works without root) → lets you block apps during study time.</w:t>
       </w:r>
       <w:r>
         <w:br/>
-        <w:t xml:space="preserve">• Or use </w:t>
-      </w:r>
-      <w:proofErr w:type="spellStart"/>
-      <w:r>
-        <w:t>AFWall</w:t>
-      </w:r>
-      <w:proofErr w:type="spellEnd"/>
-      <w:r>
-        <w:t>+ (root firewall) → block all apps from using the internet, except study ones (e.g., dictionary, PDF reader, Google Classroom).</w:t>
+        <w:t>• Or use AFWall+ (root firewall) → block all apps from using the internet, except study ones (e.g., dictionary, PDF reader, Google Classroom).</w:t>
       </w:r>
     </w:p>
     <w:p>
@@ -150,15 +126,7 @@
         <w:t>Note</w:t>
       </w:r>
       <w:r>
-        <w:t xml:space="preserve">: block selected bar on &gt;&gt; on side of </w:t>
-      </w:r>
-      <w:proofErr w:type="spellStart"/>
-      <w:r>
-        <w:t>afwall</w:t>
-      </w:r>
-      <w:proofErr w:type="spellEnd"/>
-      <w:r>
-        <w:t>+ logo&gt;&gt; on side of search &gt;&gt; click on three paragraph line on top bar.</w:t>
+        <w:t>: block selected bar on &gt;&gt; on side of afwall+ logo&gt;&gt; on side of search &gt;&gt; click on three paragraph line on top bar.</w:t>
       </w:r>
     </w:p>
     <w:p>
@@ -247,15 +215,7 @@
       </w:r>
       <w:r>
         <w:lastRenderedPageBreak/>
-        <w:t xml:space="preserve">• Custom ROM (optional): If you’re open to flashing, you can install a lightweight ROM (like </w:t>
-      </w:r>
-      <w:proofErr w:type="spellStart"/>
-      <w:r>
-        <w:t>LineageOS</w:t>
-      </w:r>
-      <w:proofErr w:type="spellEnd"/>
-      <w:r>
-        <w:t>) with only bare essentials.</w:t>
+        <w:t>• Custom ROM (optional): If you’re open to flashing, you can install a lightweight ROM (like LineageOS) with only bare essentials.</w:t>
       </w:r>
     </w:p>
     <w:p>
@@ -319,17 +279,8 @@
           <w:b/>
           <w:bCs/>
         </w:rPr>
-        <w:t xml:space="preserve">Install from </w:t>
-      </w:r>
-      <w:proofErr w:type="spellStart"/>
-      <w:r>
-        <w:rPr>
-          <w:b/>
-          <w:bCs/>
-        </w:rPr>
-        <w:t>adb</w:t>
-      </w:r>
-      <w:proofErr w:type="spellEnd"/>
+        <w:t>Install from adb</w:t>
+      </w:r>
     </w:p>
     <w:p>
       <w:r>
@@ -340,23 +291,7 @@
           <w:b/>
           <w:bCs/>
         </w:rPr>
-        <w:t xml:space="preserve">flash </w:t>
-      </w:r>
-      <w:proofErr w:type="spellStart"/>
-      <w:r>
-        <w:rPr>
-          <w:b/>
-          <w:bCs/>
-        </w:rPr>
-        <w:t>Magisk</w:t>
-      </w:r>
-      <w:proofErr w:type="spellEnd"/>
-      <w:r>
-        <w:rPr>
-          <w:b/>
-          <w:bCs/>
-        </w:rPr>
-        <w:t xml:space="preserve"> from your PC directly to TWRP on your J7 Prime</w:t>
+        <w:t>flash Magisk from your PC directly to TWRP on your J7 Prime</w:t>
       </w:r>
       <w:r>
         <w:t>. There are two main approaches:</w:t>
@@ -381,23 +316,7 @@
           <w:b/>
           <w:bCs/>
         </w:rPr>
-        <w:t xml:space="preserve">Option 1: Transfer </w:t>
-      </w:r>
-      <w:proofErr w:type="spellStart"/>
-      <w:r>
-        <w:rPr>
-          <w:b/>
-          <w:bCs/>
-        </w:rPr>
-        <w:t>Magisk</w:t>
-      </w:r>
-      <w:proofErr w:type="spellEnd"/>
-      <w:r>
-        <w:rPr>
-          <w:b/>
-          <w:bCs/>
-        </w:rPr>
-        <w:t xml:space="preserve"> ZIP to Phone Storage</w:t>
+        <w:t>Option 1: Transfer Magisk ZIP to Phone Storage</w:t>
       </w:r>
     </w:p>
     <w:p>
@@ -410,21 +329,12 @@
       <w:r>
         <w:t xml:space="preserve">Download the </w:t>
       </w:r>
-      <w:proofErr w:type="spellStart"/>
-      <w:r>
-        <w:rPr>
-          <w:b/>
-          <w:bCs/>
-        </w:rPr>
-        <w:t>Magisk</w:t>
-      </w:r>
-      <w:proofErr w:type="spellEnd"/>
-      <w:r>
-        <w:rPr>
-          <w:b/>
-          <w:bCs/>
-        </w:rPr>
-        <w:t xml:space="preserve"> ZIP</w:t>
+      <w:r>
+        <w:rPr>
+          <w:b/>
+          <w:bCs/>
+        </w:rPr>
+        <w:t>Magisk ZIP</w:t>
       </w:r>
       <w:r>
         <w:t xml:space="preserve"> (latest stable version) on your PC.</w:t>
@@ -564,15 +474,7 @@
         <w:t>Install</w:t>
       </w:r>
       <w:r>
-        <w:t xml:space="preserve"> → Locate the </w:t>
-      </w:r>
-      <w:proofErr w:type="spellStart"/>
-      <w:r>
-        <w:t>Magisk</w:t>
-      </w:r>
-      <w:proofErr w:type="spellEnd"/>
-      <w:r>
-        <w:t xml:space="preserve"> ZIP → Swipe to flash.</w:t>
+        <w:t xml:space="preserve"> → Locate the Magisk ZIP → Swipe to flash.</w:t>
       </w:r>
     </w:p>
     <w:p>
@@ -596,21 +498,12 @@
       <w:r>
         <w:t xml:space="preserve">Verify installation with </w:t>
       </w:r>
-      <w:proofErr w:type="spellStart"/>
-      <w:r>
-        <w:rPr>
-          <w:b/>
-          <w:bCs/>
-        </w:rPr>
-        <w:t>Magisk</w:t>
-      </w:r>
-      <w:proofErr w:type="spellEnd"/>
-      <w:r>
-        <w:rPr>
-          <w:b/>
-          <w:bCs/>
-        </w:rPr>
-        <w:t xml:space="preserve"> Manager</w:t>
+      <w:r>
+        <w:rPr>
+          <w:b/>
+          <w:bCs/>
+        </w:rPr>
+        <w:t>Magisk Manager</w:t>
       </w:r>
       <w:r>
         <w:t xml:space="preserve"> app.</w:t>
@@ -635,23 +528,7 @@
           <w:b/>
           <w:bCs/>
         </w:rPr>
-        <w:t xml:space="preserve">Option 2: Flash </w:t>
-      </w:r>
-      <w:proofErr w:type="spellStart"/>
-      <w:r>
-        <w:rPr>
-          <w:b/>
-          <w:bCs/>
-        </w:rPr>
-        <w:t>Magisk</w:t>
-      </w:r>
-      <w:proofErr w:type="spellEnd"/>
-      <w:r>
-        <w:rPr>
-          <w:b/>
-          <w:bCs/>
-        </w:rPr>
-        <w:t xml:space="preserve"> ZIP Directly via ADB Sideload (no need to copy ZIP manually)</w:t>
+        <w:t>Option 2: Flash Magisk ZIP Directly via ADB Sideload (no need to copy ZIP manually)</w:t>
       </w:r>
     </w:p>
     <w:p>
@@ -669,21 +546,12 @@
       <w:r>
         <w:t xml:space="preserve">Download </w:t>
       </w:r>
-      <w:proofErr w:type="spellStart"/>
-      <w:r>
-        <w:rPr>
-          <w:b/>
-          <w:bCs/>
-        </w:rPr>
-        <w:t>Magisk</w:t>
-      </w:r>
-      <w:proofErr w:type="spellEnd"/>
-      <w:r>
-        <w:rPr>
-          <w:b/>
-          <w:bCs/>
-        </w:rPr>
-        <w:t xml:space="preserve"> ZIP</w:t>
+      <w:r>
+        <w:rPr>
+          <w:b/>
+          <w:bCs/>
+        </w:rPr>
+        <w:t>Magisk ZIP</w:t>
       </w:r>
       <w:r>
         <w:t xml:space="preserve"> on your PC.</w:t>
@@ -765,24 +633,14 @@
       </w:r>
     </w:p>
     <w:p>
-      <w:proofErr w:type="spellStart"/>
       <w:r>
         <w:lastRenderedPageBreak/>
-        <w:t>adb</w:t>
-      </w:r>
-      <w:proofErr w:type="spellEnd"/>
-      <w:r>
-        <w:t xml:space="preserve"> devices</w:t>
-      </w:r>
-    </w:p>
-    <w:p>
-      <w:proofErr w:type="spellStart"/>
-      <w:r>
-        <w:t>adb</w:t>
-      </w:r>
-      <w:proofErr w:type="spellEnd"/>
-      <w:r>
-        <w:t xml:space="preserve"> sideload Magisk-v26.1.zip</w:t>
+        <w:t>adb devices</w:t>
+      </w:r>
+    </w:p>
+    <w:p>
+      <w:r>
+        <w:t>adb sideload Magisk-v26.1.zip</w:t>
       </w:r>
     </w:p>
     <w:p>
@@ -886,17 +744,8 @@
           <w:b/>
           <w:bCs/>
         </w:rPr>
-        <w:t xml:space="preserve">latest stable </w:t>
-      </w:r>
-      <w:proofErr w:type="spellStart"/>
-      <w:r>
-        <w:rPr>
-          <w:b/>
-          <w:bCs/>
-        </w:rPr>
-        <w:t>Magisk</w:t>
-      </w:r>
-      <w:proofErr w:type="spellEnd"/>
+        <w:t>latest stable Magisk</w:t>
+      </w:r>
       <w:r>
         <w:t xml:space="preserve"> version.</w:t>
       </w:r>
@@ -911,21 +760,12 @@
       <w:r>
         <w:t xml:space="preserve">After flashing, open </w:t>
       </w:r>
-      <w:proofErr w:type="spellStart"/>
-      <w:r>
-        <w:rPr>
-          <w:b/>
-          <w:bCs/>
-        </w:rPr>
-        <w:t>Magisk</w:t>
-      </w:r>
-      <w:proofErr w:type="spellEnd"/>
-      <w:r>
-        <w:rPr>
-          <w:b/>
-          <w:bCs/>
-        </w:rPr>
-        <w:t xml:space="preserve"> Manager</w:t>
+      <w:r>
+        <w:rPr>
+          <w:b/>
+          <w:bCs/>
+        </w:rPr>
+        <w:t>Magisk Manager</w:t>
       </w:r>
       <w:r>
         <w:t xml:space="preserve"> to check root status.</w:t>
@@ -947,23 +787,7 @@
           <w:b/>
           <w:bCs/>
         </w:rPr>
-        <w:t xml:space="preserve">step-by-step exact guide for your J7 Prime: TWRP → Flash </w:t>
-      </w:r>
-      <w:proofErr w:type="spellStart"/>
-      <w:r>
-        <w:rPr>
-          <w:b/>
-          <w:bCs/>
-        </w:rPr>
-        <w:t>Magisk</w:t>
-      </w:r>
-      <w:proofErr w:type="spellEnd"/>
-      <w:r>
-        <w:rPr>
-          <w:b/>
-          <w:bCs/>
-        </w:rPr>
-        <w:t xml:space="preserve"> → Verify root</w:t>
+        <w:t>step-by-step exact guide for your J7 Prime: TWRP → Flash Magisk → Verify root</w:t>
       </w:r>
       <w:r>
         <w:t>, so you can follow it safely.</w:t>
@@ -1273,7 +1097,6 @@
       <w:r>
         <w:t xml:space="preserve"> or </w:t>
       </w:r>
-      <w:proofErr w:type="spellStart"/>
       <w:r>
         <w:rPr>
           <w:i/>
@@ -1281,7 +1104,6 @@
         </w:rPr>
         <w:t>StayFocusd</w:t>
       </w:r>
-      <w:proofErr w:type="spellEnd"/>
       <w:r>
         <w:t xml:space="preserve"> on browsers.</w:t>
       </w:r>
@@ -1301,15 +1123,7 @@
         <w:t>Noise Control</w:t>
       </w:r>
       <w:r>
-        <w:t>: Use noise-</w:t>
-      </w:r>
-      <w:proofErr w:type="spellStart"/>
-      <w:r>
-        <w:t>canceling</w:t>
-      </w:r>
-      <w:proofErr w:type="spellEnd"/>
-      <w:r>
-        <w:t xml:space="preserve"> headphones or listen to focus-friendly music (classical, lo-fi).</w:t>
+        <w:t>: Use noise-canceling headphones or listen to focus-friendly music (classical, lo-fi).</w:t>
       </w:r>
     </w:p>
     <w:p>
@@ -1547,7 +1361,6 @@
       <w:r>
         <w:t xml:space="preserve"> (focus timer) or </w:t>
       </w:r>
-      <w:proofErr w:type="spellStart"/>
       <w:r>
         <w:rPr>
           <w:i/>
@@ -1555,7 +1368,6 @@
         </w:rPr>
         <w:t>Todoist</w:t>
       </w:r>
-      <w:proofErr w:type="spellEnd"/>
       <w:r>
         <w:t xml:space="preserve"> (task management).</w:t>
       </w:r>
@@ -1572,23 +1384,7 @@
           <w:b/>
           <w:bCs/>
         </w:rPr>
-        <w:t>Voice Assistant (</w:t>
-      </w:r>
-      <w:proofErr w:type="spellStart"/>
-      <w:r>
-        <w:rPr>
-          <w:b/>
-          <w:bCs/>
-        </w:rPr>
-        <w:t>Breeno</w:t>
-      </w:r>
-      <w:proofErr w:type="spellEnd"/>
-      <w:r>
-        <w:rPr>
-          <w:b/>
-          <w:bCs/>
-        </w:rPr>
-        <w:t>)</w:t>
+        <w:t>Voice Assistant (Breeno)</w:t>
       </w:r>
       <w:r>
         <w:t>: Set reminders or timers hands-free.</w:t>
@@ -1926,15 +1722,7 @@
           </w:tcPr>
           <w:p>
             <w:r>
-              <w:t xml:space="preserve">Settings → Additional Settings → Accessibility → </w:t>
-            </w:r>
-            <w:proofErr w:type="spellStart"/>
-            <w:r>
-              <w:t>Color</w:t>
-            </w:r>
-            <w:proofErr w:type="spellEnd"/>
-            <w:r>
-              <w:t xml:space="preserve"> Mode → Grayscale</w:t>
+              <w:t>Settings → Additional Settings → Accessibility → Color Mode → Grayscale</w:t>
             </w:r>
           </w:p>
         </w:tc>
@@ -2012,23 +1800,7 @@
                 <w:b/>
                 <w:bCs/>
               </w:rPr>
-              <w:t>Voice Assistant (</w:t>
-            </w:r>
-            <w:proofErr w:type="spellStart"/>
-            <w:r>
-              <w:rPr>
-                <w:b/>
-                <w:bCs/>
-              </w:rPr>
-              <w:t>Breeno</w:t>
-            </w:r>
-            <w:proofErr w:type="spellEnd"/>
-            <w:r>
-              <w:rPr>
-                <w:b/>
-                <w:bCs/>
-              </w:rPr>
-              <w:t>)</w:t>
+              <w:t>Voice Assistant (Breeno)</w:t>
             </w:r>
           </w:p>
         </w:tc>
@@ -2217,21 +1989,12 @@
           <w:numId w:val="1"/>
         </w:numPr>
       </w:pPr>
-      <w:proofErr w:type="spellStart"/>
-      <w:r>
-        <w:rPr>
-          <w:b/>
-          <w:bCs/>
-        </w:rPr>
-        <w:t>AFWall</w:t>
-      </w:r>
-      <w:proofErr w:type="spellEnd"/>
-      <w:r>
-        <w:rPr>
-          <w:b/>
-          <w:bCs/>
-        </w:rPr>
-        <w:t>+</w:t>
+      <w:r>
+        <w:rPr>
+          <w:b/>
+          <w:bCs/>
+        </w:rPr>
+        <w:t>AFWall+</w:t>
       </w:r>
       <w:r>
         <w:t xml:space="preserve"> (commonly stylized this way)</w:t>
@@ -2259,7 +2022,6 @@
           <w:numId w:val="1"/>
         </w:numPr>
       </w:pPr>
-      <w:proofErr w:type="spellStart"/>
       <w:r>
         <w:rPr>
           <w:b/>
@@ -2267,7 +2029,6 @@
         </w:rPr>
         <w:t>AdGuard</w:t>
       </w:r>
-      <w:proofErr w:type="spellEnd"/>
     </w:p>
     <w:p>
       <w:pPr>
@@ -2340,21 +2101,12 @@
       <w:r>
         <w:t xml:space="preserve">Converted </w:t>
       </w:r>
-      <w:proofErr w:type="spellStart"/>
-      <w:r>
-        <w:rPr>
-          <w:b/>
-          <w:bCs/>
-        </w:rPr>
-        <w:t>AFWall</w:t>
-      </w:r>
-      <w:proofErr w:type="spellEnd"/>
-      <w:r>
-        <w:rPr>
-          <w:b/>
-          <w:bCs/>
-        </w:rPr>
-        <w:t>+</w:t>
+      <w:r>
+        <w:rPr>
+          <w:b/>
+          <w:bCs/>
+        </w:rPr>
+        <w:t>AFWall+</w:t>
       </w:r>
       <w:r>
         <w:t xml:space="preserve"> and </w:t>
@@ -2456,15 +2208,7 @@
         <w:t>.</w:t>
       </w:r>
       <w:r>
-        <w:t xml:space="preserve"> Use own </w:t>
-      </w:r>
-      <w:proofErr w:type="spellStart"/>
-      <w:r>
-        <w:t>luncher</w:t>
-      </w:r>
-      <w:proofErr w:type="spellEnd"/>
-      <w:r>
-        <w:t>.</w:t>
+        <w:t xml:space="preserve"> Use own luncher.</w:t>
       </w:r>
     </w:p>
     <w:p>
@@ -2487,21 +2231,12 @@
       <w:r>
         <w:t xml:space="preserve"> to the </w:t>
       </w:r>
-      <w:proofErr w:type="spellStart"/>
-      <w:r>
-        <w:rPr>
-          <w:b/>
-          <w:bCs/>
-        </w:rPr>
-        <w:t>AFWall</w:t>
-      </w:r>
-      <w:proofErr w:type="spellEnd"/>
-      <w:r>
-        <w:rPr>
-          <w:b/>
-          <w:bCs/>
-        </w:rPr>
-        <w:t>+ app</w:t>
+      <w:r>
+        <w:rPr>
+          <w:b/>
+          <w:bCs/>
+        </w:rPr>
+        <w:t>AFWall+ app</w:t>
       </w:r>
       <w:r>
         <w:t>.</w:t>
@@ -2531,15 +2266,7 @@
         </w:numPr>
       </w:pPr>
       <w:r>
-        <w:t xml:space="preserve">I used </w:t>
-      </w:r>
-      <w:proofErr w:type="spellStart"/>
-      <w:r>
-        <w:t>freezed</w:t>
-      </w:r>
-      <w:proofErr w:type="spellEnd"/>
-      <w:r>
-        <w:t xml:space="preserve"> feature from luck patcher.</w:t>
+        <w:t>I used freezed feature from luck patcher.</w:t>
       </w:r>
     </w:p>
     <w:p/>
@@ -2548,13 +2275,8 @@
         <w:pStyle w:val="Heading2"/>
       </w:pPr>
       <w:r>
-        <w:t xml:space="preserve">To block ads on </w:t>
-      </w:r>
-      <w:proofErr w:type="spellStart"/>
-      <w:r>
-        <w:t>spotify</w:t>
-      </w:r>
-      <w:proofErr w:type="spellEnd"/>
+        <w:t>To block ads on spotify</w:t>
+      </w:r>
     </w:p>
     <w:p>
       <w:r>
@@ -2603,21 +2325,12 @@
           <w:bCs/>
         </w:rPr>
       </w:pPr>
-      <w:proofErr w:type="spellStart"/>
-      <w:r>
-        <w:rPr>
-          <w:b/>
-          <w:bCs/>
-        </w:rPr>
-        <w:t>AFWall</w:t>
-      </w:r>
-      <w:proofErr w:type="spellEnd"/>
-      <w:r>
-        <w:rPr>
-          <w:b/>
-          <w:bCs/>
-        </w:rPr>
-        <w:t>+</w:t>
+      <w:r>
+        <w:rPr>
+          <w:b/>
+          <w:bCs/>
+        </w:rPr>
+        <w:t>AFWall+</w:t>
       </w:r>
     </w:p>
     <w:p>
@@ -2630,21 +2343,12 @@
       <w:r>
         <w:t xml:space="preserve">Import rules only on </w:t>
       </w:r>
-      <w:proofErr w:type="spellStart"/>
-      <w:r>
-        <w:rPr>
-          <w:b/>
-          <w:bCs/>
-        </w:rPr>
-        <w:t>AFWall</w:t>
-      </w:r>
-      <w:proofErr w:type="spellEnd"/>
-      <w:r>
-        <w:rPr>
-          <w:b/>
-          <w:bCs/>
-        </w:rPr>
-        <w:t>+</w:t>
+      <w:r>
+        <w:rPr>
+          <w:b/>
+          <w:bCs/>
+        </w:rPr>
+        <w:t>AFWall+</w:t>
       </w:r>
       <w:r>
         <w:t>.</w:t>
@@ -2677,23 +2381,7 @@
           <w:b/>
           <w:bCs/>
         </w:rPr>
-        <w:t>Note (</w:t>
-      </w:r>
-      <w:proofErr w:type="spellStart"/>
-      <w:r>
-        <w:rPr>
-          <w:b/>
-          <w:bCs/>
-        </w:rPr>
-        <w:t>AFWall</w:t>
-      </w:r>
-      <w:proofErr w:type="spellEnd"/>
-      <w:r>
-        <w:rPr>
-          <w:b/>
-          <w:bCs/>
-        </w:rPr>
-        <w:t>+):</w:t>
+        <w:t>Note (AFWall+):</w:t>
       </w:r>
     </w:p>
     <w:p>
@@ -2941,39 +2629,7 @@
         <w:pStyle w:val="NoSpacing"/>
       </w:pPr>
       <w:r>
-        <w:t xml:space="preserve">// usually the </w:t>
-      </w:r>
-      <w:proofErr w:type="spellStart"/>
-      <w:r>
-        <w:t>digial</w:t>
-      </w:r>
-      <w:proofErr w:type="spellEnd"/>
-      <w:r>
-        <w:t xml:space="preserve"> </w:t>
-      </w:r>
-      <w:proofErr w:type="spellStart"/>
-      <w:r>
-        <w:t>wellbing</w:t>
-      </w:r>
-      <w:proofErr w:type="spellEnd"/>
-      <w:r>
-        <w:t xml:space="preserve"> not help full on blocking. Instead uses app lock I </w:t>
-      </w:r>
-      <w:proofErr w:type="spellStart"/>
-      <w:r>
-        <w:t>hightly</w:t>
-      </w:r>
-      <w:proofErr w:type="spellEnd"/>
-      <w:r>
-        <w:t xml:space="preserve"> </w:t>
-      </w:r>
-      <w:proofErr w:type="spellStart"/>
-      <w:r>
-        <w:t>recommed</w:t>
-      </w:r>
-      <w:proofErr w:type="spellEnd"/>
-      <w:r>
-        <w:t xml:space="preserve"> .</w:t>
+        <w:t>// usually the digial wellbing not help full on blocking. Instead uses app lock I hightly recommed .</w:t>
       </w:r>
     </w:p>
     <w:p>
@@ -3642,15 +3298,7 @@
         <w:t>YouTube</w:t>
       </w:r>
       <w:r>
-        <w:t xml:space="preserve"> videos </w:t>
-      </w:r>
-      <w:proofErr w:type="spellStart"/>
-      <w:r>
-        <w:t>n</w:t>
-      </w:r>
-      <w:proofErr w:type="spellEnd"/>
-      <w:r>
-        <w:t xml:space="preserve"> it. Which make more distraction from it. Just </w:t>
+        <w:t xml:space="preserve"> videos n it. Which make more distraction from it. Just </w:t>
       </w:r>
       <w:r>
         <w:t>disable</w:t>
@@ -3713,36 +3361,22 @@
       <w:pPr>
         <w:pStyle w:val="NoSpacing"/>
       </w:pPr>
-      <w:proofErr w:type="spellStart"/>
-      <w:r>
-        <w:rPr>
-          <w:b/>
-          <w:bCs/>
-        </w:rPr>
-        <w:t>Ncell</w:t>
-      </w:r>
-      <w:proofErr w:type="spellEnd"/>
-      <w:r>
-        <w:rPr>
-          <w:b/>
-          <w:bCs/>
-        </w:rPr>
-        <w:t xml:space="preserve"> App</w:t>
+      <w:r>
+        <w:rPr>
+          <w:b/>
+          <w:bCs/>
+        </w:rPr>
+        <w:t>Ncell App</w:t>
       </w:r>
       <w:r>
         <w:br/>
         <w:t xml:space="preserve">The </w:t>
       </w:r>
-      <w:proofErr w:type="spellStart"/>
       <w:r>
         <w:t>n</w:t>
       </w:r>
       <w:r>
-        <w:t>cell</w:t>
-      </w:r>
-      <w:proofErr w:type="spellEnd"/>
-      <w:r>
-        <w:t xml:space="preserve"> app also includes an in-built browser, which can be used to browse YouTube. Because of this, I often get distracted by YouTube videos and other content.</w:t>
+        <w:t>cell app also includes an in-built browser, which can be used to browse YouTube. Because of this, I often get distracted by YouTube videos and other content.</w:t>
       </w:r>
     </w:p>
     <w:p>
@@ -4363,8 +3997,21 @@
       <w:pPr>
         <w:pStyle w:val="NoSpacing"/>
       </w:pPr>
-      <w:r>
-        <w:t>https://gist.github.com/sibaram-sahu/5248d7600a24284f580219b29d178c49</w:t>
+      <w:hyperlink r:id="rId6" w:history="1">
+        <w:r>
+          <w:rPr>
+            <w:rStyle w:val="Hyperlink"/>
+          </w:rPr>
+          <w:t>https://gist.github.com/sibaram-sahu/5248d7600a24284f580219b29d178c49</w:t>
+        </w:r>
+      </w:hyperlink>
+    </w:p>
+    <w:p>
+      <w:pPr>
+        <w:pStyle w:val="NoSpacing"/>
+      </w:pPr>
+      <w:r>
+        <w:t>/mostly all hosts are stored on hosts.txt on laptop.</w:t>
       </w:r>
     </w:p>
     <w:p>
@@ -4717,7 +4364,6 @@
     </w:p>
     <w:p/>
     <w:p>
-      <w:proofErr w:type="spellStart"/>
       <w:r>
         <w:t>Wh</w:t>
       </w:r>
@@ -4731,41 +4377,13 @@
         <w:t>sap</w:t>
       </w:r>
       <w:r>
-        <w:t>p</w:t>
-      </w:r>
-      <w:proofErr w:type="spellEnd"/>
-      <w:r>
-        <w:t xml:space="preserve">: use </w:t>
+        <w:t xml:space="preserve">p: use </w:t>
       </w:r>
       <w:r>
         <w:t>WhatsApp</w:t>
       </w:r>
       <w:r>
-        <w:t xml:space="preserve"> to study. Like to preview </w:t>
-      </w:r>
-      <w:proofErr w:type="spellStart"/>
-      <w:r>
-        <w:t>youtube</w:t>
-      </w:r>
-      <w:proofErr w:type="spellEnd"/>
-      <w:r>
-        <w:t xml:space="preserve"> video </w:t>
-      </w:r>
-      <w:proofErr w:type="spellStart"/>
-      <w:r>
-        <w:t>throught</w:t>
-      </w:r>
-      <w:proofErr w:type="spellEnd"/>
-      <w:r>
-        <w:t xml:space="preserve"> </w:t>
-      </w:r>
-      <w:proofErr w:type="spellStart"/>
-      <w:r>
-        <w:t>tlin,k</w:t>
-      </w:r>
-      <w:proofErr w:type="spellEnd"/>
-      <w:r>
-        <w:t>.</w:t>
+        <w:t xml:space="preserve"> to study. Like to preview youtube video throught tlin,k.</w:t>
       </w:r>
     </w:p>
     <w:p/>
@@ -4820,45 +4438,13 @@
           <w:b/>
           <w:bCs/>
         </w:rPr>
-        <w:t xml:space="preserve">Experimental with Microsoft </w:t>
-      </w:r>
-      <w:proofErr w:type="spellStart"/>
-      <w:r>
-        <w:rPr>
-          <w:b/>
-          <w:bCs/>
-        </w:rPr>
-        <w:t>qbitorrent</w:t>
-      </w:r>
-      <w:proofErr w:type="spellEnd"/>
-      <w:r>
-        <w:rPr>
-          <w:b/>
-          <w:bCs/>
-        </w:rPr>
-        <w:t>.</w:t>
+        <w:t>Experimental with Microsoft qbitorrent.</w:t>
       </w:r>
     </w:p>
     <w:p>
       <w:r>
         <w:lastRenderedPageBreak/>
-        <w:t xml:space="preserve">There is a app called </w:t>
-      </w:r>
-      <w:proofErr w:type="spellStart"/>
-      <w:r>
-        <w:t>qbitorrent</w:t>
-      </w:r>
-      <w:proofErr w:type="spellEnd"/>
-      <w:r>
-        <w:t xml:space="preserve"> that I can easily installed. So from that I can download .torrent </w:t>
-      </w:r>
-      <w:proofErr w:type="spellStart"/>
-      <w:r>
-        <w:t>megnet</w:t>
-      </w:r>
-      <w:proofErr w:type="spellEnd"/>
-      <w:r>
-        <w:t xml:space="preserve"> and I can download movies easily. So solution: is to block that Microsoft sites from hosts.</w:t>
+        <w:t>There is a app called qbitorrent that I can easily installed. So from that I can download .torrent megnet and I can download movies easily. So solution: is to block that Microsoft sites from hosts.</w:t>
       </w:r>
     </w:p>
     <w:p>
@@ -4876,7 +4462,7 @@
       <w:r>
         <w:t xml:space="preserve">0.0.0.0 </w:t>
       </w:r>
-      <w:hyperlink r:id="rId6" w:history="1">
+      <w:hyperlink r:id="rId7" w:history="1">
         <w:r>
           <w:rPr>
             <w:rStyle w:val="Hyperlink"/>
@@ -4886,7 +4472,7 @@
       </w:hyperlink>
     </w:p>
     <w:p>
-      <w:hyperlink r:id="rId7" w:history="1">
+      <w:hyperlink r:id="rId8" w:history="1">
         <w:r>
           <w:rPr>
             <w:rStyle w:val="Hyperlink"/>
@@ -4937,15 +4523,7 @@
         <w:pStyle w:val="NoSpacing"/>
       </w:pPr>
       <w:r>
-        <w:t xml:space="preserve">//service of </w:t>
-      </w:r>
-      <w:proofErr w:type="spellStart"/>
-      <w:r>
-        <w:t>micrsoft</w:t>
-      </w:r>
-      <w:proofErr w:type="spellEnd"/>
-      <w:r>
-        <w:t xml:space="preserve"> all.</w:t>
+        <w:t>//service of micrsoft all.</w:t>
       </w:r>
     </w:p>
     <w:p>
@@ -5030,13 +4608,8 @@
         </w:numPr>
       </w:pPr>
       <w:r>
-        <w:t xml:space="preserve">Run </w:t>
-      </w:r>
-      <w:proofErr w:type="spellStart"/>
-      <w:r>
-        <w:t>gpedit.msc</w:t>
-      </w:r>
-      <w:proofErr w:type="spellEnd"/>
+        <w:t>Run gpedit.msc</w:t>
+      </w:r>
     </w:p>
     <w:p>
       <w:pPr>

--- a/focus study mobile setup.docx
+++ b/focus study mobile setup.docx
@@ -4011,7 +4011,10 @@
         <w:pStyle w:val="NoSpacing"/>
       </w:pPr>
       <w:r>
-        <w:t>/mostly all hosts are stored on hosts.txt on laptop.</w:t>
+        <w:t xml:space="preserve">/mostly all hosts are stored on hosts.txt </w:t>
+      </w:r>
+      <w:r>
+        <w:t>on github repository</w:t>
       </w:r>
     </w:p>
     <w:p>

--- a/focus study mobile setup.docx
+++ b/focus study mobile setup.docx
@@ -3555,466 +3555,19 @@
         <w:pStyle w:val="NoSpacing"/>
       </w:pPr>
       <w:r>
-        <w:tab/>
-        <w:t>127.0.0.1       yts.am</w:t>
-      </w:r>
-    </w:p>
-    <w:p>
-      <w:pPr>
-        <w:pStyle w:val="NoSpacing"/>
-      </w:pPr>
-      <w:r>
-        <w:tab/>
-        <w:t>127.0.0.1       yts.mx</w:t>
-      </w:r>
-    </w:p>
-    <w:p>
-      <w:pPr>
-        <w:pStyle w:val="NoSpacing"/>
-      </w:pPr>
-      <w:r>
-        <w:tab/>
-        <w:t>127.0.0.1       www3.tinyzonetv.se</w:t>
-      </w:r>
-    </w:p>
-    <w:p>
-      <w:pPr>
-        <w:pStyle w:val="NoSpacing"/>
-      </w:pPr>
-      <w:r>
-        <w:tab/>
-        <w:t>127.0.0.1       tinyzonetv.se</w:t>
-      </w:r>
-    </w:p>
-    <w:p>
-      <w:pPr>
-        <w:pStyle w:val="NoSpacing"/>
-      </w:pPr>
-      <w:r>
-        <w:tab/>
-        <w:t xml:space="preserve">127.0.0.1       </w:t>
-      </w:r>
-      <w:r>
-        <w:t>WW4.TINYZONE.ORG</w:t>
-      </w:r>
-    </w:p>
-    <w:p>
-      <w:pPr>
-        <w:pStyle w:val="NoSpacing"/>
-      </w:pPr>
-    </w:p>
-    <w:p>
-      <w:pPr>
-        <w:pStyle w:val="NoSpacing"/>
-      </w:pPr>
-      <w:r>
-        <w:t># === Social Media Block ===</w:t>
-      </w:r>
-    </w:p>
-    <w:p>
-      <w:pPr>
-        <w:pStyle w:val="NoSpacing"/>
-      </w:pPr>
-      <w:r>
-        <w:t>127.0.0.1 youtube.com</w:t>
-      </w:r>
-    </w:p>
-    <w:p>
-      <w:pPr>
-        <w:pStyle w:val="NoSpacing"/>
-      </w:pPr>
-      <w:r>
-        <w:t>127.0.0.1 www.youtube.com</w:t>
-      </w:r>
-    </w:p>
-    <w:p>
-      <w:pPr>
-        <w:pStyle w:val="NoSpacing"/>
-      </w:pPr>
-      <w:r>
-        <w:t>127.0.0.1 m.youtube.com</w:t>
-      </w:r>
-    </w:p>
-    <w:p>
-      <w:pPr>
-        <w:pStyle w:val="NoSpacing"/>
-      </w:pPr>
-      <w:r>
-        <w:t>127.0.0.1 youtu.be</w:t>
-      </w:r>
-    </w:p>
-    <w:p>
-      <w:pPr>
-        <w:pStyle w:val="NoSpacing"/>
-      </w:pPr>
-    </w:p>
-    <w:p>
-      <w:pPr>
-        <w:pStyle w:val="NoSpacing"/>
-      </w:pPr>
-      <w:r>
-        <w:t>127.0.0.1 facebook.com</w:t>
-      </w:r>
-    </w:p>
-    <w:p>
-      <w:pPr>
-        <w:pStyle w:val="NoSpacing"/>
-      </w:pPr>
-      <w:r>
-        <w:t>127.0.0.1 www.facebook.com</w:t>
-      </w:r>
-    </w:p>
-    <w:p>
-      <w:pPr>
-        <w:pStyle w:val="NoSpacing"/>
-      </w:pPr>
-      <w:r>
-        <w:t>127.0.0.1 m.facebook.com</w:t>
-      </w:r>
-    </w:p>
-    <w:p>
-      <w:pPr>
-        <w:pStyle w:val="NoSpacing"/>
-      </w:pPr>
-    </w:p>
-    <w:p>
-      <w:pPr>
-        <w:pStyle w:val="NoSpacing"/>
-      </w:pPr>
-      <w:r>
-        <w:t>127.0.0.1 instagram.com</w:t>
-      </w:r>
-    </w:p>
-    <w:p>
-      <w:pPr>
-        <w:pStyle w:val="NoSpacing"/>
-      </w:pPr>
-      <w:r>
-        <w:t>127.0.0.1 www.instagram.com</w:t>
-      </w:r>
-    </w:p>
-    <w:p>
-      <w:pPr>
-        <w:pStyle w:val="NoSpacing"/>
-      </w:pPr>
-    </w:p>
-    <w:p>
-      <w:pPr>
-        <w:pStyle w:val="NoSpacing"/>
-      </w:pPr>
-      <w:r>
-        <w:t>127.0.0.1 tiktok.com</w:t>
-      </w:r>
-    </w:p>
-    <w:p>
-      <w:pPr>
-        <w:pStyle w:val="NoSpacing"/>
-      </w:pPr>
-      <w:r>
-        <w:lastRenderedPageBreak/>
-        <w:t>127.0.0.1 www.tiktok.com</w:t>
-      </w:r>
-    </w:p>
-    <w:p>
-      <w:pPr>
-        <w:pStyle w:val="NoSpacing"/>
-      </w:pPr>
-      <w:r>
-        <w:t>127.0.0.1 m.tiktok.com</w:t>
-      </w:r>
-    </w:p>
-    <w:p>
-      <w:pPr>
-        <w:pStyle w:val="NoSpacing"/>
-      </w:pPr>
-    </w:p>
-    <w:p>
-      <w:pPr>
-        <w:pStyle w:val="NoSpacing"/>
-      </w:pPr>
-      <w:r>
-        <w:t>127.0.0.1 twitter.com</w:t>
-      </w:r>
-    </w:p>
-    <w:p>
-      <w:pPr>
-        <w:pStyle w:val="NoSpacing"/>
-      </w:pPr>
-      <w:r>
-        <w:t>127.0.0.1 www.twitter.com</w:t>
-      </w:r>
-    </w:p>
-    <w:p>
-      <w:pPr>
-        <w:pStyle w:val="NoSpacing"/>
-      </w:pPr>
-      <w:r>
-        <w:t>127.0.0.1 x.com</w:t>
-      </w:r>
-    </w:p>
-    <w:p>
-      <w:pPr>
-        <w:pStyle w:val="NoSpacing"/>
-      </w:pPr>
-      <w:r>
-        <w:t>127.0.0.1 www.x.com</w:t>
-      </w:r>
-    </w:p>
-    <w:p>
-      <w:pPr>
-        <w:pStyle w:val="NoSpacing"/>
-      </w:pPr>
-    </w:p>
-    <w:p>
-      <w:pPr>
-        <w:pStyle w:val="NoSpacing"/>
-      </w:pPr>
-      <w:r>
-        <w:t>127.0.0.1 reddit.com</w:t>
-      </w:r>
-    </w:p>
-    <w:p>
-      <w:pPr>
-        <w:pStyle w:val="NoSpacing"/>
-      </w:pPr>
-      <w:r>
-        <w:t>127.0.0.1 www.reddit.com</w:t>
-      </w:r>
-    </w:p>
-    <w:p>
-      <w:pPr>
-        <w:pStyle w:val="NoSpacing"/>
-      </w:pPr>
-    </w:p>
-    <w:p>
-      <w:pPr>
-        <w:pStyle w:val="NoSpacing"/>
-      </w:pPr>
-      <w:r>
-        <w:t>127.0.0.1 snapchat.com</w:t>
-      </w:r>
-    </w:p>
-    <w:p>
-      <w:pPr>
-        <w:pStyle w:val="NoSpacing"/>
-      </w:pPr>
-      <w:r>
-        <w:t>127.0.0.1 www.snapchat.com</w:t>
-      </w:r>
-    </w:p>
-    <w:p>
-      <w:pPr>
-        <w:pStyle w:val="NoSpacing"/>
-      </w:pPr>
-    </w:p>
-    <w:p>
-      <w:pPr>
-        <w:pStyle w:val="NoSpacing"/>
-      </w:pPr>
-      <w:r>
-        <w:t># === Adult Sites (sample common block) ===</w:t>
-      </w:r>
-    </w:p>
-    <w:p>
-      <w:pPr>
-        <w:pStyle w:val="NoSpacing"/>
-      </w:pPr>
-      <w:r>
-        <w:t>127.0.0.1 pornhub.com</w:t>
-      </w:r>
-    </w:p>
-    <w:p>
-      <w:pPr>
-        <w:pStyle w:val="NoSpacing"/>
-      </w:pPr>
-      <w:r>
-        <w:t>127.0.0.1 www.pornhub.com</w:t>
-      </w:r>
-    </w:p>
-    <w:p>
-      <w:pPr>
-        <w:pStyle w:val="NoSpacing"/>
-      </w:pPr>
-      <w:r>
-        <w:t>127.0.0.1 xnxx.com</w:t>
-      </w:r>
-    </w:p>
-    <w:p>
-      <w:pPr>
-        <w:pStyle w:val="NoSpacing"/>
-      </w:pPr>
-      <w:r>
-        <w:t>127.0.0.1 www.xnxx.com</w:t>
-      </w:r>
-    </w:p>
-    <w:p>
-      <w:pPr>
-        <w:pStyle w:val="NoSpacing"/>
-      </w:pPr>
-      <w:r>
-        <w:t>127.0.0.1 xvideos.com</w:t>
-      </w:r>
-    </w:p>
-    <w:p>
-      <w:pPr>
-        <w:pStyle w:val="NoSpacing"/>
-      </w:pPr>
-      <w:r>
-        <w:t>127.0.0.1 www.xvideos.com</w:t>
-      </w:r>
-    </w:p>
-    <w:p>
-      <w:pPr>
-        <w:pStyle w:val="NoSpacing"/>
-      </w:pPr>
-      <w:r>
-        <w:t>127.0.0.1 redtube.com</w:t>
-      </w:r>
-    </w:p>
-    <w:p>
-      <w:pPr>
-        <w:pStyle w:val="NoSpacing"/>
-      </w:pPr>
-      <w:r>
-        <w:t>127.0.0.1 www.redtube.com</w:t>
-      </w:r>
-    </w:p>
-    <w:p>
-      <w:pPr>
-        <w:pStyle w:val="NoSpacing"/>
-      </w:pPr>
-      <w:r>
-        <w:t>127.0.0.1 youporn.com</w:t>
-      </w:r>
-    </w:p>
-    <w:p>
-      <w:pPr>
-        <w:pStyle w:val="NoSpacing"/>
-      </w:pPr>
-      <w:r>
-        <w:t>127.0.0.1 www.youporn.com</w:t>
-      </w:r>
-    </w:p>
-    <w:p>
-      <w:pPr>
-        <w:pStyle w:val="NoSpacing"/>
-      </w:pPr>
-      <w:r>
-        <w:t>127.0.0.1 hentaihaven.org</w:t>
-      </w:r>
-    </w:p>
-    <w:p>
-      <w:pPr>
-        <w:pStyle w:val="NoSpacing"/>
-      </w:pPr>
-      <w:r>
-        <w:t>127.0.0.1 www.hentaihaven.org</w:t>
-      </w:r>
-    </w:p>
-    <w:p>
-      <w:pPr>
-        <w:pStyle w:val="NoSpacing"/>
-      </w:pPr>
-    </w:p>
-    <w:p>
-      <w:pPr>
-        <w:pStyle w:val="NoSpacing"/>
-      </w:pPr>
-      <w:r>
-        <w:t># === Ads / Trackers (sample) ===</w:t>
-      </w:r>
-    </w:p>
-    <w:p>
-      <w:pPr>
-        <w:pStyle w:val="NoSpacing"/>
-      </w:pPr>
-      <w:r>
-        <w:t>127.0.0.1 ad.doubleclick.net</w:t>
-      </w:r>
-    </w:p>
-    <w:p>
-      <w:pPr>
-        <w:pStyle w:val="NoSpacing"/>
-      </w:pPr>
-      <w:r>
-        <w:t>127.0.0.1 googleads.g.doubleclick.net</w:t>
-      </w:r>
-    </w:p>
-    <w:p>
-      <w:pPr>
-        <w:pStyle w:val="NoSpacing"/>
-      </w:pPr>
-      <w:r>
-        <w:t>127.0.0.1 pagead2.googlesyndication.com</w:t>
-      </w:r>
-    </w:p>
-    <w:p>
-      <w:pPr>
-        <w:pStyle w:val="NoSpacing"/>
-      </w:pPr>
-      <w:r>
-        <w:t>127.0.0.1 partner.googleadservices.com</w:t>
-      </w:r>
-    </w:p>
-    <w:p>
-      <w:pPr>
-        <w:pStyle w:val="NoSpacing"/>
-      </w:pPr>
-      <w:r>
-        <w:t>127.0.0.1 ads.yahoo.com</w:t>
-      </w:r>
-    </w:p>
-    <w:p>
-      <w:pPr>
-        <w:pStyle w:val="NoSpacing"/>
-      </w:pPr>
-      <w:r>
-        <w:t>127.0.0.1 ads.twitter.com</w:t>
-      </w:r>
-    </w:p>
-    <w:p>
-      <w:pPr>
-        <w:pStyle w:val="NoSpacing"/>
-      </w:pPr>
-      <w:r>
-        <w:t>127.0.0.1 static.doubleclick.net</w:t>
-      </w:r>
-    </w:p>
-    <w:p>
-      <w:pPr>
-        <w:pStyle w:val="NoSpacing"/>
-      </w:pPr>
-    </w:p>
-    <w:p>
-      <w:pPr>
-        <w:pStyle w:val="NoSpacing"/>
-      </w:pPr>
-      <w:r>
-        <w:t>----block all port sites</w:t>
-      </w:r>
-    </w:p>
-    <w:p>
-      <w:pPr>
-        <w:pStyle w:val="NoSpacing"/>
-      </w:pPr>
-      <w:hyperlink r:id="rId6" w:history="1">
-        <w:r>
-          <w:rPr>
-            <w:rStyle w:val="Hyperlink"/>
-          </w:rPr>
-          <w:t>https://gist.github.com/sibaram-sahu/5248d7600a24284f580219b29d178c49</w:t>
-        </w:r>
-      </w:hyperlink>
-    </w:p>
-    <w:p>
-      <w:pPr>
-        <w:pStyle w:val="NoSpacing"/>
-      </w:pPr>
-      <w:r>
-        <w:t xml:space="preserve">/mostly all hosts are stored on hosts.txt </w:t>
+        <w:t>/</w:t>
+      </w:r>
+      <w:r>
+        <w:t>Mostly</w:t>
+      </w:r>
+      <w:r>
+        <w:t xml:space="preserve"> all hosts are stored on hosts.txt </w:t>
       </w:r>
       <w:r>
         <w:t>on github repository</w:t>
+      </w:r>
+      <w:r>
+        <w:t>.</w:t>
       </w:r>
     </w:p>
     <w:p>
@@ -4125,7 +3678,6 @@
         <w:ind w:left="720" w:firstLine="720"/>
       </w:pPr>
       <w:r>
-        <w:lastRenderedPageBreak/>
         <w:t xml:space="preserve">The guest user cannot change the </w:t>
       </w:r>
       <w:r>
@@ -4189,6 +3741,7 @@
         <w:pStyle w:val="Heading3"/>
       </w:pPr>
       <w:r>
+        <w:lastRenderedPageBreak/>
         <w:t>current administrator account secondary</w:t>
       </w:r>
     </w:p>
@@ -4446,7 +3999,6 @@
     </w:p>
     <w:p>
       <w:r>
-        <w:lastRenderedPageBreak/>
         <w:t>There is a app called qbitorrent that I can easily installed. So from that I can download .torrent megnet and I can download movies easily. So solution: is to block that Microsoft sites from hosts.</w:t>
       </w:r>
     </w:p>
@@ -4465,7 +4017,7 @@
       <w:r>
         <w:t xml:space="preserve">0.0.0.0 </w:t>
       </w:r>
-      <w:hyperlink r:id="rId7" w:history="1">
+      <w:hyperlink r:id="rId6" w:history="1">
         <w:r>
           <w:rPr>
             <w:rStyle w:val="Hyperlink"/>
@@ -4475,7 +4027,7 @@
       </w:hyperlink>
     </w:p>
     <w:p>
-      <w:hyperlink r:id="rId8" w:history="1">
+      <w:hyperlink r:id="rId7" w:history="1">
         <w:r>
           <w:rPr>
             <w:rStyle w:val="Hyperlink"/>
@@ -4497,6 +4049,7 @@
         <w:pStyle w:val="NoSpacing"/>
       </w:pPr>
       <w:r>
+        <w:lastRenderedPageBreak/>
         <w:t>127.0.0.1 www.apps.microsoft.com</w:t>
       </w:r>
     </w:p>
@@ -4816,6 +4369,7 @@
     </w:p>
     <w:p>
       <w:r>
+        <w:lastRenderedPageBreak/>
         <w:t xml:space="preserve">While experimenting with the </w:t>
       </w:r>
       <w:r>

--- a/focus study mobile setup.docx
+++ b/focus study mobile setup.docx
@@ -3564,7 +3564,19 @@
         <w:t xml:space="preserve"> all hosts are stored on hosts.txt </w:t>
       </w:r>
       <w:r>
-        <w:t>on github repository</w:t>
+        <w:t xml:space="preserve">on </w:t>
+      </w:r>
+      <w:r>
+        <w:t>G</w:t>
+      </w:r>
+      <w:r>
+        <w:t>it</w:t>
+      </w:r>
+      <w:r>
+        <w:t>H</w:t>
+      </w:r>
+      <w:r>
+        <w:t>ub repository</w:t>
       </w:r>
       <w:r>
         <w:t>.</w:t>
@@ -3921,25 +3933,34 @@
     <w:p/>
     <w:p>
       <w:r>
-        <w:t>Wh</w:t>
-      </w:r>
-      <w:r>
-        <w:t>a</w:t>
-      </w:r>
-      <w:r>
-        <w:t>t</w:t>
-      </w:r>
-      <w:r>
-        <w:t>sap</w:t>
-      </w:r>
-      <w:r>
-        <w:t xml:space="preserve">p: use </w:t>
-      </w:r>
-      <w:r>
         <w:t>WhatsApp</w:t>
       </w:r>
       <w:r>
-        <w:t xml:space="preserve"> to study. Like to preview youtube video throught tlin,k.</w:t>
+        <w:t xml:space="preserve">: use </w:t>
+      </w:r>
+      <w:r>
+        <w:t>WhatsApp</w:t>
+      </w:r>
+      <w:r>
+        <w:t xml:space="preserve"> to study. Like to preview </w:t>
+      </w:r>
+      <w:r>
+        <w:t>YouTube</w:t>
+      </w:r>
+      <w:r>
+        <w:t xml:space="preserve"> video </w:t>
+      </w:r>
+      <w:r>
+        <w:t>through</w:t>
+      </w:r>
+      <w:r>
+        <w:t xml:space="preserve"> </w:t>
+      </w:r>
+      <w:r>
+        <w:t>link or URL</w:t>
+      </w:r>
+      <w:r>
+        <w:t>.</w:t>
       </w:r>
     </w:p>
     <w:p/>

--- a/focus study mobile setup.docx
+++ b/focus study mobile setup.docx
@@ -3933,10 +3933,21 @@
     <w:p/>
     <w:p>
       <w:r>
+        <w:rPr>
+          <w:b/>
+          <w:bCs/>
+        </w:rPr>
         <w:t>WhatsApp</w:t>
       </w:r>
       <w:r>
-        <w:t xml:space="preserve">: use </w:t>
+        <w:rPr>
+          <w:b/>
+          <w:bCs/>
+        </w:rPr>
+        <w:t>:</w:t>
+      </w:r>
+      <w:r>
+        <w:t xml:space="preserve"> use </w:t>
       </w:r>
       <w:r>
         <w:t>WhatsApp</w:t>

--- a/focus study mobile setup.docx
+++ b/focus study mobile setup.docx
@@ -1,6 +1,6 @@
 
 <file path=word/document.xml><?xml version="1.0" encoding="utf-8"?>
-<w:document xmlns:wpc="http://schemas.microsoft.com/office/word/2010/wordprocessingCanvas" xmlns:cx="http://schemas.microsoft.com/office/drawing/2014/chartex" xmlns:cx1="http://schemas.microsoft.com/office/drawing/2015/9/8/chartex" xmlns:cx2="http://schemas.microsoft.com/office/drawing/2015/10/21/chartex" xmlns:cx3="http://schemas.microsoft.com/office/drawing/2016/5/9/chartex" xmlns:cx4="http://schemas.microsoft.com/office/drawing/2016/5/10/chartex" xmlns:cx5="http://schemas.microsoft.com/office/drawing/2016/5/11/chartex" xmlns:cx6="http://schemas.microsoft.com/office/drawing/2016/5/12/chartex" xmlns:cx7="http://schemas.microsoft.com/office/drawing/2016/5/13/chartex" xmlns:cx8="http://schemas.microsoft.com/office/drawing/2016/5/14/chartex" xmlns:mc="http://schemas.openxmlformats.org/markup-compatibility/2006" xmlns:aink="http://schemas.microsoft.com/office/drawing/2016/ink" xmlns:am3d="http://schemas.microsoft.com/office/drawing/2017/model3d" xmlns:o="urn:schemas-microsoft-com:office:office" xmlns:oel="http://schemas.microsoft.com/office/2019/extlst" xmlns:r="http://schemas.openxmlformats.org/officeDocument/2006/relationships" xmlns:m="http://schemas.openxmlformats.org/officeDocument/2006/math" xmlns:v="urn:schemas-microsoft-com:vml" xmlns:wp14="http://schemas.microsoft.com/office/word/2010/wordprocessingDrawing" xmlns:wp="http://schemas.openxmlformats.org/drawingml/2006/wordprocessingDrawing" xmlns:w10="urn:schemas-microsoft-com:office:word" xmlns:w="http://schemas.openxmlformats.org/wordprocessingml/2006/main" xmlns:w14="http://schemas.microsoft.com/office/word/2010/wordml" xmlns:w15="http://schemas.microsoft.com/office/word/2012/wordml" xmlns:w16cex="http://schemas.microsoft.com/office/word/2018/wordml/cex" xmlns:w16cid="http://schemas.microsoft.com/office/word/2016/wordml/cid" xmlns:w16="http://schemas.microsoft.com/office/word/2018/wordml" xmlns:w16du="http://schemas.microsoft.com/office/word/2023/wordml/word16du" xmlns:w16sdtdh="http://schemas.microsoft.com/office/word/2020/wordml/sdtdatahash" xmlns:w16sdtfl="http://schemas.microsoft.com/office/word/2024/wordml/sdtformatlock" xmlns:w16se="http://schemas.microsoft.com/office/word/2015/wordml/symex" xmlns:wpg="http://schemas.microsoft.com/office/word/2010/wordprocessingGroup" xmlns:wpi="http://schemas.microsoft.com/office/word/2010/wordprocessingInk" xmlns:wne="http://schemas.microsoft.com/office/word/2006/wordml" xmlns:wps="http://schemas.microsoft.com/office/word/2010/wordprocessingShape" mc:Ignorable="w14 w15 w16se w16cid w16 w16cex w16sdtdh w16sdtfl w16du wp14">
+<w:document xmlns:wpc="http://schemas.microsoft.com/office/word/2010/wordprocessingCanvas" xmlns:cx="http://schemas.microsoft.com/office/drawing/2014/chartex" xmlns:cx1="http://schemas.microsoft.com/office/drawing/2015/9/8/chartex" xmlns:cx2="http://schemas.microsoft.com/office/drawing/2015/10/21/chartex" xmlns:cx3="http://schemas.microsoft.com/office/drawing/2016/5/9/chartex" xmlns:cx4="http://schemas.microsoft.com/office/drawing/2016/5/10/chartex" xmlns:cx5="http://schemas.microsoft.com/office/drawing/2016/5/11/chartex" xmlns:cx6="http://schemas.microsoft.com/office/drawing/2016/5/12/chartex" xmlns:cx7="http://schemas.microsoft.com/office/drawing/2016/5/13/chartex" xmlns:cx8="http://schemas.microsoft.com/office/drawing/2016/5/14/chartex" xmlns:mc="http://schemas.openxmlformats.org/markup-compatibility/2006" xmlns:aink="http://schemas.microsoft.com/office/drawing/2016/ink" xmlns:am3d="http://schemas.microsoft.com/office/drawing/2017/model3d" xmlns:o="urn:schemas-microsoft-com:office:office" xmlns:oel="http://schemas.microsoft.com/office/2019/extlst" xmlns:r="http://schemas.openxmlformats.org/officeDocument/2006/relationships" xmlns:m="http://schemas.openxmlformats.org/officeDocument/2006/math" xmlns:v="urn:schemas-microsoft-com:vml" xmlns:wp14="http://schemas.microsoft.com/office/word/2010/wordprocessingDrawing" xmlns:wp="http://schemas.openxmlformats.org/drawingml/2006/wordprocessingDrawing" xmlns:w10="urn:schemas-microsoft-com:office:word" xmlns:w="http://schemas.openxmlformats.org/wordprocessingml/2006/main" xmlns:w14="http://schemas.microsoft.com/office/word/2010/wordml" xmlns:w15="http://schemas.microsoft.com/office/word/2012/wordml" xmlns:w16cex="http://schemas.microsoft.com/office/word/2018/wordml/cex" xmlns:w16cid="http://schemas.microsoft.com/office/word/2016/wordml/cid" xmlns:w16="http://schemas.microsoft.com/office/word/2018/wordml" xmlns:w16sdtdh="http://schemas.microsoft.com/office/word/2020/wordml/sdtdatahash" xmlns:w16se="http://schemas.microsoft.com/office/word/2015/wordml/symex" xmlns:wpg="http://schemas.microsoft.com/office/word/2010/wordprocessingGroup" xmlns:wpi="http://schemas.microsoft.com/office/word/2010/wordprocessingInk" xmlns:wne="http://schemas.microsoft.com/office/word/2006/wordml" xmlns:wps="http://schemas.microsoft.com/office/word/2010/wordprocessingShape" mc:Ignorable="w14 w15 w16se w16cid w16 w16cex w16sdtdh wp14">
   <w:body>
     <w:p>
       <w:pPr>
@@ -86,7 +86,15 @@
         <w:t>Clean Browsing</w:t>
       </w:r>
       <w:r>
-        <w:t xml:space="preserve"> Family DNS or AdGuard Family DNS (system-wide) for extra adult content filtering.</w:t>
+        <w:t xml:space="preserve"> Family DNS or </w:t>
+      </w:r>
+      <w:proofErr w:type="spellStart"/>
+      <w:r>
+        <w:t>AdGuard</w:t>
+      </w:r>
+      <w:proofErr w:type="spellEnd"/>
+      <w:r>
+        <w:t xml:space="preserve"> Family DNS (system-wide) for extra adult content filtering.</w:t>
       </w:r>
       <w:r>
         <w:br/>
@@ -110,11 +118,27 @@
     </w:p>
     <w:p>
       <w:r>
-        <w:t>• Install AppBlock (works without root) → lets you block apps during study time.</w:t>
+        <w:t xml:space="preserve">• Install </w:t>
+      </w:r>
+      <w:proofErr w:type="spellStart"/>
+      <w:r>
+        <w:t>AppBlock</w:t>
+      </w:r>
+      <w:proofErr w:type="spellEnd"/>
+      <w:r>
+        <w:t xml:space="preserve"> (works without root) → lets you block apps during study time.</w:t>
       </w:r>
       <w:r>
         <w:br/>
-        <w:t>• Or use AFWall+ (root firewall) → block all apps from using the internet, except study ones (e.g., dictionary, PDF reader, Google Classroom).</w:t>
+        <w:t xml:space="preserve">• Or use </w:t>
+      </w:r>
+      <w:proofErr w:type="spellStart"/>
+      <w:r>
+        <w:t>AFWall</w:t>
+      </w:r>
+      <w:proofErr w:type="spellEnd"/>
+      <w:r>
+        <w:t>+ (root firewall) → block all apps from using the internet, except study ones (e.g., dictionary, PDF reader, Google Classroom).</w:t>
       </w:r>
     </w:p>
     <w:p>
@@ -126,7 +150,15 @@
         <w:t>Note</w:t>
       </w:r>
       <w:r>
-        <w:t>: block selected bar on &gt;&gt; on side of afwall+ logo&gt;&gt; on side of search &gt;&gt; click on three paragraph line on top bar.</w:t>
+        <w:t xml:space="preserve">: block selected bar on &gt;&gt; on side of </w:t>
+      </w:r>
+      <w:proofErr w:type="spellStart"/>
+      <w:r>
+        <w:t>afwall</w:t>
+      </w:r>
+      <w:proofErr w:type="spellEnd"/>
+      <w:r>
+        <w:t>+ logo&gt;&gt; on side of search &gt;&gt; click on three paragraph line on top bar.</w:t>
       </w:r>
     </w:p>
     <w:p>
@@ -215,7 +247,15 @@
       </w:r>
       <w:r>
         <w:lastRenderedPageBreak/>
-        <w:t>• Custom ROM (optional): If you’re open to flashing, you can install a lightweight ROM (like LineageOS) with only bare essentials.</w:t>
+        <w:t xml:space="preserve">• Custom ROM (optional): If you’re open to flashing, you can install a lightweight ROM (like </w:t>
+      </w:r>
+      <w:proofErr w:type="spellStart"/>
+      <w:r>
+        <w:t>LineageOS</w:t>
+      </w:r>
+      <w:proofErr w:type="spellEnd"/>
+      <w:r>
+        <w:t>) with only bare essentials.</w:t>
       </w:r>
     </w:p>
     <w:p>
@@ -279,8 +319,17 @@
           <w:b/>
           <w:bCs/>
         </w:rPr>
-        <w:t>Install from adb</w:t>
-      </w:r>
+        <w:t xml:space="preserve">Install from </w:t>
+      </w:r>
+      <w:proofErr w:type="spellStart"/>
+      <w:r>
+        <w:rPr>
+          <w:b/>
+          <w:bCs/>
+        </w:rPr>
+        <w:t>adb</w:t>
+      </w:r>
+      <w:proofErr w:type="spellEnd"/>
     </w:p>
     <w:p>
       <w:r>
@@ -291,7 +340,23 @@
           <w:b/>
           <w:bCs/>
         </w:rPr>
-        <w:t>flash Magisk from your PC directly to TWRP on your J7 Prime</w:t>
+        <w:t xml:space="preserve">flash </w:t>
+      </w:r>
+      <w:proofErr w:type="spellStart"/>
+      <w:r>
+        <w:rPr>
+          <w:b/>
+          <w:bCs/>
+        </w:rPr>
+        <w:t>Magisk</w:t>
+      </w:r>
+      <w:proofErr w:type="spellEnd"/>
+      <w:r>
+        <w:rPr>
+          <w:b/>
+          <w:bCs/>
+        </w:rPr>
+        <w:t xml:space="preserve"> from your PC directly to TWRP on your J7 Prime</w:t>
       </w:r>
       <w:r>
         <w:t>. There are two main approaches:</w:t>
@@ -316,7 +381,23 @@
           <w:b/>
           <w:bCs/>
         </w:rPr>
-        <w:t>Option 1: Transfer Magisk ZIP to Phone Storage</w:t>
+        <w:t xml:space="preserve">Option 1: Transfer </w:t>
+      </w:r>
+      <w:proofErr w:type="spellStart"/>
+      <w:r>
+        <w:rPr>
+          <w:b/>
+          <w:bCs/>
+        </w:rPr>
+        <w:t>Magisk</w:t>
+      </w:r>
+      <w:proofErr w:type="spellEnd"/>
+      <w:r>
+        <w:rPr>
+          <w:b/>
+          <w:bCs/>
+        </w:rPr>
+        <w:t xml:space="preserve"> ZIP to Phone Storage</w:t>
       </w:r>
     </w:p>
     <w:p>
@@ -329,12 +410,21 @@
       <w:r>
         <w:t xml:space="preserve">Download the </w:t>
       </w:r>
-      <w:r>
-        <w:rPr>
-          <w:b/>
-          <w:bCs/>
-        </w:rPr>
-        <w:t>Magisk ZIP</w:t>
+      <w:proofErr w:type="spellStart"/>
+      <w:r>
+        <w:rPr>
+          <w:b/>
+          <w:bCs/>
+        </w:rPr>
+        <w:t>Magisk</w:t>
+      </w:r>
+      <w:proofErr w:type="spellEnd"/>
+      <w:r>
+        <w:rPr>
+          <w:b/>
+          <w:bCs/>
+        </w:rPr>
+        <w:t xml:space="preserve"> ZIP</w:t>
       </w:r>
       <w:r>
         <w:t xml:space="preserve"> (latest stable version) on your PC.</w:t>
@@ -474,7 +564,15 @@
         <w:t>Install</w:t>
       </w:r>
       <w:r>
-        <w:t xml:space="preserve"> → Locate the Magisk ZIP → Swipe to flash.</w:t>
+        <w:t xml:space="preserve"> → Locate the </w:t>
+      </w:r>
+      <w:proofErr w:type="spellStart"/>
+      <w:r>
+        <w:t>Magisk</w:t>
+      </w:r>
+      <w:proofErr w:type="spellEnd"/>
+      <w:r>
+        <w:t xml:space="preserve"> ZIP → Swipe to flash.</w:t>
       </w:r>
     </w:p>
     <w:p>
@@ -498,12 +596,21 @@
       <w:r>
         <w:t xml:space="preserve">Verify installation with </w:t>
       </w:r>
-      <w:r>
-        <w:rPr>
-          <w:b/>
-          <w:bCs/>
-        </w:rPr>
-        <w:t>Magisk Manager</w:t>
+      <w:proofErr w:type="spellStart"/>
+      <w:r>
+        <w:rPr>
+          <w:b/>
+          <w:bCs/>
+        </w:rPr>
+        <w:t>Magisk</w:t>
+      </w:r>
+      <w:proofErr w:type="spellEnd"/>
+      <w:r>
+        <w:rPr>
+          <w:b/>
+          <w:bCs/>
+        </w:rPr>
+        <w:t xml:space="preserve"> Manager</w:t>
       </w:r>
       <w:r>
         <w:t xml:space="preserve"> app.</w:t>
@@ -528,7 +635,23 @@
           <w:b/>
           <w:bCs/>
         </w:rPr>
-        <w:t>Option 2: Flash Magisk ZIP Directly via ADB Sideload (no need to copy ZIP manually)</w:t>
+        <w:t xml:space="preserve">Option 2: Flash </w:t>
+      </w:r>
+      <w:proofErr w:type="spellStart"/>
+      <w:r>
+        <w:rPr>
+          <w:b/>
+          <w:bCs/>
+        </w:rPr>
+        <w:t>Magisk</w:t>
+      </w:r>
+      <w:proofErr w:type="spellEnd"/>
+      <w:r>
+        <w:rPr>
+          <w:b/>
+          <w:bCs/>
+        </w:rPr>
+        <w:t xml:space="preserve"> ZIP Directly via ADB Sideload (no need to copy ZIP manually)</w:t>
       </w:r>
     </w:p>
     <w:p>
@@ -546,12 +669,21 @@
       <w:r>
         <w:t xml:space="preserve">Download </w:t>
       </w:r>
-      <w:r>
-        <w:rPr>
-          <w:b/>
-          <w:bCs/>
-        </w:rPr>
-        <w:t>Magisk ZIP</w:t>
+      <w:proofErr w:type="spellStart"/>
+      <w:r>
+        <w:rPr>
+          <w:b/>
+          <w:bCs/>
+        </w:rPr>
+        <w:t>Magisk</w:t>
+      </w:r>
+      <w:proofErr w:type="spellEnd"/>
+      <w:r>
+        <w:rPr>
+          <w:b/>
+          <w:bCs/>
+        </w:rPr>
+        <w:t xml:space="preserve"> ZIP</w:t>
       </w:r>
       <w:r>
         <w:t xml:space="preserve"> on your PC.</w:t>
@@ -633,14 +765,24 @@
       </w:r>
     </w:p>
     <w:p>
+      <w:proofErr w:type="spellStart"/>
       <w:r>
         <w:lastRenderedPageBreak/>
-        <w:t>adb devices</w:t>
-      </w:r>
-    </w:p>
-    <w:p>
-      <w:r>
-        <w:t>adb sideload Magisk-v26.1.zip</w:t>
+        <w:t>adb</w:t>
+      </w:r>
+      <w:proofErr w:type="spellEnd"/>
+      <w:r>
+        <w:t xml:space="preserve"> devices</w:t>
+      </w:r>
+    </w:p>
+    <w:p>
+      <w:proofErr w:type="spellStart"/>
+      <w:r>
+        <w:t>adb</w:t>
+      </w:r>
+      <w:proofErr w:type="spellEnd"/>
+      <w:r>
+        <w:t xml:space="preserve"> sideload Magisk-v26.1.zip</w:t>
       </w:r>
     </w:p>
     <w:p>
@@ -744,8 +886,17 @@
           <w:b/>
           <w:bCs/>
         </w:rPr>
-        <w:t>latest stable Magisk</w:t>
-      </w:r>
+        <w:t xml:space="preserve">latest stable </w:t>
+      </w:r>
+      <w:proofErr w:type="spellStart"/>
+      <w:r>
+        <w:rPr>
+          <w:b/>
+          <w:bCs/>
+        </w:rPr>
+        <w:t>Magisk</w:t>
+      </w:r>
+      <w:proofErr w:type="spellEnd"/>
       <w:r>
         <w:t xml:space="preserve"> version.</w:t>
       </w:r>
@@ -760,12 +911,21 @@
       <w:r>
         <w:t xml:space="preserve">After flashing, open </w:t>
       </w:r>
-      <w:r>
-        <w:rPr>
-          <w:b/>
-          <w:bCs/>
-        </w:rPr>
-        <w:t>Magisk Manager</w:t>
+      <w:proofErr w:type="spellStart"/>
+      <w:r>
+        <w:rPr>
+          <w:b/>
+          <w:bCs/>
+        </w:rPr>
+        <w:t>Magisk</w:t>
+      </w:r>
+      <w:proofErr w:type="spellEnd"/>
+      <w:r>
+        <w:rPr>
+          <w:b/>
+          <w:bCs/>
+        </w:rPr>
+        <w:t xml:space="preserve"> Manager</w:t>
       </w:r>
       <w:r>
         <w:t xml:space="preserve"> to check root status.</w:t>
@@ -787,7 +947,23 @@
           <w:b/>
           <w:bCs/>
         </w:rPr>
-        <w:t>step-by-step exact guide for your J7 Prime: TWRP → Flash Magisk → Verify root</w:t>
+        <w:t xml:space="preserve">step-by-step exact guide for your J7 Prime: TWRP → Flash </w:t>
+      </w:r>
+      <w:proofErr w:type="spellStart"/>
+      <w:r>
+        <w:rPr>
+          <w:b/>
+          <w:bCs/>
+        </w:rPr>
+        <w:t>Magisk</w:t>
+      </w:r>
+      <w:proofErr w:type="spellEnd"/>
+      <w:r>
+        <w:rPr>
+          <w:b/>
+          <w:bCs/>
+        </w:rPr>
+        <w:t xml:space="preserve"> → Verify root</w:t>
       </w:r>
       <w:r>
         <w:t>, so you can follow it safely.</w:t>
@@ -1097,6 +1273,7 @@
       <w:r>
         <w:t xml:space="preserve"> or </w:t>
       </w:r>
+      <w:proofErr w:type="spellStart"/>
       <w:r>
         <w:rPr>
           <w:i/>
@@ -1104,6 +1281,7 @@
         </w:rPr>
         <w:t>StayFocusd</w:t>
       </w:r>
+      <w:proofErr w:type="spellEnd"/>
       <w:r>
         <w:t xml:space="preserve"> on browsers.</w:t>
       </w:r>
@@ -1123,7 +1301,15 @@
         <w:t>Noise Control</w:t>
       </w:r>
       <w:r>
-        <w:t>: Use noise-canceling headphones or listen to focus-friendly music (classical, lo-fi).</w:t>
+        <w:t>: Use noise-</w:t>
+      </w:r>
+      <w:proofErr w:type="spellStart"/>
+      <w:r>
+        <w:t>canceling</w:t>
+      </w:r>
+      <w:proofErr w:type="spellEnd"/>
+      <w:r>
+        <w:t xml:space="preserve"> headphones or listen to focus-friendly music (classical, lo-fi).</w:t>
       </w:r>
     </w:p>
     <w:p>
@@ -1361,6 +1547,7 @@
       <w:r>
         <w:t xml:space="preserve"> (focus timer) or </w:t>
       </w:r>
+      <w:proofErr w:type="spellStart"/>
       <w:r>
         <w:rPr>
           <w:i/>
@@ -1368,6 +1555,7 @@
         </w:rPr>
         <w:t>Todoist</w:t>
       </w:r>
+      <w:proofErr w:type="spellEnd"/>
       <w:r>
         <w:t xml:space="preserve"> (task management).</w:t>
       </w:r>
@@ -1384,7 +1572,23 @@
           <w:b/>
           <w:bCs/>
         </w:rPr>
-        <w:t>Voice Assistant (Breeno)</w:t>
+        <w:t>Voice Assistant (</w:t>
+      </w:r>
+      <w:proofErr w:type="spellStart"/>
+      <w:r>
+        <w:rPr>
+          <w:b/>
+          <w:bCs/>
+        </w:rPr>
+        <w:t>Breeno</w:t>
+      </w:r>
+      <w:proofErr w:type="spellEnd"/>
+      <w:r>
+        <w:rPr>
+          <w:b/>
+          <w:bCs/>
+        </w:rPr>
+        <w:t>)</w:t>
       </w:r>
       <w:r>
         <w:t>: Set reminders or timers hands-free.</w:t>
@@ -1453,7 +1657,15 @@
         <w:t>Meditation</w:t>
       </w:r>
       <w:r>
-        <w:t xml:space="preserve">: Try 5–10 minute meditation before study (apps like </w:t>
+        <w:t>: Try 5–</w:t>
+      </w:r>
+      <w:proofErr w:type="gramStart"/>
+      <w:r>
+        <w:t>10 minute</w:t>
+      </w:r>
+      <w:proofErr w:type="gramEnd"/>
+      <w:r>
+        <w:t xml:space="preserve"> meditation before study (apps like </w:t>
       </w:r>
       <w:r>
         <w:rPr>
@@ -1688,8 +1900,13 @@
             <w:hideMark/>
           </w:tcPr>
           <w:p>
+            <w:proofErr w:type="gramStart"/>
             <w:r>
-              <w:t>Mutes notifications</w:t>
+              <w:t>Mutes</w:t>
+            </w:r>
+            <w:proofErr w:type="gramEnd"/>
+            <w:r>
+              <w:t xml:space="preserve"> notifications</w:t>
             </w:r>
           </w:p>
         </w:tc>
@@ -1722,7 +1939,15 @@
           </w:tcPr>
           <w:p>
             <w:r>
-              <w:t>Settings → Additional Settings → Accessibility → Color Mode → Grayscale</w:t>
+              <w:t xml:space="preserve">Settings → Additional Settings → Accessibility → </w:t>
+            </w:r>
+            <w:proofErr w:type="spellStart"/>
+            <w:r>
+              <w:t>Color</w:t>
+            </w:r>
+            <w:proofErr w:type="spellEnd"/>
+            <w:r>
+              <w:t xml:space="preserve"> Mode → Grayscale</w:t>
             </w:r>
           </w:p>
         </w:tc>
@@ -1800,7 +2025,23 @@
                 <w:b/>
                 <w:bCs/>
               </w:rPr>
-              <w:t>Voice Assistant (Breeno)</w:t>
+              <w:t>Voice Assistant (</w:t>
+            </w:r>
+            <w:proofErr w:type="spellStart"/>
+            <w:r>
+              <w:rPr>
+                <w:b/>
+                <w:bCs/>
+              </w:rPr>
+              <w:t>Breeno</w:t>
+            </w:r>
+            <w:proofErr w:type="spellEnd"/>
+            <w:r>
+              <w:rPr>
+                <w:b/>
+                <w:bCs/>
+              </w:rPr>
+              <w:t>)</w:t>
             </w:r>
           </w:p>
         </w:tc>
@@ -1989,12 +2230,21 @@
           <w:numId w:val="1"/>
         </w:numPr>
       </w:pPr>
-      <w:r>
-        <w:rPr>
-          <w:b/>
-          <w:bCs/>
-        </w:rPr>
-        <w:t>AFWall+</w:t>
+      <w:proofErr w:type="spellStart"/>
+      <w:r>
+        <w:rPr>
+          <w:b/>
+          <w:bCs/>
+        </w:rPr>
+        <w:t>AFWall</w:t>
+      </w:r>
+      <w:proofErr w:type="spellEnd"/>
+      <w:r>
+        <w:rPr>
+          <w:b/>
+          <w:bCs/>
+        </w:rPr>
+        <w:t>+</w:t>
       </w:r>
       <w:r>
         <w:t xml:space="preserve"> (commonly stylized this way)</w:t>
@@ -2022,6 +2272,7 @@
           <w:numId w:val="1"/>
         </w:numPr>
       </w:pPr>
+      <w:proofErr w:type="spellStart"/>
       <w:r>
         <w:rPr>
           <w:b/>
@@ -2029,6 +2280,7 @@
         </w:rPr>
         <w:t>AdGuard</w:t>
       </w:r>
+      <w:proofErr w:type="spellEnd"/>
     </w:p>
     <w:p>
       <w:pPr>
@@ -2101,12 +2353,21 @@
       <w:r>
         <w:t xml:space="preserve">Converted </w:t>
       </w:r>
-      <w:r>
-        <w:rPr>
-          <w:b/>
-          <w:bCs/>
-        </w:rPr>
-        <w:t>AFWall+</w:t>
+      <w:proofErr w:type="spellStart"/>
+      <w:r>
+        <w:rPr>
+          <w:b/>
+          <w:bCs/>
+        </w:rPr>
+        <w:t>AFWall</w:t>
+      </w:r>
+      <w:proofErr w:type="spellEnd"/>
+      <w:r>
+        <w:rPr>
+          <w:b/>
+          <w:bCs/>
+        </w:rPr>
+        <w:t>+</w:t>
       </w:r>
       <w:r>
         <w:t xml:space="preserve"> and </w:t>
@@ -2208,7 +2469,15 @@
         <w:t>.</w:t>
       </w:r>
       <w:r>
-        <w:t xml:space="preserve"> Use own luncher.</w:t>
+        <w:t xml:space="preserve"> Use own </w:t>
+      </w:r>
+      <w:proofErr w:type="spellStart"/>
+      <w:r>
+        <w:t>luncher</w:t>
+      </w:r>
+      <w:proofErr w:type="spellEnd"/>
+      <w:r>
+        <w:t>.</w:t>
       </w:r>
     </w:p>
     <w:p>
@@ -2231,12 +2500,21 @@
       <w:r>
         <w:t xml:space="preserve"> to the </w:t>
       </w:r>
-      <w:r>
-        <w:rPr>
-          <w:b/>
-          <w:bCs/>
-        </w:rPr>
-        <w:t>AFWall+ app</w:t>
+      <w:proofErr w:type="spellStart"/>
+      <w:r>
+        <w:rPr>
+          <w:b/>
+          <w:bCs/>
+        </w:rPr>
+        <w:t>AFWall</w:t>
+      </w:r>
+      <w:proofErr w:type="spellEnd"/>
+      <w:r>
+        <w:rPr>
+          <w:b/>
+          <w:bCs/>
+        </w:rPr>
+        <w:t>+ app</w:t>
       </w:r>
       <w:r>
         <w:t>.</w:t>
@@ -2266,7 +2544,15 @@
         </w:numPr>
       </w:pPr>
       <w:r>
-        <w:t>I used freezed feature from luck patcher.</w:t>
+        <w:t xml:space="preserve">I used </w:t>
+      </w:r>
+      <w:proofErr w:type="spellStart"/>
+      <w:r>
+        <w:t>freezed</w:t>
+      </w:r>
+      <w:proofErr w:type="spellEnd"/>
+      <w:r>
+        <w:t xml:space="preserve"> feature from luck patcher.</w:t>
       </w:r>
     </w:p>
     <w:p/>
@@ -2275,8 +2561,13 @@
         <w:pStyle w:val="Heading2"/>
       </w:pPr>
       <w:r>
-        <w:t>To block ads on spotify</w:t>
-      </w:r>
+        <w:t xml:space="preserve">To block ads on </w:t>
+      </w:r>
+      <w:proofErr w:type="spellStart"/>
+      <w:r>
+        <w:t>spotify</w:t>
+      </w:r>
+      <w:proofErr w:type="spellEnd"/>
     </w:p>
     <w:p>
       <w:r>
@@ -2325,12 +2616,21 @@
           <w:bCs/>
         </w:rPr>
       </w:pPr>
-      <w:r>
-        <w:rPr>
-          <w:b/>
-          <w:bCs/>
-        </w:rPr>
-        <w:t>AFWall+</w:t>
+      <w:proofErr w:type="spellStart"/>
+      <w:r>
+        <w:rPr>
+          <w:b/>
+          <w:bCs/>
+        </w:rPr>
+        <w:t>AFWall</w:t>
+      </w:r>
+      <w:proofErr w:type="spellEnd"/>
+      <w:r>
+        <w:rPr>
+          <w:b/>
+          <w:bCs/>
+        </w:rPr>
+        <w:t>+</w:t>
       </w:r>
     </w:p>
     <w:p>
@@ -2343,12 +2643,21 @@
       <w:r>
         <w:t xml:space="preserve">Import rules only on </w:t>
       </w:r>
-      <w:r>
-        <w:rPr>
-          <w:b/>
-          <w:bCs/>
-        </w:rPr>
-        <w:t>AFWall+</w:t>
+      <w:proofErr w:type="spellStart"/>
+      <w:r>
+        <w:rPr>
+          <w:b/>
+          <w:bCs/>
+        </w:rPr>
+        <w:t>AFWall</w:t>
+      </w:r>
+      <w:proofErr w:type="spellEnd"/>
+      <w:r>
+        <w:rPr>
+          <w:b/>
+          <w:bCs/>
+        </w:rPr>
+        <w:t>+</w:t>
       </w:r>
       <w:r>
         <w:t>.</w:t>
@@ -2381,7 +2690,23 @@
           <w:b/>
           <w:bCs/>
         </w:rPr>
-        <w:t>Note (AFWall+):</w:t>
+        <w:t>Note (</w:t>
+      </w:r>
+      <w:proofErr w:type="spellStart"/>
+      <w:r>
+        <w:rPr>
+          <w:b/>
+          <w:bCs/>
+        </w:rPr>
+        <w:t>AFWall</w:t>
+      </w:r>
+      <w:proofErr w:type="spellEnd"/>
+      <w:r>
+        <w:rPr>
+          <w:b/>
+          <w:bCs/>
+        </w:rPr>
+        <w:t>+):</w:t>
       </w:r>
     </w:p>
     <w:p>
@@ -2392,7 +2717,15 @@
         </w:numPr>
       </w:pPr>
       <w:r>
-        <w:t>#no internet symbol issue.</w:t>
+        <w:t>#</w:t>
+      </w:r>
+      <w:proofErr w:type="gramStart"/>
+      <w:r>
+        <w:t>no</w:t>
+      </w:r>
+      <w:proofErr w:type="gramEnd"/>
+      <w:r>
+        <w:t xml:space="preserve"> internet symbol issue.</w:t>
       </w:r>
     </w:p>
     <w:p>
@@ -2629,8 +2962,50 @@
         <w:pStyle w:val="NoSpacing"/>
       </w:pPr>
       <w:r>
-        <w:t>// usually the digial wellbing not help full on blocking. Instead uses app lock I hightly recommed .</w:t>
-      </w:r>
+        <w:t xml:space="preserve">// </w:t>
+      </w:r>
+      <w:proofErr w:type="gramStart"/>
+      <w:r>
+        <w:t>usually</w:t>
+      </w:r>
+      <w:proofErr w:type="gramEnd"/>
+      <w:r>
+        <w:t xml:space="preserve"> the </w:t>
+      </w:r>
+      <w:proofErr w:type="spellStart"/>
+      <w:r>
+        <w:t>digial</w:t>
+      </w:r>
+      <w:proofErr w:type="spellEnd"/>
+      <w:r>
+        <w:t xml:space="preserve"> </w:t>
+      </w:r>
+      <w:proofErr w:type="spellStart"/>
+      <w:r>
+        <w:t>wellbing</w:t>
+      </w:r>
+      <w:proofErr w:type="spellEnd"/>
+      <w:r>
+        <w:t xml:space="preserve"> not help full on blocking. Instead uses app lock I </w:t>
+      </w:r>
+      <w:proofErr w:type="spellStart"/>
+      <w:r>
+        <w:t>hightly</w:t>
+      </w:r>
+      <w:proofErr w:type="spellEnd"/>
+      <w:r>
+        <w:t xml:space="preserve"> </w:t>
+      </w:r>
+      <w:proofErr w:type="spellStart"/>
+      <w:proofErr w:type="gramStart"/>
+      <w:r>
+        <w:t>recommed</w:t>
+      </w:r>
+      <w:proofErr w:type="spellEnd"/>
+      <w:r>
+        <w:t xml:space="preserve"> .</w:t>
+      </w:r>
+      <w:proofErr w:type="gramEnd"/>
     </w:p>
     <w:p>
       <w:r>
@@ -3207,7 +3582,15 @@
         <w:t xml:space="preserve"> Built-in hidden function accessed with code #9705#</w:t>
       </w:r>
       <w:r>
-        <w:t>. Make code an longer.</w:t>
+        <w:t xml:space="preserve">. Make code </w:t>
+      </w:r>
+      <w:proofErr w:type="gramStart"/>
+      <w:r>
+        <w:t>an</w:t>
+      </w:r>
+      <w:proofErr w:type="gramEnd"/>
+      <w:r>
+        <w:t xml:space="preserve"> longer.</w:t>
       </w:r>
       <w:r>
         <w:br/>
@@ -3298,7 +3681,15 @@
         <w:t>YouTube</w:t>
       </w:r>
       <w:r>
-        <w:t xml:space="preserve"> videos n it. Which make more distraction from it. Just </w:t>
+        <w:t xml:space="preserve"> videos </w:t>
+      </w:r>
+      <w:proofErr w:type="spellStart"/>
+      <w:r>
+        <w:t>n</w:t>
+      </w:r>
+      <w:proofErr w:type="spellEnd"/>
+      <w:r>
+        <w:t xml:space="preserve"> it. Which make more distraction from it. Just </w:t>
       </w:r>
       <w:r>
         <w:t>disable</w:t>
@@ -3339,44 +3730,75 @@
       <w:pPr>
         <w:pStyle w:val="NoSpacing"/>
       </w:pPr>
+      <w:proofErr w:type="spellStart"/>
       <w:r>
         <w:rPr>
           <w:b/>
           <w:bCs/>
         </w:rPr>
         <w:lastRenderedPageBreak/>
-        <w:t>DeepSeek App</w:t>
-      </w:r>
-      <w:r>
-        <w:br/>
-        <w:t>The DeepSeek app has a built-in browser. It allows access to websites such as YouTube and Google directly within the app.</w:t>
-      </w:r>
-    </w:p>
-    <w:p>
-      <w:pPr>
-        <w:pStyle w:val="NoSpacing"/>
-      </w:pPr>
-    </w:p>
-    <w:p>
-      <w:pPr>
-        <w:pStyle w:val="NoSpacing"/>
-      </w:pPr>
-      <w:r>
-        <w:rPr>
-          <w:b/>
-          <w:bCs/>
-        </w:rPr>
-        <w:t>Ncell App</w:t>
+        <w:t>DeepSeek</w:t>
+      </w:r>
+      <w:proofErr w:type="spellEnd"/>
+      <w:r>
+        <w:rPr>
+          <w:b/>
+          <w:bCs/>
+        </w:rPr>
+        <w:t xml:space="preserve"> App</w:t>
       </w:r>
       <w:r>
         <w:br/>
         <w:t xml:space="preserve">The </w:t>
       </w:r>
+      <w:proofErr w:type="spellStart"/>
+      <w:r>
+        <w:t>DeepSeek</w:t>
+      </w:r>
+      <w:proofErr w:type="spellEnd"/>
+      <w:r>
+        <w:t xml:space="preserve"> app has a built-in browser. It allows access to websites such as YouTube and Google directly within the app.</w:t>
+      </w:r>
+    </w:p>
+    <w:p>
+      <w:pPr>
+        <w:pStyle w:val="NoSpacing"/>
+      </w:pPr>
+    </w:p>
+    <w:p>
+      <w:pPr>
+        <w:pStyle w:val="NoSpacing"/>
+      </w:pPr>
+      <w:proofErr w:type="spellStart"/>
+      <w:r>
+        <w:rPr>
+          <w:b/>
+          <w:bCs/>
+        </w:rPr>
+        <w:t>Ncell</w:t>
+      </w:r>
+      <w:proofErr w:type="spellEnd"/>
+      <w:r>
+        <w:rPr>
+          <w:b/>
+          <w:bCs/>
+        </w:rPr>
+        <w:t xml:space="preserve"> App</w:t>
+      </w:r>
+      <w:r>
+        <w:br/>
+        <w:t xml:space="preserve">The </w:t>
+      </w:r>
+      <w:proofErr w:type="spellStart"/>
       <w:r>
         <w:t>n</w:t>
       </w:r>
       <w:r>
-        <w:t>cell app also includes an in-built browser, which can be used to browse YouTube. Because of this, I often get distracted by YouTube videos and other content.</w:t>
+        <w:t>cell</w:t>
+      </w:r>
+      <w:proofErr w:type="spellEnd"/>
+      <w:r>
+        <w:t xml:space="preserve"> app also includes an in-built browser, which can be used to browse YouTube. Because of this, I often get distracted by YouTube videos and other content.</w:t>
       </w:r>
     </w:p>
     <w:p>
@@ -3524,6 +3946,9 @@
         <w:t>Windows 10</w:t>
       </w:r>
       <w:r>
+        <w:t>/11</w:t>
+      </w:r>
+      <w:r>
         <w:t xml:space="preserve"> into a Focus-Only Study Phone</w:t>
       </w:r>
     </w:p>
@@ -3588,6 +4013,61 @@
       </w:pPr>
       <w:r>
         <w:t>Creating a Study-Only Guest Account</w:t>
+      </w:r>
+    </w:p>
+    <w:p>
+      <w:proofErr w:type="spellStart"/>
+      <w:r>
+        <w:t>Usermode</w:t>
+      </w:r>
+      <w:proofErr w:type="spellEnd"/>
+      <w:r>
+        <w:t xml:space="preserve"> as: StudyAcer, StudyHp, </w:t>
+      </w:r>
+      <w:proofErr w:type="spellStart"/>
+      <w:r>
+        <w:t>StudyDell</w:t>
+      </w:r>
+      <w:proofErr w:type="spellEnd"/>
+    </w:p>
+    <w:p>
+      <w:r>
+        <w:t xml:space="preserve">Admin as: </w:t>
+      </w:r>
+      <w:proofErr w:type="spellStart"/>
+      <w:r>
+        <w:t>AdminAcer</w:t>
+      </w:r>
+      <w:proofErr w:type="spellEnd"/>
+      <w:r>
+        <w:t xml:space="preserve">, </w:t>
+      </w:r>
+      <w:proofErr w:type="spellStart"/>
+      <w:r>
+        <w:t>AdminHp</w:t>
+      </w:r>
+      <w:proofErr w:type="spellEnd"/>
+      <w:r>
+        <w:t xml:space="preserve">, </w:t>
+      </w:r>
+      <w:proofErr w:type="spellStart"/>
+      <w:r>
+        <w:t>AdminDell</w:t>
+      </w:r>
+      <w:proofErr w:type="spellEnd"/>
+    </w:p>
+    <w:p>
+      <w:r>
+        <w:t xml:space="preserve">Make default password </w:t>
+      </w:r>
+      <w:r>
+        <w:t xml:space="preserve">on admin </w:t>
+      </w:r>
+      <w:r>
+        <w:t xml:space="preserve">as: </w:t>
+      </w:r>
+      <w:r>
+        <w:t>admin</w:t>
       </w:r>
     </w:p>
     <w:p>
@@ -3724,6 +4204,7 @@
           <w:b/>
           <w:bCs/>
         </w:rPr>
+        <w:lastRenderedPageBreak/>
         <w:t>Allow only study use</w:t>
       </w:r>
     </w:p>
@@ -3753,7 +4234,6 @@
         <w:pStyle w:val="Heading3"/>
       </w:pPr>
       <w:r>
-        <w:lastRenderedPageBreak/>
         <w:t>current administrator account secondary</w:t>
       </w:r>
     </w:p>
@@ -3873,6 +4353,319 @@
       </w:r>
     </w:p>
     <w:p>
+      <w:pPr>
+        <w:pStyle w:val="NoSpacing"/>
+      </w:pPr>
+    </w:p>
+    <w:p>
+      <w:pPr>
+        <w:pStyle w:val="NoSpacing"/>
+        <w:ind w:left="360"/>
+      </w:pPr>
+    </w:p>
+    <w:p>
+      <w:pPr>
+        <w:pStyle w:val="NoSpacing"/>
+        <w:ind w:left="720"/>
+        <w:rPr>
+          <w:b/>
+          <w:bCs/>
+        </w:rPr>
+      </w:pPr>
+      <w:r>
+        <w:rPr>
+          <w:rFonts w:ascii="Segoe UI Symbol" w:hAnsi="Segoe UI Symbol" w:cs="Segoe UI Symbol"/>
+          <w:b/>
+          <w:bCs/>
+        </w:rPr>
+        <w:t>⚠</w:t>
+      </w:r>
+      <w:r>
+        <w:rPr>
+          <w:b/>
+          <w:bCs/>
+        </w:rPr>
+        <w:t>️ If “Change account type” is missing (your case)</w:t>
+      </w:r>
+    </w:p>
+    <w:p>
+      <w:pPr>
+        <w:pStyle w:val="NoSpacing"/>
+        <w:ind w:left="720"/>
+      </w:pPr>
+      <w:r>
+        <w:t xml:space="preserve">This happens often with </w:t>
+      </w:r>
+      <w:r>
+        <w:rPr>
+          <w:b/>
+          <w:bCs/>
+        </w:rPr>
+        <w:t>Work/School accounts</w:t>
+      </w:r>
+      <w:r>
+        <w:t xml:space="preserve">. Use this instead </w:t>
+      </w:r>
+      <w:r>
+        <w:rPr>
+          <w:rFonts w:ascii="Segoe UI Emoji" w:hAnsi="Segoe UI Emoji" w:cs="Segoe UI Emoji"/>
+        </w:rPr>
+        <w:t>👇</w:t>
+      </w:r>
+    </w:p>
+    <w:p>
+      <w:pPr>
+        <w:pStyle w:val="NoSpacing"/>
+        <w:ind w:left="720"/>
+      </w:pPr>
+      <w:r>
+        <w:pict w14:anchorId="0CFBAA63">
+          <v:rect id="_x0000_i1053" style="width:0;height:1.5pt" o:hralign="center" o:hrstd="t" o:hr="t" fillcolor="#a0a0a0" stroked="f"/>
+        </w:pict>
+      </w:r>
+    </w:p>
+    <w:p>
+      <w:pPr>
+        <w:pStyle w:val="NoSpacing"/>
+        <w:ind w:left="720"/>
+        <w:rPr>
+          <w:b/>
+          <w:bCs/>
+        </w:rPr>
+      </w:pPr>
+      <w:r>
+        <w:rPr>
+          <w:rFonts w:ascii="Segoe UI Emoji" w:hAnsi="Segoe UI Emoji" w:cs="Segoe UI Emoji"/>
+          <w:b/>
+          <w:bCs/>
+        </w:rPr>
+        <w:t>✅</w:t>
+      </w:r>
+      <w:r>
+        <w:rPr>
+          <w:b/>
+          <w:bCs/>
+        </w:rPr>
+        <w:t xml:space="preserve"> Method 2: Using Control Panel</w:t>
+      </w:r>
+    </w:p>
+    <w:p>
+      <w:pPr>
+        <w:pStyle w:val="NoSpacing"/>
+        <w:numPr>
+          <w:ilvl w:val="0"/>
+          <w:numId w:val="50"/>
+        </w:numPr>
+        <w:tabs>
+          <w:tab w:val="clear" w:pos="720"/>
+          <w:tab w:val="num" w:pos="1080"/>
+        </w:tabs>
+        <w:ind w:left="1080"/>
+      </w:pPr>
+      <w:r>
+        <w:t xml:space="preserve">Press </w:t>
+      </w:r>
+      <w:r>
+        <w:rPr>
+          <w:b/>
+          <w:bCs/>
+        </w:rPr>
+        <w:t>Windows + R</w:t>
+      </w:r>
+    </w:p>
+    <w:p>
+      <w:pPr>
+        <w:pStyle w:val="NoSpacing"/>
+        <w:numPr>
+          <w:ilvl w:val="0"/>
+          <w:numId w:val="50"/>
+        </w:numPr>
+        <w:tabs>
+          <w:tab w:val="clear" w:pos="720"/>
+          <w:tab w:val="num" w:pos="1080"/>
+        </w:tabs>
+        <w:ind w:left="1080"/>
+      </w:pPr>
+      <w:r>
+        <w:t>Type:</w:t>
+      </w:r>
+    </w:p>
+    <w:p>
+      <w:pPr>
+        <w:pStyle w:val="NoSpacing"/>
+        <w:ind w:left="720"/>
+        <w:jc w:val="center"/>
+      </w:pPr>
+      <w:proofErr w:type="spellStart"/>
+      <w:r>
+        <w:t>netplwiz</w:t>
+      </w:r>
+      <w:proofErr w:type="spellEnd"/>
+    </w:p>
+    <w:p>
+      <w:pPr>
+        <w:pStyle w:val="NoSpacing"/>
+        <w:numPr>
+          <w:ilvl w:val="0"/>
+          <w:numId w:val="50"/>
+        </w:numPr>
+        <w:tabs>
+          <w:tab w:val="clear" w:pos="720"/>
+          <w:tab w:val="num" w:pos="1080"/>
+        </w:tabs>
+        <w:ind w:left="1080"/>
+      </w:pPr>
+      <w:r>
+        <w:t>Press Enter</w:t>
+      </w:r>
+    </w:p>
+    <w:p>
+      <w:pPr>
+        <w:pStyle w:val="NoSpacing"/>
+        <w:numPr>
+          <w:ilvl w:val="0"/>
+          <w:numId w:val="50"/>
+        </w:numPr>
+        <w:tabs>
+          <w:tab w:val="clear" w:pos="720"/>
+          <w:tab w:val="num" w:pos="1080"/>
+        </w:tabs>
+        <w:ind w:left="1080"/>
+      </w:pPr>
+      <w:r>
+        <w:t xml:space="preserve">Select the </w:t>
+      </w:r>
+      <w:r>
+        <w:rPr>
+          <w:b/>
+          <w:bCs/>
+        </w:rPr>
+        <w:t>user</w:t>
+      </w:r>
+    </w:p>
+    <w:p>
+      <w:pPr>
+        <w:pStyle w:val="NoSpacing"/>
+        <w:numPr>
+          <w:ilvl w:val="0"/>
+          <w:numId w:val="50"/>
+        </w:numPr>
+        <w:tabs>
+          <w:tab w:val="clear" w:pos="720"/>
+          <w:tab w:val="num" w:pos="1080"/>
+        </w:tabs>
+        <w:ind w:left="1080"/>
+      </w:pPr>
+      <w:r>
+        <w:t xml:space="preserve">Click </w:t>
+      </w:r>
+      <w:r>
+        <w:rPr>
+          <w:b/>
+          <w:bCs/>
+        </w:rPr>
+        <w:t>Properties</w:t>
+      </w:r>
+    </w:p>
+    <w:p>
+      <w:pPr>
+        <w:pStyle w:val="NoSpacing"/>
+        <w:numPr>
+          <w:ilvl w:val="0"/>
+          <w:numId w:val="50"/>
+        </w:numPr>
+        <w:tabs>
+          <w:tab w:val="clear" w:pos="720"/>
+          <w:tab w:val="num" w:pos="1080"/>
+        </w:tabs>
+        <w:ind w:left="1080"/>
+      </w:pPr>
+      <w:r>
+        <w:t xml:space="preserve">Go to </w:t>
+      </w:r>
+      <w:r>
+        <w:rPr>
+          <w:b/>
+          <w:bCs/>
+        </w:rPr>
+        <w:t>Group Membership tab</w:t>
+      </w:r>
+    </w:p>
+    <w:p>
+      <w:pPr>
+        <w:pStyle w:val="NoSpacing"/>
+        <w:numPr>
+          <w:ilvl w:val="0"/>
+          <w:numId w:val="50"/>
+        </w:numPr>
+        <w:tabs>
+          <w:tab w:val="clear" w:pos="720"/>
+          <w:tab w:val="num" w:pos="1080"/>
+        </w:tabs>
+        <w:ind w:left="1080"/>
+      </w:pPr>
+      <w:r>
+        <w:t>Select:</w:t>
+      </w:r>
+    </w:p>
+    <w:p>
+      <w:pPr>
+        <w:pStyle w:val="NoSpacing"/>
+        <w:numPr>
+          <w:ilvl w:val="1"/>
+          <w:numId w:val="50"/>
+        </w:numPr>
+        <w:tabs>
+          <w:tab w:val="clear" w:pos="1440"/>
+          <w:tab w:val="num" w:pos="1800"/>
+        </w:tabs>
+        <w:ind w:left="1800"/>
+      </w:pPr>
+      <w:r>
+        <w:rPr>
+          <w:b/>
+          <w:bCs/>
+        </w:rPr>
+        <w:t>Standard user</w:t>
+      </w:r>
+    </w:p>
+    <w:p>
+      <w:pPr>
+        <w:pStyle w:val="NoSpacing"/>
+        <w:numPr>
+          <w:ilvl w:val="0"/>
+          <w:numId w:val="50"/>
+        </w:numPr>
+        <w:tabs>
+          <w:tab w:val="clear" w:pos="720"/>
+          <w:tab w:val="num" w:pos="1080"/>
+        </w:tabs>
+        <w:ind w:left="1080"/>
+      </w:pPr>
+      <w:r>
+        <w:t xml:space="preserve">Click </w:t>
+      </w:r>
+      <w:r>
+        <w:rPr>
+          <w:b/>
+          <w:bCs/>
+        </w:rPr>
+        <w:t>Apply → OK</w:t>
+      </w:r>
+    </w:p>
+    <w:p>
+      <w:pPr>
+        <w:pStyle w:val="NoSpacing"/>
+        <w:ind w:left="360"/>
+      </w:pPr>
+    </w:p>
+    <w:p>
+      <w:pPr>
+        <w:pStyle w:val="NoSpacing"/>
+        <w:ind w:left="360"/>
+      </w:pPr>
+    </w:p>
+    <w:p>
       <w:r>
         <w:pict w14:anchorId="77C4BBF3">
           <v:rect id="_x0000_i1046" style="width:0;height:1.5pt" o:hralign="center" o:hrstd="t" o:hr="t" fillcolor="#a0a0a0" stroked="f"/>
@@ -3974,12 +4767,19 @@
         <w:t>.</w:t>
       </w:r>
     </w:p>
-    <w:p/>
+    <w:p>
+      <w:pPr>
+        <w:rPr>
+          <w:lang w:val="en-US"/>
+        </w:rPr>
+      </w:pPr>
+    </w:p>
     <w:p>
       <w:pPr>
         <w:pStyle w:val="Heading1"/>
       </w:pPr>
       <w:r>
+        <w:lastRenderedPageBreak/>
         <w:t>Final</w:t>
       </w:r>
     </w:p>
@@ -4026,12 +4826,68 @@
           <w:b/>
           <w:bCs/>
         </w:rPr>
-        <w:t>Experimental with Microsoft qbitorrent.</w:t>
-      </w:r>
-    </w:p>
-    <w:p>
-      <w:r>
-        <w:t>There is a app called qbitorrent that I can easily installed. So from that I can download .torrent megnet and I can download movies easily. So solution: is to block that Microsoft sites from hosts.</w:t>
+        <w:t xml:space="preserve">Experimental with Microsoft </w:t>
+      </w:r>
+      <w:proofErr w:type="spellStart"/>
+      <w:r>
+        <w:rPr>
+          <w:b/>
+          <w:bCs/>
+        </w:rPr>
+        <w:t>qbitorrent</w:t>
+      </w:r>
+      <w:proofErr w:type="spellEnd"/>
+      <w:r>
+        <w:rPr>
+          <w:b/>
+          <w:bCs/>
+        </w:rPr>
+        <w:t>.</w:t>
+      </w:r>
+    </w:p>
+    <w:p>
+      <w:r>
+        <w:t xml:space="preserve">There is </w:t>
+      </w:r>
+      <w:proofErr w:type="gramStart"/>
+      <w:r>
+        <w:t>a</w:t>
+      </w:r>
+      <w:proofErr w:type="gramEnd"/>
+      <w:r>
+        <w:t xml:space="preserve"> app called </w:t>
+      </w:r>
+      <w:proofErr w:type="spellStart"/>
+      <w:r>
+        <w:t>qbitorrent</w:t>
+      </w:r>
+      <w:proofErr w:type="spellEnd"/>
+      <w:r>
+        <w:t xml:space="preserve"> that I can easily installed. </w:t>
+      </w:r>
+      <w:proofErr w:type="gramStart"/>
+      <w:r>
+        <w:t>So</w:t>
+      </w:r>
+      <w:proofErr w:type="gramEnd"/>
+      <w:r>
+        <w:t xml:space="preserve"> from that I can download .torrent </w:t>
+      </w:r>
+      <w:proofErr w:type="spellStart"/>
+      <w:r>
+        <w:t>megnet</w:t>
+      </w:r>
+      <w:proofErr w:type="spellEnd"/>
+      <w:r>
+        <w:t xml:space="preserve"> and I can download movies easily. </w:t>
+      </w:r>
+      <w:proofErr w:type="gramStart"/>
+      <w:r>
+        <w:t>So</w:t>
+      </w:r>
+      <w:proofErr w:type="gramEnd"/>
+      <w:r>
+        <w:t xml:space="preserve"> solution: is to block that Microsoft sites from hosts.</w:t>
       </w:r>
     </w:p>
     <w:p>
@@ -4081,7 +4937,6 @@
         <w:pStyle w:val="NoSpacing"/>
       </w:pPr>
       <w:r>
-        <w:lastRenderedPageBreak/>
         <w:t>127.0.0.1 www.apps.microsoft.com</w:t>
       </w:r>
     </w:p>
@@ -4111,7 +4966,15 @@
         <w:pStyle w:val="NoSpacing"/>
       </w:pPr>
       <w:r>
-        <w:t>//service of micrsoft all.</w:t>
+        <w:t xml:space="preserve">//service of </w:t>
+      </w:r>
+      <w:proofErr w:type="spellStart"/>
+      <w:r>
+        <w:t>micrsoft</w:t>
+      </w:r>
+      <w:proofErr w:type="spellEnd"/>
+      <w:r>
+        <w:t xml:space="preserve"> all.</w:t>
       </w:r>
     </w:p>
     <w:p>
@@ -4196,8 +5059,13 @@
         </w:numPr>
       </w:pPr>
       <w:r>
-        <w:t>Run gpedit.msc</w:t>
-      </w:r>
+        <w:t xml:space="preserve">Run </w:t>
+      </w:r>
+      <w:proofErr w:type="spellStart"/>
+      <w:r>
+        <w:t>gpedit.msc</w:t>
+      </w:r>
+      <w:proofErr w:type="spellEnd"/>
     </w:p>
     <w:p>
       <w:pPr>
@@ -4220,6 +5088,9 @@
       </w:r>
       <w:r>
         <w:br/>
+      </w:r>
+      <w:r>
+        <w:lastRenderedPageBreak/>
         <w:t>Windows Components →</w:t>
       </w:r>
       <w:r>
@@ -4401,7 +5272,6 @@
     </w:p>
     <w:p>
       <w:r>
-        <w:lastRenderedPageBreak/>
         <w:t xml:space="preserve">While experimenting with the </w:t>
       </w:r>
       <w:r>
@@ -4548,6 +5418,7 @@
         </w:numPr>
       </w:pPr>
       <w:r>
+        <w:lastRenderedPageBreak/>
         <w:t>When you join a Discord study stream, avoid looking at Discord while studying.</w:t>
       </w:r>
       <w:r>
@@ -4725,7 +5596,7 @@
 </file>
 
 <file path=word/numbering.xml><?xml version="1.0" encoding="utf-8"?>
-<w:numbering xmlns:wpc="http://schemas.microsoft.com/office/word/2010/wordprocessingCanvas" xmlns:cx="http://schemas.microsoft.com/office/drawing/2014/chartex" xmlns:cx1="http://schemas.microsoft.com/office/drawing/2015/9/8/chartex" xmlns:cx2="http://schemas.microsoft.com/office/drawing/2015/10/21/chartex" xmlns:cx3="http://schemas.microsoft.com/office/drawing/2016/5/9/chartex" xmlns:cx4="http://schemas.microsoft.com/office/drawing/2016/5/10/chartex" xmlns:cx5="http://schemas.microsoft.com/office/drawing/2016/5/11/chartex" xmlns:cx6="http://schemas.microsoft.com/office/drawing/2016/5/12/chartex" xmlns:cx7="http://schemas.microsoft.com/office/drawing/2016/5/13/chartex" xmlns:cx8="http://schemas.microsoft.com/office/drawing/2016/5/14/chartex" xmlns:mc="http://schemas.openxmlformats.org/markup-compatibility/2006" xmlns:aink="http://schemas.microsoft.com/office/drawing/2016/ink" xmlns:am3d="http://schemas.microsoft.com/office/drawing/2017/model3d" xmlns:o="urn:schemas-microsoft-com:office:office" xmlns:oel="http://schemas.microsoft.com/office/2019/extlst" xmlns:r="http://schemas.openxmlformats.org/officeDocument/2006/relationships" xmlns:m="http://schemas.openxmlformats.org/officeDocument/2006/math" xmlns:v="urn:schemas-microsoft-com:vml" xmlns:wp14="http://schemas.microsoft.com/office/word/2010/wordprocessingDrawing" xmlns:wp="http://schemas.openxmlformats.org/drawingml/2006/wordprocessingDrawing" xmlns:w10="urn:schemas-microsoft-com:office:word" xmlns:w="http://schemas.openxmlformats.org/wordprocessingml/2006/main" xmlns:w14="http://schemas.microsoft.com/office/word/2010/wordml" xmlns:w15="http://schemas.microsoft.com/office/word/2012/wordml" xmlns:w16cex="http://schemas.microsoft.com/office/word/2018/wordml/cex" xmlns:w16cid="http://schemas.microsoft.com/office/word/2016/wordml/cid" xmlns:w16="http://schemas.microsoft.com/office/word/2018/wordml" xmlns:w16du="http://schemas.microsoft.com/office/word/2023/wordml/word16du" xmlns:w16sdtdh="http://schemas.microsoft.com/office/word/2020/wordml/sdtdatahash" xmlns:w16sdtfl="http://schemas.microsoft.com/office/word/2024/wordml/sdtformatlock" xmlns:w16se="http://schemas.microsoft.com/office/word/2015/wordml/symex" xmlns:wpg="http://schemas.microsoft.com/office/word/2010/wordprocessingGroup" xmlns:wpi="http://schemas.microsoft.com/office/word/2010/wordprocessingInk" xmlns:wne="http://schemas.microsoft.com/office/word/2006/wordml" xmlns:wps="http://schemas.microsoft.com/office/word/2010/wordprocessingShape" mc:Ignorable="w14 w15 w16se w16cid w16 w16cex w16sdtdh w16sdtfl w16du wp14">
+<w:numbering xmlns:wpc="http://schemas.microsoft.com/office/word/2010/wordprocessingCanvas" xmlns:cx="http://schemas.microsoft.com/office/drawing/2014/chartex" xmlns:cx1="http://schemas.microsoft.com/office/drawing/2015/9/8/chartex" xmlns:cx2="http://schemas.microsoft.com/office/drawing/2015/10/21/chartex" xmlns:cx3="http://schemas.microsoft.com/office/drawing/2016/5/9/chartex" xmlns:cx4="http://schemas.microsoft.com/office/drawing/2016/5/10/chartex" xmlns:cx5="http://schemas.microsoft.com/office/drawing/2016/5/11/chartex" xmlns:cx6="http://schemas.microsoft.com/office/drawing/2016/5/12/chartex" xmlns:cx7="http://schemas.microsoft.com/office/drawing/2016/5/13/chartex" xmlns:cx8="http://schemas.microsoft.com/office/drawing/2016/5/14/chartex" xmlns:mc="http://schemas.openxmlformats.org/markup-compatibility/2006" xmlns:aink="http://schemas.microsoft.com/office/drawing/2016/ink" xmlns:am3d="http://schemas.microsoft.com/office/drawing/2017/model3d" xmlns:o="urn:schemas-microsoft-com:office:office" xmlns:oel="http://schemas.microsoft.com/office/2019/extlst" xmlns:r="http://schemas.openxmlformats.org/officeDocument/2006/relationships" xmlns:m="http://schemas.openxmlformats.org/officeDocument/2006/math" xmlns:v="urn:schemas-microsoft-com:vml" xmlns:wp14="http://schemas.microsoft.com/office/word/2010/wordprocessingDrawing" xmlns:wp="http://schemas.openxmlformats.org/drawingml/2006/wordprocessingDrawing" xmlns:w10="urn:schemas-microsoft-com:office:word" xmlns:w="http://schemas.openxmlformats.org/wordprocessingml/2006/main" xmlns:w14="http://schemas.microsoft.com/office/word/2010/wordml" xmlns:w15="http://schemas.microsoft.com/office/word/2012/wordml" xmlns:w16cex="http://schemas.microsoft.com/office/word/2018/wordml/cex" xmlns:w16cid="http://schemas.microsoft.com/office/word/2016/wordml/cid" xmlns:w16="http://schemas.microsoft.com/office/word/2018/wordml" xmlns:w16sdtdh="http://schemas.microsoft.com/office/word/2020/wordml/sdtdatahash" xmlns:w16se="http://schemas.microsoft.com/office/word/2015/wordml/symex" xmlns:wpg="http://schemas.microsoft.com/office/word/2010/wordprocessingGroup" xmlns:wpi="http://schemas.microsoft.com/office/word/2010/wordprocessingInk" xmlns:wne="http://schemas.microsoft.com/office/word/2006/wordml" xmlns:wps="http://schemas.microsoft.com/office/word/2010/wordprocessingShape" mc:Ignorable="w14 w15 w16se w16cid w16 w16cex w16sdtdh wp14">
   <w:abstractNum w:abstractNumId="0" w15:restartNumberingAfterBreak="0">
     <w:nsid w:val="003345C5"/>
     <w:multiLevelType w:val="multilevel"/>
@@ -5783,6 +6654,123 @@
     </w:lvl>
   </w:abstractNum>
   <w:abstractNum w:abstractNumId="8" w15:restartNumberingAfterBreak="0">
+    <w:nsid w:val="17D50077"/>
+    <w:multiLevelType w:val="multilevel"/>
+    <w:tmpl w:val="EF42601A"/>
+    <w:lvl w:ilvl="0">
+      <w:start w:val="1"/>
+      <w:numFmt w:val="decimal"/>
+      <w:lvlText w:val="%1."/>
+      <w:lvlJc w:val="left"/>
+      <w:pPr>
+        <w:tabs>
+          <w:tab w:val="num" w:pos="720"/>
+        </w:tabs>
+        <w:ind w:left="720" w:hanging="360"/>
+      </w:pPr>
+    </w:lvl>
+    <w:lvl w:ilvl="1">
+      <w:start w:val="1"/>
+      <w:numFmt w:val="bullet"/>
+      <w:lvlText w:val="o"/>
+      <w:lvlJc w:val="left"/>
+      <w:pPr>
+        <w:tabs>
+          <w:tab w:val="num" w:pos="1440"/>
+        </w:tabs>
+        <w:ind w:left="1440" w:hanging="360"/>
+      </w:pPr>
+      <w:rPr>
+        <w:rFonts w:ascii="Courier New" w:hAnsi="Courier New" w:hint="default"/>
+        <w:sz w:val="20"/>
+      </w:rPr>
+    </w:lvl>
+    <w:lvl w:ilvl="2" w:tentative="1">
+      <w:start w:val="1"/>
+      <w:numFmt w:val="decimal"/>
+      <w:lvlText w:val="%3."/>
+      <w:lvlJc w:val="left"/>
+      <w:pPr>
+        <w:tabs>
+          <w:tab w:val="num" w:pos="2160"/>
+        </w:tabs>
+        <w:ind w:left="2160" w:hanging="360"/>
+      </w:pPr>
+    </w:lvl>
+    <w:lvl w:ilvl="3" w:tentative="1">
+      <w:start w:val="1"/>
+      <w:numFmt w:val="decimal"/>
+      <w:lvlText w:val="%4."/>
+      <w:lvlJc w:val="left"/>
+      <w:pPr>
+        <w:tabs>
+          <w:tab w:val="num" w:pos="2880"/>
+        </w:tabs>
+        <w:ind w:left="2880" w:hanging="360"/>
+      </w:pPr>
+    </w:lvl>
+    <w:lvl w:ilvl="4" w:tentative="1">
+      <w:start w:val="1"/>
+      <w:numFmt w:val="decimal"/>
+      <w:lvlText w:val="%5."/>
+      <w:lvlJc w:val="left"/>
+      <w:pPr>
+        <w:tabs>
+          <w:tab w:val="num" w:pos="3600"/>
+        </w:tabs>
+        <w:ind w:left="3600" w:hanging="360"/>
+      </w:pPr>
+    </w:lvl>
+    <w:lvl w:ilvl="5" w:tentative="1">
+      <w:start w:val="1"/>
+      <w:numFmt w:val="decimal"/>
+      <w:lvlText w:val="%6."/>
+      <w:lvlJc w:val="left"/>
+      <w:pPr>
+        <w:tabs>
+          <w:tab w:val="num" w:pos="4320"/>
+        </w:tabs>
+        <w:ind w:left="4320" w:hanging="360"/>
+      </w:pPr>
+    </w:lvl>
+    <w:lvl w:ilvl="6" w:tentative="1">
+      <w:start w:val="1"/>
+      <w:numFmt w:val="decimal"/>
+      <w:lvlText w:val="%7."/>
+      <w:lvlJc w:val="left"/>
+      <w:pPr>
+        <w:tabs>
+          <w:tab w:val="num" w:pos="5040"/>
+        </w:tabs>
+        <w:ind w:left="5040" w:hanging="360"/>
+      </w:pPr>
+    </w:lvl>
+    <w:lvl w:ilvl="7" w:tentative="1">
+      <w:start w:val="1"/>
+      <w:numFmt w:val="decimal"/>
+      <w:lvlText w:val="%8."/>
+      <w:lvlJc w:val="left"/>
+      <w:pPr>
+        <w:tabs>
+          <w:tab w:val="num" w:pos="5760"/>
+        </w:tabs>
+        <w:ind w:left="5760" w:hanging="360"/>
+      </w:pPr>
+    </w:lvl>
+    <w:lvl w:ilvl="8" w:tentative="1">
+      <w:start w:val="1"/>
+      <w:numFmt w:val="decimal"/>
+      <w:lvlText w:val="%9."/>
+      <w:lvlJc w:val="left"/>
+      <w:pPr>
+        <w:tabs>
+          <w:tab w:val="num" w:pos="6480"/>
+        </w:tabs>
+        <w:ind w:left="6480" w:hanging="360"/>
+      </w:pPr>
+    </w:lvl>
+  </w:abstractNum>
+  <w:abstractNum w:abstractNumId="9" w15:restartNumberingAfterBreak="0">
     <w:nsid w:val="1826299B"/>
     <w:multiLevelType w:val="multilevel"/>
     <w:tmpl w:val="AFBA16AE"/>
@@ -5899,7 +6887,7 @@
       </w:pPr>
     </w:lvl>
   </w:abstractNum>
-  <w:abstractNum w:abstractNumId="9" w15:restartNumberingAfterBreak="0">
+  <w:abstractNum w:abstractNumId="10" w15:restartNumberingAfterBreak="0">
     <w:nsid w:val="1ACA6D39"/>
     <w:multiLevelType w:val="multilevel"/>
     <w:tmpl w:val="EFDEB0AC"/>
@@ -6012,7 +7000,7 @@
       </w:pPr>
     </w:lvl>
   </w:abstractNum>
-  <w:abstractNum w:abstractNumId="10" w15:restartNumberingAfterBreak="0">
+  <w:abstractNum w:abstractNumId="11" w15:restartNumberingAfterBreak="0">
     <w:nsid w:val="1EDE6802"/>
     <w:multiLevelType w:val="multilevel"/>
     <w:tmpl w:val="A984B23C"/>
@@ -6161,7 +7149,7 @@
       </w:rPr>
     </w:lvl>
   </w:abstractNum>
-  <w:abstractNum w:abstractNumId="11" w15:restartNumberingAfterBreak="0">
+  <w:abstractNum w:abstractNumId="12" w15:restartNumberingAfterBreak="0">
     <w:nsid w:val="20186300"/>
     <w:multiLevelType w:val="multilevel"/>
     <w:tmpl w:val="6C28BA5E"/>
@@ -6310,7 +7298,7 @@
       </w:rPr>
     </w:lvl>
   </w:abstractNum>
-  <w:abstractNum w:abstractNumId="12" w15:restartNumberingAfterBreak="0">
+  <w:abstractNum w:abstractNumId="13" w15:restartNumberingAfterBreak="0">
     <w:nsid w:val="201C0EC4"/>
     <w:multiLevelType w:val="multilevel"/>
     <w:tmpl w:val="431E55D6"/>
@@ -6423,7 +7411,7 @@
       </w:pPr>
     </w:lvl>
   </w:abstractNum>
-  <w:abstractNum w:abstractNumId="13" w15:restartNumberingAfterBreak="0">
+  <w:abstractNum w:abstractNumId="14" w15:restartNumberingAfterBreak="0">
     <w:nsid w:val="24254E1A"/>
     <w:multiLevelType w:val="multilevel"/>
     <w:tmpl w:val="E8C8EB76"/>
@@ -6572,7 +7560,7 @@
       </w:rPr>
     </w:lvl>
   </w:abstractNum>
-  <w:abstractNum w:abstractNumId="14" w15:restartNumberingAfterBreak="0">
+  <w:abstractNum w:abstractNumId="15" w15:restartNumberingAfterBreak="0">
     <w:nsid w:val="248068B7"/>
     <w:multiLevelType w:val="multilevel"/>
     <w:tmpl w:val="ECE24A60"/>
@@ -6721,7 +7709,7 @@
       </w:rPr>
     </w:lvl>
   </w:abstractNum>
-  <w:abstractNum w:abstractNumId="15" w15:restartNumberingAfterBreak="0">
+  <w:abstractNum w:abstractNumId="16" w15:restartNumberingAfterBreak="0">
     <w:nsid w:val="24B5628C"/>
     <w:multiLevelType w:val="multilevel"/>
     <w:tmpl w:val="C290BE18"/>
@@ -6870,7 +7858,7 @@
       </w:rPr>
     </w:lvl>
   </w:abstractNum>
-  <w:abstractNum w:abstractNumId="16" w15:restartNumberingAfterBreak="0">
+  <w:abstractNum w:abstractNumId="17" w15:restartNumberingAfterBreak="0">
     <w:nsid w:val="26431C45"/>
     <w:multiLevelType w:val="multilevel"/>
     <w:tmpl w:val="80967FEE"/>
@@ -6987,7 +7975,7 @@
       </w:pPr>
     </w:lvl>
   </w:abstractNum>
-  <w:abstractNum w:abstractNumId="17" w15:restartNumberingAfterBreak="0">
+  <w:abstractNum w:abstractNumId="18" w15:restartNumberingAfterBreak="0">
     <w:nsid w:val="2944449E"/>
     <w:multiLevelType w:val="multilevel"/>
     <w:tmpl w:val="5832FB80"/>
@@ -7104,7 +8092,7 @@
       </w:pPr>
     </w:lvl>
   </w:abstractNum>
-  <w:abstractNum w:abstractNumId="18" w15:restartNumberingAfterBreak="0">
+  <w:abstractNum w:abstractNumId="19" w15:restartNumberingAfterBreak="0">
     <w:nsid w:val="2DBF3495"/>
     <w:multiLevelType w:val="multilevel"/>
     <w:tmpl w:val="EECA544E"/>
@@ -7217,7 +8205,7 @@
       </w:pPr>
     </w:lvl>
   </w:abstractNum>
-  <w:abstractNum w:abstractNumId="19" w15:restartNumberingAfterBreak="0">
+  <w:abstractNum w:abstractNumId="20" w15:restartNumberingAfterBreak="0">
     <w:nsid w:val="2E2034B6"/>
     <w:multiLevelType w:val="multilevel"/>
     <w:tmpl w:val="E7F2AE7E"/>
@@ -7334,7 +8322,7 @@
       </w:pPr>
     </w:lvl>
   </w:abstractNum>
-  <w:abstractNum w:abstractNumId="20" w15:restartNumberingAfterBreak="0">
+  <w:abstractNum w:abstractNumId="21" w15:restartNumberingAfterBreak="0">
     <w:nsid w:val="323D0A15"/>
     <w:multiLevelType w:val="multilevel"/>
     <w:tmpl w:val="DCF2CC2A"/>
@@ -7483,7 +8471,7 @@
       </w:rPr>
     </w:lvl>
   </w:abstractNum>
-  <w:abstractNum w:abstractNumId="21" w15:restartNumberingAfterBreak="0">
+  <w:abstractNum w:abstractNumId="22" w15:restartNumberingAfterBreak="0">
     <w:nsid w:val="353F765B"/>
     <w:multiLevelType w:val="multilevel"/>
     <w:tmpl w:val="C9C2A2C4"/>
@@ -7632,7 +8620,7 @@
       </w:rPr>
     </w:lvl>
   </w:abstractNum>
-  <w:abstractNum w:abstractNumId="22" w15:restartNumberingAfterBreak="0">
+  <w:abstractNum w:abstractNumId="23" w15:restartNumberingAfterBreak="0">
     <w:nsid w:val="36B611D2"/>
     <w:multiLevelType w:val="multilevel"/>
     <w:tmpl w:val="AECC5A18"/>
@@ -7749,7 +8737,7 @@
       </w:pPr>
     </w:lvl>
   </w:abstractNum>
-  <w:abstractNum w:abstractNumId="23" w15:restartNumberingAfterBreak="0">
+  <w:abstractNum w:abstractNumId="24" w15:restartNumberingAfterBreak="0">
     <w:nsid w:val="38183039"/>
     <w:multiLevelType w:val="multilevel"/>
     <w:tmpl w:val="7DC69000"/>
@@ -7898,7 +8886,7 @@
       </w:rPr>
     </w:lvl>
   </w:abstractNum>
-  <w:abstractNum w:abstractNumId="24" w15:restartNumberingAfterBreak="0">
+  <w:abstractNum w:abstractNumId="25" w15:restartNumberingAfterBreak="0">
     <w:nsid w:val="3DB2183B"/>
     <w:multiLevelType w:val="multilevel"/>
     <w:tmpl w:val="73D4186C"/>
@@ -8019,7 +9007,7 @@
       </w:pPr>
     </w:lvl>
   </w:abstractNum>
-  <w:abstractNum w:abstractNumId="25" w15:restartNumberingAfterBreak="0">
+  <w:abstractNum w:abstractNumId="26" w15:restartNumberingAfterBreak="0">
     <w:nsid w:val="40DA2B0B"/>
     <w:multiLevelType w:val="multilevel"/>
     <w:tmpl w:val="1130DA8C"/>
@@ -8168,7 +9156,7 @@
       </w:rPr>
     </w:lvl>
   </w:abstractNum>
-  <w:abstractNum w:abstractNumId="26" w15:restartNumberingAfterBreak="0">
+  <w:abstractNum w:abstractNumId="27" w15:restartNumberingAfterBreak="0">
     <w:nsid w:val="43EA2616"/>
     <w:multiLevelType w:val="multilevel"/>
     <w:tmpl w:val="B75CD0C8"/>
@@ -8317,7 +9305,7 @@
       </w:rPr>
     </w:lvl>
   </w:abstractNum>
-  <w:abstractNum w:abstractNumId="27" w15:restartNumberingAfterBreak="0">
+  <w:abstractNum w:abstractNumId="28" w15:restartNumberingAfterBreak="0">
     <w:nsid w:val="44315745"/>
     <w:multiLevelType w:val="multilevel"/>
     <w:tmpl w:val="8BF4B656"/>
@@ -8466,7 +9454,7 @@
       </w:rPr>
     </w:lvl>
   </w:abstractNum>
-  <w:abstractNum w:abstractNumId="28" w15:restartNumberingAfterBreak="0">
+  <w:abstractNum w:abstractNumId="29" w15:restartNumberingAfterBreak="0">
     <w:nsid w:val="45DE073B"/>
     <w:multiLevelType w:val="multilevel"/>
     <w:tmpl w:val="45566F4E"/>
@@ -8579,7 +9567,7 @@
       </w:pPr>
     </w:lvl>
   </w:abstractNum>
-  <w:abstractNum w:abstractNumId="29" w15:restartNumberingAfterBreak="0">
+  <w:abstractNum w:abstractNumId="30" w15:restartNumberingAfterBreak="0">
     <w:nsid w:val="49342471"/>
     <w:multiLevelType w:val="hybridMultilevel"/>
     <w:tmpl w:val="620CF1A4"/>
@@ -8665,7 +9653,7 @@
       </w:pPr>
     </w:lvl>
   </w:abstractNum>
-  <w:abstractNum w:abstractNumId="30" w15:restartNumberingAfterBreak="0">
+  <w:abstractNum w:abstractNumId="31" w15:restartNumberingAfterBreak="0">
     <w:nsid w:val="496C6668"/>
     <w:multiLevelType w:val="multilevel"/>
     <w:tmpl w:val="BBCC1ADA"/>
@@ -8778,7 +9766,7 @@
       </w:pPr>
     </w:lvl>
   </w:abstractNum>
-  <w:abstractNum w:abstractNumId="31" w15:restartNumberingAfterBreak="0">
+  <w:abstractNum w:abstractNumId="32" w15:restartNumberingAfterBreak="0">
     <w:nsid w:val="510168EC"/>
     <w:multiLevelType w:val="multilevel"/>
     <w:tmpl w:val="F032641A"/>
@@ -8927,7 +9915,7 @@
       </w:rPr>
     </w:lvl>
   </w:abstractNum>
-  <w:abstractNum w:abstractNumId="32" w15:restartNumberingAfterBreak="0">
+  <w:abstractNum w:abstractNumId="33" w15:restartNumberingAfterBreak="0">
     <w:nsid w:val="54EB0BEF"/>
     <w:multiLevelType w:val="hybridMultilevel"/>
     <w:tmpl w:val="426467E4"/>
@@ -9040,7 +10028,7 @@
       </w:rPr>
     </w:lvl>
   </w:abstractNum>
-  <w:abstractNum w:abstractNumId="33" w15:restartNumberingAfterBreak="0">
+  <w:abstractNum w:abstractNumId="34" w15:restartNumberingAfterBreak="0">
     <w:nsid w:val="5F0455FE"/>
     <w:multiLevelType w:val="multilevel"/>
     <w:tmpl w:val="76540984"/>
@@ -9189,7 +10177,7 @@
       </w:rPr>
     </w:lvl>
   </w:abstractNum>
-  <w:abstractNum w:abstractNumId="34" w15:restartNumberingAfterBreak="0">
+  <w:abstractNum w:abstractNumId="35" w15:restartNumberingAfterBreak="0">
     <w:nsid w:val="605F6E9B"/>
     <w:multiLevelType w:val="multilevel"/>
     <w:tmpl w:val="DBAE29BE"/>
@@ -9338,7 +10326,7 @@
       </w:rPr>
     </w:lvl>
   </w:abstractNum>
-  <w:abstractNum w:abstractNumId="35" w15:restartNumberingAfterBreak="0">
+  <w:abstractNum w:abstractNumId="36" w15:restartNumberingAfterBreak="0">
     <w:nsid w:val="61EC63F8"/>
     <w:multiLevelType w:val="multilevel"/>
     <w:tmpl w:val="D772D5B4"/>
@@ -9455,7 +10443,7 @@
       </w:pPr>
     </w:lvl>
   </w:abstractNum>
-  <w:abstractNum w:abstractNumId="36" w15:restartNumberingAfterBreak="0">
+  <w:abstractNum w:abstractNumId="37" w15:restartNumberingAfterBreak="0">
     <w:nsid w:val="63D11B80"/>
     <w:multiLevelType w:val="hybridMultilevel"/>
     <w:tmpl w:val="41AEFEAA"/>
@@ -9568,7 +10556,7 @@
       </w:rPr>
     </w:lvl>
   </w:abstractNum>
-  <w:abstractNum w:abstractNumId="37" w15:restartNumberingAfterBreak="0">
+  <w:abstractNum w:abstractNumId="38" w15:restartNumberingAfterBreak="0">
     <w:nsid w:val="64C524C7"/>
     <w:multiLevelType w:val="multilevel"/>
     <w:tmpl w:val="4476B2D0"/>
@@ -9717,7 +10705,7 @@
       </w:rPr>
     </w:lvl>
   </w:abstractNum>
-  <w:abstractNum w:abstractNumId="38" w15:restartNumberingAfterBreak="0">
+  <w:abstractNum w:abstractNumId="39" w15:restartNumberingAfterBreak="0">
     <w:nsid w:val="666F0A55"/>
     <w:multiLevelType w:val="multilevel"/>
     <w:tmpl w:val="0D9C82F2"/>
@@ -9830,7 +10818,7 @@
       </w:pPr>
     </w:lvl>
   </w:abstractNum>
-  <w:abstractNum w:abstractNumId="39" w15:restartNumberingAfterBreak="0">
+  <w:abstractNum w:abstractNumId="40" w15:restartNumberingAfterBreak="0">
     <w:nsid w:val="6DE6581A"/>
     <w:multiLevelType w:val="multilevel"/>
     <w:tmpl w:val="5A9A4C98"/>
@@ -9979,7 +10967,7 @@
       </w:rPr>
     </w:lvl>
   </w:abstractNum>
-  <w:abstractNum w:abstractNumId="40" w15:restartNumberingAfterBreak="0">
+  <w:abstractNum w:abstractNumId="41" w15:restartNumberingAfterBreak="0">
     <w:nsid w:val="6EAD3D64"/>
     <w:multiLevelType w:val="hybridMultilevel"/>
     <w:tmpl w:val="E74833AA"/>
@@ -10065,7 +11053,7 @@
       </w:pPr>
     </w:lvl>
   </w:abstractNum>
-  <w:abstractNum w:abstractNumId="41" w15:restartNumberingAfterBreak="0">
+  <w:abstractNum w:abstractNumId="42" w15:restartNumberingAfterBreak="0">
     <w:nsid w:val="71E22BB7"/>
     <w:multiLevelType w:val="multilevel"/>
     <w:tmpl w:val="819E2AC4"/>
@@ -10214,7 +11202,7 @@
       </w:rPr>
     </w:lvl>
   </w:abstractNum>
-  <w:abstractNum w:abstractNumId="42" w15:restartNumberingAfterBreak="0">
+  <w:abstractNum w:abstractNumId="43" w15:restartNumberingAfterBreak="0">
     <w:nsid w:val="72F62968"/>
     <w:multiLevelType w:val="multilevel"/>
     <w:tmpl w:val="73DE963A"/>
@@ -10363,7 +11351,7 @@
       </w:rPr>
     </w:lvl>
   </w:abstractNum>
-  <w:abstractNum w:abstractNumId="43" w15:restartNumberingAfterBreak="0">
+  <w:abstractNum w:abstractNumId="44" w15:restartNumberingAfterBreak="0">
     <w:nsid w:val="733621A7"/>
     <w:multiLevelType w:val="multilevel"/>
     <w:tmpl w:val="9B72EDBE"/>
@@ -10512,7 +11500,7 @@
       </w:rPr>
     </w:lvl>
   </w:abstractNum>
-  <w:abstractNum w:abstractNumId="44" w15:restartNumberingAfterBreak="0">
+  <w:abstractNum w:abstractNumId="45" w15:restartNumberingAfterBreak="0">
     <w:nsid w:val="74065A6D"/>
     <w:multiLevelType w:val="multilevel"/>
     <w:tmpl w:val="C60AE5EA"/>
@@ -10629,7 +11617,7 @@
       </w:pPr>
     </w:lvl>
   </w:abstractNum>
-  <w:abstractNum w:abstractNumId="45" w15:restartNumberingAfterBreak="0">
+  <w:abstractNum w:abstractNumId="46" w15:restartNumberingAfterBreak="0">
     <w:nsid w:val="74E370A7"/>
     <w:multiLevelType w:val="multilevel"/>
     <w:tmpl w:val="F95CF554"/>
@@ -10778,7 +11766,7 @@
       </w:rPr>
     </w:lvl>
   </w:abstractNum>
-  <w:abstractNum w:abstractNumId="46" w15:restartNumberingAfterBreak="0">
+  <w:abstractNum w:abstractNumId="47" w15:restartNumberingAfterBreak="0">
     <w:nsid w:val="7D9058E4"/>
     <w:multiLevelType w:val="multilevel"/>
     <w:tmpl w:val="B4F0DCD6"/>
@@ -10927,7 +11915,7 @@
       </w:rPr>
     </w:lvl>
   </w:abstractNum>
-  <w:abstractNum w:abstractNumId="47" w15:restartNumberingAfterBreak="0">
+  <w:abstractNum w:abstractNumId="48" w15:restartNumberingAfterBreak="0">
     <w:nsid w:val="7DD82101"/>
     <w:multiLevelType w:val="multilevel"/>
     <w:tmpl w:val="B1720490"/>
@@ -11044,7 +12032,7 @@
       </w:pPr>
     </w:lvl>
   </w:abstractNum>
-  <w:abstractNum w:abstractNumId="48" w15:restartNumberingAfterBreak="0">
+  <w:abstractNum w:abstractNumId="49" w15:restartNumberingAfterBreak="0">
     <w:nsid w:val="7EA66E4A"/>
     <w:multiLevelType w:val="hybridMultilevel"/>
     <w:tmpl w:val="B6AC5D6C"/>
@@ -11158,115 +12146,115 @@
     </w:lvl>
   </w:abstractNum>
   <w:num w:numId="1" w16cid:durableId="263462304">
-    <w:abstractNumId w:val="11"/>
+    <w:abstractNumId w:val="12"/>
   </w:num>
   <w:num w:numId="2" w16cid:durableId="844708118">
-    <w:abstractNumId w:val="8"/>
+    <w:abstractNumId w:val="9"/>
   </w:num>
   <w:num w:numId="3" w16cid:durableId="959797020">
-    <w:abstractNumId w:val="30"/>
+    <w:abstractNumId w:val="31"/>
   </w:num>
   <w:num w:numId="4" w16cid:durableId="815032760">
-    <w:abstractNumId w:val="16"/>
+    <w:abstractNumId w:val="17"/>
   </w:num>
   <w:num w:numId="5" w16cid:durableId="2099714972">
-    <w:abstractNumId w:val="44"/>
+    <w:abstractNumId w:val="45"/>
   </w:num>
   <w:num w:numId="6" w16cid:durableId="1854958694">
-    <w:abstractNumId w:val="42"/>
+    <w:abstractNumId w:val="43"/>
   </w:num>
   <w:num w:numId="7" w16cid:durableId="1640770199">
-    <w:abstractNumId w:val="22"/>
+    <w:abstractNumId w:val="23"/>
   </w:num>
   <w:num w:numId="8" w16cid:durableId="1431312241">
-    <w:abstractNumId w:val="19"/>
+    <w:abstractNumId w:val="20"/>
   </w:num>
   <w:num w:numId="9" w16cid:durableId="121460738">
     <w:abstractNumId w:val="3"/>
   </w:num>
   <w:num w:numId="10" w16cid:durableId="1627735175">
+    <w:abstractNumId w:val="47"/>
+  </w:num>
+  <w:num w:numId="11" w16cid:durableId="564534151">
+    <w:abstractNumId w:val="27"/>
+  </w:num>
+  <w:num w:numId="12" w16cid:durableId="1430197811">
+    <w:abstractNumId w:val="32"/>
+  </w:num>
+  <w:num w:numId="13" w16cid:durableId="767240919">
+    <w:abstractNumId w:val="34"/>
+  </w:num>
+  <w:num w:numId="14" w16cid:durableId="616449105">
+    <w:abstractNumId w:val="16"/>
+  </w:num>
+  <w:num w:numId="15" w16cid:durableId="1659112841">
+    <w:abstractNumId w:val="15"/>
+  </w:num>
+  <w:num w:numId="16" w16cid:durableId="361902389">
     <w:abstractNumId w:val="46"/>
   </w:num>
-  <w:num w:numId="11" w16cid:durableId="564534151">
-    <w:abstractNumId w:val="26"/>
-  </w:num>
-  <w:num w:numId="12" w16cid:durableId="1430197811">
-    <w:abstractNumId w:val="31"/>
-  </w:num>
-  <w:num w:numId="13" w16cid:durableId="767240919">
+  <w:num w:numId="17" w16cid:durableId="737630822">
     <w:abstractNumId w:val="33"/>
   </w:num>
-  <w:num w:numId="14" w16cid:durableId="616449105">
-    <w:abstractNumId w:val="15"/>
-  </w:num>
-  <w:num w:numId="15" w16cid:durableId="1659112841">
-    <w:abstractNumId w:val="14"/>
-  </w:num>
-  <w:num w:numId="16" w16cid:durableId="361902389">
-    <w:abstractNumId w:val="45"/>
-  </w:num>
-  <w:num w:numId="17" w16cid:durableId="737630822">
-    <w:abstractNumId w:val="32"/>
-  </w:num>
   <w:num w:numId="18" w16cid:durableId="561332247">
-    <w:abstractNumId w:val="24"/>
+    <w:abstractNumId w:val="25"/>
   </w:num>
   <w:num w:numId="19" w16cid:durableId="38674484">
     <w:abstractNumId w:val="1"/>
   </w:num>
   <w:num w:numId="20" w16cid:durableId="1656839571">
-    <w:abstractNumId w:val="18"/>
+    <w:abstractNumId w:val="19"/>
   </w:num>
   <w:num w:numId="21" w16cid:durableId="1768769170">
     <w:abstractNumId w:val="5"/>
   </w:num>
   <w:num w:numId="22" w16cid:durableId="763110856">
+    <w:abstractNumId w:val="29"/>
+  </w:num>
+  <w:num w:numId="23" w16cid:durableId="941842012">
     <w:abstractNumId w:val="28"/>
   </w:num>
-  <w:num w:numId="23" w16cid:durableId="941842012">
-    <w:abstractNumId w:val="27"/>
-  </w:num>
   <w:num w:numId="24" w16cid:durableId="590359427">
-    <w:abstractNumId w:val="47"/>
+    <w:abstractNumId w:val="48"/>
   </w:num>
   <w:num w:numId="25" w16cid:durableId="2096856221">
-    <w:abstractNumId w:val="41"/>
+    <w:abstractNumId w:val="42"/>
   </w:num>
   <w:num w:numId="26" w16cid:durableId="1915623950">
-    <w:abstractNumId w:val="34"/>
+    <w:abstractNumId w:val="35"/>
   </w:num>
   <w:num w:numId="27" w16cid:durableId="1965767076">
-    <w:abstractNumId w:val="23"/>
+    <w:abstractNumId w:val="24"/>
   </w:num>
   <w:num w:numId="28" w16cid:durableId="467481181">
     <w:abstractNumId w:val="4"/>
   </w:num>
   <w:num w:numId="29" w16cid:durableId="1419862705">
-    <w:abstractNumId w:val="13"/>
+    <w:abstractNumId w:val="14"/>
   </w:num>
   <w:num w:numId="30" w16cid:durableId="1038048385">
-    <w:abstractNumId w:val="48"/>
+    <w:abstractNumId w:val="49"/>
   </w:num>
   <w:num w:numId="31" w16cid:durableId="1741515854">
-    <w:abstractNumId w:val="21"/>
+    <w:abstractNumId w:val="22"/>
   </w:num>
   <w:num w:numId="32" w16cid:durableId="1767845067">
-    <w:abstractNumId w:val="35"/>
+    <w:abstractNumId w:val="36"/>
   </w:num>
   <w:num w:numId="33" w16cid:durableId="1890997987">
-    <w:abstractNumId w:val="17"/>
+    <w:abstractNumId w:val="18"/>
   </w:num>
   <w:num w:numId="34" w16cid:durableId="1311639034">
     <w:abstractNumId w:val="7"/>
   </w:num>
   <w:num w:numId="35" w16cid:durableId="714699361">
-    <w:abstractNumId w:val="43"/>
+    <w:abstractNumId w:val="44"/>
   </w:num>
   <w:num w:numId="36" w16cid:durableId="1064334321">
-    <w:abstractNumId w:val="37"/>
+    <w:abstractNumId w:val="38"/>
   </w:num>
   <w:num w:numId="37" w16cid:durableId="2008750016">
-    <w:abstractNumId w:val="25"/>
+    <w:abstractNumId w:val="26"/>
   </w:num>
   <w:num w:numId="38" w16cid:durableId="187179973">
     <w:abstractNumId w:val="2"/>
@@ -11275,40 +12263,43 @@
     <w:abstractNumId w:val="0"/>
   </w:num>
   <w:num w:numId="40" w16cid:durableId="2120252685">
-    <w:abstractNumId w:val="39"/>
+    <w:abstractNumId w:val="40"/>
   </w:num>
   <w:num w:numId="41" w16cid:durableId="240872317">
-    <w:abstractNumId w:val="20"/>
+    <w:abstractNumId w:val="21"/>
   </w:num>
   <w:num w:numId="42" w16cid:durableId="1405185126">
     <w:abstractNumId w:val="6"/>
   </w:num>
   <w:num w:numId="43" w16cid:durableId="1964458790">
-    <w:abstractNumId w:val="38"/>
+    <w:abstractNumId w:val="39"/>
   </w:num>
   <w:num w:numId="44" w16cid:durableId="772212476">
-    <w:abstractNumId w:val="12"/>
+    <w:abstractNumId w:val="13"/>
   </w:num>
   <w:num w:numId="45" w16cid:durableId="331102145">
+    <w:abstractNumId w:val="11"/>
+  </w:num>
+  <w:num w:numId="46" w16cid:durableId="429082624">
+    <w:abstractNumId w:val="37"/>
+  </w:num>
+  <w:num w:numId="47" w16cid:durableId="637954216">
     <w:abstractNumId w:val="10"/>
   </w:num>
-  <w:num w:numId="46" w16cid:durableId="429082624">
-    <w:abstractNumId w:val="36"/>
-  </w:num>
-  <w:num w:numId="47" w16cid:durableId="637954216">
-    <w:abstractNumId w:val="9"/>
-  </w:num>
   <w:num w:numId="48" w16cid:durableId="301662890">
-    <w:abstractNumId w:val="40"/>
+    <w:abstractNumId w:val="41"/>
   </w:num>
   <w:num w:numId="49" w16cid:durableId="615521460">
-    <w:abstractNumId w:val="29"/>
+    <w:abstractNumId w:val="30"/>
+  </w:num>
+  <w:num w:numId="50" w16cid:durableId="801265353">
+    <w:abstractNumId w:val="8"/>
   </w:num>
 </w:numbering>
 </file>
 
 <file path=word/styles.xml><?xml version="1.0" encoding="utf-8"?>
-<w:styles xmlns:mc="http://schemas.openxmlformats.org/markup-compatibility/2006" xmlns:r="http://schemas.openxmlformats.org/officeDocument/2006/relationships" xmlns:w="http://schemas.openxmlformats.org/wordprocessingml/2006/main" xmlns:w14="http://schemas.microsoft.com/office/word/2010/wordml" xmlns:w15="http://schemas.microsoft.com/office/word/2012/wordml" xmlns:w16cex="http://schemas.microsoft.com/office/word/2018/wordml/cex" xmlns:w16cid="http://schemas.microsoft.com/office/word/2016/wordml/cid" xmlns:w16="http://schemas.microsoft.com/office/word/2018/wordml" xmlns:w16du="http://schemas.microsoft.com/office/word/2023/wordml/word16du" xmlns:w16sdtdh="http://schemas.microsoft.com/office/word/2020/wordml/sdtdatahash" xmlns:w16sdtfl="http://schemas.microsoft.com/office/word/2024/wordml/sdtformatlock" xmlns:w16se="http://schemas.microsoft.com/office/word/2015/wordml/symex" mc:Ignorable="w14 w15 w16se w16cid w16 w16cex w16sdtdh w16sdtfl w16du">
+<w:styles xmlns:mc="http://schemas.openxmlformats.org/markup-compatibility/2006" xmlns:r="http://schemas.openxmlformats.org/officeDocument/2006/relationships" xmlns:w="http://schemas.openxmlformats.org/wordprocessingml/2006/main" xmlns:w14="http://schemas.microsoft.com/office/word/2010/wordml" xmlns:w15="http://schemas.microsoft.com/office/word/2012/wordml" xmlns:w16cex="http://schemas.microsoft.com/office/word/2018/wordml/cex" xmlns:w16cid="http://schemas.microsoft.com/office/word/2016/wordml/cid" xmlns:w16="http://schemas.microsoft.com/office/word/2018/wordml" xmlns:w16sdtdh="http://schemas.microsoft.com/office/word/2020/wordml/sdtdatahash" xmlns:w16se="http://schemas.microsoft.com/office/word/2015/wordml/symex" mc:Ignorable="w14 w15 w16se w16cid w16 w16cex w16sdtdh">
   <w:docDefaults>
     <w:rPrDefault>
       <w:rPr>
@@ -11907,7 +12898,6 @@
   <w:style w:type="character" w:default="1" w:styleId="DefaultParagraphFont">
     <w:name w:val="Default Paragraph Font"/>
     <w:uiPriority w:val="1"/>
-    <w:semiHidden/>
     <w:unhideWhenUsed/>
   </w:style>
   <w:style w:type="table" w:default="1" w:styleId="TableNormal">

--- a/focus study mobile setup.docx
+++ b/focus study mobile setup.docx
@@ -404,7 +404,7 @@
       <w:pPr>
         <w:numPr>
           <w:ilvl w:val="0"/>
-          <w:numId w:val="32"/>
+          <w:numId w:val="15"/>
         </w:numPr>
       </w:pPr>
       <w:r>
@@ -434,7 +434,7 @@
       <w:pPr>
         <w:numPr>
           <w:ilvl w:val="1"/>
-          <w:numId w:val="32"/>
+          <w:numId w:val="15"/>
         </w:numPr>
       </w:pPr>
       <w:r>
@@ -445,7 +445,7 @@
       <w:pPr>
         <w:numPr>
           <w:ilvl w:val="0"/>
-          <w:numId w:val="32"/>
+          <w:numId w:val="15"/>
         </w:numPr>
       </w:pPr>
       <w:r>
@@ -466,7 +466,7 @@
       <w:pPr>
         <w:numPr>
           <w:ilvl w:val="0"/>
-          <w:numId w:val="32"/>
+          <w:numId w:val="15"/>
         </w:numPr>
       </w:pPr>
       <w:r>
@@ -497,7 +497,7 @@
       <w:pPr>
         <w:numPr>
           <w:ilvl w:val="0"/>
-          <w:numId w:val="32"/>
+          <w:numId w:val="15"/>
         </w:numPr>
       </w:pPr>
       <w:r>
@@ -518,7 +518,7 @@
       <w:pPr>
         <w:numPr>
           <w:ilvl w:val="1"/>
-          <w:numId w:val="32"/>
+          <w:numId w:val="15"/>
         </w:numPr>
       </w:pPr>
       <w:r>
@@ -539,7 +539,7 @@
       <w:pPr>
         <w:numPr>
           <w:ilvl w:val="0"/>
-          <w:numId w:val="32"/>
+          <w:numId w:val="15"/>
         </w:numPr>
       </w:pPr>
       <w:r>
@@ -550,7 +550,7 @@
       <w:pPr>
         <w:numPr>
           <w:ilvl w:val="1"/>
-          <w:numId w:val="32"/>
+          <w:numId w:val="15"/>
         </w:numPr>
       </w:pPr>
       <w:r>
@@ -579,7 +579,7 @@
       <w:pPr>
         <w:numPr>
           <w:ilvl w:val="0"/>
-          <w:numId w:val="32"/>
+          <w:numId w:val="15"/>
         </w:numPr>
       </w:pPr>
       <w:r>
@@ -590,7 +590,7 @@
       <w:pPr>
         <w:numPr>
           <w:ilvl w:val="0"/>
-          <w:numId w:val="32"/>
+          <w:numId w:val="15"/>
         </w:numPr>
       </w:pPr>
       <w:r>
@@ -663,7 +663,7 @@
       <w:pPr>
         <w:numPr>
           <w:ilvl w:val="0"/>
-          <w:numId w:val="33"/>
+          <w:numId w:val="16"/>
         </w:numPr>
       </w:pPr>
       <w:r>
@@ -693,7 +693,7 @@
       <w:pPr>
         <w:numPr>
           <w:ilvl w:val="0"/>
-          <w:numId w:val="33"/>
+          <w:numId w:val="16"/>
         </w:numPr>
       </w:pPr>
       <w:r>
@@ -714,7 +714,7 @@
       <w:pPr>
         <w:numPr>
           <w:ilvl w:val="0"/>
-          <w:numId w:val="33"/>
+          <w:numId w:val="16"/>
         </w:numPr>
       </w:pPr>
       <w:r>
@@ -725,7 +725,7 @@
       <w:pPr>
         <w:numPr>
           <w:ilvl w:val="0"/>
-          <w:numId w:val="33"/>
+          <w:numId w:val="16"/>
         </w:numPr>
       </w:pPr>
       <w:r>
@@ -736,7 +736,7 @@
       <w:pPr>
         <w:numPr>
           <w:ilvl w:val="1"/>
-          <w:numId w:val="33"/>
+          <w:numId w:val="16"/>
         </w:numPr>
       </w:pPr>
       <w:r>
@@ -757,7 +757,7 @@
       <w:pPr>
         <w:numPr>
           <w:ilvl w:val="0"/>
-          <w:numId w:val="33"/>
+          <w:numId w:val="16"/>
         </w:numPr>
       </w:pPr>
       <w:r>
@@ -789,7 +789,7 @@
       <w:pPr>
         <w:numPr>
           <w:ilvl w:val="0"/>
-          <w:numId w:val="34"/>
+          <w:numId w:val="17"/>
         </w:numPr>
       </w:pPr>
       <w:r>
@@ -800,7 +800,7 @@
       <w:pPr>
         <w:numPr>
           <w:ilvl w:val="0"/>
-          <w:numId w:val="34"/>
+          <w:numId w:val="17"/>
         </w:numPr>
       </w:pPr>
       <w:r>
@@ -854,7 +854,7 @@
       <w:pPr>
         <w:numPr>
           <w:ilvl w:val="0"/>
-          <w:numId w:val="35"/>
+          <w:numId w:val="18"/>
         </w:numPr>
       </w:pPr>
       <w:r>
@@ -875,7 +875,7 @@
       <w:pPr>
         <w:numPr>
           <w:ilvl w:val="0"/>
-          <w:numId w:val="35"/>
+          <w:numId w:val="18"/>
         </w:numPr>
       </w:pPr>
       <w:r>
@@ -905,7 +905,7 @@
       <w:pPr>
         <w:numPr>
           <w:ilvl w:val="0"/>
-          <w:numId w:val="35"/>
+          <w:numId w:val="18"/>
         </w:numPr>
       </w:pPr>
       <w:r>
@@ -1077,7 +1077,7 @@
       <w:pPr>
         <w:numPr>
           <w:ilvl w:val="0"/>
-          <w:numId w:val="11"/>
+          <w:numId w:val="2"/>
         </w:numPr>
       </w:pPr>
       <w:r>
@@ -1115,7 +1115,7 @@
       <w:pPr>
         <w:numPr>
           <w:ilvl w:val="0"/>
-          <w:numId w:val="11"/>
+          <w:numId w:val="2"/>
         </w:numPr>
       </w:pPr>
       <w:r>
@@ -1133,7 +1133,7 @@
       <w:pPr>
         <w:numPr>
           <w:ilvl w:val="0"/>
-          <w:numId w:val="11"/>
+          <w:numId w:val="2"/>
         </w:numPr>
       </w:pPr>
       <w:r>
@@ -1163,7 +1163,7 @@
       <w:pPr>
         <w:numPr>
           <w:ilvl w:val="0"/>
-          <w:numId w:val="11"/>
+          <w:numId w:val="2"/>
         </w:numPr>
       </w:pPr>
       <w:r>
@@ -1232,7 +1232,7 @@
       <w:pPr>
         <w:numPr>
           <w:ilvl w:val="0"/>
-          <w:numId w:val="12"/>
+          <w:numId w:val="3"/>
         </w:numPr>
       </w:pPr>
       <w:r>
@@ -1250,7 +1250,7 @@
       <w:pPr>
         <w:numPr>
           <w:ilvl w:val="0"/>
-          <w:numId w:val="12"/>
+          <w:numId w:val="3"/>
         </w:numPr>
       </w:pPr>
       <w:r>
@@ -1290,7 +1290,7 @@
       <w:pPr>
         <w:numPr>
           <w:ilvl w:val="0"/>
-          <w:numId w:val="12"/>
+          <w:numId w:val="3"/>
         </w:numPr>
       </w:pPr>
       <w:r>
@@ -1346,7 +1346,7 @@
       <w:pPr>
         <w:numPr>
           <w:ilvl w:val="0"/>
-          <w:numId w:val="13"/>
+          <w:numId w:val="4"/>
         </w:numPr>
       </w:pPr>
       <w:r>
@@ -1364,7 +1364,7 @@
       <w:pPr>
         <w:numPr>
           <w:ilvl w:val="0"/>
-          <w:numId w:val="13"/>
+          <w:numId w:val="4"/>
         </w:numPr>
       </w:pPr>
       <w:r>
@@ -1382,7 +1382,7 @@
       <w:pPr>
         <w:numPr>
           <w:ilvl w:val="0"/>
-          <w:numId w:val="13"/>
+          <w:numId w:val="4"/>
         </w:numPr>
       </w:pPr>
       <w:r>
@@ -1440,7 +1440,7 @@
       <w:pPr>
         <w:numPr>
           <w:ilvl w:val="0"/>
-          <w:numId w:val="14"/>
+          <w:numId w:val="5"/>
         </w:numPr>
       </w:pPr>
       <w:r>
@@ -1458,7 +1458,7 @@
       <w:pPr>
         <w:numPr>
           <w:ilvl w:val="0"/>
-          <w:numId w:val="14"/>
+          <w:numId w:val="5"/>
         </w:numPr>
       </w:pPr>
       <w:r>
@@ -1476,7 +1476,7 @@
       <w:pPr>
         <w:numPr>
           <w:ilvl w:val="0"/>
-          <w:numId w:val="14"/>
+          <w:numId w:val="5"/>
         </w:numPr>
       </w:pPr>
       <w:r>
@@ -1524,7 +1524,7 @@
       <w:pPr>
         <w:numPr>
           <w:ilvl w:val="0"/>
-          <w:numId w:val="15"/>
+          <w:numId w:val="6"/>
         </w:numPr>
       </w:pPr>
       <w:r>
@@ -1564,7 +1564,7 @@
       <w:pPr>
         <w:numPr>
           <w:ilvl w:val="0"/>
-          <w:numId w:val="15"/>
+          <w:numId w:val="6"/>
         </w:numPr>
       </w:pPr>
       <w:r>
@@ -1598,7 +1598,7 @@
       <w:pPr>
         <w:numPr>
           <w:ilvl w:val="0"/>
-          <w:numId w:val="15"/>
+          <w:numId w:val="6"/>
         </w:numPr>
       </w:pPr>
       <w:r>
@@ -1646,7 +1646,7 @@
       <w:pPr>
         <w:numPr>
           <w:ilvl w:val="0"/>
-          <w:numId w:val="16"/>
+          <w:numId w:val="7"/>
         </w:numPr>
       </w:pPr>
       <w:r>
@@ -1657,15 +1657,7 @@
         <w:t>Meditation</w:t>
       </w:r>
       <w:r>
-        <w:t>: Try 5–</w:t>
-      </w:r>
-      <w:proofErr w:type="gramStart"/>
-      <w:r>
-        <w:t>10 minute</w:t>
-      </w:r>
-      <w:proofErr w:type="gramEnd"/>
-      <w:r>
-        <w:t xml:space="preserve"> meditation before study (apps like </w:t>
+        <w:t xml:space="preserve">: Try 5–10 minute meditation before study (apps like </w:t>
       </w:r>
       <w:r>
         <w:rPr>
@@ -1682,7 +1674,7 @@
       <w:pPr>
         <w:numPr>
           <w:ilvl w:val="0"/>
-          <w:numId w:val="16"/>
+          <w:numId w:val="7"/>
         </w:numPr>
       </w:pPr>
       <w:r>
@@ -1900,13 +1892,8 @@
             <w:hideMark/>
           </w:tcPr>
           <w:p>
-            <w:proofErr w:type="gramStart"/>
             <w:r>
-              <w:t>Mutes</w:t>
-            </w:r>
-            <w:proofErr w:type="gramEnd"/>
-            <w:r>
-              <w:t xml:space="preserve"> notifications</w:t>
+              <w:t>Mutes notifications</w:t>
             </w:r>
           </w:p>
         </w:tc>
@@ -2336,7 +2323,7 @@
       <w:pPr>
         <w:numPr>
           <w:ilvl w:val="0"/>
-          <w:numId w:val="31"/>
+          <w:numId w:val="14"/>
         </w:numPr>
       </w:pPr>
       <w:r>
@@ -2347,7 +2334,7 @@
       <w:pPr>
         <w:numPr>
           <w:ilvl w:val="0"/>
-          <w:numId w:val="31"/>
+          <w:numId w:val="14"/>
         </w:numPr>
       </w:pPr>
       <w:r>
@@ -2387,7 +2374,7 @@
       <w:pPr>
         <w:numPr>
           <w:ilvl w:val="0"/>
-          <w:numId w:val="31"/>
+          <w:numId w:val="14"/>
         </w:numPr>
       </w:pPr>
       <w:r>
@@ -2442,7 +2429,7 @@
       <w:pPr>
         <w:numPr>
           <w:ilvl w:val="0"/>
-          <w:numId w:val="29"/>
+          <w:numId w:val="12"/>
         </w:numPr>
       </w:pPr>
       <w:r>
@@ -2484,7 +2471,7 @@
       <w:pPr>
         <w:numPr>
           <w:ilvl w:val="0"/>
-          <w:numId w:val="29"/>
+          <w:numId w:val="12"/>
         </w:numPr>
       </w:pPr>
       <w:r>
@@ -2540,7 +2527,7 @@
         <w:pStyle w:val="ListParagraph"/>
         <w:numPr>
           <w:ilvl w:val="0"/>
-          <w:numId w:val="30"/>
+          <w:numId w:val="13"/>
         </w:numPr>
       </w:pPr>
       <w:r>
@@ -2637,7 +2624,7 @@
       <w:pPr>
         <w:numPr>
           <w:ilvl w:val="0"/>
-          <w:numId w:val="39"/>
+          <w:numId w:val="21"/>
         </w:numPr>
       </w:pPr>
       <w:r>
@@ -2667,7 +2654,7 @@
       <w:pPr>
         <w:numPr>
           <w:ilvl w:val="0"/>
-          <w:numId w:val="39"/>
+          <w:numId w:val="21"/>
         </w:numPr>
       </w:pPr>
       <w:r>
@@ -2713,26 +2700,18 @@
       <w:pPr>
         <w:numPr>
           <w:ilvl w:val="0"/>
-          <w:numId w:val="40"/>
-        </w:numPr>
-      </w:pPr>
-      <w:r>
-        <w:t>#</w:t>
-      </w:r>
-      <w:proofErr w:type="gramStart"/>
-      <w:r>
-        <w:t>no</w:t>
-      </w:r>
-      <w:proofErr w:type="gramEnd"/>
-      <w:r>
-        <w:t xml:space="preserve"> internet symbol issue.</w:t>
+          <w:numId w:val="22"/>
+        </w:numPr>
+      </w:pPr>
+      <w:r>
+        <w:t>#no internet symbol issue.</w:t>
       </w:r>
     </w:p>
     <w:p>
       <w:pPr>
         <w:numPr>
           <w:ilvl w:val="0"/>
-          <w:numId w:val="40"/>
+          <w:numId w:val="22"/>
         </w:numPr>
       </w:pPr>
       <w:r>
@@ -2743,7 +2722,7 @@
       <w:pPr>
         <w:numPr>
           <w:ilvl w:val="0"/>
-          <w:numId w:val="40"/>
+          <w:numId w:val="22"/>
         </w:numPr>
       </w:pPr>
       <w:r>
@@ -2769,7 +2748,7 @@
       <w:pPr>
         <w:numPr>
           <w:ilvl w:val="0"/>
-          <w:numId w:val="41"/>
+          <w:numId w:val="23"/>
         </w:numPr>
       </w:pPr>
       <w:r>
@@ -2800,7 +2779,7 @@
       <w:pPr>
         <w:numPr>
           <w:ilvl w:val="0"/>
-          <w:numId w:val="41"/>
+          <w:numId w:val="23"/>
         </w:numPr>
       </w:pPr>
       <w:r>
@@ -2962,15 +2941,7 @@
         <w:pStyle w:val="NoSpacing"/>
       </w:pPr>
       <w:r>
-        <w:t xml:space="preserve">// </w:t>
-      </w:r>
-      <w:proofErr w:type="gramStart"/>
-      <w:r>
-        <w:t>usually</w:t>
-      </w:r>
-      <w:proofErr w:type="gramEnd"/>
-      <w:r>
-        <w:t xml:space="preserve"> the </w:t>
+        <w:t xml:space="preserve">// usually the </w:t>
       </w:r>
       <w:proofErr w:type="spellStart"/>
       <w:r>
@@ -2997,7 +2968,6 @@
         <w:t xml:space="preserve"> </w:t>
       </w:r>
       <w:proofErr w:type="spellStart"/>
-      <w:proofErr w:type="gramStart"/>
       <w:r>
         <w:t>recommed</w:t>
       </w:r>
@@ -3005,7 +2975,6 @@
       <w:r>
         <w:t xml:space="preserve"> .</w:t>
       </w:r>
-      <w:proofErr w:type="gramEnd"/>
     </w:p>
     <w:p>
       <w:r>
@@ -3033,7 +3002,7 @@
       <w:pPr>
         <w:numPr>
           <w:ilvl w:val="0"/>
-          <w:numId w:val="27"/>
+          <w:numId w:val="11"/>
         </w:numPr>
       </w:pPr>
       <w:r>
@@ -3054,7 +3023,7 @@
       <w:pPr>
         <w:numPr>
           <w:ilvl w:val="1"/>
-          <w:numId w:val="27"/>
+          <w:numId w:val="11"/>
         </w:numPr>
       </w:pPr>
       <w:r>
@@ -3065,7 +3034,7 @@
       <w:pPr>
         <w:numPr>
           <w:ilvl w:val="1"/>
-          <w:numId w:val="27"/>
+          <w:numId w:val="11"/>
         </w:numPr>
       </w:pPr>
       <w:r>
@@ -3076,7 +3045,7 @@
       <w:pPr>
         <w:numPr>
           <w:ilvl w:val="0"/>
-          <w:numId w:val="27"/>
+          <w:numId w:val="11"/>
         </w:numPr>
       </w:pPr>
       <w:r>
@@ -3582,15 +3551,7 @@
         <w:t xml:space="preserve"> Built-in hidden function accessed with code #9705#</w:t>
       </w:r>
       <w:r>
-        <w:t xml:space="preserve">. Make code </w:t>
-      </w:r>
-      <w:proofErr w:type="gramStart"/>
-      <w:r>
-        <w:t>an</w:t>
-      </w:r>
-      <w:proofErr w:type="gramEnd"/>
-      <w:r>
-        <w:t xml:space="preserve"> longer.</w:t>
+        <w:t>. Make code an longer.</w:t>
       </w:r>
       <w:r>
         <w:br/>
@@ -3892,7 +3853,7 @@
         <w:pStyle w:val="NoSpacing"/>
         <w:numPr>
           <w:ilvl w:val="0"/>
-          <w:numId w:val="30"/>
+          <w:numId w:val="13"/>
         </w:numPr>
       </w:pPr>
       <w:r>
@@ -3904,7 +3865,7 @@
         <w:pStyle w:val="NoSpacing"/>
         <w:numPr>
           <w:ilvl w:val="0"/>
-          <w:numId w:val="30"/>
+          <w:numId w:val="13"/>
         </w:numPr>
       </w:pPr>
       <w:r>
@@ -3922,7 +3883,7 @@
         <w:pStyle w:val="NoSpacing"/>
         <w:numPr>
           <w:ilvl w:val="0"/>
-          <w:numId w:val="30"/>
+          <w:numId w:val="13"/>
         </w:numPr>
       </w:pPr>
       <w:r>
@@ -4089,7 +4050,7 @@
       <w:pPr>
         <w:numPr>
           <w:ilvl w:val="0"/>
-          <w:numId w:val="24"/>
+          <w:numId w:val="10"/>
         </w:numPr>
       </w:pPr>
       <w:r>
@@ -4123,7 +4084,7 @@
       <w:pPr>
         <w:numPr>
           <w:ilvl w:val="0"/>
-          <w:numId w:val="24"/>
+          <w:numId w:val="10"/>
         </w:numPr>
       </w:pPr>
       <w:r>
@@ -4153,7 +4114,7 @@
       <w:pPr>
         <w:numPr>
           <w:ilvl w:val="0"/>
-          <w:numId w:val="24"/>
+          <w:numId w:val="10"/>
         </w:numPr>
       </w:pPr>
       <w:r>
@@ -4196,7 +4157,7 @@
       <w:pPr>
         <w:numPr>
           <w:ilvl w:val="0"/>
-          <w:numId w:val="24"/>
+          <w:numId w:val="10"/>
         </w:numPr>
       </w:pPr>
       <w:r>
@@ -4280,7 +4241,7 @@
         <w:pStyle w:val="NoSpacing"/>
         <w:numPr>
           <w:ilvl w:val="0"/>
-          <w:numId w:val="48"/>
+          <w:numId w:val="26"/>
         </w:numPr>
       </w:pPr>
       <w:r>
@@ -4292,7 +4253,7 @@
         <w:pStyle w:val="NoSpacing"/>
         <w:numPr>
           <w:ilvl w:val="0"/>
-          <w:numId w:val="48"/>
+          <w:numId w:val="26"/>
         </w:numPr>
       </w:pPr>
       <w:r>
@@ -4304,7 +4265,7 @@
         <w:pStyle w:val="NoSpacing"/>
         <w:numPr>
           <w:ilvl w:val="0"/>
-          <w:numId w:val="48"/>
+          <w:numId w:val="26"/>
         </w:numPr>
       </w:pPr>
       <w:r>
@@ -4316,7 +4277,7 @@
         <w:pStyle w:val="NoSpacing"/>
         <w:numPr>
           <w:ilvl w:val="0"/>
-          <w:numId w:val="46"/>
+          <w:numId w:val="24"/>
         </w:numPr>
       </w:pPr>
       <w:r>
@@ -4335,7 +4296,7 @@
         <w:pStyle w:val="NoSpacing"/>
         <w:numPr>
           <w:ilvl w:val="0"/>
-          <w:numId w:val="46"/>
+          <w:numId w:val="24"/>
         </w:numPr>
       </w:pPr>
       <w:r>
@@ -4420,7 +4381,7 @@
       </w:pPr>
       <w:r>
         <w:pict w14:anchorId="0CFBAA63">
-          <v:rect id="_x0000_i1053" style="width:0;height:1.5pt" o:hralign="center" o:hrstd="t" o:hr="t" fillcolor="#a0a0a0" stroked="f"/>
+          <v:rect id="_x0000_i1046" style="width:0;height:1.5pt" o:hralign="center" o:hrstd="t" o:hr="t" fillcolor="#a0a0a0" stroked="f"/>
         </w:pict>
       </w:r>
     </w:p>
@@ -4454,7 +4415,7 @@
         <w:pStyle w:val="NoSpacing"/>
         <w:numPr>
           <w:ilvl w:val="0"/>
-          <w:numId w:val="50"/>
+          <w:numId w:val="28"/>
         </w:numPr>
         <w:tabs>
           <w:tab w:val="clear" w:pos="720"/>
@@ -4478,7 +4439,7 @@
         <w:pStyle w:val="NoSpacing"/>
         <w:numPr>
           <w:ilvl w:val="0"/>
-          <w:numId w:val="50"/>
+          <w:numId w:val="28"/>
         </w:numPr>
         <w:tabs>
           <w:tab w:val="clear" w:pos="720"/>
@@ -4507,7 +4468,7 @@
         <w:pStyle w:val="NoSpacing"/>
         <w:numPr>
           <w:ilvl w:val="0"/>
-          <w:numId w:val="50"/>
+          <w:numId w:val="28"/>
         </w:numPr>
         <w:tabs>
           <w:tab w:val="clear" w:pos="720"/>
@@ -4524,7 +4485,7 @@
         <w:pStyle w:val="NoSpacing"/>
         <w:numPr>
           <w:ilvl w:val="0"/>
-          <w:numId w:val="50"/>
+          <w:numId w:val="28"/>
         </w:numPr>
         <w:tabs>
           <w:tab w:val="clear" w:pos="720"/>
@@ -4548,7 +4509,7 @@
         <w:pStyle w:val="NoSpacing"/>
         <w:numPr>
           <w:ilvl w:val="0"/>
-          <w:numId w:val="50"/>
+          <w:numId w:val="28"/>
         </w:numPr>
         <w:tabs>
           <w:tab w:val="clear" w:pos="720"/>
@@ -4572,7 +4533,7 @@
         <w:pStyle w:val="NoSpacing"/>
         <w:numPr>
           <w:ilvl w:val="0"/>
-          <w:numId w:val="50"/>
+          <w:numId w:val="28"/>
         </w:numPr>
         <w:tabs>
           <w:tab w:val="clear" w:pos="720"/>
@@ -4596,7 +4557,7 @@
         <w:pStyle w:val="NoSpacing"/>
         <w:numPr>
           <w:ilvl w:val="0"/>
-          <w:numId w:val="50"/>
+          <w:numId w:val="28"/>
         </w:numPr>
         <w:tabs>
           <w:tab w:val="clear" w:pos="720"/>
@@ -4613,7 +4574,7 @@
         <w:pStyle w:val="NoSpacing"/>
         <w:numPr>
           <w:ilvl w:val="1"/>
-          <w:numId w:val="50"/>
+          <w:numId w:val="28"/>
         </w:numPr>
         <w:tabs>
           <w:tab w:val="clear" w:pos="1440"/>
@@ -4634,7 +4595,7 @@
         <w:pStyle w:val="NoSpacing"/>
         <w:numPr>
           <w:ilvl w:val="0"/>
-          <w:numId w:val="50"/>
+          <w:numId w:val="28"/>
         </w:numPr>
         <w:tabs>
           <w:tab w:val="clear" w:pos="720"/>
@@ -4668,7 +4629,7 @@
     <w:p>
       <w:r>
         <w:pict w14:anchorId="77C4BBF3">
-          <v:rect id="_x0000_i1046" style="width:0;height:1.5pt" o:hralign="center" o:hrstd="t" o:hr="t" fillcolor="#a0a0a0" stroked="f"/>
+          <v:rect id="_x0000_i1047" style="width:0;height:1.5pt" o:hralign="center" o:hrstd="t" o:hr="t" fillcolor="#a0a0a0" stroked="f"/>
         </w:pict>
       </w:r>
     </w:p>
@@ -4692,7 +4653,7 @@
         <w:pStyle w:val="NoSpacing"/>
         <w:numPr>
           <w:ilvl w:val="0"/>
-          <w:numId w:val="49"/>
+          <w:numId w:val="27"/>
         </w:numPr>
       </w:pPr>
       <w:r>
@@ -4704,7 +4665,7 @@
         <w:pStyle w:val="NoSpacing"/>
         <w:numPr>
           <w:ilvl w:val="0"/>
-          <w:numId w:val="49"/>
+          <w:numId w:val="27"/>
         </w:numPr>
       </w:pPr>
       <w:r>
@@ -4716,7 +4677,7 @@
         <w:pStyle w:val="NoSpacing"/>
         <w:numPr>
           <w:ilvl w:val="0"/>
-          <w:numId w:val="49"/>
+          <w:numId w:val="27"/>
         </w:numPr>
       </w:pPr>
       <w:r>
@@ -4847,15 +4808,7 @@
     </w:p>
     <w:p>
       <w:r>
-        <w:t xml:space="preserve">There is </w:t>
-      </w:r>
-      <w:proofErr w:type="gramStart"/>
-      <w:r>
-        <w:t>a</w:t>
-      </w:r>
-      <w:proofErr w:type="gramEnd"/>
-      <w:r>
-        <w:t xml:space="preserve"> app called </w:t>
+        <w:t xml:space="preserve">There is a app called </w:t>
       </w:r>
       <w:proofErr w:type="spellStart"/>
       <w:r>
@@ -4863,15 +4816,7 @@
       </w:r>
       <w:proofErr w:type="spellEnd"/>
       <w:r>
-        <w:t xml:space="preserve"> that I can easily installed. </w:t>
-      </w:r>
-      <w:proofErr w:type="gramStart"/>
-      <w:r>
-        <w:t>So</w:t>
-      </w:r>
-      <w:proofErr w:type="gramEnd"/>
-      <w:r>
-        <w:t xml:space="preserve"> from that I can download .torrent </w:t>
+        <w:t xml:space="preserve"> that I can easily installed. So from that I can download .torrent </w:t>
       </w:r>
       <w:proofErr w:type="spellStart"/>
       <w:r>
@@ -4879,15 +4824,7 @@
       </w:r>
       <w:proofErr w:type="spellEnd"/>
       <w:r>
-        <w:t xml:space="preserve"> and I can download movies easily. </w:t>
-      </w:r>
-      <w:proofErr w:type="gramStart"/>
-      <w:r>
-        <w:t>So</w:t>
-      </w:r>
-      <w:proofErr w:type="gramEnd"/>
-      <w:r>
-        <w:t xml:space="preserve"> solution: is to block that Microsoft sites from hosts.</w:t>
+        <w:t xml:space="preserve"> and I can download movies easily. So solution: is to block that Microsoft sites from hosts.</w:t>
       </w:r>
     </w:p>
     <w:p>
@@ -5055,7 +4992,7 @@
       <w:pPr>
         <w:numPr>
           <w:ilvl w:val="0"/>
-          <w:numId w:val="47"/>
+          <w:numId w:val="25"/>
         </w:numPr>
       </w:pPr>
       <w:r>
@@ -5071,7 +5008,7 @@
       <w:pPr>
         <w:numPr>
           <w:ilvl w:val="0"/>
-          <w:numId w:val="47"/>
+          <w:numId w:val="25"/>
         </w:numPr>
       </w:pPr>
       <w:r>
@@ -5102,7 +5039,7 @@
       <w:pPr>
         <w:numPr>
           <w:ilvl w:val="0"/>
-          <w:numId w:val="47"/>
+          <w:numId w:val="25"/>
         </w:numPr>
       </w:pPr>
       <w:r>
@@ -5134,7 +5071,7 @@
       <w:pPr>
         <w:numPr>
           <w:ilvl w:val="0"/>
-          <w:numId w:val="22"/>
+          <w:numId w:val="8"/>
         </w:numPr>
       </w:pPr>
       <w:r>
@@ -5155,7 +5092,7 @@
       <w:pPr>
         <w:numPr>
           <w:ilvl w:val="0"/>
-          <w:numId w:val="22"/>
+          <w:numId w:val="8"/>
         </w:numPr>
       </w:pPr>
       <w:r>
@@ -5176,7 +5113,7 @@
       <w:pPr>
         <w:numPr>
           <w:ilvl w:val="0"/>
-          <w:numId w:val="22"/>
+          <w:numId w:val="8"/>
         </w:numPr>
       </w:pPr>
       <w:r>
@@ -5197,7 +5134,7 @@
       <w:pPr>
         <w:numPr>
           <w:ilvl w:val="0"/>
-          <w:numId w:val="22"/>
+          <w:numId w:val="8"/>
         </w:numPr>
       </w:pPr>
       <w:r>
@@ -5218,7 +5155,7 @@
       <w:pPr>
         <w:numPr>
           <w:ilvl w:val="0"/>
-          <w:numId w:val="22"/>
+          <w:numId w:val="8"/>
         </w:numPr>
       </w:pPr>
       <w:r>
@@ -5239,7 +5176,7 @@
       <w:pPr>
         <w:numPr>
           <w:ilvl w:val="0"/>
-          <w:numId w:val="22"/>
+          <w:numId w:val="8"/>
         </w:numPr>
       </w:pPr>
       <w:r>
@@ -5324,7 +5261,7 @@
       <w:pPr>
         <w:numPr>
           <w:ilvl w:val="0"/>
-          <w:numId w:val="23"/>
+          <w:numId w:val="9"/>
         </w:numPr>
       </w:pPr>
       <w:r>
@@ -5335,7 +5272,7 @@
       <w:pPr>
         <w:numPr>
           <w:ilvl w:val="0"/>
-          <w:numId w:val="23"/>
+          <w:numId w:val="9"/>
         </w:numPr>
       </w:pPr>
       <w:r>
@@ -5346,7 +5283,7 @@
       <w:pPr>
         <w:numPr>
           <w:ilvl w:val="0"/>
-          <w:numId w:val="23"/>
+          <w:numId w:val="9"/>
         </w:numPr>
       </w:pPr>
       <w:r>
@@ -5414,7 +5351,7 @@
       <w:pPr>
         <w:numPr>
           <w:ilvl w:val="0"/>
-          <w:numId w:val="36"/>
+          <w:numId w:val="19"/>
         </w:numPr>
       </w:pPr>
       <w:r>
@@ -5429,11 +5366,1282 @@
       <w:pPr>
         <w:numPr>
           <w:ilvl w:val="0"/>
-          <w:numId w:val="36"/>
+          <w:numId w:val="19"/>
         </w:numPr>
       </w:pPr>
       <w:r>
         <w:t>Maintain discipline: only check Discord after completing your study session.</w:t>
+      </w:r>
+    </w:p>
+    <w:p>
+      <w:pPr>
+        <w:numPr>
+          <w:ilvl w:val="0"/>
+          <w:numId w:val="19"/>
+        </w:numPr>
+      </w:pPr>
+      <w:r>
+        <w:t>If any thought or idea comes up, don’t open Discord immediately—just note it down on a cheat sheet and handle it after your session.</w:t>
+      </w:r>
+    </w:p>
+    <w:p>
+      <w:r>
+        <w:rPr>
+          <w:b/>
+          <w:bCs/>
+        </w:rPr>
+        <w:t>2. Pro Tips for Better Focus</w:t>
+      </w:r>
+    </w:p>
+    <w:p>
+      <w:pPr>
+        <w:numPr>
+          <w:ilvl w:val="0"/>
+          <w:numId w:val="20"/>
+        </w:numPr>
+      </w:pPr>
+      <w:r>
+        <w:t>Use one laptop/PC for studying (e.g., ChatGPT, notes, resources).</w:t>
+      </w:r>
+    </w:p>
+    <w:p>
+      <w:pPr>
+        <w:numPr>
+          <w:ilvl w:val="0"/>
+          <w:numId w:val="20"/>
+        </w:numPr>
+      </w:pPr>
+      <w:r>
+        <w:t xml:space="preserve">Use another laptop/PC for the Discord live session. Control it via </w:t>
+      </w:r>
+      <w:r>
+        <w:t>DESKFLOW</w:t>
+      </w:r>
+      <w:r>
+        <w:t xml:space="preserve"> with your main keyboard and mouse.</w:t>
+      </w:r>
+    </w:p>
+    <w:p>
+      <w:pPr>
+        <w:numPr>
+          <w:ilvl w:val="0"/>
+          <w:numId w:val="20"/>
+        </w:numPr>
+      </w:pPr>
+      <w:r>
+        <w:t>Keep the display of the Discord monitor turned off during your session, and only turn it on after you finish studying.</w:t>
+      </w:r>
+      <w:r>
+        <w:t xml:space="preserve"> Help me gain </w:t>
+      </w:r>
+      <w:r>
+        <w:t>a</w:t>
+      </w:r>
+      <w:r>
+        <w:t xml:space="preserve"> focus.</w:t>
+      </w:r>
+    </w:p>
+    <w:p>
+      <w:pPr>
+        <w:numPr>
+          <w:ilvl w:val="0"/>
+          <w:numId w:val="20"/>
+        </w:numPr>
+      </w:pPr>
+      <w:r>
+        <w:t>This method helps you stay focused, reduce stress, and be more productive.</w:t>
+      </w:r>
+    </w:p>
+    <w:p>
+      <w:r>
+        <w:rPr>
+          <w:b/>
+          <w:bCs/>
+        </w:rPr>
+        <w:t>Experimented</w:t>
+      </w:r>
+      <w:r>
+        <w:t xml:space="preserve">: found less focus </w:t>
+      </w:r>
+      <w:r>
+        <w:t>than</w:t>
+      </w:r>
+      <w:r>
+        <w:t xml:space="preserve"> normal study. You mind consume more thought about discord people and inspiration people rather </w:t>
+      </w:r>
+      <w:r>
+        <w:t>than</w:t>
+      </w:r>
+      <w:r>
+        <w:t xml:space="preserve"> the discipline.</w:t>
+      </w:r>
+    </w:p>
+    <w:p>
+      <w:r>
+        <w:rPr>
+          <w:b/>
+          <w:bCs/>
+        </w:rPr>
+        <w:t>Note</w:t>
+      </w:r>
+      <w:r>
+        <w:t>: just remove all the distracted server from the discord and join on only one server which makes you accountable will put you on focus mode.</w:t>
+      </w:r>
+    </w:p>
+    <w:p/>
+    <w:p>
+      <w:pPr>
+        <w:rPr>
+          <w:b/>
+          <w:bCs/>
+        </w:rPr>
+      </w:pPr>
+      <w:r>
+        <w:rPr>
+          <w:b/>
+          <w:bCs/>
+        </w:rPr>
+        <w:t>Just don’t use discord too much.? Why?&gt;</w:t>
+      </w:r>
+    </w:p>
+    <w:p>
+      <w:pPr>
+        <w:pStyle w:val="NoSpacing"/>
+      </w:pPr>
+      <w:r>
+        <w:t xml:space="preserve">Because can’t focus and time wasting. Instead need to put </w:t>
+      </w:r>
+      <w:r>
+        <w:t>a</w:t>
+      </w:r>
+      <w:r>
+        <w:t xml:space="preserve"> goal and fight with your weakness fear etc.</w:t>
+      </w:r>
+    </w:p>
+    <w:p/>
+    <w:p/>
+    <w:p/>
+    <w:p>
+      <w:pPr>
+        <w:pStyle w:val="Heading1"/>
+      </w:pPr>
+      <w:r>
+        <w:t xml:space="preserve">To </w:t>
+      </w:r>
+      <w:r>
+        <w:t>Block Microsoft store</w:t>
+      </w:r>
+    </w:p>
+    <w:p>
+      <w:r>
+        <w:t>To block </w:t>
+      </w:r>
+      <w:r>
+        <w:rPr>
+          <w:b/>
+          <w:bCs/>
+        </w:rPr>
+        <w:t>Microsoft Store</w:t>
+      </w:r>
+      <w:r>
+        <w:t> traffic (both inbound &amp; outbound) on </w:t>
+      </w:r>
+      <w:r>
+        <w:rPr>
+          <w:b/>
+          <w:bCs/>
+        </w:rPr>
+        <w:t>Windows 11</w:t>
+      </w:r>
+      <w:r>
+        <w:t>, you can use </w:t>
+      </w:r>
+      <w:r>
+        <w:rPr>
+          <w:b/>
+          <w:bCs/>
+        </w:rPr>
+        <w:t>Windows Defender Firewall with Advanced Security</w:t>
+      </w:r>
+      <w:r>
+        <w:t>. Here’s a clear step-by-step:</w:t>
+      </w:r>
+    </w:p>
+    <w:p>
+      <w:r>
+        <w:pict w14:anchorId="66D248EA">
+          <v:rect id="_x0000_i1090" style="width:0;height:0" o:hralign="center" o:hrstd="t" o:hr="t" fillcolor="#a0a0a0" stroked="f"/>
+        </w:pict>
+      </w:r>
+    </w:p>
+    <w:p>
+      <w:pPr>
+        <w:rPr>
+          <w:b/>
+          <w:bCs/>
+        </w:rPr>
+      </w:pPr>
+      <w:r>
+        <w:rPr>
+          <w:rFonts w:ascii="Segoe UI Emoji" w:hAnsi="Segoe UI Emoji" w:cs="Segoe UI Emoji"/>
+          <w:b/>
+          <w:bCs/>
+        </w:rPr>
+        <w:t>🔒</w:t>
+      </w:r>
+      <w:r>
+        <w:rPr>
+          <w:b/>
+          <w:bCs/>
+        </w:rPr>
+        <w:t xml:space="preserve"> Method: Block Microsoft Store via Firewall</w:t>
+      </w:r>
+    </w:p>
+    <w:p>
+      <w:pPr>
+        <w:rPr>
+          <w:b/>
+          <w:bCs/>
+        </w:rPr>
+      </w:pPr>
+      <w:r>
+        <w:rPr>
+          <w:b/>
+          <w:bCs/>
+        </w:rPr>
+        <w:t>1. Open Advanced Firewall</w:t>
+      </w:r>
+    </w:p>
+    <w:p>
+      <w:pPr>
+        <w:numPr>
+          <w:ilvl w:val="0"/>
+          <w:numId w:val="29"/>
+        </w:numPr>
+      </w:pPr>
+      <w:r>
+        <w:t>Press </w:t>
+      </w:r>
+      <w:r>
+        <w:rPr>
+          <w:b/>
+          <w:bCs/>
+        </w:rPr>
+        <w:t>Windows + R</w:t>
+      </w:r>
+    </w:p>
+    <w:p>
+      <w:pPr>
+        <w:numPr>
+          <w:ilvl w:val="0"/>
+          <w:numId w:val="29"/>
+        </w:numPr>
+      </w:pPr>
+      <w:r>
+        <w:t>Type:</w:t>
+      </w:r>
+    </w:p>
+    <w:p>
+      <w:proofErr w:type="spellStart"/>
+      <w:r>
+        <w:t>wf.msc</w:t>
+      </w:r>
+      <w:proofErr w:type="spellEnd"/>
+    </w:p>
+    <w:p>
+      <w:pPr>
+        <w:numPr>
+          <w:ilvl w:val="0"/>
+          <w:numId w:val="29"/>
+        </w:numPr>
+      </w:pPr>
+      <w:r>
+        <w:t>Press Enter</w:t>
+      </w:r>
+      <w:r>
+        <w:br/>
+        <w:t>(This opens </w:t>
+      </w:r>
+      <w:r>
+        <w:rPr>
+          <w:b/>
+          <w:bCs/>
+        </w:rPr>
+        <w:t>Windows Defender Firewall with Advanced Security</w:t>
+      </w:r>
+      <w:r>
+        <w:t>)</w:t>
+      </w:r>
+    </w:p>
+    <w:p>
+      <w:r>
+        <w:lastRenderedPageBreak/>
+        <w:pict w14:anchorId="2C4417A5">
+          <v:rect id="_x0000_i1091" style="width:0;height:0" o:hralign="center" o:hrstd="t" o:hr="t" fillcolor="#a0a0a0" stroked="f"/>
+        </w:pict>
+      </w:r>
+    </w:p>
+    <w:p>
+      <w:pPr>
+        <w:rPr>
+          <w:b/>
+          <w:bCs/>
+        </w:rPr>
+      </w:pPr>
+      <w:r>
+        <w:rPr>
+          <w:rFonts w:ascii="Segoe UI Emoji" w:hAnsi="Segoe UI Emoji" w:cs="Segoe UI Emoji"/>
+          <w:b/>
+          <w:bCs/>
+        </w:rPr>
+        <w:t>🚫</w:t>
+      </w:r>
+      <w:r>
+        <w:rPr>
+          <w:b/>
+          <w:bCs/>
+        </w:rPr>
+        <w:t xml:space="preserve"> Block Outbound (Important – stops internet access)</w:t>
+      </w:r>
+    </w:p>
+    <w:p>
+      <w:pPr>
+        <w:numPr>
+          <w:ilvl w:val="0"/>
+          <w:numId w:val="30"/>
+        </w:numPr>
+      </w:pPr>
+      <w:r>
+        <w:t>Click </w:t>
+      </w:r>
+      <w:r>
+        <w:rPr>
+          <w:b/>
+          <w:bCs/>
+        </w:rPr>
+        <w:t>Outbound Rules</w:t>
+      </w:r>
+      <w:r>
+        <w:t> (left side)</w:t>
+      </w:r>
+    </w:p>
+    <w:p>
+      <w:pPr>
+        <w:numPr>
+          <w:ilvl w:val="0"/>
+          <w:numId w:val="30"/>
+        </w:numPr>
+      </w:pPr>
+      <w:r>
+        <w:t>Click </w:t>
+      </w:r>
+      <w:r>
+        <w:rPr>
+          <w:b/>
+          <w:bCs/>
+        </w:rPr>
+        <w:t>New Rule…</w:t>
+      </w:r>
+      <w:r>
+        <w:t> (right side)</w:t>
+      </w:r>
+    </w:p>
+    <w:p>
+      <w:pPr>
+        <w:numPr>
+          <w:ilvl w:val="0"/>
+          <w:numId w:val="30"/>
+        </w:numPr>
+      </w:pPr>
+      <w:r>
+        <w:t>Select </w:t>
+      </w:r>
+      <w:r>
+        <w:rPr>
+          <w:b/>
+          <w:bCs/>
+        </w:rPr>
+        <w:t>Program</w:t>
+      </w:r>
+      <w:r>
+        <w:t> → Next</w:t>
+      </w:r>
+    </w:p>
+    <w:p>
+      <w:pPr>
+        <w:numPr>
+          <w:ilvl w:val="0"/>
+          <w:numId w:val="30"/>
+        </w:numPr>
+      </w:pPr>
+      <w:r>
+        <w:t>Choose:</w:t>
+      </w:r>
+    </w:p>
+    <w:p>
+      <w:pPr>
+        <w:numPr>
+          <w:ilvl w:val="1"/>
+          <w:numId w:val="30"/>
+        </w:numPr>
+      </w:pPr>
+      <w:r>
+        <w:rPr>
+          <w:b/>
+          <w:bCs/>
+        </w:rPr>
+        <w:t>This program path</w:t>
+      </w:r>
+    </w:p>
+    <w:p>
+      <w:pPr>
+        <w:numPr>
+          <w:ilvl w:val="0"/>
+          <w:numId w:val="30"/>
+        </w:numPr>
+      </w:pPr>
+      <w:r>
+        <w:t>Paste this path:</w:t>
+      </w:r>
+    </w:p>
+    <w:p>
+      <w:r>
+        <w:t>C:\Program Files\</w:t>
+      </w:r>
+      <w:proofErr w:type="spellStart"/>
+      <w:r>
+        <w:t>WindowsApps</w:t>
+      </w:r>
+      <w:proofErr w:type="spellEnd"/>
+      <w:r>
+        <w:t>\</w:t>
+      </w:r>
+      <w:proofErr w:type="spellStart"/>
+      <w:r>
+        <w:t>Microsoft.WindowsStore</w:t>
+      </w:r>
+      <w:proofErr w:type="spellEnd"/>
+      <w:r>
+        <w:t>_*\WinStore.App.exe</w:t>
+      </w:r>
+    </w:p>
+    <w:p>
+      <w:r>
+        <w:t xml:space="preserve">#####in my case my one is: </w:t>
+      </w:r>
+      <w:r>
+        <w:t>C:\Program Files\WindowsApps\Microsoft.WindowsStore_22602.1401.3.0_x64__8wekyb3d8bbwe</w:t>
+      </w:r>
+    </w:p>
+    <w:p/>
+    <w:p>
+      <w:r>
+        <w:rPr>
+          <w:rFonts w:ascii="Segoe UI Symbol" w:hAnsi="Segoe UI Symbol" w:cs="Segoe UI Symbol"/>
+        </w:rPr>
+        <w:t>⚠</w:t>
+      </w:r>
+      <w:r>
+        <w:t>️ If wildcard (*) doesn’t work, you must manually browse:</w:t>
+      </w:r>
+    </w:p>
+    <w:p>
+      <w:pPr>
+        <w:numPr>
+          <w:ilvl w:val="1"/>
+          <w:numId w:val="30"/>
+        </w:numPr>
+      </w:pPr>
+      <w:r>
+        <w:t>Go to:</w:t>
+      </w:r>
+      <w:r>
+        <w:br/>
+        <w:t>C:\Program Files\</w:t>
+      </w:r>
+      <w:proofErr w:type="spellStart"/>
+      <w:r>
+        <w:t>WindowsApps</w:t>
+      </w:r>
+      <w:proofErr w:type="spellEnd"/>
+      <w:r>
+        <w:t>\</w:t>
+      </w:r>
+    </w:p>
+    <w:p>
+      <w:pPr>
+        <w:numPr>
+          <w:ilvl w:val="1"/>
+          <w:numId w:val="30"/>
+        </w:numPr>
+      </w:pPr>
+      <w:r>
+        <w:t>Find folder starting with </w:t>
+      </w:r>
+      <w:proofErr w:type="spellStart"/>
+      <w:r>
+        <w:rPr>
+          <w:b/>
+          <w:bCs/>
+        </w:rPr>
+        <w:t>Microsoft.WindowsStore</w:t>
+      </w:r>
+      <w:proofErr w:type="spellEnd"/>
+    </w:p>
+    <w:p>
+      <w:pPr>
+        <w:numPr>
+          <w:ilvl w:val="1"/>
+          <w:numId w:val="30"/>
+        </w:numPr>
+      </w:pPr>
+      <w:r>
+        <w:t>Select </w:t>
+      </w:r>
+      <w:r>
+        <w:rPr>
+          <w:b/>
+          <w:bCs/>
+        </w:rPr>
+        <w:t>WinStore.App.exe</w:t>
+      </w:r>
+    </w:p>
+    <w:p>
+      <w:pPr>
+        <w:numPr>
+          <w:ilvl w:val="0"/>
+          <w:numId w:val="30"/>
+        </w:numPr>
+      </w:pPr>
+      <w:r>
+        <w:t>Click </w:t>
+      </w:r>
+      <w:r>
+        <w:rPr>
+          <w:b/>
+          <w:bCs/>
+        </w:rPr>
+        <w:t>Next</w:t>
+      </w:r>
+    </w:p>
+    <w:p>
+      <w:pPr>
+        <w:numPr>
+          <w:ilvl w:val="0"/>
+          <w:numId w:val="30"/>
+        </w:numPr>
+      </w:pPr>
+      <w:r>
+        <w:t>Select </w:t>
+      </w:r>
+      <w:r>
+        <w:rPr>
+          <w:b/>
+          <w:bCs/>
+        </w:rPr>
+        <w:t>Block the connection</w:t>
+      </w:r>
+    </w:p>
+    <w:p>
+      <w:pPr>
+        <w:numPr>
+          <w:ilvl w:val="0"/>
+          <w:numId w:val="30"/>
+        </w:numPr>
+      </w:pPr>
+      <w:r>
+        <w:t>Apply to all (Domain, Private, Public)</w:t>
+      </w:r>
+    </w:p>
+    <w:p>
+      <w:pPr>
+        <w:numPr>
+          <w:ilvl w:val="0"/>
+          <w:numId w:val="30"/>
+        </w:numPr>
+      </w:pPr>
+      <w:r>
+        <w:t>Name it: Block Microsoft Store Outbound</w:t>
+      </w:r>
+    </w:p>
+    <w:p>
+      <w:pPr>
+        <w:numPr>
+          <w:ilvl w:val="0"/>
+          <w:numId w:val="30"/>
+        </w:numPr>
+      </w:pPr>
+      <w:r>
+        <w:t>Finish</w:t>
+      </w:r>
+    </w:p>
+    <w:p>
+      <w:r>
+        <w:pict w14:anchorId="4B4BE3B1">
+          <v:rect id="_x0000_i1092" style="width:0;height:0" o:hralign="center" o:hrstd="t" o:hr="t" fillcolor="#a0a0a0" stroked="f"/>
+        </w:pict>
+      </w:r>
+    </w:p>
+    <w:p>
+      <w:pPr>
+        <w:rPr>
+          <w:b/>
+          <w:bCs/>
+        </w:rPr>
+      </w:pPr>
+      <w:r>
+        <w:rPr>
+          <w:rFonts w:ascii="Segoe UI Emoji" w:hAnsi="Segoe UI Emoji" w:cs="Segoe UI Emoji"/>
+          <w:b/>
+          <w:bCs/>
+        </w:rPr>
+        <w:t>🚫</w:t>
+      </w:r>
+      <w:r>
+        <w:rPr>
+          <w:b/>
+          <w:bCs/>
+        </w:rPr>
+        <w:t xml:space="preserve"> Block Inbound (Optional but good practice)</w:t>
+      </w:r>
+    </w:p>
+    <w:p>
+      <w:r>
+        <w:t>Repeat same steps but:</w:t>
+      </w:r>
+    </w:p>
+    <w:p>
+      <w:pPr>
+        <w:numPr>
+          <w:ilvl w:val="0"/>
+          <w:numId w:val="31"/>
+        </w:numPr>
+      </w:pPr>
+      <w:r>
+        <w:t>Choose </w:t>
+      </w:r>
+      <w:r>
+        <w:rPr>
+          <w:b/>
+          <w:bCs/>
+        </w:rPr>
+        <w:t>Inbound Rules</w:t>
+      </w:r>
+    </w:p>
+    <w:p>
+      <w:pPr>
+        <w:numPr>
+          <w:ilvl w:val="0"/>
+          <w:numId w:val="31"/>
+        </w:numPr>
+      </w:pPr>
+      <w:r>
+        <w:t>Name it: Block Microsoft Store Inbound</w:t>
+      </w:r>
+    </w:p>
+    <w:p>
+      <w:r>
+        <w:pict w14:anchorId="396AD378">
+          <v:rect id="_x0000_i1093" style="width:0;height:0" o:hralign="center" o:hrstd="t" o:hr="t" fillcolor="#a0a0a0" stroked="f"/>
+        </w:pict>
+      </w:r>
+    </w:p>
+    <w:p>
+      <w:pPr>
+        <w:rPr>
+          <w:b/>
+          <w:bCs/>
+        </w:rPr>
+      </w:pPr>
+      <w:r>
+        <w:rPr>
+          <w:rFonts w:ascii="Segoe UI Symbol" w:hAnsi="Segoe UI Symbol" w:cs="Segoe UI Symbol"/>
+          <w:b/>
+          <w:bCs/>
+        </w:rPr>
+        <w:t>⚠</w:t>
+      </w:r>
+      <w:r>
+        <w:rPr>
+          <w:b/>
+          <w:bCs/>
+        </w:rPr>
+        <w:t>️ Important Notes</w:t>
+      </w:r>
+    </w:p>
+    <w:p>
+      <w:pPr>
+        <w:numPr>
+          <w:ilvl w:val="0"/>
+          <w:numId w:val="32"/>
+        </w:numPr>
+      </w:pPr>
+      <w:r>
+        <w:t>The </w:t>
+      </w:r>
+      <w:proofErr w:type="spellStart"/>
+      <w:r>
+        <w:rPr>
+          <w:b/>
+          <w:bCs/>
+        </w:rPr>
+        <w:t>WindowsApps</w:t>
+      </w:r>
+      <w:proofErr w:type="spellEnd"/>
+      <w:r>
+        <w:rPr>
+          <w:b/>
+          <w:bCs/>
+        </w:rPr>
+        <w:t xml:space="preserve"> folder is hidden &amp; protected</w:t>
+      </w:r>
+    </w:p>
+    <w:p>
+      <w:pPr>
+        <w:numPr>
+          <w:ilvl w:val="1"/>
+          <w:numId w:val="32"/>
+        </w:numPr>
+      </w:pPr>
+      <w:r>
+        <w:t>You may need to:</w:t>
+      </w:r>
+    </w:p>
+    <w:p>
+      <w:pPr>
+        <w:numPr>
+          <w:ilvl w:val="2"/>
+          <w:numId w:val="32"/>
+        </w:numPr>
+      </w:pPr>
+      <w:r>
+        <w:lastRenderedPageBreak/>
+        <w:t>Enable </w:t>
+      </w:r>
+      <w:r>
+        <w:rPr>
+          <w:i/>
+          <w:iCs/>
+        </w:rPr>
+        <w:t>Show hidden files</w:t>
+      </w:r>
+    </w:p>
+    <w:p>
+      <w:pPr>
+        <w:numPr>
+          <w:ilvl w:val="2"/>
+          <w:numId w:val="32"/>
+        </w:numPr>
+      </w:pPr>
+      <w:r>
+        <w:t>Take ownership (advanced step)</w:t>
+      </w:r>
+    </w:p>
+    <w:p>
+      <w:pPr>
+        <w:numPr>
+          <w:ilvl w:val="0"/>
+          <w:numId w:val="32"/>
+        </w:numPr>
+      </w:pPr>
+      <w:r>
+        <w:t>Blocking </w:t>
+      </w:r>
+      <w:r>
+        <w:rPr>
+          <w:b/>
+          <w:bCs/>
+        </w:rPr>
+        <w:t>outbound</w:t>
+      </w:r>
+      <w:r>
+        <w:t> is enough in most cases</w:t>
+      </w:r>
+    </w:p>
+    <w:p>
+      <w:r>
+        <w:pict w14:anchorId="523F7816">
+          <v:rect id="_x0000_i1094" style="width:0;height:0" o:hralign="center" o:hrstd="t" o:hr="t" fillcolor="#a0a0a0" stroked="f"/>
+        </w:pict>
+      </w:r>
+    </w:p>
+    <w:p>
+      <w:pPr>
+        <w:rPr>
+          <w:b/>
+          <w:bCs/>
+        </w:rPr>
+      </w:pPr>
+      <w:r>
+        <w:rPr>
+          <w:rFonts w:ascii="Segoe UI Emoji" w:hAnsi="Segoe UI Emoji" w:cs="Segoe UI Emoji"/>
+          <w:b/>
+          <w:bCs/>
+        </w:rPr>
+        <w:t>✅</w:t>
+      </w:r>
+      <w:r>
+        <w:rPr>
+          <w:b/>
+          <w:bCs/>
+        </w:rPr>
+        <w:t xml:space="preserve"> Alternative (Easier Way)</w:t>
+      </w:r>
+    </w:p>
+    <w:p>
+      <w:r>
+        <w:t>You can block Store using </w:t>
+      </w:r>
+      <w:r>
+        <w:rPr>
+          <w:b/>
+          <w:bCs/>
+        </w:rPr>
+        <w:t>AppLocker</w:t>
+      </w:r>
+      <w:r>
+        <w:t> (Pro/Enterprise only) or </w:t>
+      </w:r>
+      <w:r>
+        <w:rPr>
+          <w:b/>
+          <w:bCs/>
+        </w:rPr>
+        <w:t>Group Policy</w:t>
+      </w:r>
+      <w:r>
+        <w:t>:</w:t>
+      </w:r>
+    </w:p>
+    <w:p>
+      <w:pPr>
+        <w:numPr>
+          <w:ilvl w:val="0"/>
+          <w:numId w:val="33"/>
+        </w:numPr>
+      </w:pPr>
+      <w:r>
+        <w:t>Press </w:t>
+      </w:r>
+      <w:r>
+        <w:rPr>
+          <w:b/>
+          <w:bCs/>
+        </w:rPr>
+        <w:t xml:space="preserve">Win + R → </w:t>
+      </w:r>
+      <w:proofErr w:type="spellStart"/>
+      <w:r>
+        <w:rPr>
+          <w:b/>
+          <w:bCs/>
+        </w:rPr>
+        <w:t>gpedit.msc</w:t>
+      </w:r>
+      <w:proofErr w:type="spellEnd"/>
+    </w:p>
+    <w:p>
+      <w:pPr>
+        <w:numPr>
+          <w:ilvl w:val="0"/>
+          <w:numId w:val="33"/>
+        </w:numPr>
+      </w:pPr>
+      <w:r>
+        <w:t>Go to:</w:t>
+      </w:r>
+    </w:p>
+    <w:p>
+      <w:r>
+        <w:t>Computer Configuration &gt; Administrative Templates &gt; Windows Components &gt; Store</w:t>
+      </w:r>
+    </w:p>
+    <w:p>
+      <w:pPr>
+        <w:numPr>
+          <w:ilvl w:val="0"/>
+          <w:numId w:val="33"/>
+        </w:numPr>
+      </w:pPr>
+      <w:r>
+        <w:t>Enable:</w:t>
+      </w:r>
+    </w:p>
+    <w:p>
+      <w:pPr>
+        <w:numPr>
+          <w:ilvl w:val="1"/>
+          <w:numId w:val="33"/>
+        </w:numPr>
+      </w:pPr>
+      <w:r>
+        <w:rPr>
+          <w:b/>
+          <w:bCs/>
+        </w:rPr>
+        <w:t>Turn off the Store application</w:t>
+      </w:r>
+    </w:p>
+    <w:p>
+      <w:r>
+        <w:pict w14:anchorId="67EEC77F">
+          <v:rect id="_x0000_i1095" style="width:0;height:0" o:hralign="center" o:hrstd="t" o:hr="t" fillcolor="#a0a0a0" stroked="f"/>
+        </w:pict>
+      </w:r>
+    </w:p>
+    <w:p>
+      <w:pPr>
+        <w:rPr>
+          <w:b/>
+          <w:bCs/>
+        </w:rPr>
+      </w:pPr>
+      <w:r>
+        <w:rPr>
+          <w:rFonts w:ascii="Segoe UI Emoji" w:hAnsi="Segoe UI Emoji" w:cs="Segoe UI Emoji"/>
+          <w:b/>
+          <w:bCs/>
+        </w:rPr>
+        <w:t>👍</w:t>
+      </w:r>
+      <w:r>
+        <w:rPr>
+          <w:b/>
+          <w:bCs/>
+        </w:rPr>
+        <w:t xml:space="preserve"> Result</w:t>
+      </w:r>
+    </w:p>
+    <w:p>
+      <w:pPr>
+        <w:numPr>
+          <w:ilvl w:val="0"/>
+          <w:numId w:val="34"/>
+        </w:numPr>
+      </w:pPr>
+      <w:r>
+        <w:t>Microsoft Store won’t open or connect to internet</w:t>
+      </w:r>
+    </w:p>
+    <w:p>
+      <w:pPr>
+        <w:numPr>
+          <w:ilvl w:val="0"/>
+          <w:numId w:val="34"/>
+        </w:numPr>
+      </w:pPr>
+      <w:r>
+        <w:t>Apps cannot update from Store</w:t>
+      </w:r>
+    </w:p>
+    <w:p>
+      <w:r>
+        <w:pict w14:anchorId="4E68355E">
+          <v:rect id="_x0000_i1096" style="width:0;height:0" o:hralign="center" o:hrstd="t" o:hr="t" fillcolor="#a0a0a0" stroked="f"/>
+        </w:pict>
+      </w:r>
+    </w:p>
+    <w:p>
+      <w:r>
+        <w:t>If you want, I can show a </w:t>
+      </w:r>
+      <w:r>
+        <w:rPr>
+          <w:b/>
+          <w:bCs/>
+        </w:rPr>
+        <w:t xml:space="preserve">simpler method without accessing </w:t>
+      </w:r>
+      <w:proofErr w:type="spellStart"/>
+      <w:r>
+        <w:rPr>
+          <w:b/>
+          <w:bCs/>
+        </w:rPr>
+        <w:t>WindowsApps</w:t>
+      </w:r>
+      <w:proofErr w:type="spellEnd"/>
+      <w:r>
+        <w:rPr>
+          <w:b/>
+          <w:bCs/>
+        </w:rPr>
+        <w:t xml:space="preserve"> folder</w:t>
+      </w:r>
+      <w:r>
+        <w:t> </w:t>
+      </w:r>
+      <w:r>
+        <w:rPr>
+          <w:rFonts w:ascii="Segoe UI Emoji" w:hAnsi="Segoe UI Emoji" w:cs="Segoe UI Emoji"/>
+        </w:rPr>
+        <w:t>👍</w:t>
+      </w:r>
+    </w:p>
+    <w:p/>
+    <w:p>
+      <w:pPr>
+        <w:pStyle w:val="Heading2"/>
+      </w:pPr>
+      <w:r>
+        <w:t>To preview hidden files</w:t>
+      </w:r>
+    </w:p>
+    <w:p>
+      <w:r>
+        <w:t>C:\Program Files\</w:t>
+      </w:r>
+      <w:proofErr w:type="spellStart"/>
+      <w:r>
+        <w:t>WindowsApps</w:t>
+      </w:r>
+      <w:proofErr w:type="spellEnd"/>
+      <w:r>
+        <w:t>\ There is no such kind of folder</w:t>
+      </w:r>
+    </w:p>
+    <w:p/>
+    <w:p>
+      <w:r>
+        <w:t xml:space="preserve">That’s normal </w:t>
+      </w:r>
+      <w:r>
+        <w:rPr>
+          <w:rFonts w:ascii="Segoe UI Emoji" w:hAnsi="Segoe UI Emoji" w:cs="Segoe UI Emoji"/>
+        </w:rPr>
+        <w:t>👍</w:t>
+      </w:r>
+      <w:r>
+        <w:t xml:space="preserve"> — the </w:t>
+      </w:r>
+      <w:proofErr w:type="spellStart"/>
+      <w:r>
+        <w:rPr>
+          <w:b/>
+          <w:bCs/>
+        </w:rPr>
+        <w:t>WindowsApps</w:t>
+      </w:r>
+      <w:proofErr w:type="spellEnd"/>
+      <w:r>
+        <w:t> folder </w:t>
+      </w:r>
+      <w:r>
+        <w:rPr>
+          <w:i/>
+          <w:iCs/>
+        </w:rPr>
+        <w:t>does exist</w:t>
+      </w:r>
+      <w:r>
+        <w:t>, but it’s </w:t>
+      </w:r>
+      <w:r>
+        <w:rPr>
+          <w:b/>
+          <w:bCs/>
+        </w:rPr>
+        <w:t>hidden and protected</w:t>
+      </w:r>
+      <w:r>
+        <w:t>, so you won’t see it by default.</w:t>
+      </w:r>
+    </w:p>
+    <w:p>
+      <w:r>
+        <w:t>Here’s how to access it properly:</w:t>
+      </w:r>
+    </w:p>
+    <w:p>
+      <w:r>
+        <w:pict w14:anchorId="10DE48D3">
+          <v:rect id="_x0000_i1140" style="width:0;height:0" o:hralign="center" o:hrstd="t" o:hr="t" fillcolor="#a0a0a0" stroked="f"/>
+        </w:pict>
+      </w:r>
+    </w:p>
+    <w:p>
+      <w:pPr>
+        <w:rPr>
+          <w:b/>
+          <w:bCs/>
+        </w:rPr>
+      </w:pPr>
+      <w:r>
+        <w:rPr>
+          <w:rFonts w:ascii="Segoe UI Symbol" w:hAnsi="Segoe UI Symbol" w:cs="Segoe UI Symbol"/>
+          <w:b/>
+          <w:bCs/>
+        </w:rPr>
+        <w:t>👁</w:t>
+      </w:r>
+      <w:r>
+        <w:rPr>
+          <w:b/>
+          <w:bCs/>
+        </w:rPr>
+        <w:t>️ Step 1: Show Hidden Files</w:t>
+      </w:r>
+    </w:p>
+    <w:p>
+      <w:pPr>
+        <w:numPr>
+          <w:ilvl w:val="0"/>
+          <w:numId w:val="35"/>
+        </w:numPr>
+      </w:pPr>
+      <w:r>
+        <w:t>Open </w:t>
+      </w:r>
+      <w:r>
+        <w:rPr>
+          <w:b/>
+          <w:bCs/>
+        </w:rPr>
+        <w:t>File Explorer</w:t>
+      </w:r>
+    </w:p>
+    <w:p>
+      <w:pPr>
+        <w:numPr>
+          <w:ilvl w:val="0"/>
+          <w:numId w:val="35"/>
+        </w:numPr>
+      </w:pPr>
+      <w:r>
+        <w:t>Click </w:t>
+      </w:r>
+      <w:r>
+        <w:rPr>
+          <w:b/>
+          <w:bCs/>
+        </w:rPr>
+        <w:t>View</w:t>
+      </w:r>
+      <w:r>
+        <w:t> (top menu)</w:t>
+      </w:r>
+    </w:p>
+    <w:p>
+      <w:pPr>
+        <w:numPr>
+          <w:ilvl w:val="0"/>
+          <w:numId w:val="35"/>
+        </w:numPr>
+      </w:pPr>
+      <w:r>
+        <w:t>Go to:</w:t>
+      </w:r>
+    </w:p>
+    <w:p>
+      <w:pPr>
+        <w:numPr>
+          <w:ilvl w:val="1"/>
+          <w:numId w:val="35"/>
+        </w:numPr>
+      </w:pPr>
+      <w:r>
+        <w:rPr>
+          <w:b/>
+          <w:bCs/>
+        </w:rPr>
+        <w:t>Show → Hidden items</w:t>
+      </w:r>
+      <w:r>
+        <w:t> </w:t>
+      </w:r>
+      <w:r>
+        <w:rPr>
+          <w:rFonts w:ascii="Segoe UI Emoji" w:hAnsi="Segoe UI Emoji" w:cs="Segoe UI Emoji"/>
+        </w:rPr>
+        <w:t>✅</w:t>
+      </w:r>
+    </w:p>
+    <w:p>
+      <w:r>
+        <w:t>Now check again:</w:t>
+      </w:r>
+    </w:p>
+    <w:p>
+      <w:r>
+        <w:lastRenderedPageBreak/>
+        <w:t>C:\Program Files\</w:t>
+      </w:r>
+    </w:p>
+    <w:p>
+      <w:r>
+        <w:t>You should see </w:t>
+      </w:r>
+      <w:proofErr w:type="spellStart"/>
+      <w:r>
+        <w:rPr>
+          <w:b/>
+          <w:bCs/>
+        </w:rPr>
+        <w:t>WindowsApps</w:t>
+      </w:r>
+      <w:proofErr w:type="spellEnd"/>
+      <w:r>
+        <w:t> (slightly faded icon)</w:t>
+      </w:r>
+    </w:p>
+    <w:p>
+      <w:r>
+        <w:pict w14:anchorId="3A9C73D6">
+          <v:rect id="_x0000_i1141" style="width:0;height:0" o:hralign="center" o:hrstd="t" o:hr="t" fillcolor="#a0a0a0" stroked="f"/>
+        </w:pict>
+      </w:r>
+    </w:p>
+    <w:p>
+      <w:pPr>
+        <w:rPr>
+          <w:b/>
+          <w:bCs/>
+        </w:rPr>
+      </w:pPr>
+      <w:r>
+        <w:rPr>
+          <w:rFonts w:ascii="Segoe UI Emoji" w:hAnsi="Segoe UI Emoji" w:cs="Segoe UI Emoji"/>
+          <w:b/>
+          <w:bCs/>
+        </w:rPr>
+        <w:t>🔐</w:t>
+      </w:r>
+      <w:r>
+        <w:rPr>
+          <w:b/>
+          <w:bCs/>
+        </w:rPr>
+        <w:t xml:space="preserve"> Step 2: Fix “Access Denied”</w:t>
+      </w:r>
+    </w:p>
+    <w:p>
+      <w:r>
+        <w:t>If you try to open it, you’ll likely get </w:t>
+      </w:r>
+      <w:r>
+        <w:rPr>
+          <w:b/>
+          <w:bCs/>
+        </w:rPr>
+        <w:t>permission denied</w:t>
+      </w:r>
+      <w:r>
+        <w:t>.</w:t>
+      </w:r>
+    </w:p>
+    <w:p>
+      <w:pPr>
+        <w:rPr>
+          <w:b/>
+          <w:bCs/>
+        </w:rPr>
+      </w:pPr>
+      <w:r>
+        <w:rPr>
+          <w:b/>
+          <w:bCs/>
+        </w:rPr>
+        <w:t>Option A (Quick View Only)</w:t>
       </w:r>
     </w:p>
     <w:p>
@@ -5444,16 +6652,199 @@
         </w:numPr>
       </w:pPr>
       <w:r>
-        <w:t>If any thought or idea comes up, don’t open Discord immediately—just note it down on a cheat sheet and handle it after your session.</w:t>
-      </w:r>
-    </w:p>
-    <w:p>
-      <w:r>
-        <w:rPr>
-          <w:b/>
-          <w:bCs/>
-        </w:rPr>
-        <w:t>2. Pro Tips for Better Focus</w:t>
+        <w:t>Right-click </w:t>
+      </w:r>
+      <w:proofErr w:type="spellStart"/>
+      <w:r>
+        <w:rPr>
+          <w:b/>
+          <w:bCs/>
+        </w:rPr>
+        <w:t>WindowsApps</w:t>
+      </w:r>
+      <w:proofErr w:type="spellEnd"/>
+    </w:p>
+    <w:p>
+      <w:pPr>
+        <w:numPr>
+          <w:ilvl w:val="0"/>
+          <w:numId w:val="36"/>
+        </w:numPr>
+      </w:pPr>
+      <w:r>
+        <w:t>Click </w:t>
+      </w:r>
+      <w:r>
+        <w:rPr>
+          <w:b/>
+          <w:bCs/>
+        </w:rPr>
+        <w:t>Properties → Security → Advanced</w:t>
+      </w:r>
+    </w:p>
+    <w:p>
+      <w:pPr>
+        <w:numPr>
+          <w:ilvl w:val="0"/>
+          <w:numId w:val="36"/>
+        </w:numPr>
+      </w:pPr>
+      <w:r>
+        <w:t>Click </w:t>
+      </w:r>
+      <w:r>
+        <w:rPr>
+          <w:b/>
+          <w:bCs/>
+        </w:rPr>
+        <w:t>Change</w:t>
+      </w:r>
+      <w:r>
+        <w:t> (Owner)</w:t>
+      </w:r>
+    </w:p>
+    <w:p>
+      <w:pPr>
+        <w:numPr>
+          <w:ilvl w:val="0"/>
+          <w:numId w:val="36"/>
+        </w:numPr>
+      </w:pPr>
+      <w:r>
+        <w:t>Type your username → OK</w:t>
+      </w:r>
+    </w:p>
+    <w:p>
+      <w:pPr>
+        <w:numPr>
+          <w:ilvl w:val="0"/>
+          <w:numId w:val="36"/>
+        </w:numPr>
+      </w:pPr>
+      <w:r>
+        <w:t>Apply changes</w:t>
+      </w:r>
+    </w:p>
+    <w:p>
+      <w:r>
+        <w:rPr>
+          <w:rFonts w:ascii="Segoe UI Symbol" w:hAnsi="Segoe UI Symbol" w:cs="Segoe UI Symbol"/>
+        </w:rPr>
+        <w:t>⚠</w:t>
+      </w:r>
+      <w:r>
+        <w:t>️ This is advanced — only do if you're comfortable.</w:t>
+      </w:r>
+    </w:p>
+    <w:p>
+      <w:r>
+        <w:pict w14:anchorId="1F14A087">
+          <v:rect id="_x0000_i1142" style="width:0;height:0" o:hralign="center" o:hrstd="t" o:hr="t" fillcolor="#a0a0a0" stroked="f"/>
+        </w:pict>
+      </w:r>
+    </w:p>
+    <w:p>
+      <w:pPr>
+        <w:rPr>
+          <w:b/>
+          <w:bCs/>
+        </w:rPr>
+      </w:pPr>
+      <w:r>
+        <w:rPr>
+          <w:rFonts w:ascii="Segoe UI Emoji" w:hAnsi="Segoe UI Emoji" w:cs="Segoe UI Emoji"/>
+          <w:b/>
+          <w:bCs/>
+        </w:rPr>
+        <w:t>⚡</w:t>
+      </w:r>
+      <w:r>
+        <w:rPr>
+          <w:b/>
+          <w:bCs/>
+        </w:rPr>
+        <w:t xml:space="preserve"> MUCH EASIER METHOD (Recommended)</w:t>
+      </w:r>
+    </w:p>
+    <w:p>
+      <w:r>
+        <w:t>You </w:t>
+      </w:r>
+      <w:r>
+        <w:rPr>
+          <w:b/>
+          <w:bCs/>
+        </w:rPr>
+        <w:t>don’t actually need that folder</w:t>
+      </w:r>
+      <w:r>
+        <w:t> to block Microsoft Store.</w:t>
+      </w:r>
+    </w:p>
+    <w:p>
+      <w:r>
+        <w:t>Instead, use this cleaner way:</w:t>
+      </w:r>
+    </w:p>
+    <w:p>
+      <w:r>
+        <w:pict w14:anchorId="755F0EF7">
+          <v:rect id="_x0000_i1143" style="width:0;height:0" o:hralign="center" o:hrstd="t" o:hr="t" fillcolor="#a0a0a0" stroked="f"/>
+        </w:pict>
+      </w:r>
+    </w:p>
+    <w:p>
+      <w:pPr>
+        <w:rPr>
+          <w:b/>
+          <w:bCs/>
+        </w:rPr>
+      </w:pPr>
+      <w:r>
+        <w:rPr>
+          <w:rFonts w:ascii="Segoe UI Emoji" w:hAnsi="Segoe UI Emoji" w:cs="Segoe UI Emoji"/>
+          <w:b/>
+          <w:bCs/>
+        </w:rPr>
+        <w:t>🚫</w:t>
+      </w:r>
+      <w:r>
+        <w:rPr>
+          <w:b/>
+          <w:bCs/>
+        </w:rPr>
+        <w:t xml:space="preserve"> Block Microsoft Store (Without </w:t>
+      </w:r>
+      <w:proofErr w:type="spellStart"/>
+      <w:r>
+        <w:rPr>
+          <w:b/>
+          <w:bCs/>
+        </w:rPr>
+        <w:t>WindowsApps</w:t>
+      </w:r>
+      <w:proofErr w:type="spellEnd"/>
+      <w:r>
+        <w:rPr>
+          <w:b/>
+          <w:bCs/>
+        </w:rPr>
+        <w:t>)</w:t>
+      </w:r>
+    </w:p>
+    <w:p>
+      <w:pPr>
+        <w:rPr>
+          <w:b/>
+          <w:bCs/>
+        </w:rPr>
+      </w:pPr>
+      <w:r>
+        <w:rPr>
+          <w:b/>
+          <w:bCs/>
+        </w:rPr>
+        <w:t>Using Group Policy (Best way)</w:t>
       </w:r>
     </w:p>
     <w:p>
@@ -5464,7 +6855,14 @@
         </w:numPr>
       </w:pPr>
       <w:r>
-        <w:t>Use one laptop/PC for studying (e.g., ChatGPT, notes, resources).</w:t>
+        <w:t>Press </w:t>
+      </w:r>
+      <w:r>
+        <w:rPr>
+          <w:b/>
+          <w:bCs/>
+        </w:rPr>
+        <w:t>Windows + R</w:t>
       </w:r>
     </w:p>
     <w:p>
@@ -5475,14 +6873,15 @@
         </w:numPr>
       </w:pPr>
       <w:r>
-        <w:t xml:space="preserve">Use another laptop/PC for the Discord live session. Control it via </w:t>
-      </w:r>
-      <w:r>
-        <w:t>DESKFLOW</w:t>
-      </w:r>
-      <w:r>
-        <w:t xml:space="preserve"> with your main keyboard and mouse.</w:t>
-      </w:r>
+        <w:t>Type:</w:t>
+      </w:r>
+    </w:p>
+    <w:p>
+      <w:proofErr w:type="spellStart"/>
+      <w:r>
+        <w:t>gpedit.msc</w:t>
+      </w:r>
+      <w:proofErr w:type="spellEnd"/>
     </w:p>
     <w:p>
       <w:pPr>
@@ -5492,16 +6891,24 @@
         </w:numPr>
       </w:pPr>
       <w:r>
-        <w:t>Keep the display of the Discord monitor turned off during your session, and only turn it on after you finish studying.</w:t>
-      </w:r>
-      <w:r>
-        <w:t xml:space="preserve"> Help me gain </w:t>
-      </w:r>
-      <w:r>
-        <w:t>a</w:t>
-      </w:r>
-      <w:r>
-        <w:t xml:space="preserve"> focus.</w:t>
+        <w:t>Go to:</w:t>
+      </w:r>
+    </w:p>
+    <w:p>
+      <w:r>
+        <w:t xml:space="preserve">Computer Configuration </w:t>
+      </w:r>
+      <w:r>
+        <w:br/>
+        <w:t xml:space="preserve">→ Administrative Templates </w:t>
+      </w:r>
+      <w:r>
+        <w:br/>
+        <w:t xml:space="preserve">→ Windows Components </w:t>
+      </w:r>
+      <w:r>
+        <w:br/>
+        <w:t>→ Store</w:t>
       </w:r>
     </w:p>
     <w:p>
@@ -5512,76 +6919,150 @@
         </w:numPr>
       </w:pPr>
       <w:r>
-        <w:t>This method helps you stay focused, reduce stress, and be more productive.</w:t>
-      </w:r>
-    </w:p>
-    <w:p>
-      <w:r>
-        <w:rPr>
-          <w:b/>
-          <w:bCs/>
-        </w:rPr>
-        <w:t>Experimented</w:t>
-      </w:r>
-      <w:r>
-        <w:t xml:space="preserve">: found less focus </w:t>
-      </w:r>
-      <w:r>
-        <w:t>than</w:t>
-      </w:r>
-      <w:r>
-        <w:t xml:space="preserve"> normal study. You mind consume more thought about discord people and inspiration people rather </w:t>
-      </w:r>
-      <w:r>
-        <w:t>than</w:t>
-      </w:r>
-      <w:r>
-        <w:t xml:space="preserve"> the discipline.</w:t>
-      </w:r>
-    </w:p>
-    <w:p>
-      <w:r>
-        <w:rPr>
-          <w:b/>
-          <w:bCs/>
-        </w:rPr>
-        <w:t>Note</w:t>
-      </w:r>
-      <w:r>
-        <w:t>: just remove all the distracted server from the discord and join on only one server which makes you accountable will put you on focus mode.</w:t>
-      </w:r>
-    </w:p>
-    <w:p/>
-    <w:p>
-      <w:pPr>
-        <w:rPr>
-          <w:b/>
-          <w:bCs/>
-        </w:rPr>
-      </w:pPr>
-      <w:r>
-        <w:rPr>
-          <w:b/>
-          <w:bCs/>
-        </w:rPr>
-        <w:t>Just don’t use discord too much.? Why?&gt;</w:t>
-      </w:r>
-    </w:p>
-    <w:p>
-      <w:pPr>
-        <w:pStyle w:val="NoSpacing"/>
-      </w:pPr>
-      <w:r>
-        <w:t xml:space="preserve">Because can’t focus and time wasting. Instead need to put </w:t>
-      </w:r>
-      <w:r>
-        <w:t>a</w:t>
-      </w:r>
-      <w:r>
-        <w:t xml:space="preserve"> goal and fight with your weakness fear etc.</w:t>
-      </w:r>
-    </w:p>
-    <w:p/>
+        <w:t>Double-click:</w:t>
+      </w:r>
+      <w:r>
+        <w:br/>
+      </w:r>
+      <w:r>
+        <w:rPr>
+          <w:b/>
+          <w:bCs/>
+        </w:rPr>
+        <w:t>Turn off the Store application</w:t>
+      </w:r>
+    </w:p>
+    <w:p>
+      <w:pPr>
+        <w:numPr>
+          <w:ilvl w:val="0"/>
+          <w:numId w:val="37"/>
+        </w:numPr>
+      </w:pPr>
+      <w:r>
+        <w:t>Set to </w:t>
+      </w:r>
+      <w:r>
+        <w:rPr>
+          <w:b/>
+          <w:bCs/>
+        </w:rPr>
+        <w:t>Enabled</w:t>
+      </w:r>
+    </w:p>
+    <w:p>
+      <w:pPr>
+        <w:numPr>
+          <w:ilvl w:val="0"/>
+          <w:numId w:val="37"/>
+        </w:numPr>
+      </w:pPr>
+      <w:r>
+        <w:t>Apply → OK</w:t>
+      </w:r>
+    </w:p>
+    <w:p>
+      <w:r>
+        <w:pict w14:anchorId="5ACE1536">
+          <v:rect id="_x0000_i1144" style="width:0;height:0" o:hralign="center" o:hrstd="t" o:hr="t" fillcolor="#a0a0a0" stroked="f"/>
+        </w:pict>
+      </w:r>
+    </w:p>
+    <w:p>
+      <w:pPr>
+        <w:rPr>
+          <w:b/>
+          <w:bCs/>
+        </w:rPr>
+      </w:pPr>
+      <w:r>
+        <w:rPr>
+          <w:rFonts w:ascii="Segoe UI Emoji" w:hAnsi="Segoe UI Emoji" w:cs="Segoe UI Emoji"/>
+          <w:b/>
+          <w:bCs/>
+        </w:rPr>
+        <w:lastRenderedPageBreak/>
+        <w:t>💡</w:t>
+      </w:r>
+      <w:r>
+        <w:rPr>
+          <w:b/>
+          <w:bCs/>
+        </w:rPr>
+        <w:t xml:space="preserve"> Result</w:t>
+      </w:r>
+    </w:p>
+    <w:p>
+      <w:pPr>
+        <w:numPr>
+          <w:ilvl w:val="0"/>
+          <w:numId w:val="38"/>
+        </w:numPr>
+      </w:pPr>
+      <w:r>
+        <w:t>Microsoft Store will be completely disabled</w:t>
+      </w:r>
+    </w:p>
+    <w:p>
+      <w:pPr>
+        <w:numPr>
+          <w:ilvl w:val="0"/>
+          <w:numId w:val="38"/>
+        </w:numPr>
+      </w:pPr>
+      <w:r>
+        <w:t>No need to deal with hidden folders or firewall rules</w:t>
+      </w:r>
+    </w:p>
+    <w:p>
+      <w:r>
+        <w:pict w14:anchorId="2F109FA5">
+          <v:rect id="_x0000_i1145" style="width:0;height:0" o:hralign="center" o:hrstd="t" o:hr="t" fillcolor="#a0a0a0" stroked="f"/>
+        </w:pict>
+      </w:r>
+    </w:p>
+    <w:p>
+      <w:pPr>
+        <w:rPr>
+          <w:b/>
+          <w:bCs/>
+        </w:rPr>
+      </w:pPr>
+      <w:r>
+        <w:rPr>
+          <w:rFonts w:ascii="Segoe UI Emoji" w:hAnsi="Segoe UI Emoji" w:cs="Segoe UI Emoji"/>
+          <w:b/>
+          <w:bCs/>
+        </w:rPr>
+        <w:t>❗</w:t>
+      </w:r>
+      <w:r>
+        <w:rPr>
+          <w:b/>
+          <w:bCs/>
+        </w:rPr>
+        <w:t xml:space="preserve"> If you have Windows 11 Home</w:t>
+      </w:r>
+    </w:p>
+    <w:p>
+      <w:r>
+        <w:t>Group Policy may not work.</w:t>
+      </w:r>
+    </w:p>
+    <w:p>
+      <w:r>
+        <w:t xml:space="preserve">Tell me your Windows version (Home / Pro), and I’ll give you the exact method (there’s a registry trick </w:t>
+      </w:r>
+      <w:r>
+        <w:rPr>
+          <w:rFonts w:ascii="Segoe UI Emoji" w:hAnsi="Segoe UI Emoji" w:cs="Segoe UI Emoji"/>
+        </w:rPr>
+        <w:t>👍</w:t>
+      </w:r>
+      <w:r>
+        <w:t>).</w:t>
+      </w:r>
+    </w:p>
     <w:p/>
     <w:p/>
     <w:p/>
@@ -5747,13 +7228,13 @@
     </w:lvl>
   </w:abstractNum>
   <w:abstractNum w:abstractNumId="1" w15:restartNumberingAfterBreak="0">
-    <w:nsid w:val="035C7F50"/>
+    <w:nsid w:val="012512FD"/>
     <w:multiLevelType w:val="multilevel"/>
-    <w:tmpl w:val="0F1A99B4"/>
+    <w:tmpl w:val="728E42A2"/>
     <w:lvl w:ilvl="0">
       <w:start w:val="1"/>
-      <w:numFmt w:val="decimal"/>
-      <w:lvlText w:val="%1."/>
+      <w:numFmt w:val="bullet"/>
+      <w:lvlText w:val=""/>
       <w:lvlJc w:val="left"/>
       <w:pPr>
         <w:tabs>
@@ -5761,11 +7242,15 @@
         </w:tabs>
         <w:ind w:left="720" w:hanging="360"/>
       </w:pPr>
-    </w:lvl>
-    <w:lvl w:ilvl="1">
-      <w:start w:val="1"/>
-      <w:numFmt w:val="bullet"/>
-      <w:lvlText w:val="o"/>
+      <w:rPr>
+        <w:rFonts w:ascii="Symbol" w:hAnsi="Symbol" w:hint="default"/>
+        <w:sz w:val="20"/>
+      </w:rPr>
+    </w:lvl>
+    <w:lvl w:ilvl="1" w:tentative="1">
+      <w:start w:val="1"/>
+      <w:numFmt w:val="bullet"/>
+      <w:lvlText w:val=""/>
       <w:lvlJc w:val="left"/>
       <w:pPr>
         <w:tabs>
@@ -5774,14 +7259,14 @@
         <w:ind w:left="1440" w:hanging="360"/>
       </w:pPr>
       <w:rPr>
-        <w:rFonts w:ascii="Courier New" w:hAnsi="Courier New" w:hint="default"/>
+        <w:rFonts w:ascii="Symbol" w:hAnsi="Symbol" w:hint="default"/>
         <w:sz w:val="20"/>
       </w:rPr>
     </w:lvl>
     <w:lvl w:ilvl="2" w:tentative="1">
       <w:start w:val="1"/>
-      <w:numFmt w:val="decimal"/>
-      <w:lvlText w:val="%3."/>
+      <w:numFmt w:val="bullet"/>
+      <w:lvlText w:val=""/>
       <w:lvlJc w:val="left"/>
       <w:pPr>
         <w:tabs>
@@ -5789,11 +7274,15 @@
         </w:tabs>
         <w:ind w:left="2160" w:hanging="360"/>
       </w:pPr>
+      <w:rPr>
+        <w:rFonts w:ascii="Symbol" w:hAnsi="Symbol" w:hint="default"/>
+        <w:sz w:val="20"/>
+      </w:rPr>
     </w:lvl>
     <w:lvl w:ilvl="3" w:tentative="1">
       <w:start w:val="1"/>
-      <w:numFmt w:val="decimal"/>
-      <w:lvlText w:val="%4."/>
+      <w:numFmt w:val="bullet"/>
+      <w:lvlText w:val=""/>
       <w:lvlJc w:val="left"/>
       <w:pPr>
         <w:tabs>
@@ -5801,11 +7290,15 @@
         </w:tabs>
         <w:ind w:left="2880" w:hanging="360"/>
       </w:pPr>
+      <w:rPr>
+        <w:rFonts w:ascii="Symbol" w:hAnsi="Symbol" w:hint="default"/>
+        <w:sz w:val="20"/>
+      </w:rPr>
     </w:lvl>
     <w:lvl w:ilvl="4" w:tentative="1">
       <w:start w:val="1"/>
-      <w:numFmt w:val="decimal"/>
-      <w:lvlText w:val="%5."/>
+      <w:numFmt w:val="bullet"/>
+      <w:lvlText w:val=""/>
       <w:lvlJc w:val="left"/>
       <w:pPr>
         <w:tabs>
@@ -5813,11 +7306,15 @@
         </w:tabs>
         <w:ind w:left="3600" w:hanging="360"/>
       </w:pPr>
+      <w:rPr>
+        <w:rFonts w:ascii="Symbol" w:hAnsi="Symbol" w:hint="default"/>
+        <w:sz w:val="20"/>
+      </w:rPr>
     </w:lvl>
     <w:lvl w:ilvl="5" w:tentative="1">
       <w:start w:val="1"/>
-      <w:numFmt w:val="decimal"/>
-      <w:lvlText w:val="%6."/>
+      <w:numFmt w:val="bullet"/>
+      <w:lvlText w:val=""/>
       <w:lvlJc w:val="left"/>
       <w:pPr>
         <w:tabs>
@@ -5825,11 +7322,15 @@
         </w:tabs>
         <w:ind w:left="4320" w:hanging="360"/>
       </w:pPr>
+      <w:rPr>
+        <w:rFonts w:ascii="Symbol" w:hAnsi="Symbol" w:hint="default"/>
+        <w:sz w:val="20"/>
+      </w:rPr>
     </w:lvl>
     <w:lvl w:ilvl="6" w:tentative="1">
       <w:start w:val="1"/>
-      <w:numFmt w:val="decimal"/>
-      <w:lvlText w:val="%7."/>
+      <w:numFmt w:val="bullet"/>
+      <w:lvlText w:val=""/>
       <w:lvlJc w:val="left"/>
       <w:pPr>
         <w:tabs>
@@ -5837,11 +7338,15 @@
         </w:tabs>
         <w:ind w:left="5040" w:hanging="360"/>
       </w:pPr>
+      <w:rPr>
+        <w:rFonts w:ascii="Symbol" w:hAnsi="Symbol" w:hint="default"/>
+        <w:sz w:val="20"/>
+      </w:rPr>
     </w:lvl>
     <w:lvl w:ilvl="7" w:tentative="1">
       <w:start w:val="1"/>
-      <w:numFmt w:val="decimal"/>
-      <w:lvlText w:val="%8."/>
+      <w:numFmt w:val="bullet"/>
+      <w:lvlText w:val=""/>
       <w:lvlJc w:val="left"/>
       <w:pPr>
         <w:tabs>
@@ -5849,11 +7354,15 @@
         </w:tabs>
         <w:ind w:left="5760" w:hanging="360"/>
       </w:pPr>
+      <w:rPr>
+        <w:rFonts w:ascii="Symbol" w:hAnsi="Symbol" w:hint="default"/>
+        <w:sz w:val="20"/>
+      </w:rPr>
     </w:lvl>
     <w:lvl w:ilvl="8" w:tentative="1">
       <w:start w:val="1"/>
-      <w:numFmt w:val="decimal"/>
-      <w:lvlText w:val="%9."/>
+      <w:numFmt w:val="bullet"/>
+      <w:lvlText w:val=""/>
       <w:lvlJc w:val="left"/>
       <w:pPr>
         <w:tabs>
@@ -5861,686 +7370,13 @@
         </w:tabs>
         <w:ind w:left="6480" w:hanging="360"/>
       </w:pPr>
+      <w:rPr>
+        <w:rFonts w:ascii="Symbol" w:hAnsi="Symbol" w:hint="default"/>
+        <w:sz w:val="20"/>
+      </w:rPr>
     </w:lvl>
   </w:abstractNum>
   <w:abstractNum w:abstractNumId="2" w15:restartNumberingAfterBreak="0">
-    <w:nsid w:val="07B902BF"/>
-    <w:multiLevelType w:val="multilevel"/>
-    <w:tmpl w:val="F8C673D4"/>
-    <w:lvl w:ilvl="0">
-      <w:start w:val="1"/>
-      <w:numFmt w:val="bullet"/>
-      <w:lvlText w:val=""/>
-      <w:lvlJc w:val="left"/>
-      <w:pPr>
-        <w:tabs>
-          <w:tab w:val="num" w:pos="720"/>
-        </w:tabs>
-        <w:ind w:left="720" w:hanging="360"/>
-      </w:pPr>
-      <w:rPr>
-        <w:rFonts w:ascii="Symbol" w:hAnsi="Symbol" w:hint="default"/>
-        <w:sz w:val="20"/>
-      </w:rPr>
-    </w:lvl>
-    <w:lvl w:ilvl="1" w:tentative="1">
-      <w:start w:val="1"/>
-      <w:numFmt w:val="bullet"/>
-      <w:lvlText w:val="o"/>
-      <w:lvlJc w:val="left"/>
-      <w:pPr>
-        <w:tabs>
-          <w:tab w:val="num" w:pos="1440"/>
-        </w:tabs>
-        <w:ind w:left="1440" w:hanging="360"/>
-      </w:pPr>
-      <w:rPr>
-        <w:rFonts w:ascii="Courier New" w:hAnsi="Courier New" w:hint="default"/>
-        <w:sz w:val="20"/>
-      </w:rPr>
-    </w:lvl>
-    <w:lvl w:ilvl="2" w:tentative="1">
-      <w:start w:val="1"/>
-      <w:numFmt w:val="bullet"/>
-      <w:lvlText w:val=""/>
-      <w:lvlJc w:val="left"/>
-      <w:pPr>
-        <w:tabs>
-          <w:tab w:val="num" w:pos="2160"/>
-        </w:tabs>
-        <w:ind w:left="2160" w:hanging="360"/>
-      </w:pPr>
-      <w:rPr>
-        <w:rFonts w:ascii="Wingdings" w:hAnsi="Wingdings" w:hint="default"/>
-        <w:sz w:val="20"/>
-      </w:rPr>
-    </w:lvl>
-    <w:lvl w:ilvl="3" w:tentative="1">
-      <w:start w:val="1"/>
-      <w:numFmt w:val="bullet"/>
-      <w:lvlText w:val=""/>
-      <w:lvlJc w:val="left"/>
-      <w:pPr>
-        <w:tabs>
-          <w:tab w:val="num" w:pos="2880"/>
-        </w:tabs>
-        <w:ind w:left="2880" w:hanging="360"/>
-      </w:pPr>
-      <w:rPr>
-        <w:rFonts w:ascii="Wingdings" w:hAnsi="Wingdings" w:hint="default"/>
-        <w:sz w:val="20"/>
-      </w:rPr>
-    </w:lvl>
-    <w:lvl w:ilvl="4" w:tentative="1">
-      <w:start w:val="1"/>
-      <w:numFmt w:val="bullet"/>
-      <w:lvlText w:val=""/>
-      <w:lvlJc w:val="left"/>
-      <w:pPr>
-        <w:tabs>
-          <w:tab w:val="num" w:pos="3600"/>
-        </w:tabs>
-        <w:ind w:left="3600" w:hanging="360"/>
-      </w:pPr>
-      <w:rPr>
-        <w:rFonts w:ascii="Wingdings" w:hAnsi="Wingdings" w:hint="default"/>
-        <w:sz w:val="20"/>
-      </w:rPr>
-    </w:lvl>
-    <w:lvl w:ilvl="5" w:tentative="1">
-      <w:start w:val="1"/>
-      <w:numFmt w:val="bullet"/>
-      <w:lvlText w:val=""/>
-      <w:lvlJc w:val="left"/>
-      <w:pPr>
-        <w:tabs>
-          <w:tab w:val="num" w:pos="4320"/>
-        </w:tabs>
-        <w:ind w:left="4320" w:hanging="360"/>
-      </w:pPr>
-      <w:rPr>
-        <w:rFonts w:ascii="Wingdings" w:hAnsi="Wingdings" w:hint="default"/>
-        <w:sz w:val="20"/>
-      </w:rPr>
-    </w:lvl>
-    <w:lvl w:ilvl="6" w:tentative="1">
-      <w:start w:val="1"/>
-      <w:numFmt w:val="bullet"/>
-      <w:lvlText w:val=""/>
-      <w:lvlJc w:val="left"/>
-      <w:pPr>
-        <w:tabs>
-          <w:tab w:val="num" w:pos="5040"/>
-        </w:tabs>
-        <w:ind w:left="5040" w:hanging="360"/>
-      </w:pPr>
-      <w:rPr>
-        <w:rFonts w:ascii="Wingdings" w:hAnsi="Wingdings" w:hint="default"/>
-        <w:sz w:val="20"/>
-      </w:rPr>
-    </w:lvl>
-    <w:lvl w:ilvl="7" w:tentative="1">
-      <w:start w:val="1"/>
-      <w:numFmt w:val="bullet"/>
-      <w:lvlText w:val=""/>
-      <w:lvlJc w:val="left"/>
-      <w:pPr>
-        <w:tabs>
-          <w:tab w:val="num" w:pos="5760"/>
-        </w:tabs>
-        <w:ind w:left="5760" w:hanging="360"/>
-      </w:pPr>
-      <w:rPr>
-        <w:rFonts w:ascii="Wingdings" w:hAnsi="Wingdings" w:hint="default"/>
-        <w:sz w:val="20"/>
-      </w:rPr>
-    </w:lvl>
-    <w:lvl w:ilvl="8" w:tentative="1">
-      <w:start w:val="1"/>
-      <w:numFmt w:val="bullet"/>
-      <w:lvlText w:val=""/>
-      <w:lvlJc w:val="left"/>
-      <w:pPr>
-        <w:tabs>
-          <w:tab w:val="num" w:pos="6480"/>
-        </w:tabs>
-        <w:ind w:left="6480" w:hanging="360"/>
-      </w:pPr>
-      <w:rPr>
-        <w:rFonts w:ascii="Wingdings" w:hAnsi="Wingdings" w:hint="default"/>
-        <w:sz w:val="20"/>
-      </w:rPr>
-    </w:lvl>
-  </w:abstractNum>
-  <w:abstractNum w:abstractNumId="3" w15:restartNumberingAfterBreak="0">
-    <w:nsid w:val="0AC435C9"/>
-    <w:multiLevelType w:val="multilevel"/>
-    <w:tmpl w:val="3C82CDD6"/>
-    <w:lvl w:ilvl="0">
-      <w:start w:val="1"/>
-      <w:numFmt w:val="decimal"/>
-      <w:lvlText w:val="%1."/>
-      <w:lvlJc w:val="left"/>
-      <w:pPr>
-        <w:tabs>
-          <w:tab w:val="num" w:pos="720"/>
-        </w:tabs>
-        <w:ind w:left="720" w:hanging="360"/>
-      </w:pPr>
-    </w:lvl>
-    <w:lvl w:ilvl="1" w:tentative="1">
-      <w:start w:val="1"/>
-      <w:numFmt w:val="decimal"/>
-      <w:lvlText w:val="%2."/>
-      <w:lvlJc w:val="left"/>
-      <w:pPr>
-        <w:tabs>
-          <w:tab w:val="num" w:pos="1440"/>
-        </w:tabs>
-        <w:ind w:left="1440" w:hanging="360"/>
-      </w:pPr>
-    </w:lvl>
-    <w:lvl w:ilvl="2" w:tentative="1">
-      <w:start w:val="1"/>
-      <w:numFmt w:val="decimal"/>
-      <w:lvlText w:val="%3."/>
-      <w:lvlJc w:val="left"/>
-      <w:pPr>
-        <w:tabs>
-          <w:tab w:val="num" w:pos="2160"/>
-        </w:tabs>
-        <w:ind w:left="2160" w:hanging="360"/>
-      </w:pPr>
-    </w:lvl>
-    <w:lvl w:ilvl="3" w:tentative="1">
-      <w:start w:val="1"/>
-      <w:numFmt w:val="decimal"/>
-      <w:lvlText w:val="%4."/>
-      <w:lvlJc w:val="left"/>
-      <w:pPr>
-        <w:tabs>
-          <w:tab w:val="num" w:pos="2880"/>
-        </w:tabs>
-        <w:ind w:left="2880" w:hanging="360"/>
-      </w:pPr>
-    </w:lvl>
-    <w:lvl w:ilvl="4" w:tentative="1">
-      <w:start w:val="1"/>
-      <w:numFmt w:val="decimal"/>
-      <w:lvlText w:val="%5."/>
-      <w:lvlJc w:val="left"/>
-      <w:pPr>
-        <w:tabs>
-          <w:tab w:val="num" w:pos="3600"/>
-        </w:tabs>
-        <w:ind w:left="3600" w:hanging="360"/>
-      </w:pPr>
-    </w:lvl>
-    <w:lvl w:ilvl="5" w:tentative="1">
-      <w:start w:val="1"/>
-      <w:numFmt w:val="decimal"/>
-      <w:lvlText w:val="%6."/>
-      <w:lvlJc w:val="left"/>
-      <w:pPr>
-        <w:tabs>
-          <w:tab w:val="num" w:pos="4320"/>
-        </w:tabs>
-        <w:ind w:left="4320" w:hanging="360"/>
-      </w:pPr>
-    </w:lvl>
-    <w:lvl w:ilvl="6" w:tentative="1">
-      <w:start w:val="1"/>
-      <w:numFmt w:val="decimal"/>
-      <w:lvlText w:val="%7."/>
-      <w:lvlJc w:val="left"/>
-      <w:pPr>
-        <w:tabs>
-          <w:tab w:val="num" w:pos="5040"/>
-        </w:tabs>
-        <w:ind w:left="5040" w:hanging="360"/>
-      </w:pPr>
-    </w:lvl>
-    <w:lvl w:ilvl="7" w:tentative="1">
-      <w:start w:val="1"/>
-      <w:numFmt w:val="decimal"/>
-      <w:lvlText w:val="%8."/>
-      <w:lvlJc w:val="left"/>
-      <w:pPr>
-        <w:tabs>
-          <w:tab w:val="num" w:pos="5760"/>
-        </w:tabs>
-        <w:ind w:left="5760" w:hanging="360"/>
-      </w:pPr>
-    </w:lvl>
-    <w:lvl w:ilvl="8" w:tentative="1">
-      <w:start w:val="1"/>
-      <w:numFmt w:val="decimal"/>
-      <w:lvlText w:val="%9."/>
-      <w:lvlJc w:val="left"/>
-      <w:pPr>
-        <w:tabs>
-          <w:tab w:val="num" w:pos="6480"/>
-        </w:tabs>
-        <w:ind w:left="6480" w:hanging="360"/>
-      </w:pPr>
-    </w:lvl>
-  </w:abstractNum>
-  <w:abstractNum w:abstractNumId="4" w15:restartNumberingAfterBreak="0">
-    <w:nsid w:val="0E631AA2"/>
-    <w:multiLevelType w:val="multilevel"/>
-    <w:tmpl w:val="CD0CC474"/>
-    <w:lvl w:ilvl="0">
-      <w:start w:val="1"/>
-      <w:numFmt w:val="bullet"/>
-      <w:lvlText w:val=""/>
-      <w:lvlJc w:val="left"/>
-      <w:pPr>
-        <w:tabs>
-          <w:tab w:val="num" w:pos="720"/>
-        </w:tabs>
-        <w:ind w:left="720" w:hanging="360"/>
-      </w:pPr>
-      <w:rPr>
-        <w:rFonts w:ascii="Symbol" w:hAnsi="Symbol" w:hint="default"/>
-        <w:sz w:val="20"/>
-      </w:rPr>
-    </w:lvl>
-    <w:lvl w:ilvl="1" w:tentative="1">
-      <w:start w:val="1"/>
-      <w:numFmt w:val="bullet"/>
-      <w:lvlText w:val="o"/>
-      <w:lvlJc w:val="left"/>
-      <w:pPr>
-        <w:tabs>
-          <w:tab w:val="num" w:pos="1440"/>
-        </w:tabs>
-        <w:ind w:left="1440" w:hanging="360"/>
-      </w:pPr>
-      <w:rPr>
-        <w:rFonts w:ascii="Courier New" w:hAnsi="Courier New" w:hint="default"/>
-        <w:sz w:val="20"/>
-      </w:rPr>
-    </w:lvl>
-    <w:lvl w:ilvl="2" w:tentative="1">
-      <w:start w:val="1"/>
-      <w:numFmt w:val="bullet"/>
-      <w:lvlText w:val=""/>
-      <w:lvlJc w:val="left"/>
-      <w:pPr>
-        <w:tabs>
-          <w:tab w:val="num" w:pos="2160"/>
-        </w:tabs>
-        <w:ind w:left="2160" w:hanging="360"/>
-      </w:pPr>
-      <w:rPr>
-        <w:rFonts w:ascii="Wingdings" w:hAnsi="Wingdings" w:hint="default"/>
-        <w:sz w:val="20"/>
-      </w:rPr>
-    </w:lvl>
-    <w:lvl w:ilvl="3" w:tentative="1">
-      <w:start w:val="1"/>
-      <w:numFmt w:val="bullet"/>
-      <w:lvlText w:val=""/>
-      <w:lvlJc w:val="left"/>
-      <w:pPr>
-        <w:tabs>
-          <w:tab w:val="num" w:pos="2880"/>
-        </w:tabs>
-        <w:ind w:left="2880" w:hanging="360"/>
-      </w:pPr>
-      <w:rPr>
-        <w:rFonts w:ascii="Wingdings" w:hAnsi="Wingdings" w:hint="default"/>
-        <w:sz w:val="20"/>
-      </w:rPr>
-    </w:lvl>
-    <w:lvl w:ilvl="4" w:tentative="1">
-      <w:start w:val="1"/>
-      <w:numFmt w:val="bullet"/>
-      <w:lvlText w:val=""/>
-      <w:lvlJc w:val="left"/>
-      <w:pPr>
-        <w:tabs>
-          <w:tab w:val="num" w:pos="3600"/>
-        </w:tabs>
-        <w:ind w:left="3600" w:hanging="360"/>
-      </w:pPr>
-      <w:rPr>
-        <w:rFonts w:ascii="Wingdings" w:hAnsi="Wingdings" w:hint="default"/>
-        <w:sz w:val="20"/>
-      </w:rPr>
-    </w:lvl>
-    <w:lvl w:ilvl="5" w:tentative="1">
-      <w:start w:val="1"/>
-      <w:numFmt w:val="bullet"/>
-      <w:lvlText w:val=""/>
-      <w:lvlJc w:val="left"/>
-      <w:pPr>
-        <w:tabs>
-          <w:tab w:val="num" w:pos="4320"/>
-        </w:tabs>
-        <w:ind w:left="4320" w:hanging="360"/>
-      </w:pPr>
-      <w:rPr>
-        <w:rFonts w:ascii="Wingdings" w:hAnsi="Wingdings" w:hint="default"/>
-        <w:sz w:val="20"/>
-      </w:rPr>
-    </w:lvl>
-    <w:lvl w:ilvl="6" w:tentative="1">
-      <w:start w:val="1"/>
-      <w:numFmt w:val="bullet"/>
-      <w:lvlText w:val=""/>
-      <w:lvlJc w:val="left"/>
-      <w:pPr>
-        <w:tabs>
-          <w:tab w:val="num" w:pos="5040"/>
-        </w:tabs>
-        <w:ind w:left="5040" w:hanging="360"/>
-      </w:pPr>
-      <w:rPr>
-        <w:rFonts w:ascii="Wingdings" w:hAnsi="Wingdings" w:hint="default"/>
-        <w:sz w:val="20"/>
-      </w:rPr>
-    </w:lvl>
-    <w:lvl w:ilvl="7" w:tentative="1">
-      <w:start w:val="1"/>
-      <w:numFmt w:val="bullet"/>
-      <w:lvlText w:val=""/>
-      <w:lvlJc w:val="left"/>
-      <w:pPr>
-        <w:tabs>
-          <w:tab w:val="num" w:pos="5760"/>
-        </w:tabs>
-        <w:ind w:left="5760" w:hanging="360"/>
-      </w:pPr>
-      <w:rPr>
-        <w:rFonts w:ascii="Wingdings" w:hAnsi="Wingdings" w:hint="default"/>
-        <w:sz w:val="20"/>
-      </w:rPr>
-    </w:lvl>
-    <w:lvl w:ilvl="8" w:tentative="1">
-      <w:start w:val="1"/>
-      <w:numFmt w:val="bullet"/>
-      <w:lvlText w:val=""/>
-      <w:lvlJc w:val="left"/>
-      <w:pPr>
-        <w:tabs>
-          <w:tab w:val="num" w:pos="6480"/>
-        </w:tabs>
-        <w:ind w:left="6480" w:hanging="360"/>
-      </w:pPr>
-      <w:rPr>
-        <w:rFonts w:ascii="Wingdings" w:hAnsi="Wingdings" w:hint="default"/>
-        <w:sz w:val="20"/>
-      </w:rPr>
-    </w:lvl>
-  </w:abstractNum>
-  <w:abstractNum w:abstractNumId="5" w15:restartNumberingAfterBreak="0">
-    <w:nsid w:val="109027AA"/>
-    <w:multiLevelType w:val="multilevel"/>
-    <w:tmpl w:val="AD32CFEA"/>
-    <w:lvl w:ilvl="0">
-      <w:start w:val="1"/>
-      <w:numFmt w:val="bullet"/>
-      <w:lvlText w:val=""/>
-      <w:lvlJc w:val="left"/>
-      <w:pPr>
-        <w:tabs>
-          <w:tab w:val="num" w:pos="720"/>
-        </w:tabs>
-        <w:ind w:left="720" w:hanging="360"/>
-      </w:pPr>
-      <w:rPr>
-        <w:rFonts w:ascii="Symbol" w:hAnsi="Symbol" w:hint="default"/>
-        <w:sz w:val="20"/>
-      </w:rPr>
-    </w:lvl>
-    <w:lvl w:ilvl="1" w:tentative="1">
-      <w:start w:val="1"/>
-      <w:numFmt w:val="bullet"/>
-      <w:lvlText w:val="o"/>
-      <w:lvlJc w:val="left"/>
-      <w:pPr>
-        <w:tabs>
-          <w:tab w:val="num" w:pos="1440"/>
-        </w:tabs>
-        <w:ind w:left="1440" w:hanging="360"/>
-      </w:pPr>
-      <w:rPr>
-        <w:rFonts w:ascii="Courier New" w:hAnsi="Courier New" w:hint="default"/>
-        <w:sz w:val="20"/>
-      </w:rPr>
-    </w:lvl>
-    <w:lvl w:ilvl="2" w:tentative="1">
-      <w:start w:val="1"/>
-      <w:numFmt w:val="bullet"/>
-      <w:lvlText w:val=""/>
-      <w:lvlJc w:val="left"/>
-      <w:pPr>
-        <w:tabs>
-          <w:tab w:val="num" w:pos="2160"/>
-        </w:tabs>
-        <w:ind w:left="2160" w:hanging="360"/>
-      </w:pPr>
-      <w:rPr>
-        <w:rFonts w:ascii="Wingdings" w:hAnsi="Wingdings" w:hint="default"/>
-        <w:sz w:val="20"/>
-      </w:rPr>
-    </w:lvl>
-    <w:lvl w:ilvl="3" w:tentative="1">
-      <w:start w:val="1"/>
-      <w:numFmt w:val="bullet"/>
-      <w:lvlText w:val=""/>
-      <w:lvlJc w:val="left"/>
-      <w:pPr>
-        <w:tabs>
-          <w:tab w:val="num" w:pos="2880"/>
-        </w:tabs>
-        <w:ind w:left="2880" w:hanging="360"/>
-      </w:pPr>
-      <w:rPr>
-        <w:rFonts w:ascii="Wingdings" w:hAnsi="Wingdings" w:hint="default"/>
-        <w:sz w:val="20"/>
-      </w:rPr>
-    </w:lvl>
-    <w:lvl w:ilvl="4" w:tentative="1">
-      <w:start w:val="1"/>
-      <w:numFmt w:val="bullet"/>
-      <w:lvlText w:val=""/>
-      <w:lvlJc w:val="left"/>
-      <w:pPr>
-        <w:tabs>
-          <w:tab w:val="num" w:pos="3600"/>
-        </w:tabs>
-        <w:ind w:left="3600" w:hanging="360"/>
-      </w:pPr>
-      <w:rPr>
-        <w:rFonts w:ascii="Wingdings" w:hAnsi="Wingdings" w:hint="default"/>
-        <w:sz w:val="20"/>
-      </w:rPr>
-    </w:lvl>
-    <w:lvl w:ilvl="5" w:tentative="1">
-      <w:start w:val="1"/>
-      <w:numFmt w:val="bullet"/>
-      <w:lvlText w:val=""/>
-      <w:lvlJc w:val="left"/>
-      <w:pPr>
-        <w:tabs>
-          <w:tab w:val="num" w:pos="4320"/>
-        </w:tabs>
-        <w:ind w:left="4320" w:hanging="360"/>
-      </w:pPr>
-      <w:rPr>
-        <w:rFonts w:ascii="Wingdings" w:hAnsi="Wingdings" w:hint="default"/>
-        <w:sz w:val="20"/>
-      </w:rPr>
-    </w:lvl>
-    <w:lvl w:ilvl="6" w:tentative="1">
-      <w:start w:val="1"/>
-      <w:numFmt w:val="bullet"/>
-      <w:lvlText w:val=""/>
-      <w:lvlJc w:val="left"/>
-      <w:pPr>
-        <w:tabs>
-          <w:tab w:val="num" w:pos="5040"/>
-        </w:tabs>
-        <w:ind w:left="5040" w:hanging="360"/>
-      </w:pPr>
-      <w:rPr>
-        <w:rFonts w:ascii="Wingdings" w:hAnsi="Wingdings" w:hint="default"/>
-        <w:sz w:val="20"/>
-      </w:rPr>
-    </w:lvl>
-    <w:lvl w:ilvl="7" w:tentative="1">
-      <w:start w:val="1"/>
-      <w:numFmt w:val="bullet"/>
-      <w:lvlText w:val=""/>
-      <w:lvlJc w:val="left"/>
-      <w:pPr>
-        <w:tabs>
-          <w:tab w:val="num" w:pos="5760"/>
-        </w:tabs>
-        <w:ind w:left="5760" w:hanging="360"/>
-      </w:pPr>
-      <w:rPr>
-        <w:rFonts w:ascii="Wingdings" w:hAnsi="Wingdings" w:hint="default"/>
-        <w:sz w:val="20"/>
-      </w:rPr>
-    </w:lvl>
-    <w:lvl w:ilvl="8" w:tentative="1">
-      <w:start w:val="1"/>
-      <w:numFmt w:val="bullet"/>
-      <w:lvlText w:val=""/>
-      <w:lvlJc w:val="left"/>
-      <w:pPr>
-        <w:tabs>
-          <w:tab w:val="num" w:pos="6480"/>
-        </w:tabs>
-        <w:ind w:left="6480" w:hanging="360"/>
-      </w:pPr>
-      <w:rPr>
-        <w:rFonts w:ascii="Wingdings" w:hAnsi="Wingdings" w:hint="default"/>
-        <w:sz w:val="20"/>
-      </w:rPr>
-    </w:lvl>
-  </w:abstractNum>
-  <w:abstractNum w:abstractNumId="6" w15:restartNumberingAfterBreak="0">
-    <w:nsid w:val="10A71B26"/>
-    <w:multiLevelType w:val="multilevel"/>
-    <w:tmpl w:val="8EB078BE"/>
-    <w:lvl w:ilvl="0">
-      <w:start w:val="1"/>
-      <w:numFmt w:val="decimal"/>
-      <w:lvlText w:val="%1."/>
-      <w:lvlJc w:val="left"/>
-      <w:pPr>
-        <w:tabs>
-          <w:tab w:val="num" w:pos="720"/>
-        </w:tabs>
-        <w:ind w:left="720" w:hanging="360"/>
-      </w:pPr>
-    </w:lvl>
-    <w:lvl w:ilvl="1">
-      <w:start w:val="1"/>
-      <w:numFmt w:val="bullet"/>
-      <w:lvlText w:val="o"/>
-      <w:lvlJc w:val="left"/>
-      <w:pPr>
-        <w:tabs>
-          <w:tab w:val="num" w:pos="1440"/>
-        </w:tabs>
-        <w:ind w:left="1440" w:hanging="360"/>
-      </w:pPr>
-      <w:rPr>
-        <w:rFonts w:ascii="Courier New" w:hAnsi="Courier New" w:hint="default"/>
-        <w:sz w:val="20"/>
-      </w:rPr>
-    </w:lvl>
-    <w:lvl w:ilvl="2" w:tentative="1">
-      <w:start w:val="1"/>
-      <w:numFmt w:val="decimal"/>
-      <w:lvlText w:val="%3."/>
-      <w:lvlJc w:val="left"/>
-      <w:pPr>
-        <w:tabs>
-          <w:tab w:val="num" w:pos="2160"/>
-        </w:tabs>
-        <w:ind w:left="2160" w:hanging="360"/>
-      </w:pPr>
-    </w:lvl>
-    <w:lvl w:ilvl="3" w:tentative="1">
-      <w:start w:val="1"/>
-      <w:numFmt w:val="decimal"/>
-      <w:lvlText w:val="%4."/>
-      <w:lvlJc w:val="left"/>
-      <w:pPr>
-        <w:tabs>
-          <w:tab w:val="num" w:pos="2880"/>
-        </w:tabs>
-        <w:ind w:left="2880" w:hanging="360"/>
-      </w:pPr>
-    </w:lvl>
-    <w:lvl w:ilvl="4" w:tentative="1">
-      <w:start w:val="1"/>
-      <w:numFmt w:val="decimal"/>
-      <w:lvlText w:val="%5."/>
-      <w:lvlJc w:val="left"/>
-      <w:pPr>
-        <w:tabs>
-          <w:tab w:val="num" w:pos="3600"/>
-        </w:tabs>
-        <w:ind w:left="3600" w:hanging="360"/>
-      </w:pPr>
-    </w:lvl>
-    <w:lvl w:ilvl="5" w:tentative="1">
-      <w:start w:val="1"/>
-      <w:numFmt w:val="decimal"/>
-      <w:lvlText w:val="%6."/>
-      <w:lvlJc w:val="left"/>
-      <w:pPr>
-        <w:tabs>
-          <w:tab w:val="num" w:pos="4320"/>
-        </w:tabs>
-        <w:ind w:left="4320" w:hanging="360"/>
-      </w:pPr>
-    </w:lvl>
-    <w:lvl w:ilvl="6" w:tentative="1">
-      <w:start w:val="1"/>
-      <w:numFmt w:val="decimal"/>
-      <w:lvlText w:val="%7."/>
-      <w:lvlJc w:val="left"/>
-      <w:pPr>
-        <w:tabs>
-          <w:tab w:val="num" w:pos="5040"/>
-        </w:tabs>
-        <w:ind w:left="5040" w:hanging="360"/>
-      </w:pPr>
-    </w:lvl>
-    <w:lvl w:ilvl="7" w:tentative="1">
-      <w:start w:val="1"/>
-      <w:numFmt w:val="decimal"/>
-      <w:lvlText w:val="%8."/>
-      <w:lvlJc w:val="left"/>
-      <w:pPr>
-        <w:tabs>
-          <w:tab w:val="num" w:pos="5760"/>
-        </w:tabs>
-        <w:ind w:left="5760" w:hanging="360"/>
-      </w:pPr>
-    </w:lvl>
-    <w:lvl w:ilvl="8" w:tentative="1">
-      <w:start w:val="1"/>
-      <w:numFmt w:val="decimal"/>
-      <w:lvlText w:val="%9."/>
-      <w:lvlJc w:val="left"/>
-      <w:pPr>
-        <w:tabs>
-          <w:tab w:val="num" w:pos="6480"/>
-        </w:tabs>
-        <w:ind w:left="6480" w:hanging="360"/>
-      </w:pPr>
-    </w:lvl>
-  </w:abstractNum>
-  <w:abstractNum w:abstractNumId="7" w15:restartNumberingAfterBreak="0">
     <w:nsid w:val="159B1DAF"/>
     <w:multiLevelType w:val="multilevel"/>
     <w:tmpl w:val="D07CB48A"/>
@@ -6653,7 +7489,7 @@
       </w:pPr>
     </w:lvl>
   </w:abstractNum>
-  <w:abstractNum w:abstractNumId="8" w15:restartNumberingAfterBreak="0">
+  <w:abstractNum w:abstractNumId="3" w15:restartNumberingAfterBreak="0">
     <w:nsid w:val="17D50077"/>
     <w:multiLevelType w:val="multilevel"/>
     <w:tmpl w:val="EF42601A"/>
@@ -6770,124 +7606,7 @@
       </w:pPr>
     </w:lvl>
   </w:abstractNum>
-  <w:abstractNum w:abstractNumId="9" w15:restartNumberingAfterBreak="0">
-    <w:nsid w:val="1826299B"/>
-    <w:multiLevelType w:val="multilevel"/>
-    <w:tmpl w:val="AFBA16AE"/>
-    <w:lvl w:ilvl="0">
-      <w:start w:val="1"/>
-      <w:numFmt w:val="decimal"/>
-      <w:lvlText w:val="%1."/>
-      <w:lvlJc w:val="left"/>
-      <w:pPr>
-        <w:tabs>
-          <w:tab w:val="num" w:pos="720"/>
-        </w:tabs>
-        <w:ind w:left="720" w:hanging="360"/>
-      </w:pPr>
-    </w:lvl>
-    <w:lvl w:ilvl="1">
-      <w:start w:val="1"/>
-      <w:numFmt w:val="bullet"/>
-      <w:lvlText w:val="o"/>
-      <w:lvlJc w:val="left"/>
-      <w:pPr>
-        <w:tabs>
-          <w:tab w:val="num" w:pos="1440"/>
-        </w:tabs>
-        <w:ind w:left="1440" w:hanging="360"/>
-      </w:pPr>
-      <w:rPr>
-        <w:rFonts w:ascii="Courier New" w:hAnsi="Courier New" w:hint="default"/>
-        <w:sz w:val="20"/>
-      </w:rPr>
-    </w:lvl>
-    <w:lvl w:ilvl="2" w:tentative="1">
-      <w:start w:val="1"/>
-      <w:numFmt w:val="decimal"/>
-      <w:lvlText w:val="%3."/>
-      <w:lvlJc w:val="left"/>
-      <w:pPr>
-        <w:tabs>
-          <w:tab w:val="num" w:pos="2160"/>
-        </w:tabs>
-        <w:ind w:left="2160" w:hanging="360"/>
-      </w:pPr>
-    </w:lvl>
-    <w:lvl w:ilvl="3" w:tentative="1">
-      <w:start w:val="1"/>
-      <w:numFmt w:val="decimal"/>
-      <w:lvlText w:val="%4."/>
-      <w:lvlJc w:val="left"/>
-      <w:pPr>
-        <w:tabs>
-          <w:tab w:val="num" w:pos="2880"/>
-        </w:tabs>
-        <w:ind w:left="2880" w:hanging="360"/>
-      </w:pPr>
-    </w:lvl>
-    <w:lvl w:ilvl="4" w:tentative="1">
-      <w:start w:val="1"/>
-      <w:numFmt w:val="decimal"/>
-      <w:lvlText w:val="%5."/>
-      <w:lvlJc w:val="left"/>
-      <w:pPr>
-        <w:tabs>
-          <w:tab w:val="num" w:pos="3600"/>
-        </w:tabs>
-        <w:ind w:left="3600" w:hanging="360"/>
-      </w:pPr>
-    </w:lvl>
-    <w:lvl w:ilvl="5" w:tentative="1">
-      <w:start w:val="1"/>
-      <w:numFmt w:val="decimal"/>
-      <w:lvlText w:val="%6."/>
-      <w:lvlJc w:val="left"/>
-      <w:pPr>
-        <w:tabs>
-          <w:tab w:val="num" w:pos="4320"/>
-        </w:tabs>
-        <w:ind w:left="4320" w:hanging="360"/>
-      </w:pPr>
-    </w:lvl>
-    <w:lvl w:ilvl="6" w:tentative="1">
-      <w:start w:val="1"/>
-      <w:numFmt w:val="decimal"/>
-      <w:lvlText w:val="%7."/>
-      <w:lvlJc w:val="left"/>
-      <w:pPr>
-        <w:tabs>
-          <w:tab w:val="num" w:pos="5040"/>
-        </w:tabs>
-        <w:ind w:left="5040" w:hanging="360"/>
-      </w:pPr>
-    </w:lvl>
-    <w:lvl w:ilvl="7" w:tentative="1">
-      <w:start w:val="1"/>
-      <w:numFmt w:val="decimal"/>
-      <w:lvlText w:val="%8."/>
-      <w:lvlJc w:val="left"/>
-      <w:pPr>
-        <w:tabs>
-          <w:tab w:val="num" w:pos="5760"/>
-        </w:tabs>
-        <w:ind w:left="5760" w:hanging="360"/>
-      </w:pPr>
-    </w:lvl>
-    <w:lvl w:ilvl="8" w:tentative="1">
-      <w:start w:val="1"/>
-      <w:numFmt w:val="decimal"/>
-      <w:lvlText w:val="%9."/>
-      <w:lvlJc w:val="left"/>
-      <w:pPr>
-        <w:tabs>
-          <w:tab w:val="num" w:pos="6480"/>
-        </w:tabs>
-        <w:ind w:left="6480" w:hanging="360"/>
-      </w:pPr>
-    </w:lvl>
-  </w:abstractNum>
-  <w:abstractNum w:abstractNumId="10" w15:restartNumberingAfterBreak="0">
+  <w:abstractNum w:abstractNumId="4" w15:restartNumberingAfterBreak="0">
     <w:nsid w:val="1ACA6D39"/>
     <w:multiLevelType w:val="multilevel"/>
     <w:tmpl w:val="EFDEB0AC"/>
@@ -7000,156 +7719,7 @@
       </w:pPr>
     </w:lvl>
   </w:abstractNum>
-  <w:abstractNum w:abstractNumId="11" w15:restartNumberingAfterBreak="0">
-    <w:nsid w:val="1EDE6802"/>
-    <w:multiLevelType w:val="multilevel"/>
-    <w:tmpl w:val="A984B23C"/>
-    <w:lvl w:ilvl="0">
-      <w:start w:val="1"/>
-      <w:numFmt w:val="bullet"/>
-      <w:lvlText w:val=""/>
-      <w:lvlJc w:val="left"/>
-      <w:pPr>
-        <w:tabs>
-          <w:tab w:val="num" w:pos="720"/>
-        </w:tabs>
-        <w:ind w:left="720" w:hanging="360"/>
-      </w:pPr>
-      <w:rPr>
-        <w:rFonts w:ascii="Symbol" w:hAnsi="Symbol" w:hint="default"/>
-        <w:sz w:val="20"/>
-      </w:rPr>
-    </w:lvl>
-    <w:lvl w:ilvl="1" w:tentative="1">
-      <w:start w:val="1"/>
-      <w:numFmt w:val="bullet"/>
-      <w:lvlText w:val="o"/>
-      <w:lvlJc w:val="left"/>
-      <w:pPr>
-        <w:tabs>
-          <w:tab w:val="num" w:pos="1440"/>
-        </w:tabs>
-        <w:ind w:left="1440" w:hanging="360"/>
-      </w:pPr>
-      <w:rPr>
-        <w:rFonts w:ascii="Courier New" w:hAnsi="Courier New" w:hint="default"/>
-        <w:sz w:val="20"/>
-      </w:rPr>
-    </w:lvl>
-    <w:lvl w:ilvl="2" w:tentative="1">
-      <w:start w:val="1"/>
-      <w:numFmt w:val="bullet"/>
-      <w:lvlText w:val=""/>
-      <w:lvlJc w:val="left"/>
-      <w:pPr>
-        <w:tabs>
-          <w:tab w:val="num" w:pos="2160"/>
-        </w:tabs>
-        <w:ind w:left="2160" w:hanging="360"/>
-      </w:pPr>
-      <w:rPr>
-        <w:rFonts w:ascii="Wingdings" w:hAnsi="Wingdings" w:hint="default"/>
-        <w:sz w:val="20"/>
-      </w:rPr>
-    </w:lvl>
-    <w:lvl w:ilvl="3" w:tentative="1">
-      <w:start w:val="1"/>
-      <w:numFmt w:val="bullet"/>
-      <w:lvlText w:val=""/>
-      <w:lvlJc w:val="left"/>
-      <w:pPr>
-        <w:tabs>
-          <w:tab w:val="num" w:pos="2880"/>
-        </w:tabs>
-        <w:ind w:left="2880" w:hanging="360"/>
-      </w:pPr>
-      <w:rPr>
-        <w:rFonts w:ascii="Wingdings" w:hAnsi="Wingdings" w:hint="default"/>
-        <w:sz w:val="20"/>
-      </w:rPr>
-    </w:lvl>
-    <w:lvl w:ilvl="4" w:tentative="1">
-      <w:start w:val="1"/>
-      <w:numFmt w:val="bullet"/>
-      <w:lvlText w:val=""/>
-      <w:lvlJc w:val="left"/>
-      <w:pPr>
-        <w:tabs>
-          <w:tab w:val="num" w:pos="3600"/>
-        </w:tabs>
-        <w:ind w:left="3600" w:hanging="360"/>
-      </w:pPr>
-      <w:rPr>
-        <w:rFonts w:ascii="Wingdings" w:hAnsi="Wingdings" w:hint="default"/>
-        <w:sz w:val="20"/>
-      </w:rPr>
-    </w:lvl>
-    <w:lvl w:ilvl="5" w:tentative="1">
-      <w:start w:val="1"/>
-      <w:numFmt w:val="bullet"/>
-      <w:lvlText w:val=""/>
-      <w:lvlJc w:val="left"/>
-      <w:pPr>
-        <w:tabs>
-          <w:tab w:val="num" w:pos="4320"/>
-        </w:tabs>
-        <w:ind w:left="4320" w:hanging="360"/>
-      </w:pPr>
-      <w:rPr>
-        <w:rFonts w:ascii="Wingdings" w:hAnsi="Wingdings" w:hint="default"/>
-        <w:sz w:val="20"/>
-      </w:rPr>
-    </w:lvl>
-    <w:lvl w:ilvl="6" w:tentative="1">
-      <w:start w:val="1"/>
-      <w:numFmt w:val="bullet"/>
-      <w:lvlText w:val=""/>
-      <w:lvlJc w:val="left"/>
-      <w:pPr>
-        <w:tabs>
-          <w:tab w:val="num" w:pos="5040"/>
-        </w:tabs>
-        <w:ind w:left="5040" w:hanging="360"/>
-      </w:pPr>
-      <w:rPr>
-        <w:rFonts w:ascii="Wingdings" w:hAnsi="Wingdings" w:hint="default"/>
-        <w:sz w:val="20"/>
-      </w:rPr>
-    </w:lvl>
-    <w:lvl w:ilvl="7" w:tentative="1">
-      <w:start w:val="1"/>
-      <w:numFmt w:val="bullet"/>
-      <w:lvlText w:val=""/>
-      <w:lvlJc w:val="left"/>
-      <w:pPr>
-        <w:tabs>
-          <w:tab w:val="num" w:pos="5760"/>
-        </w:tabs>
-        <w:ind w:left="5760" w:hanging="360"/>
-      </w:pPr>
-      <w:rPr>
-        <w:rFonts w:ascii="Wingdings" w:hAnsi="Wingdings" w:hint="default"/>
-        <w:sz w:val="20"/>
-      </w:rPr>
-    </w:lvl>
-    <w:lvl w:ilvl="8" w:tentative="1">
-      <w:start w:val="1"/>
-      <w:numFmt w:val="bullet"/>
-      <w:lvlText w:val=""/>
-      <w:lvlJc w:val="left"/>
-      <w:pPr>
-        <w:tabs>
-          <w:tab w:val="num" w:pos="6480"/>
-        </w:tabs>
-        <w:ind w:left="6480" w:hanging="360"/>
-      </w:pPr>
-      <w:rPr>
-        <w:rFonts w:ascii="Wingdings" w:hAnsi="Wingdings" w:hint="default"/>
-        <w:sz w:val="20"/>
-      </w:rPr>
-    </w:lvl>
-  </w:abstractNum>
-  <w:abstractNum w:abstractNumId="12" w15:restartNumberingAfterBreak="0">
+  <w:abstractNum w:abstractNumId="5" w15:restartNumberingAfterBreak="0">
     <w:nsid w:val="20186300"/>
     <w:multiLevelType w:val="multilevel"/>
     <w:tmpl w:val="6C28BA5E"/>
@@ -7298,14 +7868,14 @@
       </w:rPr>
     </w:lvl>
   </w:abstractNum>
-  <w:abstractNum w:abstractNumId="13" w15:restartNumberingAfterBreak="0">
-    <w:nsid w:val="201C0EC4"/>
+  <w:abstractNum w:abstractNumId="6" w15:restartNumberingAfterBreak="0">
+    <w:nsid w:val="209E0621"/>
     <w:multiLevelType w:val="multilevel"/>
-    <w:tmpl w:val="431E55D6"/>
+    <w:tmpl w:val="7AB4BCAA"/>
     <w:lvl w:ilvl="0">
       <w:start w:val="1"/>
-      <w:numFmt w:val="decimal"/>
-      <w:lvlText w:val="%1."/>
+      <w:numFmt w:val="bullet"/>
+      <w:lvlText w:val=""/>
       <w:lvlJc w:val="left"/>
       <w:pPr>
         <w:tabs>
@@ -7313,11 +7883,15 @@
         </w:tabs>
         <w:ind w:left="720" w:hanging="360"/>
       </w:pPr>
-    </w:lvl>
-    <w:lvl w:ilvl="1" w:tentative="1">
-      <w:start w:val="1"/>
-      <w:numFmt w:val="decimal"/>
-      <w:lvlText w:val="%2."/>
+      <w:rPr>
+        <w:rFonts w:ascii="Symbol" w:hAnsi="Symbol" w:hint="default"/>
+        <w:sz w:val="20"/>
+      </w:rPr>
+    </w:lvl>
+    <w:lvl w:ilvl="1">
+      <w:start w:val="1"/>
+      <w:numFmt w:val="bullet"/>
+      <w:lvlText w:val=""/>
       <w:lvlJc w:val="left"/>
       <w:pPr>
         <w:tabs>
@@ -7325,11 +7899,15 @@
         </w:tabs>
         <w:ind w:left="1440" w:hanging="360"/>
       </w:pPr>
+      <w:rPr>
+        <w:rFonts w:ascii="Symbol" w:hAnsi="Symbol" w:hint="default"/>
+        <w:sz w:val="20"/>
+      </w:rPr>
     </w:lvl>
     <w:lvl w:ilvl="2" w:tentative="1">
       <w:start w:val="1"/>
-      <w:numFmt w:val="decimal"/>
-      <w:lvlText w:val="%3."/>
+      <w:numFmt w:val="bullet"/>
+      <w:lvlText w:val=""/>
       <w:lvlJc w:val="left"/>
       <w:pPr>
         <w:tabs>
@@ -7337,11 +7915,15 @@
         </w:tabs>
         <w:ind w:left="2160" w:hanging="360"/>
       </w:pPr>
+      <w:rPr>
+        <w:rFonts w:ascii="Symbol" w:hAnsi="Symbol" w:hint="default"/>
+        <w:sz w:val="20"/>
+      </w:rPr>
     </w:lvl>
     <w:lvl w:ilvl="3" w:tentative="1">
       <w:start w:val="1"/>
-      <w:numFmt w:val="decimal"/>
-      <w:lvlText w:val="%4."/>
+      <w:numFmt w:val="bullet"/>
+      <w:lvlText w:val=""/>
       <w:lvlJc w:val="left"/>
       <w:pPr>
         <w:tabs>
@@ -7349,11 +7931,15 @@
         </w:tabs>
         <w:ind w:left="2880" w:hanging="360"/>
       </w:pPr>
+      <w:rPr>
+        <w:rFonts w:ascii="Symbol" w:hAnsi="Symbol" w:hint="default"/>
+        <w:sz w:val="20"/>
+      </w:rPr>
     </w:lvl>
     <w:lvl w:ilvl="4" w:tentative="1">
       <w:start w:val="1"/>
-      <w:numFmt w:val="decimal"/>
-      <w:lvlText w:val="%5."/>
+      <w:numFmt w:val="bullet"/>
+      <w:lvlText w:val=""/>
       <w:lvlJc w:val="left"/>
       <w:pPr>
         <w:tabs>
@@ -7361,11 +7947,15 @@
         </w:tabs>
         <w:ind w:left="3600" w:hanging="360"/>
       </w:pPr>
+      <w:rPr>
+        <w:rFonts w:ascii="Symbol" w:hAnsi="Symbol" w:hint="default"/>
+        <w:sz w:val="20"/>
+      </w:rPr>
     </w:lvl>
     <w:lvl w:ilvl="5" w:tentative="1">
       <w:start w:val="1"/>
-      <w:numFmt w:val="decimal"/>
-      <w:lvlText w:val="%6."/>
+      <w:numFmt w:val="bullet"/>
+      <w:lvlText w:val=""/>
       <w:lvlJc w:val="left"/>
       <w:pPr>
         <w:tabs>
@@ -7373,11 +7963,15 @@
         </w:tabs>
         <w:ind w:left="4320" w:hanging="360"/>
       </w:pPr>
+      <w:rPr>
+        <w:rFonts w:ascii="Symbol" w:hAnsi="Symbol" w:hint="default"/>
+        <w:sz w:val="20"/>
+      </w:rPr>
     </w:lvl>
     <w:lvl w:ilvl="6" w:tentative="1">
       <w:start w:val="1"/>
-      <w:numFmt w:val="decimal"/>
-      <w:lvlText w:val="%7."/>
+      <w:numFmt w:val="bullet"/>
+      <w:lvlText w:val=""/>
       <w:lvlJc w:val="left"/>
       <w:pPr>
         <w:tabs>
@@ -7385,11 +7979,15 @@
         </w:tabs>
         <w:ind w:left="5040" w:hanging="360"/>
       </w:pPr>
+      <w:rPr>
+        <w:rFonts w:ascii="Symbol" w:hAnsi="Symbol" w:hint="default"/>
+        <w:sz w:val="20"/>
+      </w:rPr>
     </w:lvl>
     <w:lvl w:ilvl="7" w:tentative="1">
       <w:start w:val="1"/>
-      <w:numFmt w:val="decimal"/>
-      <w:lvlText w:val="%8."/>
+      <w:numFmt w:val="bullet"/>
+      <w:lvlText w:val=""/>
       <w:lvlJc w:val="left"/>
       <w:pPr>
         <w:tabs>
@@ -7397,11 +7995,15 @@
         </w:tabs>
         <w:ind w:left="5760" w:hanging="360"/>
       </w:pPr>
+      <w:rPr>
+        <w:rFonts w:ascii="Symbol" w:hAnsi="Symbol" w:hint="default"/>
+        <w:sz w:val="20"/>
+      </w:rPr>
     </w:lvl>
     <w:lvl w:ilvl="8" w:tentative="1">
       <w:start w:val="1"/>
-      <w:numFmt w:val="decimal"/>
-      <w:lvlText w:val="%9."/>
+      <w:numFmt w:val="bullet"/>
+      <w:lvlText w:val=""/>
       <w:lvlJc w:val="left"/>
       <w:pPr>
         <w:tabs>
@@ -7409,9 +8011,13 @@
         </w:tabs>
         <w:ind w:left="6480" w:hanging="360"/>
       </w:pPr>
+      <w:rPr>
+        <w:rFonts w:ascii="Symbol" w:hAnsi="Symbol" w:hint="default"/>
+        <w:sz w:val="20"/>
+      </w:rPr>
     </w:lvl>
   </w:abstractNum>
-  <w:abstractNum w:abstractNumId="14" w15:restartNumberingAfterBreak="0">
+  <w:abstractNum w:abstractNumId="7" w15:restartNumberingAfterBreak="0">
     <w:nsid w:val="24254E1A"/>
     <w:multiLevelType w:val="multilevel"/>
     <w:tmpl w:val="E8C8EB76"/>
@@ -7560,7 +8166,7 @@
       </w:rPr>
     </w:lvl>
   </w:abstractNum>
-  <w:abstractNum w:abstractNumId="15" w15:restartNumberingAfterBreak="0">
+  <w:abstractNum w:abstractNumId="8" w15:restartNumberingAfterBreak="0">
     <w:nsid w:val="248068B7"/>
     <w:multiLevelType w:val="multilevel"/>
     <w:tmpl w:val="ECE24A60"/>
@@ -7709,7 +8315,7 @@
       </w:rPr>
     </w:lvl>
   </w:abstractNum>
-  <w:abstractNum w:abstractNumId="16" w15:restartNumberingAfterBreak="0">
+  <w:abstractNum w:abstractNumId="9" w15:restartNumberingAfterBreak="0">
     <w:nsid w:val="24B5628C"/>
     <w:multiLevelType w:val="multilevel"/>
     <w:tmpl w:val="C290BE18"/>
@@ -7858,124 +8464,7 @@
       </w:rPr>
     </w:lvl>
   </w:abstractNum>
-  <w:abstractNum w:abstractNumId="17" w15:restartNumberingAfterBreak="0">
-    <w:nsid w:val="26431C45"/>
-    <w:multiLevelType w:val="multilevel"/>
-    <w:tmpl w:val="80967FEE"/>
-    <w:lvl w:ilvl="0">
-      <w:start w:val="1"/>
-      <w:numFmt w:val="decimal"/>
-      <w:lvlText w:val="%1."/>
-      <w:lvlJc w:val="left"/>
-      <w:pPr>
-        <w:tabs>
-          <w:tab w:val="num" w:pos="720"/>
-        </w:tabs>
-        <w:ind w:left="720" w:hanging="360"/>
-      </w:pPr>
-    </w:lvl>
-    <w:lvl w:ilvl="1">
-      <w:start w:val="1"/>
-      <w:numFmt w:val="bullet"/>
-      <w:lvlText w:val="o"/>
-      <w:lvlJc w:val="left"/>
-      <w:pPr>
-        <w:tabs>
-          <w:tab w:val="num" w:pos="1440"/>
-        </w:tabs>
-        <w:ind w:left="1440" w:hanging="360"/>
-      </w:pPr>
-      <w:rPr>
-        <w:rFonts w:ascii="Courier New" w:hAnsi="Courier New" w:hint="default"/>
-        <w:sz w:val="20"/>
-      </w:rPr>
-    </w:lvl>
-    <w:lvl w:ilvl="2" w:tentative="1">
-      <w:start w:val="1"/>
-      <w:numFmt w:val="decimal"/>
-      <w:lvlText w:val="%3."/>
-      <w:lvlJc w:val="left"/>
-      <w:pPr>
-        <w:tabs>
-          <w:tab w:val="num" w:pos="2160"/>
-        </w:tabs>
-        <w:ind w:left="2160" w:hanging="360"/>
-      </w:pPr>
-    </w:lvl>
-    <w:lvl w:ilvl="3" w:tentative="1">
-      <w:start w:val="1"/>
-      <w:numFmt w:val="decimal"/>
-      <w:lvlText w:val="%4."/>
-      <w:lvlJc w:val="left"/>
-      <w:pPr>
-        <w:tabs>
-          <w:tab w:val="num" w:pos="2880"/>
-        </w:tabs>
-        <w:ind w:left="2880" w:hanging="360"/>
-      </w:pPr>
-    </w:lvl>
-    <w:lvl w:ilvl="4" w:tentative="1">
-      <w:start w:val="1"/>
-      <w:numFmt w:val="decimal"/>
-      <w:lvlText w:val="%5."/>
-      <w:lvlJc w:val="left"/>
-      <w:pPr>
-        <w:tabs>
-          <w:tab w:val="num" w:pos="3600"/>
-        </w:tabs>
-        <w:ind w:left="3600" w:hanging="360"/>
-      </w:pPr>
-    </w:lvl>
-    <w:lvl w:ilvl="5" w:tentative="1">
-      <w:start w:val="1"/>
-      <w:numFmt w:val="decimal"/>
-      <w:lvlText w:val="%6."/>
-      <w:lvlJc w:val="left"/>
-      <w:pPr>
-        <w:tabs>
-          <w:tab w:val="num" w:pos="4320"/>
-        </w:tabs>
-        <w:ind w:left="4320" w:hanging="360"/>
-      </w:pPr>
-    </w:lvl>
-    <w:lvl w:ilvl="6" w:tentative="1">
-      <w:start w:val="1"/>
-      <w:numFmt w:val="decimal"/>
-      <w:lvlText w:val="%7."/>
-      <w:lvlJc w:val="left"/>
-      <w:pPr>
-        <w:tabs>
-          <w:tab w:val="num" w:pos="5040"/>
-        </w:tabs>
-        <w:ind w:left="5040" w:hanging="360"/>
-      </w:pPr>
-    </w:lvl>
-    <w:lvl w:ilvl="7" w:tentative="1">
-      <w:start w:val="1"/>
-      <w:numFmt w:val="decimal"/>
-      <w:lvlText w:val="%8."/>
-      <w:lvlJc w:val="left"/>
-      <w:pPr>
-        <w:tabs>
-          <w:tab w:val="num" w:pos="5760"/>
-        </w:tabs>
-        <w:ind w:left="5760" w:hanging="360"/>
-      </w:pPr>
-    </w:lvl>
-    <w:lvl w:ilvl="8" w:tentative="1">
-      <w:start w:val="1"/>
-      <w:numFmt w:val="decimal"/>
-      <w:lvlText w:val="%9."/>
-      <w:lvlJc w:val="left"/>
-      <w:pPr>
-        <w:tabs>
-          <w:tab w:val="num" w:pos="6480"/>
-        </w:tabs>
-        <w:ind w:left="6480" w:hanging="360"/>
-      </w:pPr>
-    </w:lvl>
-  </w:abstractNum>
-  <w:abstractNum w:abstractNumId="18" w15:restartNumberingAfterBreak="0">
+  <w:abstractNum w:abstractNumId="10" w15:restartNumberingAfterBreak="0">
     <w:nsid w:val="2944449E"/>
     <w:multiLevelType w:val="multilevel"/>
     <w:tmpl w:val="5832FB80"/>
@@ -8092,237 +8581,7 @@
       </w:pPr>
     </w:lvl>
   </w:abstractNum>
-  <w:abstractNum w:abstractNumId="19" w15:restartNumberingAfterBreak="0">
-    <w:nsid w:val="2DBF3495"/>
-    <w:multiLevelType w:val="multilevel"/>
-    <w:tmpl w:val="EECA544E"/>
-    <w:lvl w:ilvl="0">
-      <w:start w:val="1"/>
-      <w:numFmt w:val="decimal"/>
-      <w:lvlText w:val="%1."/>
-      <w:lvlJc w:val="left"/>
-      <w:pPr>
-        <w:tabs>
-          <w:tab w:val="num" w:pos="720"/>
-        </w:tabs>
-        <w:ind w:left="720" w:hanging="360"/>
-      </w:pPr>
-    </w:lvl>
-    <w:lvl w:ilvl="1" w:tentative="1">
-      <w:start w:val="1"/>
-      <w:numFmt w:val="decimal"/>
-      <w:lvlText w:val="%2."/>
-      <w:lvlJc w:val="left"/>
-      <w:pPr>
-        <w:tabs>
-          <w:tab w:val="num" w:pos="1440"/>
-        </w:tabs>
-        <w:ind w:left="1440" w:hanging="360"/>
-      </w:pPr>
-    </w:lvl>
-    <w:lvl w:ilvl="2" w:tentative="1">
-      <w:start w:val="1"/>
-      <w:numFmt w:val="decimal"/>
-      <w:lvlText w:val="%3."/>
-      <w:lvlJc w:val="left"/>
-      <w:pPr>
-        <w:tabs>
-          <w:tab w:val="num" w:pos="2160"/>
-        </w:tabs>
-        <w:ind w:left="2160" w:hanging="360"/>
-      </w:pPr>
-    </w:lvl>
-    <w:lvl w:ilvl="3" w:tentative="1">
-      <w:start w:val="1"/>
-      <w:numFmt w:val="decimal"/>
-      <w:lvlText w:val="%4."/>
-      <w:lvlJc w:val="left"/>
-      <w:pPr>
-        <w:tabs>
-          <w:tab w:val="num" w:pos="2880"/>
-        </w:tabs>
-        <w:ind w:left="2880" w:hanging="360"/>
-      </w:pPr>
-    </w:lvl>
-    <w:lvl w:ilvl="4" w:tentative="1">
-      <w:start w:val="1"/>
-      <w:numFmt w:val="decimal"/>
-      <w:lvlText w:val="%5."/>
-      <w:lvlJc w:val="left"/>
-      <w:pPr>
-        <w:tabs>
-          <w:tab w:val="num" w:pos="3600"/>
-        </w:tabs>
-        <w:ind w:left="3600" w:hanging="360"/>
-      </w:pPr>
-    </w:lvl>
-    <w:lvl w:ilvl="5" w:tentative="1">
-      <w:start w:val="1"/>
-      <w:numFmt w:val="decimal"/>
-      <w:lvlText w:val="%6."/>
-      <w:lvlJc w:val="left"/>
-      <w:pPr>
-        <w:tabs>
-          <w:tab w:val="num" w:pos="4320"/>
-        </w:tabs>
-        <w:ind w:left="4320" w:hanging="360"/>
-      </w:pPr>
-    </w:lvl>
-    <w:lvl w:ilvl="6" w:tentative="1">
-      <w:start w:val="1"/>
-      <w:numFmt w:val="decimal"/>
-      <w:lvlText w:val="%7."/>
-      <w:lvlJc w:val="left"/>
-      <w:pPr>
-        <w:tabs>
-          <w:tab w:val="num" w:pos="5040"/>
-        </w:tabs>
-        <w:ind w:left="5040" w:hanging="360"/>
-      </w:pPr>
-    </w:lvl>
-    <w:lvl w:ilvl="7" w:tentative="1">
-      <w:start w:val="1"/>
-      <w:numFmt w:val="decimal"/>
-      <w:lvlText w:val="%8."/>
-      <w:lvlJc w:val="left"/>
-      <w:pPr>
-        <w:tabs>
-          <w:tab w:val="num" w:pos="5760"/>
-        </w:tabs>
-        <w:ind w:left="5760" w:hanging="360"/>
-      </w:pPr>
-    </w:lvl>
-    <w:lvl w:ilvl="8" w:tentative="1">
-      <w:start w:val="1"/>
-      <w:numFmt w:val="decimal"/>
-      <w:lvlText w:val="%9."/>
-      <w:lvlJc w:val="left"/>
-      <w:pPr>
-        <w:tabs>
-          <w:tab w:val="num" w:pos="6480"/>
-        </w:tabs>
-        <w:ind w:left="6480" w:hanging="360"/>
-      </w:pPr>
-    </w:lvl>
-  </w:abstractNum>
-  <w:abstractNum w:abstractNumId="20" w15:restartNumberingAfterBreak="0">
-    <w:nsid w:val="2E2034B6"/>
-    <w:multiLevelType w:val="multilevel"/>
-    <w:tmpl w:val="E7F2AE7E"/>
-    <w:lvl w:ilvl="0">
-      <w:start w:val="1"/>
-      <w:numFmt w:val="decimal"/>
-      <w:lvlText w:val="%1."/>
-      <w:lvlJc w:val="left"/>
-      <w:pPr>
-        <w:tabs>
-          <w:tab w:val="num" w:pos="720"/>
-        </w:tabs>
-        <w:ind w:left="720" w:hanging="360"/>
-      </w:pPr>
-    </w:lvl>
-    <w:lvl w:ilvl="1">
-      <w:start w:val="1"/>
-      <w:numFmt w:val="bullet"/>
-      <w:lvlText w:val="o"/>
-      <w:lvlJc w:val="left"/>
-      <w:pPr>
-        <w:tabs>
-          <w:tab w:val="num" w:pos="1440"/>
-        </w:tabs>
-        <w:ind w:left="1440" w:hanging="360"/>
-      </w:pPr>
-      <w:rPr>
-        <w:rFonts w:ascii="Courier New" w:hAnsi="Courier New" w:hint="default"/>
-        <w:sz w:val="20"/>
-      </w:rPr>
-    </w:lvl>
-    <w:lvl w:ilvl="2" w:tentative="1">
-      <w:start w:val="1"/>
-      <w:numFmt w:val="decimal"/>
-      <w:lvlText w:val="%3."/>
-      <w:lvlJc w:val="left"/>
-      <w:pPr>
-        <w:tabs>
-          <w:tab w:val="num" w:pos="2160"/>
-        </w:tabs>
-        <w:ind w:left="2160" w:hanging="360"/>
-      </w:pPr>
-    </w:lvl>
-    <w:lvl w:ilvl="3" w:tentative="1">
-      <w:start w:val="1"/>
-      <w:numFmt w:val="decimal"/>
-      <w:lvlText w:val="%4."/>
-      <w:lvlJc w:val="left"/>
-      <w:pPr>
-        <w:tabs>
-          <w:tab w:val="num" w:pos="2880"/>
-        </w:tabs>
-        <w:ind w:left="2880" w:hanging="360"/>
-      </w:pPr>
-    </w:lvl>
-    <w:lvl w:ilvl="4" w:tentative="1">
-      <w:start w:val="1"/>
-      <w:numFmt w:val="decimal"/>
-      <w:lvlText w:val="%5."/>
-      <w:lvlJc w:val="left"/>
-      <w:pPr>
-        <w:tabs>
-          <w:tab w:val="num" w:pos="3600"/>
-        </w:tabs>
-        <w:ind w:left="3600" w:hanging="360"/>
-      </w:pPr>
-    </w:lvl>
-    <w:lvl w:ilvl="5" w:tentative="1">
-      <w:start w:val="1"/>
-      <w:numFmt w:val="decimal"/>
-      <w:lvlText w:val="%6."/>
-      <w:lvlJc w:val="left"/>
-      <w:pPr>
-        <w:tabs>
-          <w:tab w:val="num" w:pos="4320"/>
-        </w:tabs>
-        <w:ind w:left="4320" w:hanging="360"/>
-      </w:pPr>
-    </w:lvl>
-    <w:lvl w:ilvl="6" w:tentative="1">
-      <w:start w:val="1"/>
-      <w:numFmt w:val="decimal"/>
-      <w:lvlText w:val="%7."/>
-      <w:lvlJc w:val="left"/>
-      <w:pPr>
-        <w:tabs>
-          <w:tab w:val="num" w:pos="5040"/>
-        </w:tabs>
-        <w:ind w:left="5040" w:hanging="360"/>
-      </w:pPr>
-    </w:lvl>
-    <w:lvl w:ilvl="7" w:tentative="1">
-      <w:start w:val="1"/>
-      <w:numFmt w:val="decimal"/>
-      <w:lvlText w:val="%8."/>
-      <w:lvlJc w:val="left"/>
-      <w:pPr>
-        <w:tabs>
-          <w:tab w:val="num" w:pos="5760"/>
-        </w:tabs>
-        <w:ind w:left="5760" w:hanging="360"/>
-      </w:pPr>
-    </w:lvl>
-    <w:lvl w:ilvl="8" w:tentative="1">
-      <w:start w:val="1"/>
-      <w:numFmt w:val="decimal"/>
-      <w:lvlText w:val="%9."/>
-      <w:lvlJc w:val="left"/>
-      <w:pPr>
-        <w:tabs>
-          <w:tab w:val="num" w:pos="6480"/>
-        </w:tabs>
-        <w:ind w:left="6480" w:hanging="360"/>
-      </w:pPr>
-    </w:lvl>
-  </w:abstractNum>
-  <w:abstractNum w:abstractNumId="21" w15:restartNumberingAfterBreak="0">
+  <w:abstractNum w:abstractNumId="11" w15:restartNumberingAfterBreak="0">
     <w:nsid w:val="323D0A15"/>
     <w:multiLevelType w:val="multilevel"/>
     <w:tmpl w:val="DCF2CC2A"/>
@@ -8471,7 +8730,7 @@
       </w:rPr>
     </w:lvl>
   </w:abstractNum>
-  <w:abstractNum w:abstractNumId="22" w15:restartNumberingAfterBreak="0">
+  <w:abstractNum w:abstractNumId="12" w15:restartNumberingAfterBreak="0">
     <w:nsid w:val="353F765B"/>
     <w:multiLevelType w:val="multilevel"/>
     <w:tmpl w:val="C9C2A2C4"/>
@@ -8620,124 +8879,7 @@
       </w:rPr>
     </w:lvl>
   </w:abstractNum>
-  <w:abstractNum w:abstractNumId="23" w15:restartNumberingAfterBreak="0">
-    <w:nsid w:val="36B611D2"/>
-    <w:multiLevelType w:val="multilevel"/>
-    <w:tmpl w:val="AECC5A18"/>
-    <w:lvl w:ilvl="0">
-      <w:start w:val="1"/>
-      <w:numFmt w:val="decimal"/>
-      <w:lvlText w:val="%1."/>
-      <w:lvlJc w:val="left"/>
-      <w:pPr>
-        <w:tabs>
-          <w:tab w:val="num" w:pos="720"/>
-        </w:tabs>
-        <w:ind w:left="720" w:hanging="360"/>
-      </w:pPr>
-    </w:lvl>
-    <w:lvl w:ilvl="1">
-      <w:start w:val="1"/>
-      <w:numFmt w:val="bullet"/>
-      <w:lvlText w:val="o"/>
-      <w:lvlJc w:val="left"/>
-      <w:pPr>
-        <w:tabs>
-          <w:tab w:val="num" w:pos="1440"/>
-        </w:tabs>
-        <w:ind w:left="1440" w:hanging="360"/>
-      </w:pPr>
-      <w:rPr>
-        <w:rFonts w:ascii="Courier New" w:hAnsi="Courier New" w:hint="default"/>
-        <w:sz w:val="20"/>
-      </w:rPr>
-    </w:lvl>
-    <w:lvl w:ilvl="2" w:tentative="1">
-      <w:start w:val="1"/>
-      <w:numFmt w:val="decimal"/>
-      <w:lvlText w:val="%3."/>
-      <w:lvlJc w:val="left"/>
-      <w:pPr>
-        <w:tabs>
-          <w:tab w:val="num" w:pos="2160"/>
-        </w:tabs>
-        <w:ind w:left="2160" w:hanging="360"/>
-      </w:pPr>
-    </w:lvl>
-    <w:lvl w:ilvl="3" w:tentative="1">
-      <w:start w:val="1"/>
-      <w:numFmt w:val="decimal"/>
-      <w:lvlText w:val="%4."/>
-      <w:lvlJc w:val="left"/>
-      <w:pPr>
-        <w:tabs>
-          <w:tab w:val="num" w:pos="2880"/>
-        </w:tabs>
-        <w:ind w:left="2880" w:hanging="360"/>
-      </w:pPr>
-    </w:lvl>
-    <w:lvl w:ilvl="4" w:tentative="1">
-      <w:start w:val="1"/>
-      <w:numFmt w:val="decimal"/>
-      <w:lvlText w:val="%5."/>
-      <w:lvlJc w:val="left"/>
-      <w:pPr>
-        <w:tabs>
-          <w:tab w:val="num" w:pos="3600"/>
-        </w:tabs>
-        <w:ind w:left="3600" w:hanging="360"/>
-      </w:pPr>
-    </w:lvl>
-    <w:lvl w:ilvl="5" w:tentative="1">
-      <w:start w:val="1"/>
-      <w:numFmt w:val="decimal"/>
-      <w:lvlText w:val="%6."/>
-      <w:lvlJc w:val="left"/>
-      <w:pPr>
-        <w:tabs>
-          <w:tab w:val="num" w:pos="4320"/>
-        </w:tabs>
-        <w:ind w:left="4320" w:hanging="360"/>
-      </w:pPr>
-    </w:lvl>
-    <w:lvl w:ilvl="6" w:tentative="1">
-      <w:start w:val="1"/>
-      <w:numFmt w:val="decimal"/>
-      <w:lvlText w:val="%7."/>
-      <w:lvlJc w:val="left"/>
-      <w:pPr>
-        <w:tabs>
-          <w:tab w:val="num" w:pos="5040"/>
-        </w:tabs>
-        <w:ind w:left="5040" w:hanging="360"/>
-      </w:pPr>
-    </w:lvl>
-    <w:lvl w:ilvl="7" w:tentative="1">
-      <w:start w:val="1"/>
-      <w:numFmt w:val="decimal"/>
-      <w:lvlText w:val="%8."/>
-      <w:lvlJc w:val="left"/>
-      <w:pPr>
-        <w:tabs>
-          <w:tab w:val="num" w:pos="5760"/>
-        </w:tabs>
-        <w:ind w:left="5760" w:hanging="360"/>
-      </w:pPr>
-    </w:lvl>
-    <w:lvl w:ilvl="8" w:tentative="1">
-      <w:start w:val="1"/>
-      <w:numFmt w:val="decimal"/>
-      <w:lvlText w:val="%9."/>
-      <w:lvlJc w:val="left"/>
-      <w:pPr>
-        <w:tabs>
-          <w:tab w:val="num" w:pos="6480"/>
-        </w:tabs>
-        <w:ind w:left="6480" w:hanging="360"/>
-      </w:pPr>
-    </w:lvl>
-  </w:abstractNum>
-  <w:abstractNum w:abstractNumId="24" w15:restartNumberingAfterBreak="0">
+  <w:abstractNum w:abstractNumId="13" w15:restartNumberingAfterBreak="0">
     <w:nsid w:val="38183039"/>
     <w:multiLevelType w:val="multilevel"/>
     <w:tmpl w:val="7DC69000"/>
@@ -8886,128 +9028,7 @@
       </w:rPr>
     </w:lvl>
   </w:abstractNum>
-  <w:abstractNum w:abstractNumId="25" w15:restartNumberingAfterBreak="0">
-    <w:nsid w:val="3DB2183B"/>
-    <w:multiLevelType w:val="multilevel"/>
-    <w:tmpl w:val="73D4186C"/>
-    <w:lvl w:ilvl="0">
-      <w:start w:val="1"/>
-      <w:numFmt w:val="decimal"/>
-      <w:lvlText w:val="%1."/>
-      <w:lvlJc w:val="left"/>
-      <w:pPr>
-        <w:tabs>
-          <w:tab w:val="num" w:pos="720"/>
-        </w:tabs>
-        <w:ind w:left="720" w:hanging="360"/>
-      </w:pPr>
-    </w:lvl>
-    <w:lvl w:ilvl="1">
-      <w:start w:val="1"/>
-      <w:numFmt w:val="bullet"/>
-      <w:lvlText w:val="o"/>
-      <w:lvlJc w:val="left"/>
-      <w:pPr>
-        <w:tabs>
-          <w:tab w:val="num" w:pos="1440"/>
-        </w:tabs>
-        <w:ind w:left="1440" w:hanging="360"/>
-      </w:pPr>
-      <w:rPr>
-        <w:rFonts w:ascii="Courier New" w:hAnsi="Courier New" w:hint="default"/>
-        <w:sz w:val="20"/>
-      </w:rPr>
-    </w:lvl>
-    <w:lvl w:ilvl="2">
-      <w:start w:val="1"/>
-      <w:numFmt w:val="bullet"/>
-      <w:lvlText w:val=""/>
-      <w:lvlJc w:val="left"/>
-      <w:pPr>
-        <w:tabs>
-          <w:tab w:val="num" w:pos="2160"/>
-        </w:tabs>
-        <w:ind w:left="2160" w:hanging="360"/>
-      </w:pPr>
-      <w:rPr>
-        <w:rFonts w:ascii="Wingdings" w:hAnsi="Wingdings" w:hint="default"/>
-        <w:sz w:val="20"/>
-      </w:rPr>
-    </w:lvl>
-    <w:lvl w:ilvl="3" w:tentative="1">
-      <w:start w:val="1"/>
-      <w:numFmt w:val="decimal"/>
-      <w:lvlText w:val="%4."/>
-      <w:lvlJc w:val="left"/>
-      <w:pPr>
-        <w:tabs>
-          <w:tab w:val="num" w:pos="2880"/>
-        </w:tabs>
-        <w:ind w:left="2880" w:hanging="360"/>
-      </w:pPr>
-    </w:lvl>
-    <w:lvl w:ilvl="4" w:tentative="1">
-      <w:start w:val="1"/>
-      <w:numFmt w:val="decimal"/>
-      <w:lvlText w:val="%5."/>
-      <w:lvlJc w:val="left"/>
-      <w:pPr>
-        <w:tabs>
-          <w:tab w:val="num" w:pos="3600"/>
-        </w:tabs>
-        <w:ind w:left="3600" w:hanging="360"/>
-      </w:pPr>
-    </w:lvl>
-    <w:lvl w:ilvl="5" w:tentative="1">
-      <w:start w:val="1"/>
-      <w:numFmt w:val="decimal"/>
-      <w:lvlText w:val="%6."/>
-      <w:lvlJc w:val="left"/>
-      <w:pPr>
-        <w:tabs>
-          <w:tab w:val="num" w:pos="4320"/>
-        </w:tabs>
-        <w:ind w:left="4320" w:hanging="360"/>
-      </w:pPr>
-    </w:lvl>
-    <w:lvl w:ilvl="6" w:tentative="1">
-      <w:start w:val="1"/>
-      <w:numFmt w:val="decimal"/>
-      <w:lvlText w:val="%7."/>
-      <w:lvlJc w:val="left"/>
-      <w:pPr>
-        <w:tabs>
-          <w:tab w:val="num" w:pos="5040"/>
-        </w:tabs>
-        <w:ind w:left="5040" w:hanging="360"/>
-      </w:pPr>
-    </w:lvl>
-    <w:lvl w:ilvl="7" w:tentative="1">
-      <w:start w:val="1"/>
-      <w:numFmt w:val="decimal"/>
-      <w:lvlText w:val="%8."/>
-      <w:lvlJc w:val="left"/>
-      <w:pPr>
-        <w:tabs>
-          <w:tab w:val="num" w:pos="5760"/>
-        </w:tabs>
-        <w:ind w:left="5760" w:hanging="360"/>
-      </w:pPr>
-    </w:lvl>
-    <w:lvl w:ilvl="8" w:tentative="1">
-      <w:start w:val="1"/>
-      <w:numFmt w:val="decimal"/>
-      <w:lvlText w:val="%9."/>
-      <w:lvlJc w:val="left"/>
-      <w:pPr>
-        <w:tabs>
-          <w:tab w:val="num" w:pos="6480"/>
-        </w:tabs>
-        <w:ind w:left="6480" w:hanging="360"/>
-      </w:pPr>
-    </w:lvl>
-  </w:abstractNum>
-  <w:abstractNum w:abstractNumId="26" w15:restartNumberingAfterBreak="0">
+  <w:abstractNum w:abstractNumId="14" w15:restartNumberingAfterBreak="0">
     <w:nsid w:val="40DA2B0B"/>
     <w:multiLevelType w:val="multilevel"/>
     <w:tmpl w:val="1130DA8C"/>
@@ -9156,7 +9177,7 @@
       </w:rPr>
     </w:lvl>
   </w:abstractNum>
-  <w:abstractNum w:abstractNumId="27" w15:restartNumberingAfterBreak="0">
+  <w:abstractNum w:abstractNumId="15" w15:restartNumberingAfterBreak="0">
     <w:nsid w:val="43EA2616"/>
     <w:multiLevelType w:val="multilevel"/>
     <w:tmpl w:val="B75CD0C8"/>
@@ -9305,7 +9326,7 @@
       </w:rPr>
     </w:lvl>
   </w:abstractNum>
-  <w:abstractNum w:abstractNumId="28" w15:restartNumberingAfterBreak="0">
+  <w:abstractNum w:abstractNumId="16" w15:restartNumberingAfterBreak="0">
     <w:nsid w:val="44315745"/>
     <w:multiLevelType w:val="multilevel"/>
     <w:tmpl w:val="8BF4B656"/>
@@ -9454,7 +9475,124 @@
       </w:rPr>
     </w:lvl>
   </w:abstractNum>
-  <w:abstractNum w:abstractNumId="29" w15:restartNumberingAfterBreak="0">
+  <w:abstractNum w:abstractNumId="17" w15:restartNumberingAfterBreak="0">
+    <w:nsid w:val="447A2EA7"/>
+    <w:multiLevelType w:val="multilevel"/>
+    <w:tmpl w:val="E01045B4"/>
+    <w:lvl w:ilvl="0">
+      <w:start w:val="1"/>
+      <w:numFmt w:val="decimal"/>
+      <w:lvlText w:val="%1."/>
+      <w:lvlJc w:val="left"/>
+      <w:pPr>
+        <w:tabs>
+          <w:tab w:val="num" w:pos="720"/>
+        </w:tabs>
+        <w:ind w:left="720" w:hanging="360"/>
+      </w:pPr>
+    </w:lvl>
+    <w:lvl w:ilvl="1">
+      <w:start w:val="1"/>
+      <w:numFmt w:val="bullet"/>
+      <w:lvlText w:val=""/>
+      <w:lvlJc w:val="left"/>
+      <w:pPr>
+        <w:tabs>
+          <w:tab w:val="num" w:pos="1440"/>
+        </w:tabs>
+        <w:ind w:left="1440" w:hanging="360"/>
+      </w:pPr>
+      <w:rPr>
+        <w:rFonts w:ascii="Symbol" w:hAnsi="Symbol" w:hint="default"/>
+        <w:sz w:val="20"/>
+      </w:rPr>
+    </w:lvl>
+    <w:lvl w:ilvl="2" w:tentative="1">
+      <w:start w:val="1"/>
+      <w:numFmt w:val="decimal"/>
+      <w:lvlText w:val="%3."/>
+      <w:lvlJc w:val="left"/>
+      <w:pPr>
+        <w:tabs>
+          <w:tab w:val="num" w:pos="2160"/>
+        </w:tabs>
+        <w:ind w:left="2160" w:hanging="360"/>
+      </w:pPr>
+    </w:lvl>
+    <w:lvl w:ilvl="3" w:tentative="1">
+      <w:start w:val="1"/>
+      <w:numFmt w:val="decimal"/>
+      <w:lvlText w:val="%4."/>
+      <w:lvlJc w:val="left"/>
+      <w:pPr>
+        <w:tabs>
+          <w:tab w:val="num" w:pos="2880"/>
+        </w:tabs>
+        <w:ind w:left="2880" w:hanging="360"/>
+      </w:pPr>
+    </w:lvl>
+    <w:lvl w:ilvl="4" w:tentative="1">
+      <w:start w:val="1"/>
+      <w:numFmt w:val="decimal"/>
+      <w:lvlText w:val="%5."/>
+      <w:lvlJc w:val="left"/>
+      <w:pPr>
+        <w:tabs>
+          <w:tab w:val="num" w:pos="3600"/>
+        </w:tabs>
+        <w:ind w:left="3600" w:hanging="360"/>
+      </w:pPr>
+    </w:lvl>
+    <w:lvl w:ilvl="5" w:tentative="1">
+      <w:start w:val="1"/>
+      <w:numFmt w:val="decimal"/>
+      <w:lvlText w:val="%6."/>
+      <w:lvlJc w:val="left"/>
+      <w:pPr>
+        <w:tabs>
+          <w:tab w:val="num" w:pos="4320"/>
+        </w:tabs>
+        <w:ind w:left="4320" w:hanging="360"/>
+      </w:pPr>
+    </w:lvl>
+    <w:lvl w:ilvl="6" w:tentative="1">
+      <w:start w:val="1"/>
+      <w:numFmt w:val="decimal"/>
+      <w:lvlText w:val="%7."/>
+      <w:lvlJc w:val="left"/>
+      <w:pPr>
+        <w:tabs>
+          <w:tab w:val="num" w:pos="5040"/>
+        </w:tabs>
+        <w:ind w:left="5040" w:hanging="360"/>
+      </w:pPr>
+    </w:lvl>
+    <w:lvl w:ilvl="7" w:tentative="1">
+      <w:start w:val="1"/>
+      <w:numFmt w:val="decimal"/>
+      <w:lvlText w:val="%8."/>
+      <w:lvlJc w:val="left"/>
+      <w:pPr>
+        <w:tabs>
+          <w:tab w:val="num" w:pos="5760"/>
+        </w:tabs>
+        <w:ind w:left="5760" w:hanging="360"/>
+      </w:pPr>
+    </w:lvl>
+    <w:lvl w:ilvl="8" w:tentative="1">
+      <w:start w:val="1"/>
+      <w:numFmt w:val="decimal"/>
+      <w:lvlText w:val="%9."/>
+      <w:lvlJc w:val="left"/>
+      <w:pPr>
+        <w:tabs>
+          <w:tab w:val="num" w:pos="6480"/>
+        </w:tabs>
+        <w:ind w:left="6480" w:hanging="360"/>
+      </w:pPr>
+    </w:lvl>
+  </w:abstractNum>
+  <w:abstractNum w:abstractNumId="18" w15:restartNumberingAfterBreak="0">
     <w:nsid w:val="45DE073B"/>
     <w:multiLevelType w:val="multilevel"/>
     <w:tmpl w:val="45566F4E"/>
@@ -9567,7 +9705,7 @@
       </w:pPr>
     </w:lvl>
   </w:abstractNum>
-  <w:abstractNum w:abstractNumId="30" w15:restartNumberingAfterBreak="0">
+  <w:abstractNum w:abstractNumId="19" w15:restartNumberingAfterBreak="0">
     <w:nsid w:val="49342471"/>
     <w:multiLevelType w:val="hybridMultilevel"/>
     <w:tmpl w:val="620CF1A4"/>
@@ -9653,120 +9791,7 @@
       </w:pPr>
     </w:lvl>
   </w:abstractNum>
-  <w:abstractNum w:abstractNumId="31" w15:restartNumberingAfterBreak="0">
-    <w:nsid w:val="496C6668"/>
-    <w:multiLevelType w:val="multilevel"/>
-    <w:tmpl w:val="BBCC1ADA"/>
-    <w:lvl w:ilvl="0">
-      <w:start w:val="1"/>
-      <w:numFmt w:val="decimal"/>
-      <w:lvlText w:val="%1."/>
-      <w:lvlJc w:val="left"/>
-      <w:pPr>
-        <w:tabs>
-          <w:tab w:val="num" w:pos="720"/>
-        </w:tabs>
-        <w:ind w:left="720" w:hanging="360"/>
-      </w:pPr>
-    </w:lvl>
-    <w:lvl w:ilvl="1" w:tentative="1">
-      <w:start w:val="1"/>
-      <w:numFmt w:val="decimal"/>
-      <w:lvlText w:val="%2."/>
-      <w:lvlJc w:val="left"/>
-      <w:pPr>
-        <w:tabs>
-          <w:tab w:val="num" w:pos="1440"/>
-        </w:tabs>
-        <w:ind w:left="1440" w:hanging="360"/>
-      </w:pPr>
-    </w:lvl>
-    <w:lvl w:ilvl="2" w:tentative="1">
-      <w:start w:val="1"/>
-      <w:numFmt w:val="decimal"/>
-      <w:lvlText w:val="%3."/>
-      <w:lvlJc w:val="left"/>
-      <w:pPr>
-        <w:tabs>
-          <w:tab w:val="num" w:pos="2160"/>
-        </w:tabs>
-        <w:ind w:left="2160" w:hanging="360"/>
-      </w:pPr>
-    </w:lvl>
-    <w:lvl w:ilvl="3" w:tentative="1">
-      <w:start w:val="1"/>
-      <w:numFmt w:val="decimal"/>
-      <w:lvlText w:val="%4."/>
-      <w:lvlJc w:val="left"/>
-      <w:pPr>
-        <w:tabs>
-          <w:tab w:val="num" w:pos="2880"/>
-        </w:tabs>
-        <w:ind w:left="2880" w:hanging="360"/>
-      </w:pPr>
-    </w:lvl>
-    <w:lvl w:ilvl="4" w:tentative="1">
-      <w:start w:val="1"/>
-      <w:numFmt w:val="decimal"/>
-      <w:lvlText w:val="%5."/>
-      <w:lvlJc w:val="left"/>
-      <w:pPr>
-        <w:tabs>
-          <w:tab w:val="num" w:pos="3600"/>
-        </w:tabs>
-        <w:ind w:left="3600" w:hanging="360"/>
-      </w:pPr>
-    </w:lvl>
-    <w:lvl w:ilvl="5" w:tentative="1">
-      <w:start w:val="1"/>
-      <w:numFmt w:val="decimal"/>
-      <w:lvlText w:val="%6."/>
-      <w:lvlJc w:val="left"/>
-      <w:pPr>
-        <w:tabs>
-          <w:tab w:val="num" w:pos="4320"/>
-        </w:tabs>
-        <w:ind w:left="4320" w:hanging="360"/>
-      </w:pPr>
-    </w:lvl>
-    <w:lvl w:ilvl="6" w:tentative="1">
-      <w:start w:val="1"/>
-      <w:numFmt w:val="decimal"/>
-      <w:lvlText w:val="%7."/>
-      <w:lvlJc w:val="left"/>
-      <w:pPr>
-        <w:tabs>
-          <w:tab w:val="num" w:pos="5040"/>
-        </w:tabs>
-        <w:ind w:left="5040" w:hanging="360"/>
-      </w:pPr>
-    </w:lvl>
-    <w:lvl w:ilvl="7" w:tentative="1">
-      <w:start w:val="1"/>
-      <w:numFmt w:val="decimal"/>
-      <w:lvlText w:val="%8."/>
-      <w:lvlJc w:val="left"/>
-      <w:pPr>
-        <w:tabs>
-          <w:tab w:val="num" w:pos="5760"/>
-        </w:tabs>
-        <w:ind w:left="5760" w:hanging="360"/>
-      </w:pPr>
-    </w:lvl>
-    <w:lvl w:ilvl="8" w:tentative="1">
-      <w:start w:val="1"/>
-      <w:numFmt w:val="decimal"/>
-      <w:lvlText w:val="%9."/>
-      <w:lvlJc w:val="left"/>
-      <w:pPr>
-        <w:tabs>
-          <w:tab w:val="num" w:pos="6480"/>
-        </w:tabs>
-        <w:ind w:left="6480" w:hanging="360"/>
-      </w:pPr>
-    </w:lvl>
-  </w:abstractNum>
-  <w:abstractNum w:abstractNumId="32" w15:restartNumberingAfterBreak="0">
+  <w:abstractNum w:abstractNumId="20" w15:restartNumberingAfterBreak="0">
     <w:nsid w:val="510168EC"/>
     <w:multiLevelType w:val="multilevel"/>
     <w:tmpl w:val="F032641A"/>
@@ -9915,120 +9940,305 @@
       </w:rPr>
     </w:lvl>
   </w:abstractNum>
-  <w:abstractNum w:abstractNumId="33" w15:restartNumberingAfterBreak="0">
-    <w:nsid w:val="54EB0BEF"/>
-    <w:multiLevelType w:val="hybridMultilevel"/>
-    <w:tmpl w:val="426467E4"/>
-    <w:lvl w:ilvl="0" w:tplc="08090001">
+  <w:abstractNum w:abstractNumId="21" w15:restartNumberingAfterBreak="0">
+    <w:nsid w:val="5718797B"/>
+    <w:multiLevelType w:val="multilevel"/>
+    <w:tmpl w:val="7A1CF5D0"/>
+    <w:lvl w:ilvl="0">
       <w:start w:val="1"/>
       <w:numFmt w:val="bullet"/>
       <w:lvlText w:val=""/>
       <w:lvlJc w:val="left"/>
       <w:pPr>
+        <w:tabs>
+          <w:tab w:val="num" w:pos="720"/>
+        </w:tabs>
         <w:ind w:left="720" w:hanging="360"/>
       </w:pPr>
       <w:rPr>
         <w:rFonts w:ascii="Symbol" w:hAnsi="Symbol" w:hint="default"/>
-      </w:rPr>
-    </w:lvl>
-    <w:lvl w:ilvl="1" w:tplc="08090003" w:tentative="1">
-      <w:start w:val="1"/>
-      <w:numFmt w:val="bullet"/>
-      <w:lvlText w:val="o"/>
-      <w:lvlJc w:val="left"/>
-      <w:pPr>
+        <w:sz w:val="20"/>
+      </w:rPr>
+    </w:lvl>
+    <w:lvl w:ilvl="1" w:tentative="1">
+      <w:start w:val="1"/>
+      <w:numFmt w:val="bullet"/>
+      <w:lvlText w:val=""/>
+      <w:lvlJc w:val="left"/>
+      <w:pPr>
+        <w:tabs>
+          <w:tab w:val="num" w:pos="1440"/>
+        </w:tabs>
         <w:ind w:left="1440" w:hanging="360"/>
       </w:pPr>
       <w:rPr>
-        <w:rFonts w:ascii="Courier New" w:hAnsi="Courier New" w:cs="Courier New" w:hint="default"/>
-      </w:rPr>
-    </w:lvl>
-    <w:lvl w:ilvl="2" w:tplc="08090005" w:tentative="1">
-      <w:start w:val="1"/>
-      <w:numFmt w:val="bullet"/>
-      <w:lvlText w:val=""/>
-      <w:lvlJc w:val="left"/>
-      <w:pPr>
+        <w:rFonts w:ascii="Symbol" w:hAnsi="Symbol" w:hint="default"/>
+        <w:sz w:val="20"/>
+      </w:rPr>
+    </w:lvl>
+    <w:lvl w:ilvl="2" w:tentative="1">
+      <w:start w:val="1"/>
+      <w:numFmt w:val="bullet"/>
+      <w:lvlText w:val=""/>
+      <w:lvlJc w:val="left"/>
+      <w:pPr>
+        <w:tabs>
+          <w:tab w:val="num" w:pos="2160"/>
+        </w:tabs>
         <w:ind w:left="2160" w:hanging="360"/>
       </w:pPr>
       <w:rPr>
-        <w:rFonts w:ascii="Wingdings" w:hAnsi="Wingdings" w:hint="default"/>
-      </w:rPr>
-    </w:lvl>
-    <w:lvl w:ilvl="3" w:tplc="08090001" w:tentative="1">
+        <w:rFonts w:ascii="Symbol" w:hAnsi="Symbol" w:hint="default"/>
+        <w:sz w:val="20"/>
+      </w:rPr>
+    </w:lvl>
+    <w:lvl w:ilvl="3" w:tentative="1">
       <w:start w:val="1"/>
       <w:numFmt w:val="bullet"/>
       <w:lvlText w:val=""/>
       <w:lvlJc w:val="left"/>
       <w:pPr>
+        <w:tabs>
+          <w:tab w:val="num" w:pos="2880"/>
+        </w:tabs>
         <w:ind w:left="2880" w:hanging="360"/>
       </w:pPr>
       <w:rPr>
         <w:rFonts w:ascii="Symbol" w:hAnsi="Symbol" w:hint="default"/>
-      </w:rPr>
-    </w:lvl>
-    <w:lvl w:ilvl="4" w:tplc="08090003" w:tentative="1">
-      <w:start w:val="1"/>
-      <w:numFmt w:val="bullet"/>
-      <w:lvlText w:val="o"/>
-      <w:lvlJc w:val="left"/>
-      <w:pPr>
+        <w:sz w:val="20"/>
+      </w:rPr>
+    </w:lvl>
+    <w:lvl w:ilvl="4" w:tentative="1">
+      <w:start w:val="1"/>
+      <w:numFmt w:val="bullet"/>
+      <w:lvlText w:val=""/>
+      <w:lvlJc w:val="left"/>
+      <w:pPr>
+        <w:tabs>
+          <w:tab w:val="num" w:pos="3600"/>
+        </w:tabs>
         <w:ind w:left="3600" w:hanging="360"/>
       </w:pPr>
       <w:rPr>
-        <w:rFonts w:ascii="Courier New" w:hAnsi="Courier New" w:cs="Courier New" w:hint="default"/>
-      </w:rPr>
-    </w:lvl>
-    <w:lvl w:ilvl="5" w:tplc="08090005" w:tentative="1">
-      <w:start w:val="1"/>
-      <w:numFmt w:val="bullet"/>
-      <w:lvlText w:val=""/>
-      <w:lvlJc w:val="left"/>
-      <w:pPr>
+        <w:rFonts w:ascii="Symbol" w:hAnsi="Symbol" w:hint="default"/>
+        <w:sz w:val="20"/>
+      </w:rPr>
+    </w:lvl>
+    <w:lvl w:ilvl="5" w:tentative="1">
+      <w:start w:val="1"/>
+      <w:numFmt w:val="bullet"/>
+      <w:lvlText w:val=""/>
+      <w:lvlJc w:val="left"/>
+      <w:pPr>
+        <w:tabs>
+          <w:tab w:val="num" w:pos="4320"/>
+        </w:tabs>
         <w:ind w:left="4320" w:hanging="360"/>
       </w:pPr>
       <w:rPr>
-        <w:rFonts w:ascii="Wingdings" w:hAnsi="Wingdings" w:hint="default"/>
-      </w:rPr>
-    </w:lvl>
-    <w:lvl w:ilvl="6" w:tplc="08090001" w:tentative="1">
+        <w:rFonts w:ascii="Symbol" w:hAnsi="Symbol" w:hint="default"/>
+        <w:sz w:val="20"/>
+      </w:rPr>
+    </w:lvl>
+    <w:lvl w:ilvl="6" w:tentative="1">
       <w:start w:val="1"/>
       <w:numFmt w:val="bullet"/>
       <w:lvlText w:val=""/>
       <w:lvlJc w:val="left"/>
       <w:pPr>
+        <w:tabs>
+          <w:tab w:val="num" w:pos="5040"/>
+        </w:tabs>
         <w:ind w:left="5040" w:hanging="360"/>
       </w:pPr>
       <w:rPr>
         <w:rFonts w:ascii="Symbol" w:hAnsi="Symbol" w:hint="default"/>
-      </w:rPr>
-    </w:lvl>
-    <w:lvl w:ilvl="7" w:tplc="08090003" w:tentative="1">
-      <w:start w:val="1"/>
-      <w:numFmt w:val="bullet"/>
-      <w:lvlText w:val="o"/>
-      <w:lvlJc w:val="left"/>
-      <w:pPr>
+        <w:sz w:val="20"/>
+      </w:rPr>
+    </w:lvl>
+    <w:lvl w:ilvl="7" w:tentative="1">
+      <w:start w:val="1"/>
+      <w:numFmt w:val="bullet"/>
+      <w:lvlText w:val=""/>
+      <w:lvlJc w:val="left"/>
+      <w:pPr>
+        <w:tabs>
+          <w:tab w:val="num" w:pos="5760"/>
+        </w:tabs>
         <w:ind w:left="5760" w:hanging="360"/>
       </w:pPr>
       <w:rPr>
-        <w:rFonts w:ascii="Courier New" w:hAnsi="Courier New" w:cs="Courier New" w:hint="default"/>
-      </w:rPr>
-    </w:lvl>
-    <w:lvl w:ilvl="8" w:tplc="08090005" w:tentative="1">
-      <w:start w:val="1"/>
-      <w:numFmt w:val="bullet"/>
-      <w:lvlText w:val=""/>
-      <w:lvlJc w:val="left"/>
-      <w:pPr>
+        <w:rFonts w:ascii="Symbol" w:hAnsi="Symbol" w:hint="default"/>
+        <w:sz w:val="20"/>
+      </w:rPr>
+    </w:lvl>
+    <w:lvl w:ilvl="8" w:tentative="1">
+      <w:start w:val="1"/>
+      <w:numFmt w:val="bullet"/>
+      <w:lvlText w:val=""/>
+      <w:lvlJc w:val="left"/>
+      <w:pPr>
+        <w:tabs>
+          <w:tab w:val="num" w:pos="6480"/>
+        </w:tabs>
         <w:ind w:left="6480" w:hanging="360"/>
       </w:pPr>
       <w:rPr>
-        <w:rFonts w:ascii="Wingdings" w:hAnsi="Wingdings" w:hint="default"/>
+        <w:rFonts w:ascii="Symbol" w:hAnsi="Symbol" w:hint="default"/>
+        <w:sz w:val="20"/>
       </w:rPr>
     </w:lvl>
   </w:abstractNum>
-  <w:abstractNum w:abstractNumId="34" w15:restartNumberingAfterBreak="0">
+  <w:abstractNum w:abstractNumId="22" w15:restartNumberingAfterBreak="0">
+    <w:nsid w:val="5CFE4295"/>
+    <w:multiLevelType w:val="multilevel"/>
+    <w:tmpl w:val="072A162A"/>
+    <w:lvl w:ilvl="0">
+      <w:start w:val="1"/>
+      <w:numFmt w:val="bullet"/>
+      <w:lvlText w:val=""/>
+      <w:lvlJc w:val="left"/>
+      <w:pPr>
+        <w:tabs>
+          <w:tab w:val="num" w:pos="720"/>
+        </w:tabs>
+        <w:ind w:left="720" w:hanging="360"/>
+      </w:pPr>
+      <w:rPr>
+        <w:rFonts w:ascii="Symbol" w:hAnsi="Symbol" w:hint="default"/>
+        <w:sz w:val="20"/>
+      </w:rPr>
+    </w:lvl>
+    <w:lvl w:ilvl="1" w:tentative="1">
+      <w:start w:val="1"/>
+      <w:numFmt w:val="bullet"/>
+      <w:lvlText w:val=""/>
+      <w:lvlJc w:val="left"/>
+      <w:pPr>
+        <w:tabs>
+          <w:tab w:val="num" w:pos="1440"/>
+        </w:tabs>
+        <w:ind w:left="1440" w:hanging="360"/>
+      </w:pPr>
+      <w:rPr>
+        <w:rFonts w:ascii="Symbol" w:hAnsi="Symbol" w:hint="default"/>
+        <w:sz w:val="20"/>
+      </w:rPr>
+    </w:lvl>
+    <w:lvl w:ilvl="2" w:tentative="1">
+      <w:start w:val="1"/>
+      <w:numFmt w:val="bullet"/>
+      <w:lvlText w:val=""/>
+      <w:lvlJc w:val="left"/>
+      <w:pPr>
+        <w:tabs>
+          <w:tab w:val="num" w:pos="2160"/>
+        </w:tabs>
+        <w:ind w:left="2160" w:hanging="360"/>
+      </w:pPr>
+      <w:rPr>
+        <w:rFonts w:ascii="Symbol" w:hAnsi="Symbol" w:hint="default"/>
+        <w:sz w:val="20"/>
+      </w:rPr>
+    </w:lvl>
+    <w:lvl w:ilvl="3" w:tentative="1">
+      <w:start w:val="1"/>
+      <w:numFmt w:val="bullet"/>
+      <w:lvlText w:val=""/>
+      <w:lvlJc w:val="left"/>
+      <w:pPr>
+        <w:tabs>
+          <w:tab w:val="num" w:pos="2880"/>
+        </w:tabs>
+        <w:ind w:left="2880" w:hanging="360"/>
+      </w:pPr>
+      <w:rPr>
+        <w:rFonts w:ascii="Symbol" w:hAnsi="Symbol" w:hint="default"/>
+        <w:sz w:val="20"/>
+      </w:rPr>
+    </w:lvl>
+    <w:lvl w:ilvl="4" w:tentative="1">
+      <w:start w:val="1"/>
+      <w:numFmt w:val="bullet"/>
+      <w:lvlText w:val=""/>
+      <w:lvlJc w:val="left"/>
+      <w:pPr>
+        <w:tabs>
+          <w:tab w:val="num" w:pos="3600"/>
+        </w:tabs>
+        <w:ind w:left="3600" w:hanging="360"/>
+      </w:pPr>
+      <w:rPr>
+        <w:rFonts w:ascii="Symbol" w:hAnsi="Symbol" w:hint="default"/>
+        <w:sz w:val="20"/>
+      </w:rPr>
+    </w:lvl>
+    <w:lvl w:ilvl="5" w:tentative="1">
+      <w:start w:val="1"/>
+      <w:numFmt w:val="bullet"/>
+      <w:lvlText w:val=""/>
+      <w:lvlJc w:val="left"/>
+      <w:pPr>
+        <w:tabs>
+          <w:tab w:val="num" w:pos="4320"/>
+        </w:tabs>
+        <w:ind w:left="4320" w:hanging="360"/>
+      </w:pPr>
+      <w:rPr>
+        <w:rFonts w:ascii="Symbol" w:hAnsi="Symbol" w:hint="default"/>
+        <w:sz w:val="20"/>
+      </w:rPr>
+    </w:lvl>
+    <w:lvl w:ilvl="6" w:tentative="1">
+      <w:start w:val="1"/>
+      <w:numFmt w:val="bullet"/>
+      <w:lvlText w:val=""/>
+      <w:lvlJc w:val="left"/>
+      <w:pPr>
+        <w:tabs>
+          <w:tab w:val="num" w:pos="5040"/>
+        </w:tabs>
+        <w:ind w:left="5040" w:hanging="360"/>
+      </w:pPr>
+      <w:rPr>
+        <w:rFonts w:ascii="Symbol" w:hAnsi="Symbol" w:hint="default"/>
+        <w:sz w:val="20"/>
+      </w:rPr>
+    </w:lvl>
+    <w:lvl w:ilvl="7" w:tentative="1">
+      <w:start w:val="1"/>
+      <w:numFmt w:val="bullet"/>
+      <w:lvlText w:val=""/>
+      <w:lvlJc w:val="left"/>
+      <w:pPr>
+        <w:tabs>
+          <w:tab w:val="num" w:pos="5760"/>
+        </w:tabs>
+        <w:ind w:left="5760" w:hanging="360"/>
+      </w:pPr>
+      <w:rPr>
+        <w:rFonts w:ascii="Symbol" w:hAnsi="Symbol" w:hint="default"/>
+        <w:sz w:val="20"/>
+      </w:rPr>
+    </w:lvl>
+    <w:lvl w:ilvl="8" w:tentative="1">
+      <w:start w:val="1"/>
+      <w:numFmt w:val="bullet"/>
+      <w:lvlText w:val=""/>
+      <w:lvlJc w:val="left"/>
+      <w:pPr>
+        <w:tabs>
+          <w:tab w:val="num" w:pos="6480"/>
+        </w:tabs>
+        <w:ind w:left="6480" w:hanging="360"/>
+      </w:pPr>
+      <w:rPr>
+        <w:rFonts w:ascii="Symbol" w:hAnsi="Symbol" w:hint="default"/>
+        <w:sz w:val="20"/>
+      </w:rPr>
+    </w:lvl>
+  </w:abstractNum>
+  <w:abstractNum w:abstractNumId="23" w15:restartNumberingAfterBreak="0">
     <w:nsid w:val="5F0455FE"/>
     <w:multiLevelType w:val="multilevel"/>
     <w:tmpl w:val="76540984"/>
@@ -10177,10 +10387,10 @@
       </w:rPr>
     </w:lvl>
   </w:abstractNum>
-  <w:abstractNum w:abstractNumId="35" w15:restartNumberingAfterBreak="0">
-    <w:nsid w:val="605F6E9B"/>
+  <w:abstractNum w:abstractNumId="24" w15:restartNumberingAfterBreak="0">
+    <w:nsid w:val="5F21433B"/>
     <w:multiLevelType w:val="multilevel"/>
-    <w:tmpl w:val="DBAE29BE"/>
+    <w:tmpl w:val="D0ACFA5E"/>
     <w:lvl w:ilvl="0">
       <w:start w:val="1"/>
       <w:numFmt w:val="bullet"/>
@@ -10200,7 +10410,7 @@
     <w:lvl w:ilvl="1" w:tentative="1">
       <w:start w:val="1"/>
       <w:numFmt w:val="bullet"/>
-      <w:lvlText w:val="o"/>
+      <w:lvlText w:val=""/>
       <w:lvlJc w:val="left"/>
       <w:pPr>
         <w:tabs>
@@ -10209,14 +10419,14 @@
         <w:ind w:left="1440" w:hanging="360"/>
       </w:pPr>
       <w:rPr>
-        <w:rFonts w:ascii="Courier New" w:hAnsi="Courier New" w:hint="default"/>
+        <w:rFonts w:ascii="Symbol" w:hAnsi="Symbol" w:hint="default"/>
         <w:sz w:val="20"/>
       </w:rPr>
     </w:lvl>
     <w:lvl w:ilvl="2" w:tentative="1">
       <w:start w:val="1"/>
       <w:numFmt w:val="bullet"/>
-      <w:lvlText w:val=""/>
+      <w:lvlText w:val=""/>
       <w:lvlJc w:val="left"/>
       <w:pPr>
         <w:tabs>
@@ -10225,14 +10435,14 @@
         <w:ind w:left="2160" w:hanging="360"/>
       </w:pPr>
       <w:rPr>
-        <w:rFonts w:ascii="Wingdings" w:hAnsi="Wingdings" w:hint="default"/>
+        <w:rFonts w:ascii="Symbol" w:hAnsi="Symbol" w:hint="default"/>
         <w:sz w:val="20"/>
       </w:rPr>
     </w:lvl>
     <w:lvl w:ilvl="3" w:tentative="1">
       <w:start w:val="1"/>
       <w:numFmt w:val="bullet"/>
-      <w:lvlText w:val=""/>
+      <w:lvlText w:val=""/>
       <w:lvlJc w:val="left"/>
       <w:pPr>
         <w:tabs>
@@ -10241,14 +10451,14 @@
         <w:ind w:left="2880" w:hanging="360"/>
       </w:pPr>
       <w:rPr>
-        <w:rFonts w:ascii="Wingdings" w:hAnsi="Wingdings" w:hint="default"/>
+        <w:rFonts w:ascii="Symbol" w:hAnsi="Symbol" w:hint="default"/>
         <w:sz w:val="20"/>
       </w:rPr>
     </w:lvl>
     <w:lvl w:ilvl="4" w:tentative="1">
       <w:start w:val="1"/>
       <w:numFmt w:val="bullet"/>
-      <w:lvlText w:val=""/>
+      <w:lvlText w:val=""/>
       <w:lvlJc w:val="left"/>
       <w:pPr>
         <w:tabs>
@@ -10257,14 +10467,14 @@
         <w:ind w:left="3600" w:hanging="360"/>
       </w:pPr>
       <w:rPr>
-        <w:rFonts w:ascii="Wingdings" w:hAnsi="Wingdings" w:hint="default"/>
+        <w:rFonts w:ascii="Symbol" w:hAnsi="Symbol" w:hint="default"/>
         <w:sz w:val="20"/>
       </w:rPr>
     </w:lvl>
     <w:lvl w:ilvl="5" w:tentative="1">
       <w:start w:val="1"/>
       <w:numFmt w:val="bullet"/>
-      <w:lvlText w:val=""/>
+      <w:lvlText w:val=""/>
       <w:lvlJc w:val="left"/>
       <w:pPr>
         <w:tabs>
@@ -10273,14 +10483,14 @@
         <w:ind w:left="4320" w:hanging="360"/>
       </w:pPr>
       <w:rPr>
-        <w:rFonts w:ascii="Wingdings" w:hAnsi="Wingdings" w:hint="default"/>
+        <w:rFonts w:ascii="Symbol" w:hAnsi="Symbol" w:hint="default"/>
         <w:sz w:val="20"/>
       </w:rPr>
     </w:lvl>
     <w:lvl w:ilvl="6" w:tentative="1">
       <w:start w:val="1"/>
       <w:numFmt w:val="bullet"/>
-      <w:lvlText w:val=""/>
+      <w:lvlText w:val=""/>
       <w:lvlJc w:val="left"/>
       <w:pPr>
         <w:tabs>
@@ -10289,14 +10499,14 @@
         <w:ind w:left="5040" w:hanging="360"/>
       </w:pPr>
       <w:rPr>
-        <w:rFonts w:ascii="Wingdings" w:hAnsi="Wingdings" w:hint="default"/>
+        <w:rFonts w:ascii="Symbol" w:hAnsi="Symbol" w:hint="default"/>
         <w:sz w:val="20"/>
       </w:rPr>
     </w:lvl>
     <w:lvl w:ilvl="7" w:tentative="1">
       <w:start w:val="1"/>
       <w:numFmt w:val="bullet"/>
-      <w:lvlText w:val=""/>
+      <w:lvlText w:val=""/>
       <w:lvlJc w:val="left"/>
       <w:pPr>
         <w:tabs>
@@ -10305,14 +10515,14 @@
         <w:ind w:left="5760" w:hanging="360"/>
       </w:pPr>
       <w:rPr>
-        <w:rFonts w:ascii="Wingdings" w:hAnsi="Wingdings" w:hint="default"/>
+        <w:rFonts w:ascii="Symbol" w:hAnsi="Symbol" w:hint="default"/>
         <w:sz w:val="20"/>
       </w:rPr>
     </w:lvl>
     <w:lvl w:ilvl="8" w:tentative="1">
       <w:start w:val="1"/>
       <w:numFmt w:val="bullet"/>
-      <w:lvlText w:val=""/>
+      <w:lvlText w:val=""/>
       <w:lvlJc w:val="left"/>
       <w:pPr>
         <w:tabs>
@@ -10321,12 +10531,12 @@
         <w:ind w:left="6480" w:hanging="360"/>
       </w:pPr>
       <w:rPr>
-        <w:rFonts w:ascii="Wingdings" w:hAnsi="Wingdings" w:hint="default"/>
+        <w:rFonts w:ascii="Symbol" w:hAnsi="Symbol" w:hint="default"/>
         <w:sz w:val="20"/>
       </w:rPr>
     </w:lvl>
   </w:abstractNum>
-  <w:abstractNum w:abstractNumId="36" w15:restartNumberingAfterBreak="0">
+  <w:abstractNum w:abstractNumId="25" w15:restartNumberingAfterBreak="0">
     <w:nsid w:val="61EC63F8"/>
     <w:multiLevelType w:val="multilevel"/>
     <w:tmpl w:val="D772D5B4"/>
@@ -10443,7 +10653,7 @@
       </w:pPr>
     </w:lvl>
   </w:abstractNum>
-  <w:abstractNum w:abstractNumId="37" w15:restartNumberingAfterBreak="0">
+  <w:abstractNum w:abstractNumId="26" w15:restartNumberingAfterBreak="0">
     <w:nsid w:val="63D11B80"/>
     <w:multiLevelType w:val="hybridMultilevel"/>
     <w:tmpl w:val="41AEFEAA"/>
@@ -10556,7 +10766,7 @@
       </w:rPr>
     </w:lvl>
   </w:abstractNum>
-  <w:abstractNum w:abstractNumId="38" w15:restartNumberingAfterBreak="0">
+  <w:abstractNum w:abstractNumId="27" w15:restartNumberingAfterBreak="0">
     <w:nsid w:val="64C524C7"/>
     <w:multiLevelType w:val="multilevel"/>
     <w:tmpl w:val="4476B2D0"/>
@@ -10705,10 +10915,10 @@
       </w:rPr>
     </w:lvl>
   </w:abstractNum>
-  <w:abstractNum w:abstractNumId="39" w15:restartNumberingAfterBreak="0">
-    <w:nsid w:val="666F0A55"/>
+  <w:abstractNum w:abstractNumId="28" w15:restartNumberingAfterBreak="0">
+    <w:nsid w:val="66533A02"/>
     <w:multiLevelType w:val="multilevel"/>
-    <w:tmpl w:val="0D9C82F2"/>
+    <w:tmpl w:val="3A10E6EA"/>
     <w:lvl w:ilvl="0">
       <w:start w:val="1"/>
       <w:numFmt w:val="decimal"/>
@@ -10818,7 +11028,7 @@
       </w:pPr>
     </w:lvl>
   </w:abstractNum>
-  <w:abstractNum w:abstractNumId="40" w15:restartNumberingAfterBreak="0">
+  <w:abstractNum w:abstractNumId="29" w15:restartNumberingAfterBreak="0">
     <w:nsid w:val="6DE6581A"/>
     <w:multiLevelType w:val="multilevel"/>
     <w:tmpl w:val="5A9A4C98"/>
@@ -10967,7 +11177,156 @@
       </w:rPr>
     </w:lvl>
   </w:abstractNum>
-  <w:abstractNum w:abstractNumId="41" w15:restartNumberingAfterBreak="0">
+  <w:abstractNum w:abstractNumId="30" w15:restartNumberingAfterBreak="0">
+    <w:nsid w:val="6E7E2449"/>
+    <w:multiLevelType w:val="multilevel"/>
+    <w:tmpl w:val="6178D184"/>
+    <w:lvl w:ilvl="0">
+      <w:start w:val="1"/>
+      <w:numFmt w:val="bullet"/>
+      <w:lvlText w:val=""/>
+      <w:lvlJc w:val="left"/>
+      <w:pPr>
+        <w:tabs>
+          <w:tab w:val="num" w:pos="720"/>
+        </w:tabs>
+        <w:ind w:left="720" w:hanging="360"/>
+      </w:pPr>
+      <w:rPr>
+        <w:rFonts w:ascii="Symbol" w:hAnsi="Symbol" w:hint="default"/>
+        <w:sz w:val="20"/>
+      </w:rPr>
+    </w:lvl>
+    <w:lvl w:ilvl="1" w:tentative="1">
+      <w:start w:val="1"/>
+      <w:numFmt w:val="bullet"/>
+      <w:lvlText w:val=""/>
+      <w:lvlJc w:val="left"/>
+      <w:pPr>
+        <w:tabs>
+          <w:tab w:val="num" w:pos="1440"/>
+        </w:tabs>
+        <w:ind w:left="1440" w:hanging="360"/>
+      </w:pPr>
+      <w:rPr>
+        <w:rFonts w:ascii="Symbol" w:hAnsi="Symbol" w:hint="default"/>
+        <w:sz w:val="20"/>
+      </w:rPr>
+    </w:lvl>
+    <w:lvl w:ilvl="2" w:tentative="1">
+      <w:start w:val="1"/>
+      <w:numFmt w:val="bullet"/>
+      <w:lvlText w:val=""/>
+      <w:lvlJc w:val="left"/>
+      <w:pPr>
+        <w:tabs>
+          <w:tab w:val="num" w:pos="2160"/>
+        </w:tabs>
+        <w:ind w:left="2160" w:hanging="360"/>
+      </w:pPr>
+      <w:rPr>
+        <w:rFonts w:ascii="Symbol" w:hAnsi="Symbol" w:hint="default"/>
+        <w:sz w:val="20"/>
+      </w:rPr>
+    </w:lvl>
+    <w:lvl w:ilvl="3" w:tentative="1">
+      <w:start w:val="1"/>
+      <w:numFmt w:val="bullet"/>
+      <w:lvlText w:val=""/>
+      <w:lvlJc w:val="left"/>
+      <w:pPr>
+        <w:tabs>
+          <w:tab w:val="num" w:pos="2880"/>
+        </w:tabs>
+        <w:ind w:left="2880" w:hanging="360"/>
+      </w:pPr>
+      <w:rPr>
+        <w:rFonts w:ascii="Symbol" w:hAnsi="Symbol" w:hint="default"/>
+        <w:sz w:val="20"/>
+      </w:rPr>
+    </w:lvl>
+    <w:lvl w:ilvl="4" w:tentative="1">
+      <w:start w:val="1"/>
+      <w:numFmt w:val="bullet"/>
+      <w:lvlText w:val=""/>
+      <w:lvlJc w:val="left"/>
+      <w:pPr>
+        <w:tabs>
+          <w:tab w:val="num" w:pos="3600"/>
+        </w:tabs>
+        <w:ind w:left="3600" w:hanging="360"/>
+      </w:pPr>
+      <w:rPr>
+        <w:rFonts w:ascii="Symbol" w:hAnsi="Symbol" w:hint="default"/>
+        <w:sz w:val="20"/>
+      </w:rPr>
+    </w:lvl>
+    <w:lvl w:ilvl="5" w:tentative="1">
+      <w:start w:val="1"/>
+      <w:numFmt w:val="bullet"/>
+      <w:lvlText w:val=""/>
+      <w:lvlJc w:val="left"/>
+      <w:pPr>
+        <w:tabs>
+          <w:tab w:val="num" w:pos="4320"/>
+        </w:tabs>
+        <w:ind w:left="4320" w:hanging="360"/>
+      </w:pPr>
+      <w:rPr>
+        <w:rFonts w:ascii="Symbol" w:hAnsi="Symbol" w:hint="default"/>
+        <w:sz w:val="20"/>
+      </w:rPr>
+    </w:lvl>
+    <w:lvl w:ilvl="6" w:tentative="1">
+      <w:start w:val="1"/>
+      <w:numFmt w:val="bullet"/>
+      <w:lvlText w:val=""/>
+      <w:lvlJc w:val="left"/>
+      <w:pPr>
+        <w:tabs>
+          <w:tab w:val="num" w:pos="5040"/>
+        </w:tabs>
+        <w:ind w:left="5040" w:hanging="360"/>
+      </w:pPr>
+      <w:rPr>
+        <w:rFonts w:ascii="Symbol" w:hAnsi="Symbol" w:hint="default"/>
+        <w:sz w:val="20"/>
+      </w:rPr>
+    </w:lvl>
+    <w:lvl w:ilvl="7" w:tentative="1">
+      <w:start w:val="1"/>
+      <w:numFmt w:val="bullet"/>
+      <w:lvlText w:val=""/>
+      <w:lvlJc w:val="left"/>
+      <w:pPr>
+        <w:tabs>
+          <w:tab w:val="num" w:pos="5760"/>
+        </w:tabs>
+        <w:ind w:left="5760" w:hanging="360"/>
+      </w:pPr>
+      <w:rPr>
+        <w:rFonts w:ascii="Symbol" w:hAnsi="Symbol" w:hint="default"/>
+        <w:sz w:val="20"/>
+      </w:rPr>
+    </w:lvl>
+    <w:lvl w:ilvl="8" w:tentative="1">
+      <w:start w:val="1"/>
+      <w:numFmt w:val="bullet"/>
+      <w:lvlText w:val=""/>
+      <w:lvlJc w:val="left"/>
+      <w:pPr>
+        <w:tabs>
+          <w:tab w:val="num" w:pos="6480"/>
+        </w:tabs>
+        <w:ind w:left="6480" w:hanging="360"/>
+      </w:pPr>
+      <w:rPr>
+        <w:rFonts w:ascii="Symbol" w:hAnsi="Symbol" w:hint="default"/>
+        <w:sz w:val="20"/>
+      </w:rPr>
+    </w:lvl>
+  </w:abstractNum>
+  <w:abstractNum w:abstractNumId="31" w15:restartNumberingAfterBreak="0">
     <w:nsid w:val="6EAD3D64"/>
     <w:multiLevelType w:val="hybridMultilevel"/>
     <w:tmpl w:val="E74833AA"/>
@@ -11053,10 +11412,10 @@
       </w:pPr>
     </w:lvl>
   </w:abstractNum>
-  <w:abstractNum w:abstractNumId="42" w15:restartNumberingAfterBreak="0">
-    <w:nsid w:val="71E22BB7"/>
+  <w:abstractNum w:abstractNumId="32" w15:restartNumberingAfterBreak="0">
+    <w:nsid w:val="6F0D1C83"/>
     <w:multiLevelType w:val="multilevel"/>
-    <w:tmpl w:val="819E2AC4"/>
+    <w:tmpl w:val="F758AFCA"/>
     <w:lvl w:ilvl="0">
       <w:start w:val="1"/>
       <w:numFmt w:val="bullet"/>
@@ -11073,10 +11432,10 @@
         <w:sz w:val="20"/>
       </w:rPr>
     </w:lvl>
-    <w:lvl w:ilvl="1" w:tentative="1">
-      <w:start w:val="1"/>
-      <w:numFmt w:val="bullet"/>
-      <w:lvlText w:val="o"/>
+    <w:lvl w:ilvl="1">
+      <w:start w:val="1"/>
+      <w:numFmt w:val="bullet"/>
+      <w:lvlText w:val=""/>
       <w:lvlJc w:val="left"/>
       <w:pPr>
         <w:tabs>
@@ -11085,14 +11444,14 @@
         <w:ind w:left="1440" w:hanging="360"/>
       </w:pPr>
       <w:rPr>
-        <w:rFonts w:ascii="Courier New" w:hAnsi="Courier New" w:hint="default"/>
-        <w:sz w:val="20"/>
-      </w:rPr>
-    </w:lvl>
-    <w:lvl w:ilvl="2" w:tentative="1">
-      <w:start w:val="1"/>
-      <w:numFmt w:val="bullet"/>
-      <w:lvlText w:val=""/>
+        <w:rFonts w:ascii="Symbol" w:hAnsi="Symbol" w:hint="default"/>
+        <w:sz w:val="20"/>
+      </w:rPr>
+    </w:lvl>
+    <w:lvl w:ilvl="2">
+      <w:start w:val="1"/>
+      <w:numFmt w:val="bullet"/>
+      <w:lvlText w:val=""/>
       <w:lvlJc w:val="left"/>
       <w:pPr>
         <w:tabs>
@@ -11101,14 +11460,14 @@
         <w:ind w:left="2160" w:hanging="360"/>
       </w:pPr>
       <w:rPr>
-        <w:rFonts w:ascii="Wingdings" w:hAnsi="Wingdings" w:hint="default"/>
+        <w:rFonts w:ascii="Symbol" w:hAnsi="Symbol" w:hint="default"/>
         <w:sz w:val="20"/>
       </w:rPr>
     </w:lvl>
     <w:lvl w:ilvl="3" w:tentative="1">
       <w:start w:val="1"/>
       <w:numFmt w:val="bullet"/>
-      <w:lvlText w:val=""/>
+      <w:lvlText w:val=""/>
       <w:lvlJc w:val="left"/>
       <w:pPr>
         <w:tabs>
@@ -11117,14 +11476,14 @@
         <w:ind w:left="2880" w:hanging="360"/>
       </w:pPr>
       <w:rPr>
-        <w:rFonts w:ascii="Wingdings" w:hAnsi="Wingdings" w:hint="default"/>
+        <w:rFonts w:ascii="Symbol" w:hAnsi="Symbol" w:hint="default"/>
         <w:sz w:val="20"/>
       </w:rPr>
     </w:lvl>
     <w:lvl w:ilvl="4" w:tentative="1">
       <w:start w:val="1"/>
       <w:numFmt w:val="bullet"/>
-      <w:lvlText w:val=""/>
+      <w:lvlText w:val=""/>
       <w:lvlJc w:val="left"/>
       <w:pPr>
         <w:tabs>
@@ -11133,14 +11492,14 @@
         <w:ind w:left="3600" w:hanging="360"/>
       </w:pPr>
       <w:rPr>
-        <w:rFonts w:ascii="Wingdings" w:hAnsi="Wingdings" w:hint="default"/>
+        <w:rFonts w:ascii="Symbol" w:hAnsi="Symbol" w:hint="default"/>
         <w:sz w:val="20"/>
       </w:rPr>
     </w:lvl>
     <w:lvl w:ilvl="5" w:tentative="1">
       <w:start w:val="1"/>
       <w:numFmt w:val="bullet"/>
-      <w:lvlText w:val=""/>
+      <w:lvlText w:val=""/>
       <w:lvlJc w:val="left"/>
       <w:pPr>
         <w:tabs>
@@ -11149,14 +11508,14 @@
         <w:ind w:left="4320" w:hanging="360"/>
       </w:pPr>
       <w:rPr>
-        <w:rFonts w:ascii="Wingdings" w:hAnsi="Wingdings" w:hint="default"/>
+        <w:rFonts w:ascii="Symbol" w:hAnsi="Symbol" w:hint="default"/>
         <w:sz w:val="20"/>
       </w:rPr>
     </w:lvl>
     <w:lvl w:ilvl="6" w:tentative="1">
       <w:start w:val="1"/>
       <w:numFmt w:val="bullet"/>
-      <w:lvlText w:val=""/>
+      <w:lvlText w:val=""/>
       <w:lvlJc w:val="left"/>
       <w:pPr>
         <w:tabs>
@@ -11165,14 +11524,14 @@
         <w:ind w:left="5040" w:hanging="360"/>
       </w:pPr>
       <w:rPr>
-        <w:rFonts w:ascii="Wingdings" w:hAnsi="Wingdings" w:hint="default"/>
+        <w:rFonts w:ascii="Symbol" w:hAnsi="Symbol" w:hint="default"/>
         <w:sz w:val="20"/>
       </w:rPr>
     </w:lvl>
     <w:lvl w:ilvl="7" w:tentative="1">
       <w:start w:val="1"/>
       <w:numFmt w:val="bullet"/>
-      <w:lvlText w:val=""/>
+      <w:lvlText w:val=""/>
       <w:lvlJc w:val="left"/>
       <w:pPr>
         <w:tabs>
@@ -11181,14 +11540,14 @@
         <w:ind w:left="5760" w:hanging="360"/>
       </w:pPr>
       <w:rPr>
-        <w:rFonts w:ascii="Wingdings" w:hAnsi="Wingdings" w:hint="default"/>
+        <w:rFonts w:ascii="Symbol" w:hAnsi="Symbol" w:hint="default"/>
         <w:sz w:val="20"/>
       </w:rPr>
     </w:lvl>
     <w:lvl w:ilvl="8" w:tentative="1">
       <w:start w:val="1"/>
       <w:numFmt w:val="bullet"/>
-      <w:lvlText w:val=""/>
+      <w:lvlText w:val=""/>
       <w:lvlJc w:val="left"/>
       <w:pPr>
         <w:tabs>
@@ -11197,161 +11556,12 @@
         <w:ind w:left="6480" w:hanging="360"/>
       </w:pPr>
       <w:rPr>
-        <w:rFonts w:ascii="Wingdings" w:hAnsi="Wingdings" w:hint="default"/>
+        <w:rFonts w:ascii="Symbol" w:hAnsi="Symbol" w:hint="default"/>
         <w:sz w:val="20"/>
       </w:rPr>
     </w:lvl>
   </w:abstractNum>
-  <w:abstractNum w:abstractNumId="43" w15:restartNumberingAfterBreak="0">
-    <w:nsid w:val="72F62968"/>
-    <w:multiLevelType w:val="multilevel"/>
-    <w:tmpl w:val="73DE963A"/>
-    <w:lvl w:ilvl="0">
-      <w:start w:val="1"/>
-      <w:numFmt w:val="bullet"/>
-      <w:lvlText w:val=""/>
-      <w:lvlJc w:val="left"/>
-      <w:pPr>
-        <w:tabs>
-          <w:tab w:val="num" w:pos="720"/>
-        </w:tabs>
-        <w:ind w:left="720" w:hanging="360"/>
-      </w:pPr>
-      <w:rPr>
-        <w:rFonts w:ascii="Symbol" w:hAnsi="Symbol" w:hint="default"/>
-        <w:sz w:val="20"/>
-      </w:rPr>
-    </w:lvl>
-    <w:lvl w:ilvl="1">
-      <w:start w:val="1"/>
-      <w:numFmt w:val="bullet"/>
-      <w:lvlText w:val="o"/>
-      <w:lvlJc w:val="left"/>
-      <w:pPr>
-        <w:tabs>
-          <w:tab w:val="num" w:pos="1440"/>
-        </w:tabs>
-        <w:ind w:left="1440" w:hanging="360"/>
-      </w:pPr>
-      <w:rPr>
-        <w:rFonts w:ascii="Courier New" w:hAnsi="Courier New" w:hint="default"/>
-        <w:sz w:val="20"/>
-      </w:rPr>
-    </w:lvl>
-    <w:lvl w:ilvl="2" w:tentative="1">
-      <w:start w:val="1"/>
-      <w:numFmt w:val="bullet"/>
-      <w:lvlText w:val=""/>
-      <w:lvlJc w:val="left"/>
-      <w:pPr>
-        <w:tabs>
-          <w:tab w:val="num" w:pos="2160"/>
-        </w:tabs>
-        <w:ind w:left="2160" w:hanging="360"/>
-      </w:pPr>
-      <w:rPr>
-        <w:rFonts w:ascii="Wingdings" w:hAnsi="Wingdings" w:hint="default"/>
-        <w:sz w:val="20"/>
-      </w:rPr>
-    </w:lvl>
-    <w:lvl w:ilvl="3" w:tentative="1">
-      <w:start w:val="1"/>
-      <w:numFmt w:val="bullet"/>
-      <w:lvlText w:val=""/>
-      <w:lvlJc w:val="left"/>
-      <w:pPr>
-        <w:tabs>
-          <w:tab w:val="num" w:pos="2880"/>
-        </w:tabs>
-        <w:ind w:left="2880" w:hanging="360"/>
-      </w:pPr>
-      <w:rPr>
-        <w:rFonts w:ascii="Wingdings" w:hAnsi="Wingdings" w:hint="default"/>
-        <w:sz w:val="20"/>
-      </w:rPr>
-    </w:lvl>
-    <w:lvl w:ilvl="4" w:tentative="1">
-      <w:start w:val="1"/>
-      <w:numFmt w:val="bullet"/>
-      <w:lvlText w:val=""/>
-      <w:lvlJc w:val="left"/>
-      <w:pPr>
-        <w:tabs>
-          <w:tab w:val="num" w:pos="3600"/>
-        </w:tabs>
-        <w:ind w:left="3600" w:hanging="360"/>
-      </w:pPr>
-      <w:rPr>
-        <w:rFonts w:ascii="Wingdings" w:hAnsi="Wingdings" w:hint="default"/>
-        <w:sz w:val="20"/>
-      </w:rPr>
-    </w:lvl>
-    <w:lvl w:ilvl="5" w:tentative="1">
-      <w:start w:val="1"/>
-      <w:numFmt w:val="bullet"/>
-      <w:lvlText w:val=""/>
-      <w:lvlJc w:val="left"/>
-      <w:pPr>
-        <w:tabs>
-          <w:tab w:val="num" w:pos="4320"/>
-        </w:tabs>
-        <w:ind w:left="4320" w:hanging="360"/>
-      </w:pPr>
-      <w:rPr>
-        <w:rFonts w:ascii="Wingdings" w:hAnsi="Wingdings" w:hint="default"/>
-        <w:sz w:val="20"/>
-      </w:rPr>
-    </w:lvl>
-    <w:lvl w:ilvl="6" w:tentative="1">
-      <w:start w:val="1"/>
-      <w:numFmt w:val="bullet"/>
-      <w:lvlText w:val=""/>
-      <w:lvlJc w:val="left"/>
-      <w:pPr>
-        <w:tabs>
-          <w:tab w:val="num" w:pos="5040"/>
-        </w:tabs>
-        <w:ind w:left="5040" w:hanging="360"/>
-      </w:pPr>
-      <w:rPr>
-        <w:rFonts w:ascii="Wingdings" w:hAnsi="Wingdings" w:hint="default"/>
-        <w:sz w:val="20"/>
-      </w:rPr>
-    </w:lvl>
-    <w:lvl w:ilvl="7" w:tentative="1">
-      <w:start w:val="1"/>
-      <w:numFmt w:val="bullet"/>
-      <w:lvlText w:val=""/>
-      <w:lvlJc w:val="left"/>
-      <w:pPr>
-        <w:tabs>
-          <w:tab w:val="num" w:pos="5760"/>
-        </w:tabs>
-        <w:ind w:left="5760" w:hanging="360"/>
-      </w:pPr>
-      <w:rPr>
-        <w:rFonts w:ascii="Wingdings" w:hAnsi="Wingdings" w:hint="default"/>
-        <w:sz w:val="20"/>
-      </w:rPr>
-    </w:lvl>
-    <w:lvl w:ilvl="8" w:tentative="1">
-      <w:start w:val="1"/>
-      <w:numFmt w:val="bullet"/>
-      <w:lvlText w:val=""/>
-      <w:lvlJc w:val="left"/>
-      <w:pPr>
-        <w:tabs>
-          <w:tab w:val="num" w:pos="6480"/>
-        </w:tabs>
-        <w:ind w:left="6480" w:hanging="360"/>
-      </w:pPr>
-      <w:rPr>
-        <w:rFonts w:ascii="Wingdings" w:hAnsi="Wingdings" w:hint="default"/>
-        <w:sz w:val="20"/>
-      </w:rPr>
-    </w:lvl>
-  </w:abstractNum>
-  <w:abstractNum w:abstractNumId="44" w15:restartNumberingAfterBreak="0">
+  <w:abstractNum w:abstractNumId="33" w15:restartNumberingAfterBreak="0">
     <w:nsid w:val="733621A7"/>
     <w:multiLevelType w:val="multilevel"/>
     <w:tmpl w:val="9B72EDBE"/>
@@ -11500,124 +11710,7 @@
       </w:rPr>
     </w:lvl>
   </w:abstractNum>
-  <w:abstractNum w:abstractNumId="45" w15:restartNumberingAfterBreak="0">
-    <w:nsid w:val="74065A6D"/>
-    <w:multiLevelType w:val="multilevel"/>
-    <w:tmpl w:val="C60AE5EA"/>
-    <w:lvl w:ilvl="0">
-      <w:start w:val="1"/>
-      <w:numFmt w:val="decimal"/>
-      <w:lvlText w:val="%1."/>
-      <w:lvlJc w:val="left"/>
-      <w:pPr>
-        <w:tabs>
-          <w:tab w:val="num" w:pos="720"/>
-        </w:tabs>
-        <w:ind w:left="720" w:hanging="360"/>
-      </w:pPr>
-    </w:lvl>
-    <w:lvl w:ilvl="1">
-      <w:start w:val="1"/>
-      <w:numFmt w:val="bullet"/>
-      <w:lvlText w:val="o"/>
-      <w:lvlJc w:val="left"/>
-      <w:pPr>
-        <w:tabs>
-          <w:tab w:val="num" w:pos="1440"/>
-        </w:tabs>
-        <w:ind w:left="1440" w:hanging="360"/>
-      </w:pPr>
-      <w:rPr>
-        <w:rFonts w:ascii="Courier New" w:hAnsi="Courier New" w:hint="default"/>
-        <w:sz w:val="20"/>
-      </w:rPr>
-    </w:lvl>
-    <w:lvl w:ilvl="2" w:tentative="1">
-      <w:start w:val="1"/>
-      <w:numFmt w:val="decimal"/>
-      <w:lvlText w:val="%3."/>
-      <w:lvlJc w:val="left"/>
-      <w:pPr>
-        <w:tabs>
-          <w:tab w:val="num" w:pos="2160"/>
-        </w:tabs>
-        <w:ind w:left="2160" w:hanging="360"/>
-      </w:pPr>
-    </w:lvl>
-    <w:lvl w:ilvl="3" w:tentative="1">
-      <w:start w:val="1"/>
-      <w:numFmt w:val="decimal"/>
-      <w:lvlText w:val="%4."/>
-      <w:lvlJc w:val="left"/>
-      <w:pPr>
-        <w:tabs>
-          <w:tab w:val="num" w:pos="2880"/>
-        </w:tabs>
-        <w:ind w:left="2880" w:hanging="360"/>
-      </w:pPr>
-    </w:lvl>
-    <w:lvl w:ilvl="4" w:tentative="1">
-      <w:start w:val="1"/>
-      <w:numFmt w:val="decimal"/>
-      <w:lvlText w:val="%5."/>
-      <w:lvlJc w:val="left"/>
-      <w:pPr>
-        <w:tabs>
-          <w:tab w:val="num" w:pos="3600"/>
-        </w:tabs>
-        <w:ind w:left="3600" w:hanging="360"/>
-      </w:pPr>
-    </w:lvl>
-    <w:lvl w:ilvl="5" w:tentative="1">
-      <w:start w:val="1"/>
-      <w:numFmt w:val="decimal"/>
-      <w:lvlText w:val="%6."/>
-      <w:lvlJc w:val="left"/>
-      <w:pPr>
-        <w:tabs>
-          <w:tab w:val="num" w:pos="4320"/>
-        </w:tabs>
-        <w:ind w:left="4320" w:hanging="360"/>
-      </w:pPr>
-    </w:lvl>
-    <w:lvl w:ilvl="6" w:tentative="1">
-      <w:start w:val="1"/>
-      <w:numFmt w:val="decimal"/>
-      <w:lvlText w:val="%7."/>
-      <w:lvlJc w:val="left"/>
-      <w:pPr>
-        <w:tabs>
-          <w:tab w:val="num" w:pos="5040"/>
-        </w:tabs>
-        <w:ind w:left="5040" w:hanging="360"/>
-      </w:pPr>
-    </w:lvl>
-    <w:lvl w:ilvl="7" w:tentative="1">
-      <w:start w:val="1"/>
-      <w:numFmt w:val="decimal"/>
-      <w:lvlText w:val="%8."/>
-      <w:lvlJc w:val="left"/>
-      <w:pPr>
-        <w:tabs>
-          <w:tab w:val="num" w:pos="5760"/>
-        </w:tabs>
-        <w:ind w:left="5760" w:hanging="360"/>
-      </w:pPr>
-    </w:lvl>
-    <w:lvl w:ilvl="8" w:tentative="1">
-      <w:start w:val="1"/>
-      <w:numFmt w:val="decimal"/>
-      <w:lvlText w:val="%9."/>
-      <w:lvlJc w:val="left"/>
-      <w:pPr>
-        <w:tabs>
-          <w:tab w:val="num" w:pos="6480"/>
-        </w:tabs>
-        <w:ind w:left="6480" w:hanging="360"/>
-      </w:pPr>
-    </w:lvl>
-  </w:abstractNum>
-  <w:abstractNum w:abstractNumId="46" w15:restartNumberingAfterBreak="0">
+  <w:abstractNum w:abstractNumId="34" w15:restartNumberingAfterBreak="0">
     <w:nsid w:val="74E370A7"/>
     <w:multiLevelType w:val="multilevel"/>
     <w:tmpl w:val="F95CF554"/>
@@ -11766,46 +11859,42 @@
       </w:rPr>
     </w:lvl>
   </w:abstractNum>
-  <w:abstractNum w:abstractNumId="47" w15:restartNumberingAfterBreak="0">
-    <w:nsid w:val="7D9058E4"/>
+  <w:abstractNum w:abstractNumId="35" w15:restartNumberingAfterBreak="0">
+    <w:nsid w:val="7D0F7F27"/>
     <w:multiLevelType w:val="multilevel"/>
-    <w:tmpl w:val="B4F0DCD6"/>
+    <w:tmpl w:val="C344A132"/>
     <w:lvl w:ilvl="0">
       <w:start w:val="1"/>
+      <w:numFmt w:val="decimal"/>
+      <w:lvlText w:val="%1."/>
+      <w:lvlJc w:val="left"/>
+      <w:pPr>
+        <w:tabs>
+          <w:tab w:val="num" w:pos="720"/>
+        </w:tabs>
+        <w:ind w:left="720" w:hanging="360"/>
+      </w:pPr>
+    </w:lvl>
+    <w:lvl w:ilvl="1">
+      <w:start w:val="1"/>
       <w:numFmt w:val="bullet"/>
       <w:lvlText w:val=""/>
       <w:lvlJc w:val="left"/>
       <w:pPr>
         <w:tabs>
-          <w:tab w:val="num" w:pos="720"/>
-        </w:tabs>
-        <w:ind w:left="720" w:hanging="360"/>
+          <w:tab w:val="num" w:pos="1440"/>
+        </w:tabs>
+        <w:ind w:left="1440" w:hanging="360"/>
       </w:pPr>
       <w:rPr>
         <w:rFonts w:ascii="Symbol" w:hAnsi="Symbol" w:hint="default"/>
         <w:sz w:val="20"/>
       </w:rPr>
     </w:lvl>
-    <w:lvl w:ilvl="1" w:tentative="1">
-      <w:start w:val="1"/>
-      <w:numFmt w:val="bullet"/>
-      <w:lvlText w:val="o"/>
-      <w:lvlJc w:val="left"/>
-      <w:pPr>
-        <w:tabs>
-          <w:tab w:val="num" w:pos="1440"/>
-        </w:tabs>
-        <w:ind w:left="1440" w:hanging="360"/>
-      </w:pPr>
-      <w:rPr>
-        <w:rFonts w:ascii="Courier New" w:hAnsi="Courier New" w:hint="default"/>
-        <w:sz w:val="20"/>
-      </w:rPr>
-    </w:lvl>
     <w:lvl w:ilvl="2" w:tentative="1">
       <w:start w:val="1"/>
-      <w:numFmt w:val="bullet"/>
-      <w:lvlText w:val=""/>
+      <w:numFmt w:val="decimal"/>
+      <w:lvlText w:val="%3."/>
       <w:lvlJc w:val="left"/>
       <w:pPr>
         <w:tabs>
@@ -11813,15 +11902,11 @@
         </w:tabs>
         <w:ind w:left="2160" w:hanging="360"/>
       </w:pPr>
-      <w:rPr>
-        <w:rFonts w:ascii="Wingdings" w:hAnsi="Wingdings" w:hint="default"/>
-        <w:sz w:val="20"/>
-      </w:rPr>
     </w:lvl>
     <w:lvl w:ilvl="3" w:tentative="1">
       <w:start w:val="1"/>
-      <w:numFmt w:val="bullet"/>
-      <w:lvlText w:val=""/>
+      <w:numFmt w:val="decimal"/>
+      <w:lvlText w:val="%4."/>
       <w:lvlJc w:val="left"/>
       <w:pPr>
         <w:tabs>
@@ -11829,15 +11914,11 @@
         </w:tabs>
         <w:ind w:left="2880" w:hanging="360"/>
       </w:pPr>
-      <w:rPr>
-        <w:rFonts w:ascii="Wingdings" w:hAnsi="Wingdings" w:hint="default"/>
-        <w:sz w:val="20"/>
-      </w:rPr>
     </w:lvl>
     <w:lvl w:ilvl="4" w:tentative="1">
       <w:start w:val="1"/>
-      <w:numFmt w:val="bullet"/>
-      <w:lvlText w:val=""/>
+      <w:numFmt w:val="decimal"/>
+      <w:lvlText w:val="%5."/>
       <w:lvlJc w:val="left"/>
       <w:pPr>
         <w:tabs>
@@ -11845,15 +11926,11 @@
         </w:tabs>
         <w:ind w:left="3600" w:hanging="360"/>
       </w:pPr>
-      <w:rPr>
-        <w:rFonts w:ascii="Wingdings" w:hAnsi="Wingdings" w:hint="default"/>
-        <w:sz w:val="20"/>
-      </w:rPr>
     </w:lvl>
     <w:lvl w:ilvl="5" w:tentative="1">
       <w:start w:val="1"/>
-      <w:numFmt w:val="bullet"/>
-      <w:lvlText w:val=""/>
+      <w:numFmt w:val="decimal"/>
+      <w:lvlText w:val="%6."/>
       <w:lvlJc w:val="left"/>
       <w:pPr>
         <w:tabs>
@@ -11861,15 +11938,11 @@
         </w:tabs>
         <w:ind w:left="4320" w:hanging="360"/>
       </w:pPr>
-      <w:rPr>
-        <w:rFonts w:ascii="Wingdings" w:hAnsi="Wingdings" w:hint="default"/>
-        <w:sz w:val="20"/>
-      </w:rPr>
     </w:lvl>
     <w:lvl w:ilvl="6" w:tentative="1">
       <w:start w:val="1"/>
-      <w:numFmt w:val="bullet"/>
-      <w:lvlText w:val=""/>
+      <w:numFmt w:val="decimal"/>
+      <w:lvlText w:val="%7."/>
       <w:lvlJc w:val="left"/>
       <w:pPr>
         <w:tabs>
@@ -11877,15 +11950,11 @@
         </w:tabs>
         <w:ind w:left="5040" w:hanging="360"/>
       </w:pPr>
-      <w:rPr>
-        <w:rFonts w:ascii="Wingdings" w:hAnsi="Wingdings" w:hint="default"/>
-        <w:sz w:val="20"/>
-      </w:rPr>
     </w:lvl>
     <w:lvl w:ilvl="7" w:tentative="1">
       <w:start w:val="1"/>
-      <w:numFmt w:val="bullet"/>
-      <w:lvlText w:val=""/>
+      <w:numFmt w:val="decimal"/>
+      <w:lvlText w:val="%8."/>
       <w:lvlJc w:val="left"/>
       <w:pPr>
         <w:tabs>
@@ -11893,15 +11962,11 @@
         </w:tabs>
         <w:ind w:left="5760" w:hanging="360"/>
       </w:pPr>
-      <w:rPr>
-        <w:rFonts w:ascii="Wingdings" w:hAnsi="Wingdings" w:hint="default"/>
-        <w:sz w:val="20"/>
-      </w:rPr>
     </w:lvl>
     <w:lvl w:ilvl="8" w:tentative="1">
       <w:start w:val="1"/>
-      <w:numFmt w:val="bullet"/>
-      <w:lvlText w:val=""/>
+      <w:numFmt w:val="decimal"/>
+      <w:lvlText w:val="%9."/>
       <w:lvlJc w:val="left"/>
       <w:pPr>
         <w:tabs>
@@ -11909,13 +11974,9 @@
         </w:tabs>
         <w:ind w:left="6480" w:hanging="360"/>
       </w:pPr>
-      <w:rPr>
-        <w:rFonts w:ascii="Wingdings" w:hAnsi="Wingdings" w:hint="default"/>
-        <w:sz w:val="20"/>
-      </w:rPr>
     </w:lvl>
   </w:abstractNum>
-  <w:abstractNum w:abstractNumId="48" w15:restartNumberingAfterBreak="0">
+  <w:abstractNum w:abstractNumId="36" w15:restartNumberingAfterBreak="0">
     <w:nsid w:val="7DD82101"/>
     <w:multiLevelType w:val="multilevel"/>
     <w:tmpl w:val="B1720490"/>
@@ -12032,7 +12093,7 @@
       </w:pPr>
     </w:lvl>
   </w:abstractNum>
-  <w:abstractNum w:abstractNumId="49" w15:restartNumberingAfterBreak="0">
+  <w:abstractNum w:abstractNumId="37" w15:restartNumberingAfterBreak="0">
     <w:nsid w:val="7EA66E4A"/>
     <w:multiLevelType w:val="hybridMultilevel"/>
     <w:tmpl w:val="B6AC5D6C"/>
@@ -12146,155 +12207,120 @@
     </w:lvl>
   </w:abstractNum>
   <w:num w:numId="1" w16cid:durableId="263462304">
+    <w:abstractNumId w:val="5"/>
+  </w:num>
+  <w:num w:numId="2" w16cid:durableId="564534151">
+    <w:abstractNumId w:val="15"/>
+  </w:num>
+  <w:num w:numId="3" w16cid:durableId="1430197811">
+    <w:abstractNumId w:val="20"/>
+  </w:num>
+  <w:num w:numId="4" w16cid:durableId="767240919">
+    <w:abstractNumId w:val="23"/>
+  </w:num>
+  <w:num w:numId="5" w16cid:durableId="616449105">
+    <w:abstractNumId w:val="9"/>
+  </w:num>
+  <w:num w:numId="6" w16cid:durableId="1659112841">
+    <w:abstractNumId w:val="8"/>
+  </w:num>
+  <w:num w:numId="7" w16cid:durableId="361902389">
+    <w:abstractNumId w:val="34"/>
+  </w:num>
+  <w:num w:numId="8" w16cid:durableId="763110856">
+    <w:abstractNumId w:val="18"/>
+  </w:num>
+  <w:num w:numId="9" w16cid:durableId="941842012">
+    <w:abstractNumId w:val="16"/>
+  </w:num>
+  <w:num w:numId="10" w16cid:durableId="590359427">
+    <w:abstractNumId w:val="36"/>
+  </w:num>
+  <w:num w:numId="11" w16cid:durableId="1965767076">
+    <w:abstractNumId w:val="13"/>
+  </w:num>
+  <w:num w:numId="12" w16cid:durableId="1419862705">
+    <w:abstractNumId w:val="7"/>
+  </w:num>
+  <w:num w:numId="13" w16cid:durableId="1038048385">
+    <w:abstractNumId w:val="37"/>
+  </w:num>
+  <w:num w:numId="14" w16cid:durableId="1741515854">
     <w:abstractNumId w:val="12"/>
   </w:num>
-  <w:num w:numId="2" w16cid:durableId="844708118">
-    <w:abstractNumId w:val="9"/>
+  <w:num w:numId="15" w16cid:durableId="1767845067">
+    <w:abstractNumId w:val="25"/>
   </w:num>
-  <w:num w:numId="3" w16cid:durableId="959797020">
+  <w:num w:numId="16" w16cid:durableId="1890997987">
+    <w:abstractNumId w:val="10"/>
+  </w:num>
+  <w:num w:numId="17" w16cid:durableId="1311639034">
+    <w:abstractNumId w:val="2"/>
+  </w:num>
+  <w:num w:numId="18" w16cid:durableId="714699361">
+    <w:abstractNumId w:val="33"/>
+  </w:num>
+  <w:num w:numId="19" w16cid:durableId="1064334321">
+    <w:abstractNumId w:val="27"/>
+  </w:num>
+  <w:num w:numId="20" w16cid:durableId="2008750016">
+    <w:abstractNumId w:val="14"/>
+  </w:num>
+  <w:num w:numId="21" w16cid:durableId="1970744041">
+    <w:abstractNumId w:val="0"/>
+  </w:num>
+  <w:num w:numId="22" w16cid:durableId="2120252685">
+    <w:abstractNumId w:val="29"/>
+  </w:num>
+  <w:num w:numId="23" w16cid:durableId="240872317">
+    <w:abstractNumId w:val="11"/>
+  </w:num>
+  <w:num w:numId="24" w16cid:durableId="429082624">
+    <w:abstractNumId w:val="26"/>
+  </w:num>
+  <w:num w:numId="25" w16cid:durableId="637954216">
+    <w:abstractNumId w:val="4"/>
+  </w:num>
+  <w:num w:numId="26" w16cid:durableId="301662890">
     <w:abstractNumId w:val="31"/>
   </w:num>
-  <w:num w:numId="4" w16cid:durableId="815032760">
+  <w:num w:numId="27" w16cid:durableId="615521460">
+    <w:abstractNumId w:val="19"/>
+  </w:num>
+  <w:num w:numId="28" w16cid:durableId="801265353">
+    <w:abstractNumId w:val="3"/>
+  </w:num>
+  <w:num w:numId="29" w16cid:durableId="1660422361">
+    <w:abstractNumId w:val="1"/>
+  </w:num>
+  <w:num w:numId="30" w16cid:durableId="1093166550">
     <w:abstractNumId w:val="17"/>
   </w:num>
-  <w:num w:numId="5" w16cid:durableId="2099714972">
-    <w:abstractNumId w:val="45"/>
+  <w:num w:numId="31" w16cid:durableId="1709136657">
+    <w:abstractNumId w:val="21"/>
   </w:num>
-  <w:num w:numId="6" w16cid:durableId="1854958694">
-    <w:abstractNumId w:val="43"/>
-  </w:num>
-  <w:num w:numId="7" w16cid:durableId="1640770199">
-    <w:abstractNumId w:val="23"/>
-  </w:num>
-  <w:num w:numId="8" w16cid:durableId="1431312241">
-    <w:abstractNumId w:val="20"/>
-  </w:num>
-  <w:num w:numId="9" w16cid:durableId="121460738">
-    <w:abstractNumId w:val="3"/>
-  </w:num>
-  <w:num w:numId="10" w16cid:durableId="1627735175">
-    <w:abstractNumId w:val="47"/>
-  </w:num>
-  <w:num w:numId="11" w16cid:durableId="564534151">
-    <w:abstractNumId w:val="27"/>
-  </w:num>
-  <w:num w:numId="12" w16cid:durableId="1430197811">
+  <w:num w:numId="32" w16cid:durableId="1153107074">
     <w:abstractNumId w:val="32"/>
   </w:num>
-  <w:num w:numId="13" w16cid:durableId="767240919">
-    <w:abstractNumId w:val="34"/>
+  <w:num w:numId="33" w16cid:durableId="603995125">
+    <w:abstractNumId w:val="6"/>
   </w:num>
-  <w:num w:numId="14" w16cid:durableId="616449105">
-    <w:abstractNumId w:val="16"/>
+  <w:num w:numId="34" w16cid:durableId="1641032950">
+    <w:abstractNumId w:val="22"/>
   </w:num>
-  <w:num w:numId="15" w16cid:durableId="1659112841">
-    <w:abstractNumId w:val="15"/>
+  <w:num w:numId="35" w16cid:durableId="1418214431">
+    <w:abstractNumId w:val="35"/>
   </w:num>
-  <w:num w:numId="16" w16cid:durableId="361902389">
-    <w:abstractNumId w:val="46"/>
+  <w:num w:numId="36" w16cid:durableId="381834955">
+    <w:abstractNumId w:val="30"/>
   </w:num>
-  <w:num w:numId="17" w16cid:durableId="737630822">
-    <w:abstractNumId w:val="33"/>
-  </w:num>
-  <w:num w:numId="18" w16cid:durableId="561332247">
-    <w:abstractNumId w:val="25"/>
-  </w:num>
-  <w:num w:numId="19" w16cid:durableId="38674484">
-    <w:abstractNumId w:val="1"/>
-  </w:num>
-  <w:num w:numId="20" w16cid:durableId="1656839571">
-    <w:abstractNumId w:val="19"/>
-  </w:num>
-  <w:num w:numId="21" w16cid:durableId="1768769170">
-    <w:abstractNumId w:val="5"/>
-  </w:num>
-  <w:num w:numId="22" w16cid:durableId="763110856">
-    <w:abstractNumId w:val="29"/>
-  </w:num>
-  <w:num w:numId="23" w16cid:durableId="941842012">
+  <w:num w:numId="37" w16cid:durableId="266275382">
     <w:abstractNumId w:val="28"/>
   </w:num>
-  <w:num w:numId="24" w16cid:durableId="590359427">
-    <w:abstractNumId w:val="48"/>
-  </w:num>
-  <w:num w:numId="25" w16cid:durableId="2096856221">
-    <w:abstractNumId w:val="42"/>
-  </w:num>
-  <w:num w:numId="26" w16cid:durableId="1915623950">
-    <w:abstractNumId w:val="35"/>
-  </w:num>
-  <w:num w:numId="27" w16cid:durableId="1965767076">
+  <w:num w:numId="38" w16cid:durableId="1368484729">
     <w:abstractNumId w:val="24"/>
   </w:num>
-  <w:num w:numId="28" w16cid:durableId="467481181">
-    <w:abstractNumId w:val="4"/>
-  </w:num>
-  <w:num w:numId="29" w16cid:durableId="1419862705">
-    <w:abstractNumId w:val="14"/>
-  </w:num>
-  <w:num w:numId="30" w16cid:durableId="1038048385">
-    <w:abstractNumId w:val="49"/>
-  </w:num>
-  <w:num w:numId="31" w16cid:durableId="1741515854">
-    <w:abstractNumId w:val="22"/>
-  </w:num>
-  <w:num w:numId="32" w16cid:durableId="1767845067">
-    <w:abstractNumId w:val="36"/>
-  </w:num>
-  <w:num w:numId="33" w16cid:durableId="1890997987">
-    <w:abstractNumId w:val="18"/>
-  </w:num>
-  <w:num w:numId="34" w16cid:durableId="1311639034">
-    <w:abstractNumId w:val="7"/>
-  </w:num>
-  <w:num w:numId="35" w16cid:durableId="714699361">
-    <w:abstractNumId w:val="44"/>
-  </w:num>
-  <w:num w:numId="36" w16cid:durableId="1064334321">
-    <w:abstractNumId w:val="38"/>
-  </w:num>
-  <w:num w:numId="37" w16cid:durableId="2008750016">
-    <w:abstractNumId w:val="26"/>
-  </w:num>
-  <w:num w:numId="38" w16cid:durableId="187179973">
-    <w:abstractNumId w:val="2"/>
-  </w:num>
-  <w:num w:numId="39" w16cid:durableId="1970744041">
-    <w:abstractNumId w:val="0"/>
-  </w:num>
-  <w:num w:numId="40" w16cid:durableId="2120252685">
-    <w:abstractNumId w:val="40"/>
-  </w:num>
-  <w:num w:numId="41" w16cid:durableId="240872317">
-    <w:abstractNumId w:val="21"/>
-  </w:num>
-  <w:num w:numId="42" w16cid:durableId="1405185126">
-    <w:abstractNumId w:val="6"/>
-  </w:num>
-  <w:num w:numId="43" w16cid:durableId="1964458790">
-    <w:abstractNumId w:val="39"/>
-  </w:num>
-  <w:num w:numId="44" w16cid:durableId="772212476">
-    <w:abstractNumId w:val="13"/>
-  </w:num>
-  <w:num w:numId="45" w16cid:durableId="331102145">
-    <w:abstractNumId w:val="11"/>
-  </w:num>
-  <w:num w:numId="46" w16cid:durableId="429082624">
-    <w:abstractNumId w:val="37"/>
-  </w:num>
-  <w:num w:numId="47" w16cid:durableId="637954216">
-    <w:abstractNumId w:val="10"/>
-  </w:num>
-  <w:num w:numId="48" w16cid:durableId="301662890">
-    <w:abstractNumId w:val="41"/>
-  </w:num>
-  <w:num w:numId="49" w16cid:durableId="615521460">
-    <w:abstractNumId w:val="30"/>
-  </w:num>
-  <w:num w:numId="50" w16cid:durableId="801265353">
-    <w:abstractNumId w:val="8"/>
-  </w:num>
+  <w:numIdMacAtCleanup w:val="34"/>
 </w:numbering>
 </file>
 

--- a/focus study mobile setup.docx
+++ b/focus study mobile setup.docx
@@ -1657,7 +1657,15 @@
         <w:t>Meditation</w:t>
       </w:r>
       <w:r>
-        <w:t xml:space="preserve">: Try 5–10 minute meditation before study (apps like </w:t>
+        <w:t>: Try 5–</w:t>
+      </w:r>
+      <w:proofErr w:type="gramStart"/>
+      <w:r>
+        <w:t>10 minute</w:t>
+      </w:r>
+      <w:proofErr w:type="gramEnd"/>
+      <w:r>
+        <w:t xml:space="preserve"> meditation before study (apps like </w:t>
       </w:r>
       <w:r>
         <w:rPr>
@@ -1892,8 +1900,13 @@
             <w:hideMark/>
           </w:tcPr>
           <w:p>
+            <w:proofErr w:type="gramStart"/>
             <w:r>
-              <w:t>Mutes notifications</w:t>
+              <w:t>Mutes</w:t>
+            </w:r>
+            <w:proofErr w:type="gramEnd"/>
+            <w:r>
+              <w:t xml:space="preserve"> notifications</w:t>
             </w:r>
           </w:p>
         </w:tc>
@@ -2704,7 +2717,15 @@
         </w:numPr>
       </w:pPr>
       <w:r>
-        <w:t>#no internet symbol issue.</w:t>
+        <w:t>#</w:t>
+      </w:r>
+      <w:proofErr w:type="gramStart"/>
+      <w:r>
+        <w:t>no</w:t>
+      </w:r>
+      <w:proofErr w:type="gramEnd"/>
+      <w:r>
+        <w:t xml:space="preserve"> internet symbol issue.</w:t>
       </w:r>
     </w:p>
     <w:p>
@@ -2941,7 +2962,15 @@
         <w:pStyle w:val="NoSpacing"/>
       </w:pPr>
       <w:r>
-        <w:t xml:space="preserve">// usually the </w:t>
+        <w:t xml:space="preserve">// </w:t>
+      </w:r>
+      <w:proofErr w:type="gramStart"/>
+      <w:r>
+        <w:t>usually</w:t>
+      </w:r>
+      <w:proofErr w:type="gramEnd"/>
+      <w:r>
+        <w:t xml:space="preserve"> the </w:t>
       </w:r>
       <w:proofErr w:type="spellStart"/>
       <w:r>
@@ -2968,6 +2997,7 @@
         <w:t xml:space="preserve"> </w:t>
       </w:r>
       <w:proofErr w:type="spellStart"/>
+      <w:proofErr w:type="gramStart"/>
       <w:r>
         <w:t>recommed</w:t>
       </w:r>
@@ -2975,6 +3005,7 @@
       <w:r>
         <w:t xml:space="preserve"> .</w:t>
       </w:r>
+      <w:proofErr w:type="gramEnd"/>
     </w:p>
     <w:p>
       <w:r>
@@ -3551,7 +3582,15 @@
         <w:t xml:space="preserve"> Built-in hidden function accessed with code #9705#</w:t>
       </w:r>
       <w:r>
-        <w:t>. Make code an longer.</w:t>
+        <w:t xml:space="preserve">. Make code </w:t>
+      </w:r>
+      <w:proofErr w:type="gramStart"/>
+      <w:r>
+        <w:t>an</w:t>
+      </w:r>
+      <w:proofErr w:type="gramEnd"/>
+      <w:r>
+        <w:t xml:space="preserve"> longer.</w:t>
       </w:r>
       <w:r>
         <w:br/>
@@ -4808,7 +4847,15 @@
     </w:p>
     <w:p>
       <w:r>
-        <w:t xml:space="preserve">There is a app called </w:t>
+        <w:t xml:space="preserve">There is </w:t>
+      </w:r>
+      <w:proofErr w:type="gramStart"/>
+      <w:r>
+        <w:t>a</w:t>
+      </w:r>
+      <w:proofErr w:type="gramEnd"/>
+      <w:r>
+        <w:t xml:space="preserve"> app called </w:t>
       </w:r>
       <w:proofErr w:type="spellStart"/>
       <w:r>
@@ -4816,7 +4863,15 @@
       </w:r>
       <w:proofErr w:type="spellEnd"/>
       <w:r>
-        <w:t xml:space="preserve"> that I can easily installed. So from that I can download .torrent </w:t>
+        <w:t xml:space="preserve"> that I can easily installed. </w:t>
+      </w:r>
+      <w:proofErr w:type="gramStart"/>
+      <w:r>
+        <w:t>So</w:t>
+      </w:r>
+      <w:proofErr w:type="gramEnd"/>
+      <w:r>
+        <w:t xml:space="preserve"> from that I can download .torrent </w:t>
       </w:r>
       <w:proofErr w:type="spellStart"/>
       <w:r>
@@ -4824,7 +4879,15 @@
       </w:r>
       <w:proofErr w:type="spellEnd"/>
       <w:r>
-        <w:t xml:space="preserve"> and I can download movies easily. So solution: is to block that Microsoft sites from hosts.</w:t>
+        <w:t xml:space="preserve"> and I can download movies easily. </w:t>
+      </w:r>
+      <w:proofErr w:type="gramStart"/>
+      <w:r>
+        <w:t>So</w:t>
+      </w:r>
+      <w:proofErr w:type="gramEnd"/>
+      <w:r>
+        <w:t xml:space="preserve"> solution: is to block that Microsoft sites from hosts.</w:t>
       </w:r>
     </w:p>
     <w:p>
@@ -5570,7 +5633,7 @@
     <w:p>
       <w:r>
         <w:pict w14:anchorId="66D248EA">
-          <v:rect id="_x0000_i1090" style="width:0;height:0" o:hralign="center" o:hrstd="t" o:hr="t" fillcolor="#a0a0a0" stroked="f"/>
+          <v:rect id="_x0000_i1048" style="width:0;height:0" o:hralign="center" o:hrstd="t" o:hr="t" fillcolor="#a0a0a0" stroked="f"/>
         </w:pict>
       </w:r>
     </w:p>
@@ -5677,7 +5740,7 @@
       <w:r>
         <w:lastRenderedPageBreak/>
         <w:pict w14:anchorId="2C4417A5">
-          <v:rect id="_x0000_i1091" style="width:0;height:0" o:hralign="center" o:hrstd="t" o:hr="t" fillcolor="#a0a0a0" stroked="f"/>
+          <v:rect id="_x0000_i1049" style="width:0;height:0" o:hralign="center" o:hrstd="t" o:hr="t" fillcolor="#a0a0a0" stroked="f"/>
         </w:pict>
       </w:r>
     </w:p>
@@ -5830,9 +5893,29 @@
         <w:t xml:space="preserve">#####in my case my one is: </w:t>
       </w:r>
       <w:r>
-        <w:t>C:\Program Files\WindowsApps\Microsoft.WindowsStore_22602.1401.3.0_x64__8wekyb3d8bbwe</w:t>
-      </w:r>
-    </w:p>
+        <w:t xml:space="preserve">C:\Program </w:t>
+      </w:r>
+      <w:r>
+        <w:t>C:\Program Files\</w:t>
+      </w:r>
+      <w:proofErr w:type="spellStart"/>
+      <w:r>
+        <w:t>WindowsApps</w:t>
+      </w:r>
+      <w:proofErr w:type="spellEnd"/>
+      <w:r>
+        <w:t>\</w:t>
+      </w:r>
+      <w:proofErr w:type="spellStart"/>
+      <w:r>
+        <w:t>Microsoft.WindowsStore</w:t>
+      </w:r>
+      <w:proofErr w:type="spellEnd"/>
+      <w:r>
+        <w:t>_*\WinStore.App.exe</w:t>
+      </w:r>
+    </w:p>
+    <w:p/>
     <w:p/>
     <w:p>
       <w:r>
@@ -5978,7 +6061,7 @@
     <w:p>
       <w:r>
         <w:pict w14:anchorId="4B4BE3B1">
-          <v:rect id="_x0000_i1092" style="width:0;height:0" o:hralign="center" o:hrstd="t" o:hr="t" fillcolor="#a0a0a0" stroked="f"/>
+          <v:rect id="_x0000_i1050" style="width:0;height:0" o:hralign="center" o:hrstd="t" o:hr="t" fillcolor="#a0a0a0" stroked="f"/>
         </w:pict>
       </w:r>
     </w:p>
@@ -6042,7 +6125,7 @@
     <w:p>
       <w:r>
         <w:pict w14:anchorId="396AD378">
-          <v:rect id="_x0000_i1093" style="width:0;height:0" o:hralign="center" o:hrstd="t" o:hr="t" fillcolor="#a0a0a0" stroked="f"/>
+          <v:rect id="_x0000_i1051" style="width:0;height:0" o:hralign="center" o:hrstd="t" o:hr="t" fillcolor="#a0a0a0" stroked="f"/>
         </w:pict>
       </w:r>
     </w:p>
@@ -6104,6 +6187,7 @@
         </w:numPr>
       </w:pPr>
       <w:r>
+        <w:lastRenderedPageBreak/>
         <w:t>You may need to:</w:t>
       </w:r>
     </w:p>
@@ -6115,7 +6199,6 @@
         </w:numPr>
       </w:pPr>
       <w:r>
-        <w:lastRenderedPageBreak/>
         <w:t>Enable </w:t>
       </w:r>
       <w:r>
@@ -6161,7 +6244,7 @@
     <w:p>
       <w:r>
         <w:pict w14:anchorId="523F7816">
-          <v:rect id="_x0000_i1094" style="width:0;height:0" o:hralign="center" o:hrstd="t" o:hr="t" fillcolor="#a0a0a0" stroked="f"/>
+          <v:rect id="_x0000_i1052" style="width:0;height:0" o:hralign="center" o:hrstd="t" o:hr="t" fillcolor="#a0a0a0" stroked="f"/>
         </w:pict>
       </w:r>
     </w:p>
@@ -6285,7 +6368,7 @@
     <w:p>
       <w:r>
         <w:pict w14:anchorId="67EEC77F">
-          <v:rect id="_x0000_i1095" style="width:0;height:0" o:hralign="center" o:hrstd="t" o:hr="t" fillcolor="#a0a0a0" stroked="f"/>
+          <v:rect id="_x0000_i1053" style="width:0;height:0" o:hralign="center" o:hrstd="t" o:hr="t" fillcolor="#a0a0a0" stroked="f"/>
         </w:pict>
       </w:r>
     </w:p>
@@ -6337,7 +6420,7 @@
     <w:p>
       <w:r>
         <w:pict w14:anchorId="4E68355E">
-          <v:rect id="_x0000_i1096" style="width:0;height:0" o:hralign="center" o:hrstd="t" o:hr="t" fillcolor="#a0a0a0" stroked="f"/>
+          <v:rect id="_x0000_i1054" style="width:0;height:0" o:hralign="center" o:hrstd="t" o:hr="t" fillcolor="#a0a0a0" stroked="f"/>
         </w:pict>
       </w:r>
     </w:p>
@@ -6455,7 +6538,7 @@
     <w:p>
       <w:r>
         <w:pict w14:anchorId="10DE48D3">
-          <v:rect id="_x0000_i1140" style="width:0;height:0" o:hralign="center" o:hrstd="t" o:hr="t" fillcolor="#a0a0a0" stroked="f"/>
+          <v:rect id="_x0000_i1055" style="width:0;height:0" o:hralign="center" o:hrstd="t" o:hr="t" fillcolor="#a0a0a0" stroked="f"/>
         </w:pict>
       </w:r>
     </w:p>
@@ -6558,12 +6641,12 @@
     </w:p>
     <w:p>
       <w:r>
+        <w:lastRenderedPageBreak/>
         <w:t>Now check again:</w:t>
       </w:r>
     </w:p>
     <w:p>
       <w:r>
-        <w:lastRenderedPageBreak/>
         <w:t>C:\Program Files\</w:t>
       </w:r>
     </w:p>
@@ -6587,7 +6670,7 @@
     <w:p>
       <w:r>
         <w:pict w14:anchorId="3A9C73D6">
-          <v:rect id="_x0000_i1141" style="width:0;height:0" o:hralign="center" o:hrstd="t" o:hr="t" fillcolor="#a0a0a0" stroked="f"/>
+          <v:rect id="_x0000_i1056" style="width:0;height:0" o:hralign="center" o:hrstd="t" o:hr="t" fillcolor="#a0a0a0" stroked="f"/>
         </w:pict>
       </w:r>
     </w:p>
@@ -6739,7 +6822,7 @@
     <w:p>
       <w:r>
         <w:pict w14:anchorId="1F14A087">
-          <v:rect id="_x0000_i1142" style="width:0;height:0" o:hralign="center" o:hrstd="t" o:hr="t" fillcolor="#a0a0a0" stroked="f"/>
+          <v:rect id="_x0000_i1057" style="width:0;height:0" o:hralign="center" o:hrstd="t" o:hr="t" fillcolor="#a0a0a0" stroked="f"/>
         </w:pict>
       </w:r>
     </w:p>
@@ -6789,7 +6872,7 @@
     <w:p>
       <w:r>
         <w:pict w14:anchorId="755F0EF7">
-          <v:rect id="_x0000_i1143" style="width:0;height:0" o:hralign="center" o:hrstd="t" o:hr="t" fillcolor="#a0a0a0" stroked="f"/>
+          <v:rect id="_x0000_i1058" style="width:0;height:0" o:hralign="center" o:hrstd="t" o:hr="t" fillcolor="#a0a0a0" stroked="f"/>
         </w:pict>
       </w:r>
     </w:p>
@@ -6963,8 +7046,9 @@
     </w:p>
     <w:p>
       <w:r>
+        <w:lastRenderedPageBreak/>
         <w:pict w14:anchorId="5ACE1536">
-          <v:rect id="_x0000_i1144" style="width:0;height:0" o:hralign="center" o:hrstd="t" o:hr="t" fillcolor="#a0a0a0" stroked="f"/>
+          <v:rect id="_x0000_i1059" style="width:0;height:0" o:hralign="center" o:hrstd="t" o:hr="t" fillcolor="#a0a0a0" stroked="f"/>
         </w:pict>
       </w:r>
     </w:p>
@@ -6981,7 +7065,6 @@
           <w:b/>
           <w:bCs/>
         </w:rPr>
-        <w:lastRenderedPageBreak/>
         <w:t>💡</w:t>
       </w:r>
       <w:r>
@@ -7017,7 +7100,7 @@
     <w:p>
       <w:r>
         <w:pict w14:anchorId="2F109FA5">
-          <v:rect id="_x0000_i1145" style="width:0;height:0" o:hralign="center" o:hrstd="t" o:hr="t" fillcolor="#a0a0a0" stroked="f"/>
+          <v:rect id="_x0000_i1060" style="width:0;height:0" o:hralign="center" o:hrstd="t" o:hr="t" fillcolor="#a0a0a0" stroked="f"/>
         </w:pict>
       </w:r>
     </w:p>
